--- a/小组项目报告-已完成.docx
+++ b/小组项目报告-已完成.docx
@@ -20,16 +20,16 @@
         <mc:AlternateContent>
           <mc:Choice Requires="wps">
             <w:drawing>
-              <wp:anchor distT="0" distB="0" distL="114300" distR="114300" simplePos="0" relativeHeight="251659264" behindDoc="0" locked="0" layoutInCell="1" allowOverlap="1" wp14:anchorId="6B048ED0" wp14:editId="28E7B448">
+              <wp:anchor distT="0" distB="0" distL="114300" distR="114300" simplePos="0" relativeHeight="251671552" behindDoc="0" locked="0" layoutInCell="1" allowOverlap="1" wp14:anchorId="0AA8806A" wp14:editId="34B02AA9">
                 <wp:simplePos x="0" y="0"/>
                 <wp:positionH relativeFrom="column">
-                  <wp:posOffset>114300</wp:posOffset>
+                  <wp:posOffset>-361950</wp:posOffset>
                 </wp:positionH>
                 <wp:positionV relativeFrom="paragraph">
-                  <wp:posOffset>927100</wp:posOffset>
+                  <wp:posOffset>889000</wp:posOffset>
                 </wp:positionV>
-                <wp:extent cx="5438775" cy="1271905"/>
-                <wp:effectExtent l="0" t="0" r="28575" b="21590"/>
+                <wp:extent cx="6051550" cy="1271905"/>
+                <wp:effectExtent l="0" t="0" r="25400" b="12700"/>
                 <wp:wrapNone/>
                 <wp:docPr id="1" name="文本框 1"/>
                 <wp:cNvGraphicFramePr>
@@ -44,7 +44,7 @@
                       <wps:spPr bwMode="auto">
                         <a:xfrm>
                           <a:off x="0" y="0"/>
-                          <a:ext cx="5438775" cy="1271905"/>
+                          <a:ext cx="6051550" cy="1271905"/>
                         </a:xfrm>
                         <a:prstGeom prst="rect">
                           <a:avLst/>
@@ -65,9 +65,9 @@
                         <w:txbxContent>
                           <w:p>
                             <w:pPr>
-                              <w:jc w:val="center"/>
                               <w:rPr>
                                 <w:rFonts w:ascii="宋体" w:eastAsia="宋体" w:hAnsi="宋体"/>
+                                <w:u w:val="single"/>
                                 <w:lang w:eastAsia="zh-CN"/>
                               </w:rPr>
                             </w:pPr>
@@ -106,29 +106,47 @@
                               </w:rPr>
                               <w:t>邮箱：</w:t>
                             </w:r>
-                            <w:hyperlink r:id="rId6" w:history="1">
-                              <w:r>
-                                <w:rPr>
-                                  <w:rStyle w:val="a7"/>
-                                  <w:rFonts w:ascii="宋体" w:eastAsia="宋体" w:hAnsi="宋体" w:hint="eastAsia"/>
-                                  <w:lang w:eastAsia="zh-CN"/>
-                                </w:rPr>
-                                <w:t>haocailiang</w:t>
-                              </w:r>
-                              <w:r>
-                                <w:rPr>
-                                  <w:rStyle w:val="a7"/>
-                                  <w:rFonts w:ascii="宋体" w:eastAsia="宋体" w:hAnsi="宋体"/>
-                                  <w:lang w:eastAsia="zh-CN"/>
-                                </w:rPr>
-                                <w:t>@seu.edu.cn</w:t>
-                              </w:r>
-                            </w:hyperlink>
-                            <w:r>
-                              <w:rPr>
+                            <w:r>
+                              <w:fldChar w:fldCharType="begin"/>
+                            </w:r>
+                            <w:r>
+                              <w:rPr>
+                                <w:lang w:eastAsia="zh-CN"/>
+                              </w:rPr>
+                              <w:instrText xml:space="preserve"> HYPERLINK "mailto:haocailiang@seu.edu.cn" </w:instrText>
+                            </w:r>
+                            <w:r>
+                              <w:fldChar w:fldCharType="separate"/>
+                            </w:r>
+                            <w:r>
+                              <w:rPr>
+                                <w:rStyle w:val="a7"/>
+                                <w:rFonts w:ascii="宋体" w:eastAsia="宋体" w:hAnsi="宋体" w:hint="eastAsia"/>
+                                <w:lang w:eastAsia="zh-CN"/>
+                              </w:rPr>
+                              <w:t>haocailiang</w:t>
+                            </w:r>
+                            <w:r>
+                              <w:rPr>
+                                <w:rStyle w:val="a7"/>
                                 <w:rFonts w:ascii="宋体" w:eastAsia="宋体" w:hAnsi="宋体"/>
                                 <w:lang w:eastAsia="zh-CN"/>
                               </w:rPr>
+                              <w:t>@seu.edu.cn</w:t>
+                            </w:r>
+                            <w:r>
+                              <w:rPr>
+                                <w:rStyle w:val="a7"/>
+                                <w:rFonts w:ascii="宋体" w:eastAsia="宋体" w:hAnsi="宋体"/>
+                                <w:lang w:eastAsia="zh-CN"/>
+                              </w:rPr>
+                              <w:fldChar w:fldCharType="end"/>
+                            </w:r>
+                            <w:r>
+                              <w:rPr>
+                                <w:rFonts w:ascii="宋体" w:eastAsia="宋体" w:hAnsi="宋体"/>
+                                <w:lang w:eastAsia="zh-CN"/>
+                              </w:rPr>
                               <w:t xml:space="preserve"> 分工</w:t>
                             </w:r>
                             <w:r>
@@ -138,14 +156,36 @@
                               </w:rPr>
                               <w:t>：用户模块</w:t>
                             </w:r>
-                          </w:p>
-                          <w:p>
-                            <w:pPr>
-                              <w:jc w:val="center"/>
+                            <w:r>
+                              <w:rPr>
+                                <w:rFonts w:ascii="宋体" w:eastAsia="宋体" w:hAnsi="宋体" w:hint="eastAsia"/>
+                                <w:lang w:eastAsia="zh-CN"/>
+                              </w:rPr>
+                              <w:t xml:space="preserve"> </w:t>
+                            </w:r>
+                            <w:r>
                               <w:rPr>
                                 <w:rFonts w:ascii="宋体" w:eastAsia="宋体" w:hAnsi="宋体"/>
                                 <w:lang w:eastAsia="zh-CN"/>
                               </w:rPr>
+                              <w:t xml:space="preserve">  </w:t>
+                            </w:r>
+                            <w:r>
+                              <w:rPr>
+                                <w:rFonts w:ascii="宋体" w:eastAsia="宋体" w:hAnsi="宋体"/>
+                                <w:u w:val="single"/>
+                                <w:lang w:eastAsia="zh-CN"/>
+                              </w:rPr>
+                              <w:t xml:space="preserve">          </w:t>
+                            </w:r>
+                          </w:p>
+                          <w:p>
+                            <w:pPr>
+                              <w:rPr>
+                                <w:rFonts w:ascii="宋体" w:eastAsia="宋体" w:hAnsi="宋体"/>
+                                <w:u w:val="single"/>
+                                <w:lang w:eastAsia="zh-CN"/>
+                              </w:rPr>
                             </w:pPr>
                             <w:r>
                               <w:rPr>
@@ -168,14 +208,36 @@
                               </w:rPr>
                               <w:t>分工：选课模块</w:t>
                             </w:r>
-                          </w:p>
-                          <w:p>
-                            <w:pPr>
-                              <w:jc w:val="center"/>
+                            <w:r>
+                              <w:rPr>
+                                <w:rFonts w:ascii="宋体" w:eastAsia="宋体" w:hAnsi="宋体" w:hint="eastAsia"/>
+                                <w:lang w:eastAsia="zh-CN"/>
+                              </w:rPr>
+                              <w:t xml:space="preserve"> </w:t>
+                            </w:r>
+                            <w:r>
                               <w:rPr>
                                 <w:rFonts w:ascii="宋体" w:eastAsia="宋体" w:hAnsi="宋体"/>
                                 <w:lang w:eastAsia="zh-CN"/>
                               </w:rPr>
+                              <w:t xml:space="preserve">  </w:t>
+                            </w:r>
+                            <w:r>
+                              <w:rPr>
+                                <w:rFonts w:ascii="宋体" w:eastAsia="宋体" w:hAnsi="宋体"/>
+                                <w:u w:val="single"/>
+                                <w:lang w:eastAsia="zh-CN"/>
+                              </w:rPr>
+                              <w:t xml:space="preserve">          </w:t>
+                            </w:r>
+                          </w:p>
+                          <w:p>
+                            <w:pPr>
+                              <w:rPr>
+                                <w:rFonts w:ascii="宋体" w:eastAsia="宋体" w:hAnsi="宋体"/>
+                                <w:u w:val="single"/>
+                                <w:lang w:eastAsia="zh-CN"/>
+                              </w:rPr>
                             </w:pPr>
                             <w:r>
                               <w:rPr>
@@ -226,36 +288,77 @@
                               </w:rPr>
                               <w:t>模块</w:t>
                             </w:r>
-                          </w:p>
-                          <w:p>
-                            <w:pPr>
-                              <w:jc w:val="center"/>
+                            <w:r>
+                              <w:rPr>
+                                <w:rFonts w:ascii="宋体" w:eastAsia="宋体" w:hAnsi="宋体" w:hint="eastAsia"/>
+                                <w:lang w:eastAsia="zh-CN"/>
+                              </w:rPr>
+                              <w:t xml:space="preserve"> </w:t>
+                            </w:r>
+                            <w:r>
                               <w:rPr>
                                 <w:rFonts w:ascii="宋体" w:eastAsia="宋体" w:hAnsi="宋体"/>
                                 <w:lang w:eastAsia="zh-CN"/>
                               </w:rPr>
+                              <w:t xml:space="preserve">  </w:t>
+                            </w:r>
+                            <w:r>
+                              <w:rPr>
+                                <w:rFonts w:ascii="宋体" w:eastAsia="宋体" w:hAnsi="宋体"/>
+                                <w:u w:val="single"/>
+                                <w:lang w:eastAsia="zh-CN"/>
+                              </w:rPr>
+                              <w:t xml:space="preserve">          </w:t>
+                            </w:r>
+                          </w:p>
+                          <w:p>
+                            <w:pPr>
+                              <w:rPr>
+                                <w:rFonts w:ascii="宋体" w:eastAsia="宋体" w:hAnsi="宋体"/>
+                                <w:u w:val="single"/>
+                                <w:lang w:eastAsia="zh-CN"/>
+                              </w:rPr>
                             </w:pPr>
                             <w:r>
                               <w:rPr>
                                 <w:rFonts w:ascii="宋体" w:eastAsia="宋体" w:hAnsi="宋体" w:hint="eastAsia"/>
                                 <w:lang w:eastAsia="zh-CN"/>
                               </w:rPr>
-                              <w:t>组员：</w:t>
-                            </w:r>
-                            <w:proofErr w:type="gramStart"/>
+                              <w:t xml:space="preserve">组员：张道航 </w:t>
+                            </w:r>
+                            <w:r>
+                              <w:rPr>
+                                <w:rFonts w:ascii="宋体" w:eastAsia="宋体" w:hAnsi="宋体"/>
+                                <w:lang w:eastAsia="zh-CN"/>
+                              </w:rPr>
+                              <w:t>学号</w:t>
+                            </w:r>
                             <w:r>
                               <w:rPr>
                                 <w:rFonts w:ascii="宋体" w:eastAsia="宋体" w:hAnsi="宋体" w:hint="eastAsia"/>
                                 <w:lang w:eastAsia="zh-CN"/>
                               </w:rPr>
-                              <w:t>张道航</w:t>
-                            </w:r>
-                            <w:proofErr w:type="gramEnd"/>
+                              <w:t>：0</w:t>
+                            </w:r>
+                            <w:r>
+                              <w:rPr>
+                                <w:rFonts w:ascii="宋体" w:eastAsia="宋体" w:hAnsi="宋体"/>
+                                <w:lang w:eastAsia="zh-CN"/>
+                              </w:rPr>
+                              <w:t>9024131 分工</w:t>
+                            </w:r>
                             <w:r>
                               <w:rPr>
                                 <w:rFonts w:ascii="宋体" w:eastAsia="宋体" w:hAnsi="宋体" w:hint="eastAsia"/>
                                 <w:lang w:eastAsia="zh-CN"/>
                               </w:rPr>
+                              <w:t>：图书模块</w:t>
+                            </w:r>
+                            <w:r>
+                              <w:rPr>
+                                <w:rFonts w:ascii="宋体" w:eastAsia="宋体" w:hAnsi="宋体" w:hint="eastAsia"/>
+                                <w:lang w:eastAsia="zh-CN"/>
+                              </w:rPr>
                               <w:t xml:space="preserve"> </w:t>
                             </w:r>
                             <w:r>
@@ -263,6 +366,37 @@
                                 <w:rFonts w:ascii="宋体" w:eastAsia="宋体" w:hAnsi="宋体"/>
                                 <w:lang w:eastAsia="zh-CN"/>
                               </w:rPr>
+                              <w:t xml:space="preserve">  </w:t>
+                            </w:r>
+                            <w:r>
+                              <w:rPr>
+                                <w:rFonts w:ascii="宋体" w:eastAsia="宋体" w:hAnsi="宋体"/>
+                                <w:u w:val="single"/>
+                                <w:lang w:eastAsia="zh-CN"/>
+                              </w:rPr>
+                              <w:t xml:space="preserve">          </w:t>
+                            </w:r>
+                          </w:p>
+                          <w:p>
+                            <w:pPr>
+                              <w:rPr>
+                                <w:rFonts w:ascii="宋体" w:eastAsia="宋体" w:hAnsi="宋体"/>
+                                <w:u w:val="single"/>
+                                <w:lang w:eastAsia="zh-CN"/>
+                              </w:rPr>
+                            </w:pPr>
+                            <w:r>
+                              <w:rPr>
+                                <w:rFonts w:ascii="宋体" w:eastAsia="宋体" w:hAnsi="宋体" w:hint="eastAsia"/>
+                                <w:lang w:eastAsia="zh-CN"/>
+                              </w:rPr>
+                              <w:t xml:space="preserve">组员：方嘉庆 </w:t>
+                            </w:r>
+                            <w:r>
+                              <w:rPr>
+                                <w:rFonts w:ascii="宋体" w:eastAsia="宋体" w:hAnsi="宋体"/>
+                                <w:lang w:eastAsia="zh-CN"/>
+                              </w:rPr>
                               <w:t>学号</w:t>
                             </w:r>
                             <w:r>
@@ -277,58 +411,36 @@
                                 <w:rFonts w:ascii="宋体" w:eastAsia="宋体" w:hAnsi="宋体"/>
                                 <w:lang w:eastAsia="zh-CN"/>
                               </w:rPr>
-                              <w:t>9024131 分工</w:t>
+                              <w:t xml:space="preserve">9024132 </w:t>
                             </w:r>
                             <w:r>
                               <w:rPr>
                                 <w:rFonts w:ascii="宋体" w:eastAsia="宋体" w:hAnsi="宋体" w:hint="eastAsia"/>
                                 <w:lang w:eastAsia="zh-CN"/>
                               </w:rPr>
-                              <w:t>：图书模块</w:t>
-                            </w:r>
-                          </w:p>
-                          <w:p>
-                            <w:pPr>
-                              <w:jc w:val="center"/>
+                              <w:t>分工：商城模块</w:t>
+                            </w:r>
+                            <w:r>
+                              <w:rPr>
+                                <w:rFonts w:ascii="宋体" w:eastAsia="宋体" w:hAnsi="宋体" w:hint="eastAsia"/>
+                                <w:lang w:eastAsia="zh-CN"/>
+                              </w:rPr>
+                              <w:t xml:space="preserve"> </w:t>
+                            </w:r>
+                            <w:r>
                               <w:rPr>
                                 <w:rFonts w:ascii="宋体" w:eastAsia="宋体" w:hAnsi="宋体"/>
                                 <w:lang w:eastAsia="zh-CN"/>
                               </w:rPr>
-                            </w:pPr>
-                            <w:r>
-                              <w:rPr>
-                                <w:rFonts w:ascii="宋体" w:eastAsia="宋体" w:hAnsi="宋体" w:hint="eastAsia"/>
-                                <w:lang w:eastAsia="zh-CN"/>
-                              </w:rPr>
-                              <w:t xml:space="preserve">组员：方嘉庆 </w:t>
+                              <w:t xml:space="preserve">  </w:t>
                             </w:r>
                             <w:r>
                               <w:rPr>
                                 <w:rFonts w:ascii="宋体" w:eastAsia="宋体" w:hAnsi="宋体"/>
-                                <w:lang w:eastAsia="zh-CN"/>
-                              </w:rPr>
-                              <w:t>学号</w:t>
-                            </w:r>
-                            <w:r>
-                              <w:rPr>
-                                <w:rFonts w:ascii="宋体" w:eastAsia="宋体" w:hAnsi="宋体" w:hint="eastAsia"/>
-                                <w:lang w:eastAsia="zh-CN"/>
-                              </w:rPr>
-                              <w:t>：0</w:t>
-                            </w:r>
-                            <w:r>
-                              <w:rPr>
-                                <w:rFonts w:ascii="宋体" w:eastAsia="宋体" w:hAnsi="宋体"/>
-                                <w:lang w:eastAsia="zh-CN"/>
-                              </w:rPr>
-                              <w:t xml:space="preserve">9024132 </w:t>
-                            </w:r>
-                            <w:r>
-                              <w:rPr>
-                                <w:rFonts w:ascii="宋体" w:eastAsia="宋体" w:hAnsi="宋体" w:hint="eastAsia"/>
-                                <w:lang w:eastAsia="zh-CN"/>
-                              </w:rPr>
-                              <w:t>分工：商城模块</w:t>
+                                <w:u w:val="single"/>
+                                <w:lang w:eastAsia="zh-CN"/>
+                              </w:rPr>
+                              <w:t xml:space="preserve">          </w:t>
                             </w:r>
                           </w:p>
                           <w:p>
@@ -373,19 +485,19 @@
           </mc:Choice>
           <mc:Fallback>
             <w:pict>
-              <v:shapetype w14:anchorId="6B048ED0" id="_x0000_t202" coordsize="21600,21600" o:spt="202" path="m,l,21600r21600,l21600,xe">
+              <v:shapetype w14:anchorId="0AA8806A" id="_x0000_t202" coordsize="21600,21600" o:spt="202" path="m,l,21600r21600,l21600,xe">
                 <v:stroke joinstyle="miter"/>
                 <v:path gradientshapeok="t" o:connecttype="rect"/>
               </v:shapetype>
-              <v:shape id="文本框 1" o:spid="_x0000_s1026" type="#_x0000_t202" style="position:absolute;left:0;text-align:left;margin-left:9pt;margin-top:73pt;width:428.25pt;height:100.15pt;z-index:251659264;visibility:visible;mso-wrap-style:square;mso-width-percent:0;mso-height-percent:0;mso-wrap-distance-left:9pt;mso-wrap-distance-top:0;mso-wrap-distance-right:9pt;mso-wrap-distance-bottom:0;mso-position-horizontal:absolute;mso-position-horizontal-relative:text;mso-position-vertical:absolute;mso-position-vertical-relative:text;mso-width-percent:0;mso-height-percent:0;mso-width-relative:page;mso-height-relative:page;v-text-anchor:top" o:gfxdata="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">
+              <v:shape id="文本框 1" o:spid="_x0000_s1026" type="#_x0000_t202" style="position:absolute;left:0;text-align:left;margin-left:-28.5pt;margin-top:70pt;width:476.5pt;height:100.15pt;z-index:251671552;visibility:visible;mso-wrap-style:square;mso-width-percent:0;mso-height-percent:0;mso-wrap-distance-left:9pt;mso-wrap-distance-top:0;mso-wrap-distance-right:9pt;mso-wrap-distance-bottom:0;mso-position-horizontal:absolute;mso-position-horizontal-relative:text;mso-position-vertical:absolute;mso-position-vertical-relative:text;mso-width-percent:0;mso-height-percent:0;mso-width-relative:page;mso-height-relative:page;v-text-anchor:top" o:gfxdata="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">
                 <v:stroke miterlimit="2"/>
                 <v:textbox style="mso-fit-shape-to-text:t">
                   <w:txbxContent>
                     <w:p>
                       <w:pPr>
-                        <w:jc w:val="center"/>
                         <w:rPr>
                           <w:rFonts w:ascii="宋体" w:eastAsia="宋体" w:hAnsi="宋体"/>
+                          <w:u w:val="single"/>
                           <w:lang w:eastAsia="zh-CN"/>
                         </w:rPr>
                       </w:pPr>
@@ -424,29 +536,47 @@
                         </w:rPr>
                         <w:t>邮箱：</w:t>
                       </w:r>
-                      <w:hyperlink r:id="rId7" w:history="1">
-                        <w:r>
-                          <w:rPr>
-                            <w:rStyle w:val="a7"/>
-                            <w:rFonts w:ascii="宋体" w:eastAsia="宋体" w:hAnsi="宋体" w:hint="eastAsia"/>
-                            <w:lang w:eastAsia="zh-CN"/>
-                          </w:rPr>
-                          <w:t>haocailiang</w:t>
-                        </w:r>
-                        <w:r>
-                          <w:rPr>
-                            <w:rStyle w:val="a7"/>
-                            <w:rFonts w:ascii="宋体" w:eastAsia="宋体" w:hAnsi="宋体"/>
-                            <w:lang w:eastAsia="zh-CN"/>
-                          </w:rPr>
-                          <w:t>@seu.edu.cn</w:t>
-                        </w:r>
-                      </w:hyperlink>
-                      <w:r>
-                        <w:rPr>
+                      <w:r>
+                        <w:fldChar w:fldCharType="begin"/>
+                      </w:r>
+                      <w:r>
+                        <w:rPr>
+                          <w:lang w:eastAsia="zh-CN"/>
+                        </w:rPr>
+                        <w:instrText xml:space="preserve"> HYPERLINK "mailto:haocailiang@seu.edu.cn" </w:instrText>
+                      </w:r>
+                      <w:r>
+                        <w:fldChar w:fldCharType="separate"/>
+                      </w:r>
+                      <w:r>
+                        <w:rPr>
+                          <w:rStyle w:val="a7"/>
+                          <w:rFonts w:ascii="宋体" w:eastAsia="宋体" w:hAnsi="宋体" w:hint="eastAsia"/>
+                          <w:lang w:eastAsia="zh-CN"/>
+                        </w:rPr>
+                        <w:t>haocailiang</w:t>
+                      </w:r>
+                      <w:r>
+                        <w:rPr>
+                          <w:rStyle w:val="a7"/>
                           <w:rFonts w:ascii="宋体" w:eastAsia="宋体" w:hAnsi="宋体"/>
                           <w:lang w:eastAsia="zh-CN"/>
                         </w:rPr>
+                        <w:t>@seu.edu.cn</w:t>
+                      </w:r>
+                      <w:r>
+                        <w:rPr>
+                          <w:rStyle w:val="a7"/>
+                          <w:rFonts w:ascii="宋体" w:eastAsia="宋体" w:hAnsi="宋体"/>
+                          <w:lang w:eastAsia="zh-CN"/>
+                        </w:rPr>
+                        <w:fldChar w:fldCharType="end"/>
+                      </w:r>
+                      <w:r>
+                        <w:rPr>
+                          <w:rFonts w:ascii="宋体" w:eastAsia="宋体" w:hAnsi="宋体"/>
+                          <w:lang w:eastAsia="zh-CN"/>
+                        </w:rPr>
                         <w:t xml:space="preserve"> 分工</w:t>
                       </w:r>
                       <w:r>
@@ -456,14 +586,36 @@
                         </w:rPr>
                         <w:t>：用户模块</w:t>
                       </w:r>
-                    </w:p>
-                    <w:p>
-                      <w:pPr>
-                        <w:jc w:val="center"/>
+                      <w:r>
+                        <w:rPr>
+                          <w:rFonts w:ascii="宋体" w:eastAsia="宋体" w:hAnsi="宋体" w:hint="eastAsia"/>
+                          <w:lang w:eastAsia="zh-CN"/>
+                        </w:rPr>
+                        <w:t xml:space="preserve"> </w:t>
+                      </w:r>
+                      <w:r>
                         <w:rPr>
                           <w:rFonts w:ascii="宋体" w:eastAsia="宋体" w:hAnsi="宋体"/>
                           <w:lang w:eastAsia="zh-CN"/>
                         </w:rPr>
+                        <w:t xml:space="preserve">  </w:t>
+                      </w:r>
+                      <w:r>
+                        <w:rPr>
+                          <w:rFonts w:ascii="宋体" w:eastAsia="宋体" w:hAnsi="宋体"/>
+                          <w:u w:val="single"/>
+                          <w:lang w:eastAsia="zh-CN"/>
+                        </w:rPr>
+                        <w:t xml:space="preserve">          </w:t>
+                      </w:r>
+                    </w:p>
+                    <w:p>
+                      <w:pPr>
+                        <w:rPr>
+                          <w:rFonts w:ascii="宋体" w:eastAsia="宋体" w:hAnsi="宋体"/>
+                          <w:u w:val="single"/>
+                          <w:lang w:eastAsia="zh-CN"/>
+                        </w:rPr>
                       </w:pPr>
                       <w:r>
                         <w:rPr>
@@ -486,14 +638,36 @@
                         </w:rPr>
                         <w:t>分工：选课模块</w:t>
                       </w:r>
-                    </w:p>
-                    <w:p>
-                      <w:pPr>
-                        <w:jc w:val="center"/>
+                      <w:r>
+                        <w:rPr>
+                          <w:rFonts w:ascii="宋体" w:eastAsia="宋体" w:hAnsi="宋体" w:hint="eastAsia"/>
+                          <w:lang w:eastAsia="zh-CN"/>
+                        </w:rPr>
+                        <w:t xml:space="preserve"> </w:t>
+                      </w:r>
+                      <w:r>
                         <w:rPr>
                           <w:rFonts w:ascii="宋体" w:eastAsia="宋体" w:hAnsi="宋体"/>
                           <w:lang w:eastAsia="zh-CN"/>
                         </w:rPr>
+                        <w:t xml:space="preserve">  </w:t>
+                      </w:r>
+                      <w:r>
+                        <w:rPr>
+                          <w:rFonts w:ascii="宋体" w:eastAsia="宋体" w:hAnsi="宋体"/>
+                          <w:u w:val="single"/>
+                          <w:lang w:eastAsia="zh-CN"/>
+                        </w:rPr>
+                        <w:t xml:space="preserve">          </w:t>
+                      </w:r>
+                    </w:p>
+                    <w:p>
+                      <w:pPr>
+                        <w:rPr>
+                          <w:rFonts w:ascii="宋体" w:eastAsia="宋体" w:hAnsi="宋体"/>
+                          <w:u w:val="single"/>
+                          <w:lang w:eastAsia="zh-CN"/>
+                        </w:rPr>
                       </w:pPr>
                       <w:r>
                         <w:rPr>
@@ -544,36 +718,77 @@
                         </w:rPr>
                         <w:t>模块</w:t>
                       </w:r>
-                    </w:p>
-                    <w:p>
-                      <w:pPr>
-                        <w:jc w:val="center"/>
+                      <w:r>
+                        <w:rPr>
+                          <w:rFonts w:ascii="宋体" w:eastAsia="宋体" w:hAnsi="宋体" w:hint="eastAsia"/>
+                          <w:lang w:eastAsia="zh-CN"/>
+                        </w:rPr>
+                        <w:t xml:space="preserve"> </w:t>
+                      </w:r>
+                      <w:r>
                         <w:rPr>
                           <w:rFonts w:ascii="宋体" w:eastAsia="宋体" w:hAnsi="宋体"/>
                           <w:lang w:eastAsia="zh-CN"/>
                         </w:rPr>
+                        <w:t xml:space="preserve">  </w:t>
+                      </w:r>
+                      <w:r>
+                        <w:rPr>
+                          <w:rFonts w:ascii="宋体" w:eastAsia="宋体" w:hAnsi="宋体"/>
+                          <w:u w:val="single"/>
+                          <w:lang w:eastAsia="zh-CN"/>
+                        </w:rPr>
+                        <w:t xml:space="preserve">          </w:t>
+                      </w:r>
+                    </w:p>
+                    <w:p>
+                      <w:pPr>
+                        <w:rPr>
+                          <w:rFonts w:ascii="宋体" w:eastAsia="宋体" w:hAnsi="宋体"/>
+                          <w:u w:val="single"/>
+                          <w:lang w:eastAsia="zh-CN"/>
+                        </w:rPr>
                       </w:pPr>
                       <w:r>
                         <w:rPr>
                           <w:rFonts w:ascii="宋体" w:eastAsia="宋体" w:hAnsi="宋体" w:hint="eastAsia"/>
                           <w:lang w:eastAsia="zh-CN"/>
                         </w:rPr>
-                        <w:t>组员：</w:t>
-                      </w:r>
-                      <w:proofErr w:type="gramStart"/>
+                        <w:t xml:space="preserve">组员：张道航 </w:t>
+                      </w:r>
+                      <w:r>
+                        <w:rPr>
+                          <w:rFonts w:ascii="宋体" w:eastAsia="宋体" w:hAnsi="宋体"/>
+                          <w:lang w:eastAsia="zh-CN"/>
+                        </w:rPr>
+                        <w:t>学号</w:t>
+                      </w:r>
                       <w:r>
                         <w:rPr>
                           <w:rFonts w:ascii="宋体" w:eastAsia="宋体" w:hAnsi="宋体" w:hint="eastAsia"/>
                           <w:lang w:eastAsia="zh-CN"/>
                         </w:rPr>
-                        <w:t>张道航</w:t>
-                      </w:r>
-                      <w:proofErr w:type="gramEnd"/>
+                        <w:t>：0</w:t>
+                      </w:r>
+                      <w:r>
+                        <w:rPr>
+                          <w:rFonts w:ascii="宋体" w:eastAsia="宋体" w:hAnsi="宋体"/>
+                          <w:lang w:eastAsia="zh-CN"/>
+                        </w:rPr>
+                        <w:t>9024131 分工</w:t>
+                      </w:r>
                       <w:r>
                         <w:rPr>
                           <w:rFonts w:ascii="宋体" w:eastAsia="宋体" w:hAnsi="宋体" w:hint="eastAsia"/>
                           <w:lang w:eastAsia="zh-CN"/>
                         </w:rPr>
+                        <w:t>：图书模块</w:t>
+                      </w:r>
+                      <w:r>
+                        <w:rPr>
+                          <w:rFonts w:ascii="宋体" w:eastAsia="宋体" w:hAnsi="宋体" w:hint="eastAsia"/>
+                          <w:lang w:eastAsia="zh-CN"/>
+                        </w:rPr>
                         <w:t xml:space="preserve"> </w:t>
                       </w:r>
                       <w:r>
@@ -581,6 +796,37 @@
                           <w:rFonts w:ascii="宋体" w:eastAsia="宋体" w:hAnsi="宋体"/>
                           <w:lang w:eastAsia="zh-CN"/>
                         </w:rPr>
+                        <w:t xml:space="preserve">  </w:t>
+                      </w:r>
+                      <w:r>
+                        <w:rPr>
+                          <w:rFonts w:ascii="宋体" w:eastAsia="宋体" w:hAnsi="宋体"/>
+                          <w:u w:val="single"/>
+                          <w:lang w:eastAsia="zh-CN"/>
+                        </w:rPr>
+                        <w:t xml:space="preserve">          </w:t>
+                      </w:r>
+                    </w:p>
+                    <w:p>
+                      <w:pPr>
+                        <w:rPr>
+                          <w:rFonts w:ascii="宋体" w:eastAsia="宋体" w:hAnsi="宋体"/>
+                          <w:u w:val="single"/>
+                          <w:lang w:eastAsia="zh-CN"/>
+                        </w:rPr>
+                      </w:pPr>
+                      <w:r>
+                        <w:rPr>
+                          <w:rFonts w:ascii="宋体" w:eastAsia="宋体" w:hAnsi="宋体" w:hint="eastAsia"/>
+                          <w:lang w:eastAsia="zh-CN"/>
+                        </w:rPr>
+                        <w:t xml:space="preserve">组员：方嘉庆 </w:t>
+                      </w:r>
+                      <w:r>
+                        <w:rPr>
+                          <w:rFonts w:ascii="宋体" w:eastAsia="宋体" w:hAnsi="宋体"/>
+                          <w:lang w:eastAsia="zh-CN"/>
+                        </w:rPr>
                         <w:t>学号</w:t>
                       </w:r>
                       <w:r>
@@ -595,58 +841,36 @@
                           <w:rFonts w:ascii="宋体" w:eastAsia="宋体" w:hAnsi="宋体"/>
                           <w:lang w:eastAsia="zh-CN"/>
                         </w:rPr>
-                        <w:t>9024131 分工</w:t>
+                        <w:t xml:space="preserve">9024132 </w:t>
                       </w:r>
                       <w:r>
                         <w:rPr>
                           <w:rFonts w:ascii="宋体" w:eastAsia="宋体" w:hAnsi="宋体" w:hint="eastAsia"/>
                           <w:lang w:eastAsia="zh-CN"/>
                         </w:rPr>
-                        <w:t>：图书模块</w:t>
-                      </w:r>
-                    </w:p>
-                    <w:p>
-                      <w:pPr>
-                        <w:jc w:val="center"/>
+                        <w:t>分工：商城模块</w:t>
+                      </w:r>
+                      <w:r>
+                        <w:rPr>
+                          <w:rFonts w:ascii="宋体" w:eastAsia="宋体" w:hAnsi="宋体" w:hint="eastAsia"/>
+                          <w:lang w:eastAsia="zh-CN"/>
+                        </w:rPr>
+                        <w:t xml:space="preserve"> </w:t>
+                      </w:r>
+                      <w:r>
                         <w:rPr>
                           <w:rFonts w:ascii="宋体" w:eastAsia="宋体" w:hAnsi="宋体"/>
                           <w:lang w:eastAsia="zh-CN"/>
                         </w:rPr>
-                      </w:pPr>
-                      <w:r>
-                        <w:rPr>
-                          <w:rFonts w:ascii="宋体" w:eastAsia="宋体" w:hAnsi="宋体" w:hint="eastAsia"/>
-                          <w:lang w:eastAsia="zh-CN"/>
-                        </w:rPr>
-                        <w:t xml:space="preserve">组员：方嘉庆 </w:t>
+                        <w:t xml:space="preserve">  </w:t>
                       </w:r>
                       <w:r>
                         <w:rPr>
                           <w:rFonts w:ascii="宋体" w:eastAsia="宋体" w:hAnsi="宋体"/>
-                          <w:lang w:eastAsia="zh-CN"/>
-                        </w:rPr>
-                        <w:t>学号</w:t>
-                      </w:r>
-                      <w:r>
-                        <w:rPr>
-                          <w:rFonts w:ascii="宋体" w:eastAsia="宋体" w:hAnsi="宋体" w:hint="eastAsia"/>
-                          <w:lang w:eastAsia="zh-CN"/>
-                        </w:rPr>
-                        <w:t>：0</w:t>
-                      </w:r>
-                      <w:r>
-                        <w:rPr>
-                          <w:rFonts w:ascii="宋体" w:eastAsia="宋体" w:hAnsi="宋体"/>
-                          <w:lang w:eastAsia="zh-CN"/>
-                        </w:rPr>
-                        <w:t xml:space="preserve">9024132 </w:t>
-                      </w:r>
-                      <w:r>
-                        <w:rPr>
-                          <w:rFonts w:ascii="宋体" w:eastAsia="宋体" w:hAnsi="宋体" w:hint="eastAsia"/>
-                          <w:lang w:eastAsia="zh-CN"/>
-                        </w:rPr>
-                        <w:t>分工：商城模块</w:t>
+                          <w:u w:val="single"/>
+                          <w:lang w:eastAsia="zh-CN"/>
+                        </w:rPr>
+                        <w:t xml:space="preserve">          </w:t>
                       </w:r>
                     </w:p>
                     <w:p>
@@ -879,31 +1103,7 @@
         <w:t xml:space="preserve">Socket </w:t>
       </w:r>
       <w:r>
-        <w:t>通信、数据库管理、团队协作和规范化文档。我们据此将工作划分为用户、选课、学籍、图书和商城五</w:t>
-      </w:r>
-      <w:proofErr w:type="gramStart"/>
-      <w:r>
-        <w:t>个</w:t>
-      </w:r>
-      <w:proofErr w:type="gramEnd"/>
-      <w:r>
-        <w:t>纵向业务模块：梁灏才负责用户模块并承担组长工作，刘宇</w:t>
-      </w:r>
-      <w:proofErr w:type="gramStart"/>
-      <w:r>
-        <w:t>帆负责</w:t>
-      </w:r>
-      <w:proofErr w:type="gramEnd"/>
-      <w:r>
-        <w:t>选课模块，郭昀坤负责学籍模块，</w:t>
-      </w:r>
-      <w:proofErr w:type="gramStart"/>
-      <w:r>
-        <w:t>张道航负责</w:t>
-      </w:r>
-      <w:proofErr w:type="gramEnd"/>
-      <w:r>
-        <w:t>图书模块，方嘉庆负责商城模块。纵向分工使每名成员能够对一个业务领域形成完整认识，同时也要求小组共同解决账号、权限、通信协议、数据库和统一界面等横向问题。</w:t>
+        <w:t>通信、数据库管理、团队协作和规范化文档。我们据此将工作划分为用户、选课、学籍、图书和商城五个纵向业务模块：梁灏才负责用户模块并承担组长工作，刘宇帆负责选课模块，郭昀坤负责学籍模块，张道航负责图书模块，方嘉庆负责商城模块。纵向分工使每名成员能够对一个业务领域形成完整认识，同时也要求小组共同解决账号、权限、通信协议、数据库和统一界面等横向问题。</w:t>
       </w:r>
     </w:p>
     <w:p>
@@ -935,15 +1135,7 @@
         <w:t>”</w:t>
       </w:r>
       <w:r>
-        <w:t>。因此，本报告重点总结需求如何演变、架构与协作方式如何支撑整合、关键技术问题如何被处理，以及当前版本仍有哪些需要继续治理的不足。报告不重复罗列系统菜单，也</w:t>
-      </w:r>
-      <w:proofErr w:type="gramStart"/>
-      <w:r>
-        <w:t>不逐段解释</w:t>
-      </w:r>
-      <w:proofErr w:type="gramEnd"/>
-      <w:r>
-        <w:t>源代码，而是从小组项目实施过程出发，对设计取舍、质量保障和团队经验进行复盘。</w:t>
+        <w:t>。因此，本报告重点总结需求如何演变、架构与协作方式如何支撑整合、关键技术问题如何被处理，以及当前版本仍有哪些需要继续治理的不足。报告不重复罗列系统菜单，也不逐段解释源代码，而是从小组项目实施过程出发，对设计取舍、质量保障和团队经验进行复盘。</w:t>
       </w:r>
     </w:p>
     <w:p>
@@ -959,11 +1151,9 @@
       <w:pPr>
         <w:pStyle w:val="aa"/>
       </w:pPr>
-      <w:proofErr w:type="gramStart"/>
       <w:r>
         <w:t>一</w:t>
       </w:r>
-      <w:proofErr w:type="gramEnd"/>
       <w:r>
         <w:t xml:space="preserve"> </w:t>
       </w:r>
@@ -1000,15 +1190,7 @@
         <w:t xml:space="preserve"> Socket </w:t>
       </w:r>
       <w:r>
-        <w:t>完成网络通信。</w:t>
-      </w:r>
-      <w:proofErr w:type="gramStart"/>
-      <w:r>
-        <w:t>除功能</w:t>
-      </w:r>
-      <w:proofErr w:type="gramEnd"/>
-      <w:r>
-        <w:t>要求外，课程还要求使用包组织代码、提供必要文档注释、控制单个</w:t>
+        <w:t>完成网络通信。除功能要求外，课程还要求使用包组织代码、提供必要文档注释、控制单个</w:t>
       </w:r>
       <w:r>
         <w:t xml:space="preserve"> Java </w:t>
@@ -1022,31 +1204,7 @@
         <w:pStyle w:val="ab"/>
       </w:pPr>
       <w:r>
-        <w:t>这些约束决定了项目不能以单机脚本或单模块演示为目标。客户端需要为学生、教师、管理员等不同角色提供入口；服务</w:t>
-      </w:r>
-      <w:proofErr w:type="gramStart"/>
-      <w:r>
-        <w:t>端需要</w:t>
-      </w:r>
-      <w:proofErr w:type="gramEnd"/>
-      <w:r>
-        <w:t>同时处理多个连接并统一执行业务规则；公共模块需要承载客户端和服务</w:t>
-      </w:r>
-      <w:proofErr w:type="gramStart"/>
-      <w:r>
-        <w:t>端共同</w:t>
-      </w:r>
-      <w:proofErr w:type="gramEnd"/>
-      <w:r>
-        <w:t>使用的消息、命令和数据对象；数据库既要保存业务数据，也要能够随发行包一起交付和重建。项目需求从一开始就同时包含功能正确性、工程组织、协同开发和</w:t>
-      </w:r>
-      <w:proofErr w:type="gramStart"/>
-      <w:r>
-        <w:t>可</w:t>
-      </w:r>
-      <w:proofErr w:type="gramEnd"/>
-      <w:r>
-        <w:t>交付性四个方面。</w:t>
+        <w:t>这些约束决定了项目不能以单机脚本或单模块演示为目标。客户端需要为学生、教师、管理员等不同角色提供入口；服务端需要同时处理多个连接并统一执行业务规则；公共模块需要承载客户端和服务端共同使用的消息、命令和数据对象；数据库既要保存业务数据，也要能够随发行包一起交付和重建。项目需求从一开始就同时包含功能正确性、工程组织、协同开发和可交付性四个方面。</w:t>
       </w:r>
     </w:p>
     <w:p>
@@ -1068,15 +1226,7 @@
         <w:pStyle w:val="ab"/>
       </w:pPr>
       <w:r>
-        <w:t>用户模块由登录、登出、注册和授权等基本功能，逐步扩展</w:t>
-      </w:r>
-      <w:proofErr w:type="gramStart"/>
-      <w:r>
-        <w:t>到首次</w:t>
-      </w:r>
-      <w:proofErr w:type="gramEnd"/>
-      <w:r>
-        <w:t>登录强制改密、密码可见性控制、连续失败锁定、会话替换、学生与教师密码重置、账号停用以及安全审计。权限也不再是简单的</w:t>
+        <w:t>用户模块由登录、登出、注册和授权等基本功能，逐步扩展到首次登录强制改密、密码可见性控制、连续失败锁定、会话替换、学生与教师密码重置、账号停用以及安全审计。权限也不再是简单的</w:t>
       </w:r>
       <w:r>
         <w:t>“</w:t>
@@ -1104,15 +1254,7 @@
         <w:pStyle w:val="ab"/>
       </w:pPr>
       <w:r>
-        <w:t>选课模块从课程查询、选课、</w:t>
-      </w:r>
-      <w:proofErr w:type="gramStart"/>
-      <w:r>
-        <w:t>退课和</w:t>
-      </w:r>
-      <w:proofErr w:type="gramEnd"/>
-      <w:r>
-        <w:t>成绩查询，逐步形成包含学期与选课阶段、课程目录、教学班、培养方案、先修关系、课表冲突、课程容量、正常选课配额、重修配额和管理员调课的完整链路。学生可选课程不能只根据课程是否开放判断，还要结合专业、入学年级、培养方案所在学年学期、历史成绩和当前选课阶段综合计算。</w:t>
+        <w:t>选课模块从课程查询、选课、退课和成绩查询，逐步形成包含学期与选课阶段、课程目录、教学班、培养方案、先修关系、课表冲突、课程容量、正常选课配额、重修配额和管理员调课的完整链路。学生可选课程不能只根据课程是否开放判断，还要结合专业、入学年级、培养方案所在学年学期、历史成绩和当前选课阶段综合计算。</w:t>
       </w:r>
     </w:p>
     <w:p>
@@ -1126,6 +1268,14 @@
     </w:p>
     <w:p>
       <w:pPr>
+        <w:pStyle w:val="ab"/>
+      </w:pPr>
+      <w:r>
+        <w:t>商城模块从商品浏览、购物车和订单支付，逐步扩展到开店申请、经营资质审核、商品批量导入、店主工作区、举报处理和管理员监督，并明确买家、店主与管理员的职责边界。订单形成待付款、待发货、待收货和已完成的完整流程，独立钱包负责虚拟充值、扣款、退款与货款结算。此类业务的难点在于商品下架、库存变化和订单状态之间的联动，同时需要处理并发购买与重复提交，确保库存、资金和订单一致，并通过服务端会话校验身份与资源归属。</w:t>
+      </w:r>
+    </w:p>
+    <w:p>
+      <w:pPr>
         <w:pStyle w:val="aa"/>
       </w:pPr>
       <w:r>
@@ -1175,37 +1325,13 @@
         <w:pStyle w:val="ab"/>
       </w:pPr>
       <w:r>
-        <w:t>最终交付还要求其他成员或教师能够在新环境中稳定复现。为此，项目增加了统一配置、启动脚本、测试账号说明、数据库重置流程和</w:t>
-      </w:r>
-      <w:proofErr w:type="gramStart"/>
-      <w:r>
-        <w:t>可</w:t>
-      </w:r>
-      <w:proofErr w:type="gramEnd"/>
-      <w:r>
-        <w:t>运行</w:t>
+        <w:t>最终交付还要求其他成员或教师能够在新环境中稳定复现。为此，项目增加了统一配置、启动脚本、测试账号说明、数据库重置流程和可运行</w:t>
       </w:r>
       <w:r>
         <w:t xml:space="preserve"> JAR </w:t>
       </w:r>
       <w:r>
-        <w:t>的要求。发行数据库需要同时覆盖管理员、教师、普通学生、</w:t>
-      </w:r>
-      <w:proofErr w:type="gramStart"/>
-      <w:r>
-        <w:t>首次改密学生</w:t>
-      </w:r>
-      <w:proofErr w:type="gramEnd"/>
-      <w:r>
-        <w:t>、店主和买家等演示角色；启动失败时应提供可定位的信息；客户端和服务</w:t>
-      </w:r>
-      <w:proofErr w:type="gramStart"/>
-      <w:r>
-        <w:t>端必须</w:t>
-      </w:r>
-      <w:proofErr w:type="gramEnd"/>
-      <w:r>
-        <w:t>使用一致的端口、协议版本和数据文件。需求因此从开发功能进一步延伸到部署、演示和验收保障。</w:t>
+        <w:t>的要求。发行数据库需要同时覆盖管理员、教师、普通学生、首次改密学生、店主和买家等演示角色；启动失败时应提供可定位的信息；客户端和服务端必须使用一致的端口、协议版本和数据文件。需求因此从开发功能进一步延伸到部署、演示和验收保障。</w:t>
       </w:r>
     </w:p>
     <w:p>
@@ -1221,11 +1347,9 @@
       <w:pPr>
         <w:pStyle w:val="aa"/>
       </w:pPr>
-      <w:proofErr w:type="gramStart"/>
       <w:r>
         <w:t>一</w:t>
       </w:r>
-      <w:proofErr w:type="gramEnd"/>
       <w:r>
         <w:t xml:space="preserve"> </w:t>
       </w:r>
@@ -1260,13 +1384,8 @@
       <w:r>
         <w:t xml:space="preserve">-common </w:t>
       </w:r>
-      <w:proofErr w:type="gramStart"/>
-      <w:r>
-        <w:t>定义跨端共享</w:t>
-      </w:r>
-      <w:proofErr w:type="gramEnd"/>
-      <w:r>
-        <w:t>的协议、命令、查询条件、结果视图及基础类型；</w:t>
+      <w:r>
+        <w:t>定义跨端共享的协议、命令、查询条件、结果视图及基础类型；</w:t>
       </w:r>
       <w:proofErr w:type="spellStart"/>
       <w:r>
@@ -1342,15 +1461,7 @@
         <w:t xml:space="preserve"> Socket </w:t>
       </w:r>
       <w:r>
-        <w:t>发送到服务端。服务</w:t>
-      </w:r>
-      <w:proofErr w:type="gramStart"/>
-      <w:r>
-        <w:t>端根据</w:t>
-      </w:r>
-      <w:proofErr w:type="gramEnd"/>
-      <w:r>
-        <w:t>请求类型分派到对应处理器，在业务服务中完成权限校验和规则判断，再通过仓储访问数据库，最后返回不暴露</w:t>
+        <w:t>发送到服务端。服务端根据请求类型分派到对应处理器，在业务服务中完成权限校验和规则判断，再通过仓储访问数据库，最后返回不暴露</w:t>
       </w:r>
       <w:r>
         <w:t xml:space="preserve"> SQL</w:t>
@@ -1384,15 +1495,7 @@
         <w:t xml:space="preserve"> common </w:t>
       </w:r>
       <w:r>
-        <w:t>模块，把登录会话和权限决策集中到服务端，并通过</w:t>
-      </w:r>
-      <w:proofErr w:type="gramStart"/>
-      <w:r>
-        <w:t>窄</w:t>
-      </w:r>
-      <w:proofErr w:type="gramEnd"/>
-      <w:r>
-        <w:t>接口完成跨模块访问。例如，选课模块需要培养方案数据时，不再维护第二套课程体系，而是通过仓储端口读取学籍模块使用的规范培养方案表。</w:t>
+        <w:t>模块，把登录会话和权限决策集中到服务端，并通过窄接口完成跨模块访问。例如，选课模块需要培养方案数据时，不再维护第二套课程体系，而是通过仓储端口读取学籍模块使用的规范培养方案表。</w:t>
       </w:r>
     </w:p>
     <w:p>
@@ -1451,13 +1554,8 @@
       <w:r>
         <w:t xml:space="preserve"> 1172 </w:t>
       </w:r>
-      <w:proofErr w:type="gramStart"/>
-      <w:r>
-        <w:t>个</w:t>
-      </w:r>
-      <w:proofErr w:type="gramEnd"/>
-      <w:r>
-        <w:t>用户、</w:t>
+      <w:r>
+        <w:t>个用户、</w:t>
       </w:r>
       <w:r>
         <w:t xml:space="preserve">1105 </w:t>
@@ -1468,46 +1566,26 @@
       <w:r>
         <w:t xml:space="preserve">9 </w:t>
       </w:r>
-      <w:proofErr w:type="gramStart"/>
-      <w:r>
-        <w:t>个</w:t>
-      </w:r>
-      <w:proofErr w:type="gramEnd"/>
-      <w:r>
-        <w:t>院系、</w:t>
+      <w:r>
+        <w:t>个院系、</w:t>
       </w:r>
       <w:r>
         <w:t xml:space="preserve">15 </w:t>
       </w:r>
-      <w:proofErr w:type="gramStart"/>
-      <w:r>
-        <w:t>个</w:t>
-      </w:r>
-      <w:proofErr w:type="gramEnd"/>
-      <w:r>
-        <w:t>专业、</w:t>
+      <w:r>
+        <w:t>个专业、</w:t>
       </w:r>
       <w:r>
         <w:t xml:space="preserve">51 </w:t>
       </w:r>
-      <w:proofErr w:type="gramStart"/>
-      <w:r>
-        <w:t>个</w:t>
-      </w:r>
-      <w:proofErr w:type="gramEnd"/>
-      <w:r>
-        <w:t>班级、</w:t>
+      <w:r>
+        <w:t>个班级、</w:t>
       </w:r>
       <w:r>
         <w:t xml:space="preserve">5 </w:t>
       </w:r>
-      <w:proofErr w:type="gramStart"/>
-      <w:r>
-        <w:t>个</w:t>
-      </w:r>
-      <w:proofErr w:type="gramEnd"/>
-      <w:r>
-        <w:t>学期、</w:t>
+      <w:r>
+        <w:t>个学期、</w:t>
       </w:r>
       <w:r>
         <w:t xml:space="preserve">122 </w:t>
@@ -1518,35 +1596,20 @@
       <w:r>
         <w:t xml:space="preserve">292 </w:t>
       </w:r>
-      <w:proofErr w:type="gramStart"/>
-      <w:r>
-        <w:t>个</w:t>
-      </w:r>
-      <w:proofErr w:type="gramEnd"/>
-      <w:r>
-        <w:t>教学班、</w:t>
+      <w:r>
+        <w:t>个教学班、</w:t>
       </w:r>
       <w:r>
         <w:t xml:space="preserve">41 </w:t>
       </w:r>
-      <w:proofErr w:type="gramStart"/>
-      <w:r>
-        <w:t>套培养</w:t>
-      </w:r>
-      <w:proofErr w:type="gramEnd"/>
-      <w:r>
-        <w:t>方案、</w:t>
+      <w:r>
+        <w:t>套培养方案、</w:t>
       </w:r>
       <w:r>
         <w:t xml:space="preserve">4804 </w:t>
       </w:r>
-      <w:proofErr w:type="gramStart"/>
-      <w:r>
-        <w:t>条方案</w:t>
-      </w:r>
-      <w:proofErr w:type="gramEnd"/>
-      <w:r>
-        <w:t>课程、</w:t>
+      <w:r>
+        <w:t>条方案课程、</w:t>
       </w:r>
       <w:r>
         <w:t xml:space="preserve">320 </w:t>
@@ -1569,21 +1632,8 @@
       <w:r>
         <w:t xml:space="preserve"> 10 </w:t>
       </w:r>
-      <w:proofErr w:type="gramStart"/>
-      <w:r>
-        <w:t>个</w:t>
-      </w:r>
-      <w:proofErr w:type="gramEnd"/>
-      <w:r>
-        <w:t>专业和四个年级，并同时关联课程、图书和商城场景。这些数据不仅用于展示规模，</w:t>
-      </w:r>
-      <w:proofErr w:type="gramStart"/>
-      <w:r>
-        <w:t>更用于</w:t>
-      </w:r>
-      <w:proofErr w:type="gramEnd"/>
-      <w:r>
-        <w:t>发现关联缺失、容量不一致、库存或金额错误等问题。</w:t>
+      <w:r>
+        <w:t>个专业和四个年级，并同时关联课程、图书和商城场景。这些数据不仅用于展示规模，更用于发现关联缺失、容量不一致、库存或金额错误等问题。</w:t>
       </w:r>
     </w:p>
     <w:p>
@@ -1645,16 +1695,11 @@
       <w:r>
         <w:t>冒烟测试覆盖客户端</w:t>
       </w:r>
-      <w:proofErr w:type="gramStart"/>
       <w:r>
         <w:t>—</w:t>
       </w:r>
       <w:r>
-        <w:t>服务端</w:t>
-      </w:r>
-      <w:proofErr w:type="gramEnd"/>
-      <w:r>
-        <w:t>请求链路，</w:t>
+        <w:t>服务端请求链路，</w:t>
       </w:r>
       <w:r>
         <w:t xml:space="preserve">Swing </w:t>
@@ -1676,16 +1721,11 @@
       <w:pPr>
         <w:pStyle w:val="aa"/>
       </w:pPr>
-      <w:proofErr w:type="gramStart"/>
       <w:r>
         <w:t>一</w:t>
       </w:r>
-      <w:proofErr w:type="gramEnd"/>
-      <w:r>
-        <w:t xml:space="preserve"> Socket</w:t>
-      </w:r>
-      <w:r>
-        <w:t xml:space="preserve"> </w:t>
+      <w:r>
+        <w:t xml:space="preserve"> Socket </w:t>
       </w:r>
       <w:r>
         <w:t>通信与共享协议</w:t>
@@ -1699,29 +1739,13 @@
         <w:t xml:space="preserve">Socket </w:t>
       </w:r>
       <w:r>
-        <w:t>是客户端和服务端之间的主通信通道。所有</w:t>
-      </w:r>
-      <w:proofErr w:type="gramStart"/>
-      <w:r>
-        <w:t>跨端对象</w:t>
-      </w:r>
-      <w:proofErr w:type="gramEnd"/>
-      <w:r>
-        <w:t>必须可序列化，且两端依赖同一版本的</w:t>
+        <w:t>是客户端和服务端之间的主通信通道。所有跨端对象必须可序列化，且两端依赖同一版本的</w:t>
       </w:r>
       <w:r>
         <w:t xml:space="preserve"> common </w:t>
       </w:r>
       <w:r>
-        <w:t>模块。系统将请求意图、参数和返回结果定义为明确的数据对象，避免把界面组件或数据库实体直接暴露到网络边界。统一协议使不同模块可以共享连接、错误处理和会话信息，也减少了客户端与</w:t>
-      </w:r>
-      <w:proofErr w:type="gramStart"/>
-      <w:r>
-        <w:t>服务端因字段</w:t>
-      </w:r>
-      <w:proofErr w:type="gramEnd"/>
-      <w:r>
-        <w:t>不一致产生的运行时错误。</w:t>
+        <w:t>模块。系统将请求意图、参数和返回结果定义为明确的数据对象，避免把界面组件或数据库实体直接暴露到网络边界。统一协议使不同模块可以共享连接、错误处理和会话信息，也减少了客户端与服务端因字段不一致产生的运行时错误。</w:t>
       </w:r>
     </w:p>
     <w:p>
@@ -1787,15 +1811,7 @@
         <w:pStyle w:val="ab"/>
       </w:pPr>
       <w:r>
-        <w:t>选课容量、重修配额、商品库存、购物车数量、订单金额、借阅状态等数据会被多个客户端同时修改。若先</w:t>
-      </w:r>
-      <w:proofErr w:type="gramStart"/>
-      <w:r>
-        <w:t>查询再</w:t>
-      </w:r>
-      <w:proofErr w:type="gramEnd"/>
-      <w:r>
-        <w:t>无条件写入，两个请求可能同时通过检查而造成超额选</w:t>
+        <w:t>选课容量、重修配额、商品库存、购物车数量、订单金额、借阅状态等数据会被多个客户端同时修改。若先查询再无条件写入，两个请求可能同时通过检查而造成超额选</w:t>
       </w:r>
       <w:r>
         <w:lastRenderedPageBreak/>
@@ -1873,15 +1889,7 @@
         <w:pStyle w:val="ab"/>
       </w:pPr>
       <w:r>
-        <w:t>在此基础上，</w:t>
-      </w:r>
-      <w:proofErr w:type="gramStart"/>
-      <w:r>
-        <w:t>服务端还需要</w:t>
-      </w:r>
-      <w:proofErr w:type="gramEnd"/>
-      <w:r>
-        <w:t>检查选课阶段、先修课程、时间冲突、重复选课、教学班容量以及正常与重修配额。退课后容量必须恢复，管理员调课也不能绕过关键约束。通过把规则组合集中在服务层，并以仓储端口读取规范数据，项目避免了客户端各自计算或模块间复制课程数据所导致的不一致。</w:t>
+        <w:t>在此基础上，服务端还需要检查选课阶段、先修课程、时间冲突、重复选课、教学班容量以及正常与重修配额。退课后容量必须恢复，管理员调课也不能绕过关键约束。通过把规则组合集中在服务层，并以仓储端口读取规范数据，项目避免了客户端各自计算或模块间复制课程数据所导致的不一致。</w:t>
       </w:r>
     </w:p>
     <w:p>
@@ -1915,13 +1923,8 @@
         <w:t xml:space="preserve">Access </w:t>
       </w:r>
       <w:r>
-        <w:t>数据</w:t>
-      </w:r>
-      <w:proofErr w:type="gramStart"/>
-      <w:r>
-        <w:t>集完成</w:t>
-      </w:r>
-      <w:proofErr w:type="gramEnd"/>
+        <w:t>数据集完成</w:t>
+      </w:r>
       <w:r>
         <w:t xml:space="preserve"> 8110 </w:t>
       </w:r>
@@ -1974,15 +1977,7 @@
         <w:t xml:space="preserve"> 18 </w:t>
       </w:r>
       <w:r>
-        <w:t>项客户端</w:t>
-      </w:r>
-      <w:proofErr w:type="gramStart"/>
-      <w:r>
-        <w:t>测试按</w:t>
-      </w:r>
-      <w:proofErr w:type="gramEnd"/>
-      <w:r>
-        <w:t>既有条件跳过。</w:t>
+        <w:t>项客户端测试按既有条件跳过。</w:t>
       </w:r>
     </w:p>
     <w:p>
@@ -2024,11 +2019,9 @@
       <w:pPr>
         <w:pStyle w:val="aa"/>
       </w:pPr>
-      <w:proofErr w:type="gramStart"/>
       <w:r>
         <w:t>一</w:t>
       </w:r>
-      <w:proofErr w:type="gramEnd"/>
       <w:r>
         <w:t xml:space="preserve"> </w:t>
       </w:r>
@@ -2067,15 +2060,7 @@
         <w:t>”</w:t>
       </w:r>
       <w:r>
-        <w:t>判断完成度。真正影响交付质量的是接口是否统一、权限是否在服务端生效、数据库是否保持一致、并发操作是否安全、测试是否能够复现、其他成员是否能按说明启动。我们在后期将注意力从单模</w:t>
-      </w:r>
-      <w:proofErr w:type="gramStart"/>
-      <w:r>
-        <w:t>块完成</w:t>
-      </w:r>
-      <w:proofErr w:type="gramEnd"/>
-      <w:r>
-        <w:t>转向统一基线和全链路验证，对软件工程中的边界、依赖和质量保障形成了更具体的认识。</w:t>
+        <w:t>判断完成度。真正影响交付质量的是接口是否统一、权限是否在服务端生效、数据库是否保持一致、并发操作是否安全、测试是否能够复现、其他成员是否能按说明启动。我们在后期将注意力从单模块完成转向统一基线和全链路验证，对软件工程中的边界、依赖和质量保障形成了更具体的认识。</w:t>
       </w:r>
     </w:p>
     <w:p>
@@ -2097,15 +2082,7 @@
         <w:pStyle w:val="ab"/>
       </w:pPr>
       <w:r>
-        <w:t>统一界面的视觉一致性仍需改进。人工测试曾指出商城与其他模块的颜色、间距、表格、按钮和交互反馈差异明显，部分页面在状态变化后不能立即切换。店铺注销和跨品类上架等需求也尚未完全确认。后续需要先建立全软件页面和公共组件清单，确认统一视觉方案，再逐模块整改，并同步验证服务</w:t>
-      </w:r>
-      <w:proofErr w:type="gramStart"/>
-      <w:r>
-        <w:t>端能力</w:t>
-      </w:r>
-      <w:proofErr w:type="gramEnd"/>
-      <w:r>
-        <w:t>与界面状态。</w:t>
+        <w:t>统一界面的视觉一致性仍需改进。人工测试曾指出商城与其他模块的颜色、间距、表格、按钮和交互反馈差异明显，部分页面在状态变化后不能立即切换。店铺注销和跨品类上架等需求也尚未完全确认。后续需要先建立全软件页面和公共组件清单，确认统一视觉方案，再逐模块整改，并同步验证服务端能力与界面状态。</w:t>
       </w:r>
     </w:p>
     <w:p>
@@ -2119,23 +2096,7 @@
         <w:t xml:space="preserve">Access </w:t>
       </w:r>
       <w:r>
-        <w:t>是文件数据库，适合课程</w:t>
-      </w:r>
-      <w:proofErr w:type="gramStart"/>
-      <w:r>
-        <w:t>项目本地</w:t>
-      </w:r>
-      <w:proofErr w:type="gramEnd"/>
-      <w:r>
-        <w:t>运行和随包交付，但不适合多个服务端实例直接共享同一个文件。当前由每位成员在本机运行服务端和数据库更便于调试；若以后部署唯一远程服务端，必须同时</w:t>
-      </w:r>
-      <w:proofErr w:type="gramStart"/>
-      <w:r>
-        <w:t>明确单</w:t>
-      </w:r>
-      <w:proofErr w:type="gramEnd"/>
-      <w:r>
-        <w:t>写入实例、数据库备份、迁移与回滚、端口与防火墙、日志轮转及密码更换。课程演示账号的统一初始密码不能用于公开环境。</w:t>
+        <w:t>是文件数据库，适合课程项目本地运行和随包交付，但不适合多个服务端实例直接共享同一个文件。当前由每位成员在本机运行服务端和数据库更便于调试；若以后部署唯一远程服务端，必须同时明确单写入实例、数据库备份、迁移与回滚、端口与防火墙、日志轮转及密码更换。课程演示账号的统一初始密码不能用于公开环境。</w:t>
       </w:r>
     </w:p>
     <w:p>
@@ -2185,16 +2146,11 @@
       <w:r>
         <w:t>沟通还需要围绕跨模块业务链路进行，而不能只按成员边界汇报。例如培养方案</w:t>
       </w:r>
-      <w:proofErr w:type="gramStart"/>
       <w:r>
         <w:t>—</w:t>
       </w:r>
       <w:r>
-        <w:t>学生</w:t>
-      </w:r>
-      <w:proofErr w:type="gramEnd"/>
-      <w:r>
-        <w:t>资格</w:t>
+        <w:t>学生资格</w:t>
       </w:r>
       <w:r>
         <w:t>—</w:t>
@@ -2252,15 +2208,7 @@
         <w:pStyle w:val="ab"/>
       </w:pPr>
       <w:r>
-        <w:t>通过本项目，我们认识到分层设计的核心不是目录数量，而是依赖方向和职责边界。界面负责展示与交互，服务负责可信的业务判断，仓储负责数据访问，协议负责跨进</w:t>
-      </w:r>
-      <w:proofErr w:type="gramStart"/>
-      <w:r>
-        <w:t>程表达</w:t>
-      </w:r>
-      <w:proofErr w:type="gramEnd"/>
-      <w:r>
-        <w:t>意图。只有边界清晰，模块才能独立测试和替换；如果界面直接拼接</w:t>
+        <w:t>通过本项目，我们认识到分层设计的核心不是目录数量，而是依赖方向和职责边界。界面负责展示与交互，服务负责可信的业务判断，仓储负责数据访问，协议负责跨进程表达意图。只有边界清晰，模块才能独立测试和替换；如果界面直接拼接</w:t>
       </w:r>
       <w:r>
         <w:t xml:space="preserve"> SQL</w:t>
@@ -2298,15 +2246,7 @@
         <w:t>”</w:t>
       </w:r>
       <w:r>
-        <w:t>的含义。按钮禁用、表单校验只能改善体验，不能代替服务端授权；写操作开始前读取到的容量或库存，在真正更新时可能已经改变，因此必须在同一事务和锁顺序中重新检查。并发正确性、会话失效和请求去</w:t>
-      </w:r>
-      <w:proofErr w:type="gramStart"/>
-      <w:r>
-        <w:t>重不是</w:t>
-      </w:r>
-      <w:proofErr w:type="gramEnd"/>
-      <w:r>
-        <w:t>大型互联网系统才需要考虑的问题，在多个本地客户端连接同一服务端时同样会出现。</w:t>
+        <w:t>的含义。按钮禁用、表单校验只能改善体验，不能代替服务端授权；写操作开始前读取到的容量或库存，在真正更新时可能已经改变，因此必须在同一事务和锁顺序中重新检查。并发正确性、会话失效和请求去重不是大型互联网系统才需要考虑的问题，在多个本地客户端连接同一服务端时同样会出现。</w:t>
       </w:r>
     </w:p>
     <w:p>
@@ -2314,23 +2254,7445 @@
         <w:pStyle w:val="ab"/>
       </w:pPr>
       <w:r>
-        <w:t>最后，测试和交付本身也是设计的一部分。测试数据必须覆盖角色、年级、专业和异常场景，自动化测试必须与真实数据库和网络冒烟互相补充，运行包必须能从干净环境启动。一个功能只有在代码、数据、配置、文档和演示流程保持一致时才算真正完成。后续若继续迭代，我们会优先</w:t>
-      </w:r>
-      <w:proofErr w:type="gramStart"/>
-      <w:r>
-        <w:t>偿还高</w:t>
-      </w:r>
-      <w:proofErr w:type="gramEnd"/>
-      <w:r>
-        <w:t>风险的大文件和文档缺口，统一界面体验，并在接口冻结后完善部署</w:t>
-      </w:r>
-      <w:proofErr w:type="gramStart"/>
-      <w:r>
-        <w:t>与回滚机制</w:t>
-      </w:r>
-      <w:proofErr w:type="gramEnd"/>
-      <w:r>
-        <w:t>。</w:t>
+        <w:t>最后，测试和交付本身也是设计的一部分。测试数据必须覆盖角色、年级、专业和异常场景，自动化测试必须与真实数据库和网络冒烟互相补充，运行包必须能从干净环境启动。一个功能只有在代码、数据、配置、文档和演示流程保持一致时才算真正完成。后续若继续迭代，我们会优先偿还高风险的大文件和文档缺口，统一界面体验，并在接口冻结后完善部署与回滚机制。</w:t>
+      </w:r>
+    </w:p>
+    <w:p>
+      <w:pPr>
+        <w:pStyle w:val="aa"/>
+      </w:pPr>
+      <w:r>
+        <w:lastRenderedPageBreak/>
+        <mc:AlternateContent>
+          <mc:Choice Requires="wps">
+            <w:drawing>
+              <wp:anchor distT="0" distB="0" distL="114300" distR="114300" simplePos="0" relativeHeight="251661312" behindDoc="0" locked="0" layoutInCell="1" allowOverlap="1" wp14:anchorId="6FA59446" wp14:editId="0FC00C03">
+                <wp:simplePos x="0" y="0"/>
+                <wp:positionH relativeFrom="margin">
+                  <wp:posOffset>-527050</wp:posOffset>
+                </wp:positionH>
+                <wp:positionV relativeFrom="paragraph">
+                  <wp:posOffset>368300</wp:posOffset>
+                </wp:positionV>
+                <wp:extent cx="6625590" cy="8699500"/>
+                <wp:effectExtent l="0" t="0" r="22860" b="25400"/>
+                <wp:wrapNone/>
+                <wp:docPr id="2" name="文本框 2"/>
+                <wp:cNvGraphicFramePr>
+                  <a:graphicFrameLocks xmlns:a="http://schemas.openxmlformats.org/drawingml/2006/main"/>
+                </wp:cNvGraphicFramePr>
+                <a:graphic xmlns:a="http://schemas.openxmlformats.org/drawingml/2006/main">
+                  <a:graphicData uri="http://schemas.microsoft.com/office/word/2010/wordprocessingShape">
+                    <wps:wsp>
+                      <wps:cNvSpPr txBox="1">
+                        <a:spLocks noChangeArrowheads="1"/>
+                      </wps:cNvSpPr>
+                      <wps:spPr bwMode="auto">
+                        <a:xfrm>
+                          <a:off x="0" y="0"/>
+                          <a:ext cx="6625590" cy="8699500"/>
+                        </a:xfrm>
+                        <a:prstGeom prst="rect">
+                          <a:avLst/>
+                        </a:prstGeom>
+                        <a:solidFill>
+                          <a:srgbClr val="FFFFFF"/>
+                        </a:solidFill>
+                        <a:ln w="9525">
+                          <a:solidFill>
+                            <a:srgbClr val="000000"/>
+                          </a:solidFill>
+                          <a:miter lim="200000"/>
+                          <a:headEnd/>
+                          <a:tailEnd/>
+                        </a:ln>
+                      </wps:spPr>
+                      <wps:txbx>
+                        <w:txbxContent>
+                          <w:p>
+                            <w:pPr>
+                              <w:jc w:val="center"/>
+                              <w:rPr>
+                                <w:rFonts w:eastAsia="宋体"/>
+                                <w:lang w:eastAsia="zh-CN"/>
+                              </w:rPr>
+                            </w:pPr>
+                            <w:r>
+                              <w:rPr>
+                                <w:rFonts w:eastAsia="宋体" w:hint="eastAsia"/>
+                                <w:lang w:eastAsia="zh-CN"/>
+                              </w:rPr>
+                              <w:t>个人项目小结报告</w:t>
+                            </w:r>
+                          </w:p>
+                          <w:p>
+                            <w:pPr>
+                              <w:jc w:val="center"/>
+                              <w:rPr>
+                                <w:rFonts w:eastAsia="宋体"/>
+                                <w:lang w:eastAsia="zh-CN"/>
+                              </w:rPr>
+                            </w:pPr>
+                          </w:p>
+                          <w:p>
+                            <w:pPr>
+                              <w:jc w:val="center"/>
+                              <w:rPr>
+                                <w:rFonts w:eastAsia="宋体"/>
+                                <w:lang w:eastAsia="zh-CN"/>
+                              </w:rPr>
+                            </w:pPr>
+                            <w:r>
+                              <w:rPr>
+                                <w:rFonts w:eastAsia="宋体" w:hint="eastAsia"/>
+                                <w:lang w:eastAsia="zh-CN"/>
+                              </w:rPr>
+                              <w:t>学号：</w:t>
+                            </w:r>
+                            <w:r>
+                              <w:rPr>
+                                <w:rFonts w:eastAsia="宋体" w:hint="eastAsia"/>
+                                <w:lang w:eastAsia="zh-CN"/>
+                              </w:rPr>
+                              <w:t xml:space="preserve"> </w:t>
+                            </w:r>
+                            <w:r>
+                              <w:rPr>
+                                <w:rFonts w:eastAsia="宋体"/>
+                                <w:lang w:eastAsia="zh-CN"/>
+                              </w:rPr>
+                              <w:t>09024119</w:t>
+                            </w:r>
+                            <w:r>
+                              <w:rPr>
+                                <w:rFonts w:eastAsia="宋体" w:hint="eastAsia"/>
+                                <w:lang w:eastAsia="zh-CN"/>
+                              </w:rPr>
+                              <w:t xml:space="preserve">             </w:t>
+                            </w:r>
+                            <w:r>
+                              <w:rPr>
+                                <w:rFonts w:eastAsia="宋体" w:hint="eastAsia"/>
+                                <w:lang w:eastAsia="zh-CN"/>
+                              </w:rPr>
+                              <w:t>签名：</w:t>
+                            </w:r>
+                            <w:r>
+                              <w:rPr>
+                                <w:rFonts w:eastAsia="宋体" w:hint="eastAsia"/>
+                                <w:lang w:eastAsia="zh-CN"/>
+                              </w:rPr>
+                              <w:tab/>
+                            </w:r>
+                            <w:r>
+                              <w:rPr>
+                                <w:rFonts w:eastAsia="宋体" w:hint="eastAsia"/>
+                                <w:lang w:eastAsia="zh-CN"/>
+                              </w:rPr>
+                              <w:tab/>
+                            </w:r>
+                            <w:r>
+                              <w:rPr>
+                                <w:rFonts w:eastAsia="宋体"/>
+                                <w:lang w:eastAsia="zh-CN"/>
+                              </w:rPr>
+                              <w:t xml:space="preserve">       </w:t>
+                            </w:r>
+                            <w:r>
+                              <w:rPr>
+                                <w:rFonts w:eastAsia="宋体" w:hint="eastAsia"/>
+                                <w:lang w:eastAsia="zh-CN"/>
+                              </w:rPr>
+                              <w:t>日期：</w:t>
+                            </w:r>
+                            <w:r>
+                              <w:rPr>
+                                <w:rFonts w:eastAsia="宋体" w:hint="eastAsia"/>
+                                <w:lang w:eastAsia="zh-CN"/>
+                              </w:rPr>
+                              <w:t xml:space="preserve"> 2026.9.14</w:t>
+                            </w:r>
+                          </w:p>
+                          <w:p>
+                            <w:pPr>
+                              <w:rPr>
+                                <w:rFonts w:ascii="宋体" w:eastAsia="宋体" w:hAnsi="宋体"/>
+                                <w:lang w:eastAsia="zh-CN"/>
+                              </w:rPr>
+                            </w:pPr>
+                            <w:r>
+                              <w:rPr>
+                                <w:rFonts w:eastAsia="宋体" w:hint="eastAsia"/>
+                                <w:b/>
+                                <w:bCs/>
+                                <w:color w:val="FF0000"/>
+                                <w:sz w:val="24"/>
+                                <w:lang w:eastAsia="zh-CN"/>
+                              </w:rPr>
+                              <w:t>成绩</w:t>
+                            </w:r>
+                            <w:r>
+                              <w:rPr>
+                                <w:rFonts w:ascii="宋体" w:eastAsia="宋体" w:hAnsi="宋体" w:hint="eastAsia"/>
+                                <w:lang w:eastAsia="zh-CN"/>
+                              </w:rPr>
+                              <w:t>【优   良  中</w:t>
+                            </w:r>
+                            <w:r>
+                              <w:rPr>
+                                <w:rFonts w:ascii="宋体" w:eastAsia="宋体" w:hAnsi="宋体" w:hint="eastAsia"/>
+                                <w:lang w:eastAsia="zh-CN"/>
+                              </w:rPr>
+                              <w:tab/>
+                              <w:t>及格</w:t>
+                            </w:r>
+                            <w:r>
+                              <w:rPr>
+                                <w:rFonts w:ascii="宋体" w:eastAsia="宋体" w:hAnsi="宋体" w:hint="eastAsia"/>
+                                <w:lang w:eastAsia="zh-CN"/>
+                              </w:rPr>
+                              <w:tab/>
+                              <w:t>不及格</w:t>
+                            </w:r>
+                            <w:r>
+                              <w:rPr>
+                                <w:rFonts w:ascii="宋体" w:eastAsia="宋体" w:hAnsi="宋体" w:hint="eastAsia"/>
+                                <w:lang w:eastAsia="zh-CN"/>
+                              </w:rPr>
+                              <w:tab/>
+                              <w:t>】</w:t>
+                            </w:r>
+                          </w:p>
+                          <w:p>
+                            <w:pPr>
+                              <w:jc w:val="center"/>
+                              <w:rPr>
+                                <w:rFonts w:eastAsia="宋体"/>
+                                <w:lang w:eastAsia="zh-CN"/>
+                              </w:rPr>
+                            </w:pPr>
+                          </w:p>
+                          <w:p>
+                            <w:pPr>
+                              <w:rPr>
+                                <w:b/>
+                                <w:bCs/>
+                                <w:sz w:val="24"/>
+                                <w:lang w:eastAsia="zh-CN"/>
+                              </w:rPr>
+                            </w:pPr>
+                            <w:proofErr w:type="spellStart"/>
+                            <w:r>
+                              <w:rPr>
+                                <w:rFonts w:hint="eastAsia"/>
+                                <w:b/>
+                                <w:bCs/>
+                                <w:sz w:val="24"/>
+                                <w:lang w:eastAsia="zh-CN"/>
+                              </w:rPr>
+                              <w:t>组内工作（具体分工</w:t>
+                            </w:r>
+                            <w:proofErr w:type="spellEnd"/>
+                            <w:r>
+                              <w:rPr>
+                                <w:rFonts w:hint="eastAsia"/>
+                                <w:b/>
+                                <w:bCs/>
+                                <w:sz w:val="24"/>
+                                <w:lang w:eastAsia="zh-CN"/>
+                              </w:rPr>
+                              <w:t>）</w:t>
+                            </w:r>
+                          </w:p>
+                          <w:p>
+                            <w:pPr>
+                              <w:rPr>
+                                <w:rFonts w:ascii="宋体" w:eastAsia="宋体" w:hAnsi="宋体"/>
+                                <w:lang w:eastAsia="zh-CN"/>
+                              </w:rPr>
+                            </w:pPr>
+                            <w:r>
+                              <w:rPr>
+                                <w:rFonts w:eastAsia="宋体" w:hint="eastAsia"/>
+                                <w:lang w:eastAsia="zh-CN"/>
+                              </w:rPr>
+                              <w:tab/>
+                            </w:r>
+                            <w:r>
+                              <w:rPr>
+                                <w:rFonts w:ascii="宋体" w:eastAsia="宋体" w:hAnsi="宋体"/>
+                                <w:lang w:eastAsia="zh-CN"/>
+                              </w:rPr>
+                              <w:t xml:space="preserve">本人主要负责课程选课模块的设计、开发与后续完善，完成统一选课阶段管理、学生选课/退课/补选/重修等核心流程，并参与培养方案课程筛选、教学班容量管理、时间冲突校验及并发选课控制等功能实现。同时，我承担了部分多模块合并工作，协助统一客户端主界面、服务端消息路由、权限配置、数据库初始化和运行入口，保证课程模块能够接入 </w:t>
+                            </w:r>
+                            <w:proofErr w:type="spellStart"/>
+                            <w:r>
+                              <w:rPr>
+                                <w:rFonts w:ascii="宋体" w:eastAsia="宋体" w:hAnsi="宋体"/>
+                                <w:lang w:eastAsia="zh-CN"/>
+                              </w:rPr>
+                              <w:t>vCampus</w:t>
+                            </w:r>
+                            <w:proofErr w:type="spellEnd"/>
+                            <w:r>
+                              <w:rPr>
+                                <w:rFonts w:ascii="宋体" w:eastAsia="宋体" w:hAnsi="宋体"/>
+                                <w:lang w:eastAsia="zh-CN"/>
+                              </w:rPr>
+                              <w:t xml:space="preserve"> 综合系统。服务器联调方面，我负责 </w:t>
+                            </w:r>
+                            <w:proofErr w:type="spellStart"/>
+                            <w:r>
+                              <w:rPr>
+                                <w:rFonts w:ascii="宋体" w:eastAsia="宋体" w:hAnsi="宋体"/>
+                                <w:lang w:eastAsia="zh-CN"/>
+                              </w:rPr>
+                              <w:t>Tailscale</w:t>
+                            </w:r>
+                            <w:proofErr w:type="spellEnd"/>
+                            <w:r>
+                              <w:rPr>
+                                <w:rFonts w:ascii="宋体" w:eastAsia="宋体" w:hAnsi="宋体"/>
+                                <w:lang w:eastAsia="zh-CN"/>
+                              </w:rPr>
+                              <w:t xml:space="preserve"> 组网连接及操作说明整理，为组内跨设备连接、Socket 服务调试和演示部署提供支持。</w:t>
+                            </w:r>
+                          </w:p>
+                          <w:p>
+                            <w:pPr>
+                              <w:rPr>
+                                <w:rFonts w:eastAsia="宋体"/>
+                                <w:lang w:eastAsia="zh-CN"/>
+                              </w:rPr>
+                            </w:pPr>
+                          </w:p>
+                          <w:p>
+                            <w:pPr>
+                              <w:rPr>
+                                <w:rFonts w:eastAsia="宋体"/>
+                                <w:b/>
+                                <w:bCs/>
+                                <w:color w:val="000000"/>
+                                <w:sz w:val="24"/>
+                                <w:lang w:eastAsia="zh-CN"/>
+                              </w:rPr>
+                            </w:pPr>
+                            <w:proofErr w:type="spellStart"/>
+                            <w:r>
+                              <w:rPr>
+                                <w:rFonts w:hint="eastAsia"/>
+                                <w:b/>
+                                <w:bCs/>
+                                <w:color w:val="000000"/>
+                                <w:sz w:val="24"/>
+                                <w:lang w:eastAsia="zh-CN"/>
+                              </w:rPr>
+                              <w:t>任务完成情况总结</w:t>
+                            </w:r>
+                            <w:proofErr w:type="spellEnd"/>
+                          </w:p>
+                          <w:p>
+                            <w:pPr>
+                              <w:rPr>
+                                <w:rFonts w:ascii="宋体" w:eastAsia="宋体" w:hAnsi="宋体"/>
+                                <w:bCs/>
+                                <w:color w:val="000000"/>
+                                <w:szCs w:val="22"/>
+                                <w:lang w:eastAsia="zh-CN"/>
+                              </w:rPr>
+                            </w:pPr>
+                            <w:r>
+                              <w:rPr>
+                                <w:rFonts w:eastAsia="宋体" w:hint="eastAsia"/>
+                                <w:b/>
+                                <w:bCs/>
+                                <w:color w:val="000000"/>
+                                <w:sz w:val="24"/>
+                                <w:lang w:eastAsia="zh-CN"/>
+                              </w:rPr>
+                              <w:tab/>
+                            </w:r>
+                            <w:r>
+                              <w:rPr>
+                                <w:rFonts w:ascii="宋体" w:eastAsia="宋体" w:hAnsi="宋体" w:hint="eastAsia"/>
+                                <w:bCs/>
+                                <w:color w:val="000000"/>
+                                <w:szCs w:val="22"/>
+                                <w:lang w:eastAsia="zh-CN"/>
+                              </w:rPr>
+                              <w:t>我完成了课程选课模块的主要功能开发。学生端将普通选课、退改补和重修整合到统一选课页面，能够根据当前开放的选课阶段、学生学籍状态、历史修读情况、培养方案和教学班容量，展示可执行的选课操作及不可选原因。管理员端实现了选课阶段的创建、编辑、开放和关闭，并通过状态限制和版本校验避免阶段状态冲突。</w:t>
+                            </w:r>
+                          </w:p>
+                          <w:p>
+                            <w:pPr>
+                              <w:ind w:firstLine="420"/>
+                              <w:rPr>
+                                <w:rFonts w:ascii="宋体" w:eastAsia="宋体" w:hAnsi="宋体"/>
+                                <w:bCs/>
+                                <w:color w:val="000000"/>
+                                <w:szCs w:val="22"/>
+                                <w:lang w:eastAsia="zh-CN"/>
+                              </w:rPr>
+                            </w:pPr>
+                            <w:r>
+                              <w:rPr>
+                                <w:rFonts w:ascii="宋体" w:eastAsia="宋体" w:hAnsi="宋体" w:hint="eastAsia"/>
+                                <w:bCs/>
+                                <w:color w:val="000000"/>
+                                <w:szCs w:val="22"/>
+                                <w:lang w:eastAsia="zh-CN"/>
+                              </w:rPr>
+                              <w:t>在业务规则方面，实现了按学生培养方案和学期筛选课程、隐藏已通过或尚未到学习阶段的课程、区分普通选课与重修选课容量、检查时间冲突和重复选课等逻辑；关键写操作会在服务端再次校验，并通过事务和锁保证并发情况下容量数据正确。客户端也完成了课程展开、教学班选择、选课状态提示、取消选课与页面刷新等交互。</w:t>
+                            </w:r>
+                          </w:p>
+                          <w:p>
+                            <w:pPr>
+                              <w:ind w:firstLine="420"/>
+                              <w:rPr>
+                                <w:rFonts w:ascii="宋体" w:eastAsia="宋体" w:hAnsi="宋体"/>
+                                <w:bCs/>
+                                <w:color w:val="000000"/>
+                                <w:szCs w:val="22"/>
+                                <w:lang w:eastAsia="zh-CN"/>
+                              </w:rPr>
+                            </w:pPr>
+                            <w:r>
+                              <w:rPr>
+                                <w:rFonts w:ascii="宋体" w:eastAsia="宋体" w:hAnsi="宋体" w:hint="eastAsia"/>
+                                <w:bCs/>
+                                <w:color w:val="000000"/>
+                                <w:szCs w:val="22"/>
+                                <w:lang w:eastAsia="zh-CN"/>
+                              </w:rPr>
+                              <w:t>在项目合并中，我参与整合课程模块与用户、学籍等模块，处理统一登录后的课程页面接入、服务端处理器注册、数据库结构与演示数据衔接等问题，并配合完成测试和运行包更新。</w:t>
+                            </w:r>
+                            <w:proofErr w:type="spellStart"/>
+                            <w:r>
+                              <w:rPr>
+                                <w:rFonts w:ascii="宋体" w:eastAsia="宋体" w:hAnsi="宋体"/>
+                                <w:bCs/>
+                                <w:color w:val="000000"/>
+                                <w:szCs w:val="22"/>
+                                <w:lang w:eastAsia="zh-CN"/>
+                              </w:rPr>
+                              <w:t>Tailscale</w:t>
+                            </w:r>
+                            <w:proofErr w:type="spellEnd"/>
+                            <w:r>
+                              <w:rPr>
+                                <w:rFonts w:ascii="宋体" w:eastAsia="宋体" w:hAnsi="宋体"/>
+                                <w:bCs/>
+                                <w:color w:val="000000"/>
+                                <w:szCs w:val="22"/>
+                                <w:lang w:eastAsia="zh-CN"/>
+                              </w:rPr>
+                              <w:t xml:space="preserve"> </w:t>
+                            </w:r>
+                            <w:r>
+                              <w:rPr>
+                                <w:rFonts w:ascii="宋体" w:eastAsia="宋体" w:hAnsi="宋体" w:hint="eastAsia"/>
+                                <w:bCs/>
+                                <w:color w:val="000000"/>
+                                <w:szCs w:val="22"/>
+                                <w:lang w:eastAsia="zh-CN"/>
+                              </w:rPr>
+                              <w:t>部分完成了组网连接与联调说明整理，降低了不同设备之间进行服务端联调和演示时的网络配置成本。</w:t>
+                            </w:r>
+                          </w:p>
+                          <w:p>
+                            <w:pPr>
+                              <w:rPr>
+                                <w:rFonts w:eastAsia="宋体"/>
+                                <w:bCs/>
+                                <w:color w:val="000000"/>
+                                <w:sz w:val="24"/>
+                                <w:lang w:eastAsia="zh-CN"/>
+                              </w:rPr>
+                            </w:pPr>
+                          </w:p>
+                          <w:p>
+                            <w:pPr>
+                              <w:rPr>
+                                <w:rFonts w:eastAsia="宋体"/>
+                                <w:b/>
+                                <w:bCs/>
+                                <w:color w:val="000000"/>
+                                <w:sz w:val="24"/>
+                                <w:lang w:eastAsia="zh-CN"/>
+                              </w:rPr>
+                            </w:pPr>
+                            <w:proofErr w:type="spellStart"/>
+                            <w:r>
+                              <w:rPr>
+                                <w:rFonts w:hint="eastAsia"/>
+                                <w:b/>
+                                <w:bCs/>
+                                <w:color w:val="000000"/>
+                                <w:sz w:val="24"/>
+                                <w:lang w:eastAsia="zh-CN"/>
+                              </w:rPr>
+                              <w:t>工作小结与体会</w:t>
+                            </w:r>
+                            <w:proofErr w:type="spellEnd"/>
+                          </w:p>
+                          <w:p>
+                            <w:pPr>
+                              <w:rPr>
+                                <w:rFonts w:ascii="宋体" w:eastAsia="宋体" w:hAnsi="宋体"/>
+                                <w:bCs/>
+                                <w:color w:val="000000"/>
+                                <w:szCs w:val="22"/>
+                                <w:lang w:eastAsia="zh-CN"/>
+                              </w:rPr>
+                            </w:pPr>
+                            <w:r>
+                              <w:rPr>
+                                <w:rFonts w:eastAsia="宋体" w:hint="eastAsia"/>
+                                <w:b/>
+                                <w:bCs/>
+                                <w:color w:val="000000"/>
+                                <w:sz w:val="24"/>
+                                <w:lang w:eastAsia="zh-CN"/>
+                              </w:rPr>
+                              <w:tab/>
+                            </w:r>
+                            <w:r>
+                              <w:rPr>
+                                <w:rFonts w:ascii="宋体" w:eastAsia="宋体" w:hAnsi="宋体" w:hint="eastAsia"/>
+                                <w:bCs/>
+                                <w:color w:val="000000"/>
+                                <w:szCs w:val="22"/>
+                                <w:lang w:eastAsia="zh-CN"/>
+                              </w:rPr>
+                              <w:t>本次项目让我更深入地理解了完整业务模块从需求分析、数据模型设计、服务端规则实现、客户端交互，到跨模块集成和部署联调的全过程。选课功能看似是简单的“选”和“退”，但实际涉及培养方案、学期阶段、容量、重修资格、时间冲突及并发控制等多个约束，因此需要将规则放在服务端统一校验，不能只依赖客户端页面限制。</w:t>
+                            </w:r>
+                          </w:p>
+                          <w:p>
+                            <w:pPr>
+                              <w:ind w:firstLine="420"/>
+                              <w:rPr>
+                                <w:rFonts w:ascii="宋体" w:eastAsia="宋体" w:hAnsi="宋体"/>
+                                <w:bCs/>
+                                <w:color w:val="000000"/>
+                                <w:szCs w:val="22"/>
+                                <w:lang w:eastAsia="zh-CN"/>
+                              </w:rPr>
+                            </w:pPr>
+                            <w:r>
+                              <w:rPr>
+                                <w:rFonts w:ascii="宋体" w:eastAsia="宋体" w:hAnsi="宋体" w:hint="eastAsia"/>
+                                <w:bCs/>
+                                <w:color w:val="000000"/>
+                                <w:szCs w:val="22"/>
+                                <w:lang w:eastAsia="zh-CN"/>
+                              </w:rPr>
+                              <w:t>在合并工作中，我认识到模块独立开发后，统一入口、会话身份、权限、数据库初始化和消息路由往往才是最容易出现兼容问题的环节。通过持续测试、逐步合并和联调，最终使课程功能能够稳定运行在综合校园系统中。</w:t>
+                            </w:r>
+                            <w:proofErr w:type="spellStart"/>
+                            <w:r>
+                              <w:rPr>
+                                <w:rFonts w:ascii="宋体" w:eastAsia="宋体" w:hAnsi="宋体"/>
+                                <w:bCs/>
+                                <w:color w:val="000000"/>
+                                <w:szCs w:val="22"/>
+                                <w:lang w:eastAsia="zh-CN"/>
+                              </w:rPr>
+                              <w:t>Tailscale</w:t>
+                            </w:r>
+                            <w:proofErr w:type="spellEnd"/>
+                            <w:r>
+                              <w:rPr>
+                                <w:rFonts w:ascii="宋体" w:eastAsia="宋体" w:hAnsi="宋体"/>
+                                <w:bCs/>
+                                <w:color w:val="000000"/>
+                                <w:szCs w:val="22"/>
+                                <w:lang w:eastAsia="zh-CN"/>
+                              </w:rPr>
+                              <w:t xml:space="preserve"> </w:t>
+                            </w:r>
+                            <w:r>
+                              <w:rPr>
+                                <w:rFonts w:ascii="宋体" w:eastAsia="宋体" w:hAnsi="宋体" w:hint="eastAsia"/>
+                                <w:bCs/>
+                                <w:color w:val="000000"/>
+                                <w:szCs w:val="22"/>
+                                <w:lang w:eastAsia="zh-CN"/>
+                              </w:rPr>
+                              <w:t>联机配置的工作也让我意识到，项目交付不仅要完成代码功能，还需要考虑团队协作、部署环境和演示条件。</w:t>
+                            </w:r>
+                          </w:p>
+                          <w:p>
+                            <w:pPr>
+                              <w:rPr>
+                                <w:rFonts w:eastAsia="宋体"/>
+                                <w:b/>
+                                <w:bCs/>
+                                <w:color w:val="000000"/>
+                                <w:sz w:val="24"/>
+                                <w:lang w:eastAsia="zh-CN"/>
+                              </w:rPr>
+                            </w:pPr>
+                          </w:p>
+                          <w:p>
+                            <w:pPr>
+                              <w:rPr>
+                                <w:rFonts w:eastAsia="宋体"/>
+                                <w:b/>
+                                <w:bCs/>
+                                <w:color w:val="000000"/>
+                                <w:sz w:val="24"/>
+                                <w:lang w:eastAsia="zh-CN"/>
+                              </w:rPr>
+                            </w:pPr>
+                          </w:p>
+                          <w:p>
+                            <w:pPr>
+                              <w:rPr>
+                                <w:rFonts w:eastAsia="宋体"/>
+                                <w:b/>
+                                <w:bCs/>
+                                <w:color w:val="000000"/>
+                                <w:sz w:val="24"/>
+                                <w:lang w:eastAsia="zh-CN"/>
+                              </w:rPr>
+                            </w:pPr>
+                          </w:p>
+                          <w:p>
+                            <w:pPr>
+                              <w:rPr>
+                                <w:rFonts w:eastAsia="宋体"/>
+                                <w:b/>
+                                <w:bCs/>
+                                <w:color w:val="000000"/>
+                                <w:sz w:val="24"/>
+                                <w:lang w:eastAsia="zh-CN"/>
+                              </w:rPr>
+                            </w:pPr>
+                          </w:p>
+                          <w:p>
+                            <w:pPr>
+                              <w:rPr>
+                                <w:rFonts w:eastAsia="宋体"/>
+                                <w:b/>
+                                <w:bCs/>
+                                <w:color w:val="000000"/>
+                                <w:sz w:val="24"/>
+                                <w:lang w:eastAsia="zh-CN"/>
+                              </w:rPr>
+                            </w:pPr>
+                          </w:p>
+                          <w:p>
+                            <w:pPr>
+                              <w:rPr>
+                                <w:rFonts w:eastAsia="宋体"/>
+                                <w:b/>
+                                <w:bCs/>
+                                <w:color w:val="000000"/>
+                                <w:sz w:val="24"/>
+                                <w:lang w:eastAsia="zh-CN"/>
+                              </w:rPr>
+                            </w:pPr>
+                          </w:p>
+                          <w:p>
+                            <w:pPr>
+                              <w:rPr>
+                                <w:rFonts w:eastAsia="宋体"/>
+                                <w:b/>
+                                <w:bCs/>
+                                <w:color w:val="000000"/>
+                                <w:sz w:val="24"/>
+                                <w:lang w:eastAsia="zh-CN"/>
+                              </w:rPr>
+                            </w:pPr>
+                          </w:p>
+                          <w:p>
+                            <w:pPr>
+                              <w:rPr>
+                                <w:rFonts w:eastAsia="宋体"/>
+                                <w:b/>
+                                <w:bCs/>
+                                <w:color w:val="000000"/>
+                                <w:sz w:val="24"/>
+                                <w:lang w:eastAsia="zh-CN"/>
+                              </w:rPr>
+                            </w:pPr>
+                          </w:p>
+                          <w:p>
+                            <w:pPr>
+                              <w:rPr>
+                                <w:rFonts w:eastAsia="宋体"/>
+                                <w:b/>
+                                <w:bCs/>
+                                <w:color w:val="000000"/>
+                                <w:sz w:val="24"/>
+                                <w:lang w:eastAsia="zh-CN"/>
+                              </w:rPr>
+                            </w:pPr>
+                          </w:p>
+                          <w:p>
+                            <w:pPr>
+                              <w:rPr>
+                                <w:rFonts w:eastAsia="宋体"/>
+                                <w:lang w:eastAsia="zh-CN"/>
+                              </w:rPr>
+                            </w:pPr>
+                          </w:p>
+                        </w:txbxContent>
+                      </wps:txbx>
+                      <wps:bodyPr rot="0" vert="horz" wrap="square" lIns="91440" tIns="45720" rIns="91440" bIns="45720" anchor="t" anchorCtr="0" upright="1">
+                        <a:noAutofit/>
+                      </wps:bodyPr>
+                    </wps:wsp>
+                  </a:graphicData>
+                </a:graphic>
+                <wp14:sizeRelH relativeFrom="page">
+                  <wp14:pctWidth>0</wp14:pctWidth>
+                </wp14:sizeRelH>
+                <wp14:sizeRelV relativeFrom="page">
+                  <wp14:pctHeight>0</wp14:pctHeight>
+                </wp14:sizeRelV>
+              </wp:anchor>
+            </w:drawing>
+          </mc:Choice>
+          <mc:Fallback>
+            <w:pict>
+              <v:shape w14:anchorId="6FA59446" id="文本框 2" o:spid="_x0000_s1027" type="#_x0000_t202" style="position:absolute;margin-left:-41.5pt;margin-top:29pt;width:521.7pt;height:685pt;z-index:251661312;visibility:visible;mso-wrap-style:square;mso-width-percent:0;mso-height-percent:0;mso-wrap-distance-left:9pt;mso-wrap-distance-top:0;mso-wrap-distance-right:9pt;mso-wrap-distance-bottom:0;mso-position-horizontal:absolute;mso-position-horizontal-relative:margin;mso-position-vertical:absolute;mso-position-vertical-relative:text;mso-width-percent:0;mso-height-percent:0;mso-width-relative:page;mso-height-relative:page;v-text-anchor:top" o:gfxdata="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">
+                <v:stroke miterlimit="2"/>
+                <v:textbox>
+                  <w:txbxContent>
+                    <w:p>
+                      <w:pPr>
+                        <w:jc w:val="center"/>
+                        <w:rPr>
+                          <w:rFonts w:eastAsia="宋体"/>
+                          <w:lang w:eastAsia="zh-CN"/>
+                        </w:rPr>
+                      </w:pPr>
+                      <w:r>
+                        <w:rPr>
+                          <w:rFonts w:eastAsia="宋体" w:hint="eastAsia"/>
+                          <w:lang w:eastAsia="zh-CN"/>
+                        </w:rPr>
+                        <w:t>个人项目小结报告</w:t>
+                      </w:r>
+                    </w:p>
+                    <w:p>
+                      <w:pPr>
+                        <w:jc w:val="center"/>
+                        <w:rPr>
+                          <w:rFonts w:eastAsia="宋体"/>
+                          <w:lang w:eastAsia="zh-CN"/>
+                        </w:rPr>
+                      </w:pPr>
+                    </w:p>
+                    <w:p>
+                      <w:pPr>
+                        <w:jc w:val="center"/>
+                        <w:rPr>
+                          <w:rFonts w:eastAsia="宋体"/>
+                          <w:lang w:eastAsia="zh-CN"/>
+                        </w:rPr>
+                      </w:pPr>
+                      <w:r>
+                        <w:rPr>
+                          <w:rFonts w:eastAsia="宋体" w:hint="eastAsia"/>
+                          <w:lang w:eastAsia="zh-CN"/>
+                        </w:rPr>
+                        <w:t>学号：</w:t>
+                      </w:r>
+                      <w:r>
+                        <w:rPr>
+                          <w:rFonts w:eastAsia="宋体" w:hint="eastAsia"/>
+                          <w:lang w:eastAsia="zh-CN"/>
+                        </w:rPr>
+                        <w:t xml:space="preserve"> </w:t>
+                      </w:r>
+                      <w:r>
+                        <w:rPr>
+                          <w:rFonts w:eastAsia="宋体"/>
+                          <w:lang w:eastAsia="zh-CN"/>
+                        </w:rPr>
+                        <w:t>09024119</w:t>
+                      </w:r>
+                      <w:r>
+                        <w:rPr>
+                          <w:rFonts w:eastAsia="宋体" w:hint="eastAsia"/>
+                          <w:lang w:eastAsia="zh-CN"/>
+                        </w:rPr>
+                        <w:t xml:space="preserve">             </w:t>
+                      </w:r>
+                      <w:r>
+                        <w:rPr>
+                          <w:rFonts w:eastAsia="宋体" w:hint="eastAsia"/>
+                          <w:lang w:eastAsia="zh-CN"/>
+                        </w:rPr>
+                        <w:t>签名：</w:t>
+                      </w:r>
+                      <w:r>
+                        <w:rPr>
+                          <w:rFonts w:eastAsia="宋体" w:hint="eastAsia"/>
+                          <w:lang w:eastAsia="zh-CN"/>
+                        </w:rPr>
+                        <w:tab/>
+                      </w:r>
+                      <w:r>
+                        <w:rPr>
+                          <w:rFonts w:eastAsia="宋体" w:hint="eastAsia"/>
+                          <w:lang w:eastAsia="zh-CN"/>
+                        </w:rPr>
+                        <w:tab/>
+                      </w:r>
+                      <w:r>
+                        <w:rPr>
+                          <w:rFonts w:eastAsia="宋体"/>
+                          <w:lang w:eastAsia="zh-CN"/>
+                        </w:rPr>
+                        <w:t xml:space="preserve">       </w:t>
+                      </w:r>
+                      <w:r>
+                        <w:rPr>
+                          <w:rFonts w:eastAsia="宋体" w:hint="eastAsia"/>
+                          <w:lang w:eastAsia="zh-CN"/>
+                        </w:rPr>
+                        <w:t>日期：</w:t>
+                      </w:r>
+                      <w:r>
+                        <w:rPr>
+                          <w:rFonts w:eastAsia="宋体" w:hint="eastAsia"/>
+                          <w:lang w:eastAsia="zh-CN"/>
+                        </w:rPr>
+                        <w:t xml:space="preserve"> 2026.9.14</w:t>
+                      </w:r>
+                    </w:p>
+                    <w:p>
+                      <w:pPr>
+                        <w:rPr>
+                          <w:rFonts w:ascii="宋体" w:eastAsia="宋体" w:hAnsi="宋体"/>
+                          <w:lang w:eastAsia="zh-CN"/>
+                        </w:rPr>
+                      </w:pPr>
+                      <w:r>
+                        <w:rPr>
+                          <w:rFonts w:eastAsia="宋体" w:hint="eastAsia"/>
+                          <w:b/>
+                          <w:bCs/>
+                          <w:color w:val="FF0000"/>
+                          <w:sz w:val="24"/>
+                          <w:lang w:eastAsia="zh-CN"/>
+                        </w:rPr>
+                        <w:t>成绩</w:t>
+                      </w:r>
+                      <w:r>
+                        <w:rPr>
+                          <w:rFonts w:ascii="宋体" w:eastAsia="宋体" w:hAnsi="宋体" w:hint="eastAsia"/>
+                          <w:lang w:eastAsia="zh-CN"/>
+                        </w:rPr>
+                        <w:t>【优   良  中</w:t>
+                      </w:r>
+                      <w:r>
+                        <w:rPr>
+                          <w:rFonts w:ascii="宋体" w:eastAsia="宋体" w:hAnsi="宋体" w:hint="eastAsia"/>
+                          <w:lang w:eastAsia="zh-CN"/>
+                        </w:rPr>
+                        <w:tab/>
+                        <w:t>及格</w:t>
+                      </w:r>
+                      <w:r>
+                        <w:rPr>
+                          <w:rFonts w:ascii="宋体" w:eastAsia="宋体" w:hAnsi="宋体" w:hint="eastAsia"/>
+                          <w:lang w:eastAsia="zh-CN"/>
+                        </w:rPr>
+                        <w:tab/>
+                        <w:t>不及格</w:t>
+                      </w:r>
+                      <w:r>
+                        <w:rPr>
+                          <w:rFonts w:ascii="宋体" w:eastAsia="宋体" w:hAnsi="宋体" w:hint="eastAsia"/>
+                          <w:lang w:eastAsia="zh-CN"/>
+                        </w:rPr>
+                        <w:tab/>
+                        <w:t>】</w:t>
+                      </w:r>
+                    </w:p>
+                    <w:p>
+                      <w:pPr>
+                        <w:jc w:val="center"/>
+                        <w:rPr>
+                          <w:rFonts w:eastAsia="宋体"/>
+                          <w:lang w:eastAsia="zh-CN"/>
+                        </w:rPr>
+                      </w:pPr>
+                    </w:p>
+                    <w:p>
+                      <w:pPr>
+                        <w:rPr>
+                          <w:b/>
+                          <w:bCs/>
+                          <w:sz w:val="24"/>
+                          <w:lang w:eastAsia="zh-CN"/>
+                        </w:rPr>
+                      </w:pPr>
+                      <w:proofErr w:type="spellStart"/>
+                      <w:r>
+                        <w:rPr>
+                          <w:rFonts w:hint="eastAsia"/>
+                          <w:b/>
+                          <w:bCs/>
+                          <w:sz w:val="24"/>
+                          <w:lang w:eastAsia="zh-CN"/>
+                        </w:rPr>
+                        <w:t>组内工作（具体分工</w:t>
+                      </w:r>
+                      <w:proofErr w:type="spellEnd"/>
+                      <w:r>
+                        <w:rPr>
+                          <w:rFonts w:hint="eastAsia"/>
+                          <w:b/>
+                          <w:bCs/>
+                          <w:sz w:val="24"/>
+                          <w:lang w:eastAsia="zh-CN"/>
+                        </w:rPr>
+                        <w:t>）</w:t>
+                      </w:r>
+                    </w:p>
+                    <w:p>
+                      <w:pPr>
+                        <w:rPr>
+                          <w:rFonts w:ascii="宋体" w:eastAsia="宋体" w:hAnsi="宋体"/>
+                          <w:lang w:eastAsia="zh-CN"/>
+                        </w:rPr>
+                      </w:pPr>
+                      <w:r>
+                        <w:rPr>
+                          <w:rFonts w:eastAsia="宋体" w:hint="eastAsia"/>
+                          <w:lang w:eastAsia="zh-CN"/>
+                        </w:rPr>
+                        <w:tab/>
+                      </w:r>
+                      <w:r>
+                        <w:rPr>
+                          <w:rFonts w:ascii="宋体" w:eastAsia="宋体" w:hAnsi="宋体"/>
+                          <w:lang w:eastAsia="zh-CN"/>
+                        </w:rPr>
+                        <w:t xml:space="preserve">本人主要负责课程选课模块的设计、开发与后续完善，完成统一选课阶段管理、学生选课/退课/补选/重修等核心流程，并参与培养方案课程筛选、教学班容量管理、时间冲突校验及并发选课控制等功能实现。同时，我承担了部分多模块合并工作，协助统一客户端主界面、服务端消息路由、权限配置、数据库初始化和运行入口，保证课程模块能够接入 </w:t>
+                      </w:r>
+                      <w:proofErr w:type="spellStart"/>
+                      <w:r>
+                        <w:rPr>
+                          <w:rFonts w:ascii="宋体" w:eastAsia="宋体" w:hAnsi="宋体"/>
+                          <w:lang w:eastAsia="zh-CN"/>
+                        </w:rPr>
+                        <w:t>vCampus</w:t>
+                      </w:r>
+                      <w:proofErr w:type="spellEnd"/>
+                      <w:r>
+                        <w:rPr>
+                          <w:rFonts w:ascii="宋体" w:eastAsia="宋体" w:hAnsi="宋体"/>
+                          <w:lang w:eastAsia="zh-CN"/>
+                        </w:rPr>
+                        <w:t xml:space="preserve"> 综合系统。服务器联调方面，我负责 </w:t>
+                      </w:r>
+                      <w:proofErr w:type="spellStart"/>
+                      <w:r>
+                        <w:rPr>
+                          <w:rFonts w:ascii="宋体" w:eastAsia="宋体" w:hAnsi="宋体"/>
+                          <w:lang w:eastAsia="zh-CN"/>
+                        </w:rPr>
+                        <w:t>Tailscale</w:t>
+                      </w:r>
+                      <w:proofErr w:type="spellEnd"/>
+                      <w:r>
+                        <w:rPr>
+                          <w:rFonts w:ascii="宋体" w:eastAsia="宋体" w:hAnsi="宋体"/>
+                          <w:lang w:eastAsia="zh-CN"/>
+                        </w:rPr>
+                        <w:t xml:space="preserve"> 组网连接及操作说明整理，为组内跨设备连接、Socket 服务调试和演示部署提供支持。</w:t>
+                      </w:r>
+                    </w:p>
+                    <w:p>
+                      <w:pPr>
+                        <w:rPr>
+                          <w:rFonts w:eastAsia="宋体"/>
+                          <w:lang w:eastAsia="zh-CN"/>
+                        </w:rPr>
+                      </w:pPr>
+                    </w:p>
+                    <w:p>
+                      <w:pPr>
+                        <w:rPr>
+                          <w:rFonts w:eastAsia="宋体"/>
+                          <w:b/>
+                          <w:bCs/>
+                          <w:color w:val="000000"/>
+                          <w:sz w:val="24"/>
+                          <w:lang w:eastAsia="zh-CN"/>
+                        </w:rPr>
+                      </w:pPr>
+                      <w:proofErr w:type="spellStart"/>
+                      <w:r>
+                        <w:rPr>
+                          <w:rFonts w:hint="eastAsia"/>
+                          <w:b/>
+                          <w:bCs/>
+                          <w:color w:val="000000"/>
+                          <w:sz w:val="24"/>
+                          <w:lang w:eastAsia="zh-CN"/>
+                        </w:rPr>
+                        <w:t>任务完成情况总结</w:t>
+                      </w:r>
+                      <w:proofErr w:type="spellEnd"/>
+                    </w:p>
+                    <w:p>
+                      <w:pPr>
+                        <w:rPr>
+                          <w:rFonts w:ascii="宋体" w:eastAsia="宋体" w:hAnsi="宋体"/>
+                          <w:bCs/>
+                          <w:color w:val="000000"/>
+                          <w:szCs w:val="22"/>
+                          <w:lang w:eastAsia="zh-CN"/>
+                        </w:rPr>
+                      </w:pPr>
+                      <w:r>
+                        <w:rPr>
+                          <w:rFonts w:eastAsia="宋体" w:hint="eastAsia"/>
+                          <w:b/>
+                          <w:bCs/>
+                          <w:color w:val="000000"/>
+                          <w:sz w:val="24"/>
+                          <w:lang w:eastAsia="zh-CN"/>
+                        </w:rPr>
+                        <w:tab/>
+                      </w:r>
+                      <w:r>
+                        <w:rPr>
+                          <w:rFonts w:ascii="宋体" w:eastAsia="宋体" w:hAnsi="宋体" w:hint="eastAsia"/>
+                          <w:bCs/>
+                          <w:color w:val="000000"/>
+                          <w:szCs w:val="22"/>
+                          <w:lang w:eastAsia="zh-CN"/>
+                        </w:rPr>
+                        <w:t>我完成了课程选课模块的主要功能开发。学生端将普通选课、退改补和重修整合到统一选课页面，能够根据当前开放的选课阶段、学生学籍状态、历史修读情况、培养方案和教学班容量，展示可执行的选课操作及不可选原因。管理员端实现了选课阶段的创建、编辑、开放和关闭，并通过状态限制和版本校验避免阶段状态冲突。</w:t>
+                      </w:r>
+                    </w:p>
+                    <w:p>
+                      <w:pPr>
+                        <w:ind w:firstLine="420"/>
+                        <w:rPr>
+                          <w:rFonts w:ascii="宋体" w:eastAsia="宋体" w:hAnsi="宋体"/>
+                          <w:bCs/>
+                          <w:color w:val="000000"/>
+                          <w:szCs w:val="22"/>
+                          <w:lang w:eastAsia="zh-CN"/>
+                        </w:rPr>
+                      </w:pPr>
+                      <w:r>
+                        <w:rPr>
+                          <w:rFonts w:ascii="宋体" w:eastAsia="宋体" w:hAnsi="宋体" w:hint="eastAsia"/>
+                          <w:bCs/>
+                          <w:color w:val="000000"/>
+                          <w:szCs w:val="22"/>
+                          <w:lang w:eastAsia="zh-CN"/>
+                        </w:rPr>
+                        <w:t>在业务规则方面，实现了按学生培养方案和学期筛选课程、隐藏已通过或尚未到学习阶段的课程、区分普通选课与重修选课容量、检查时间冲突和重复选课等逻辑；关键写操作会在服务端再次校验，并通过事务和锁保证并发情况下容量数据正确。客户端也完成了课程展开、教学班选择、选课状态提示、取消选课与页面刷新等交互。</w:t>
+                      </w:r>
+                    </w:p>
+                    <w:p>
+                      <w:pPr>
+                        <w:ind w:firstLine="420"/>
+                        <w:rPr>
+                          <w:rFonts w:ascii="宋体" w:eastAsia="宋体" w:hAnsi="宋体"/>
+                          <w:bCs/>
+                          <w:color w:val="000000"/>
+                          <w:szCs w:val="22"/>
+                          <w:lang w:eastAsia="zh-CN"/>
+                        </w:rPr>
+                      </w:pPr>
+                      <w:r>
+                        <w:rPr>
+                          <w:rFonts w:ascii="宋体" w:eastAsia="宋体" w:hAnsi="宋体" w:hint="eastAsia"/>
+                          <w:bCs/>
+                          <w:color w:val="000000"/>
+                          <w:szCs w:val="22"/>
+                          <w:lang w:eastAsia="zh-CN"/>
+                        </w:rPr>
+                        <w:t>在项目合并中，我参与整合课程模块与用户、学籍等模块，处理统一登录后的课程页面接入、服务端处理器注册、数据库结构与演示数据衔接等问题，并配合完成测试和运行包更新。</w:t>
+                      </w:r>
+                      <w:proofErr w:type="spellStart"/>
+                      <w:r>
+                        <w:rPr>
+                          <w:rFonts w:ascii="宋体" w:eastAsia="宋体" w:hAnsi="宋体"/>
+                          <w:bCs/>
+                          <w:color w:val="000000"/>
+                          <w:szCs w:val="22"/>
+                          <w:lang w:eastAsia="zh-CN"/>
+                        </w:rPr>
+                        <w:t>Tailscale</w:t>
+                      </w:r>
+                      <w:proofErr w:type="spellEnd"/>
+                      <w:r>
+                        <w:rPr>
+                          <w:rFonts w:ascii="宋体" w:eastAsia="宋体" w:hAnsi="宋体"/>
+                          <w:bCs/>
+                          <w:color w:val="000000"/>
+                          <w:szCs w:val="22"/>
+                          <w:lang w:eastAsia="zh-CN"/>
+                        </w:rPr>
+                        <w:t xml:space="preserve"> </w:t>
+                      </w:r>
+                      <w:r>
+                        <w:rPr>
+                          <w:rFonts w:ascii="宋体" w:eastAsia="宋体" w:hAnsi="宋体" w:hint="eastAsia"/>
+                          <w:bCs/>
+                          <w:color w:val="000000"/>
+                          <w:szCs w:val="22"/>
+                          <w:lang w:eastAsia="zh-CN"/>
+                        </w:rPr>
+                        <w:t>部分完成了组网连接与联调说明整理，降低了不同设备之间进行服务端联调和演示时的网络配置成本。</w:t>
+                      </w:r>
+                    </w:p>
+                    <w:p>
+                      <w:pPr>
+                        <w:rPr>
+                          <w:rFonts w:eastAsia="宋体"/>
+                          <w:bCs/>
+                          <w:color w:val="000000"/>
+                          <w:sz w:val="24"/>
+                          <w:lang w:eastAsia="zh-CN"/>
+                        </w:rPr>
+                      </w:pPr>
+                    </w:p>
+                    <w:p>
+                      <w:pPr>
+                        <w:rPr>
+                          <w:rFonts w:eastAsia="宋体"/>
+                          <w:b/>
+                          <w:bCs/>
+                          <w:color w:val="000000"/>
+                          <w:sz w:val="24"/>
+                          <w:lang w:eastAsia="zh-CN"/>
+                        </w:rPr>
+                      </w:pPr>
+                      <w:proofErr w:type="spellStart"/>
+                      <w:r>
+                        <w:rPr>
+                          <w:rFonts w:hint="eastAsia"/>
+                          <w:b/>
+                          <w:bCs/>
+                          <w:color w:val="000000"/>
+                          <w:sz w:val="24"/>
+                          <w:lang w:eastAsia="zh-CN"/>
+                        </w:rPr>
+                        <w:t>工作小结与体会</w:t>
+                      </w:r>
+                      <w:proofErr w:type="spellEnd"/>
+                    </w:p>
+                    <w:p>
+                      <w:pPr>
+                        <w:rPr>
+                          <w:rFonts w:ascii="宋体" w:eastAsia="宋体" w:hAnsi="宋体"/>
+                          <w:bCs/>
+                          <w:color w:val="000000"/>
+                          <w:szCs w:val="22"/>
+                          <w:lang w:eastAsia="zh-CN"/>
+                        </w:rPr>
+                      </w:pPr>
+                      <w:r>
+                        <w:rPr>
+                          <w:rFonts w:eastAsia="宋体" w:hint="eastAsia"/>
+                          <w:b/>
+                          <w:bCs/>
+                          <w:color w:val="000000"/>
+                          <w:sz w:val="24"/>
+                          <w:lang w:eastAsia="zh-CN"/>
+                        </w:rPr>
+                        <w:tab/>
+                      </w:r>
+                      <w:r>
+                        <w:rPr>
+                          <w:rFonts w:ascii="宋体" w:eastAsia="宋体" w:hAnsi="宋体" w:hint="eastAsia"/>
+                          <w:bCs/>
+                          <w:color w:val="000000"/>
+                          <w:szCs w:val="22"/>
+                          <w:lang w:eastAsia="zh-CN"/>
+                        </w:rPr>
+                        <w:t>本次项目让我更深入地理解了完整业务模块从需求分析、数据模型设计、服务端规则实现、客户端交互，到跨模块集成和部署联调的全过程。选课功能看似是简单的“选”和“退”，但实际涉及培养方案、学期阶段、容量、重修资格、时间冲突及并发控制等多个约束，因此需要将规则放在服务端统一校验，不能只依赖客户端页面限制。</w:t>
+                      </w:r>
+                    </w:p>
+                    <w:p>
+                      <w:pPr>
+                        <w:ind w:firstLine="420"/>
+                        <w:rPr>
+                          <w:rFonts w:ascii="宋体" w:eastAsia="宋体" w:hAnsi="宋体"/>
+                          <w:bCs/>
+                          <w:color w:val="000000"/>
+                          <w:szCs w:val="22"/>
+                          <w:lang w:eastAsia="zh-CN"/>
+                        </w:rPr>
+                      </w:pPr>
+                      <w:r>
+                        <w:rPr>
+                          <w:rFonts w:ascii="宋体" w:eastAsia="宋体" w:hAnsi="宋体" w:hint="eastAsia"/>
+                          <w:bCs/>
+                          <w:color w:val="000000"/>
+                          <w:szCs w:val="22"/>
+                          <w:lang w:eastAsia="zh-CN"/>
+                        </w:rPr>
+                        <w:t>在合并工作中，我认识到模块独立开发后，统一入口、会话身份、权限、数据库初始化和消息路由往往才是最容易出现兼容问题的环节。通过持续测试、逐步合并和联调，最终使课程功能能够稳定运行在综合校园系统中。</w:t>
+                      </w:r>
+                      <w:proofErr w:type="spellStart"/>
+                      <w:r>
+                        <w:rPr>
+                          <w:rFonts w:ascii="宋体" w:eastAsia="宋体" w:hAnsi="宋体"/>
+                          <w:bCs/>
+                          <w:color w:val="000000"/>
+                          <w:szCs w:val="22"/>
+                          <w:lang w:eastAsia="zh-CN"/>
+                        </w:rPr>
+                        <w:t>Tailscale</w:t>
+                      </w:r>
+                      <w:proofErr w:type="spellEnd"/>
+                      <w:r>
+                        <w:rPr>
+                          <w:rFonts w:ascii="宋体" w:eastAsia="宋体" w:hAnsi="宋体"/>
+                          <w:bCs/>
+                          <w:color w:val="000000"/>
+                          <w:szCs w:val="22"/>
+                          <w:lang w:eastAsia="zh-CN"/>
+                        </w:rPr>
+                        <w:t xml:space="preserve"> </w:t>
+                      </w:r>
+                      <w:r>
+                        <w:rPr>
+                          <w:rFonts w:ascii="宋体" w:eastAsia="宋体" w:hAnsi="宋体" w:hint="eastAsia"/>
+                          <w:bCs/>
+                          <w:color w:val="000000"/>
+                          <w:szCs w:val="22"/>
+                          <w:lang w:eastAsia="zh-CN"/>
+                        </w:rPr>
+                        <w:t>联机配置的工作也让我意识到，项目交付不仅要完成代码功能，还需要考虑团队协作、部署环境和演示条件。</w:t>
+                      </w:r>
+                    </w:p>
+                    <w:p>
+                      <w:pPr>
+                        <w:rPr>
+                          <w:rFonts w:eastAsia="宋体"/>
+                          <w:b/>
+                          <w:bCs/>
+                          <w:color w:val="000000"/>
+                          <w:sz w:val="24"/>
+                          <w:lang w:eastAsia="zh-CN"/>
+                        </w:rPr>
+                      </w:pPr>
+                    </w:p>
+                    <w:p>
+                      <w:pPr>
+                        <w:rPr>
+                          <w:rFonts w:eastAsia="宋体"/>
+                          <w:b/>
+                          <w:bCs/>
+                          <w:color w:val="000000"/>
+                          <w:sz w:val="24"/>
+                          <w:lang w:eastAsia="zh-CN"/>
+                        </w:rPr>
+                      </w:pPr>
+                    </w:p>
+                    <w:p>
+                      <w:pPr>
+                        <w:rPr>
+                          <w:rFonts w:eastAsia="宋体"/>
+                          <w:b/>
+                          <w:bCs/>
+                          <w:color w:val="000000"/>
+                          <w:sz w:val="24"/>
+                          <w:lang w:eastAsia="zh-CN"/>
+                        </w:rPr>
+                      </w:pPr>
+                    </w:p>
+                    <w:p>
+                      <w:pPr>
+                        <w:rPr>
+                          <w:rFonts w:eastAsia="宋体"/>
+                          <w:b/>
+                          <w:bCs/>
+                          <w:color w:val="000000"/>
+                          <w:sz w:val="24"/>
+                          <w:lang w:eastAsia="zh-CN"/>
+                        </w:rPr>
+                      </w:pPr>
+                    </w:p>
+                    <w:p>
+                      <w:pPr>
+                        <w:rPr>
+                          <w:rFonts w:eastAsia="宋体"/>
+                          <w:b/>
+                          <w:bCs/>
+                          <w:color w:val="000000"/>
+                          <w:sz w:val="24"/>
+                          <w:lang w:eastAsia="zh-CN"/>
+                        </w:rPr>
+                      </w:pPr>
+                    </w:p>
+                    <w:p>
+                      <w:pPr>
+                        <w:rPr>
+                          <w:rFonts w:eastAsia="宋体"/>
+                          <w:b/>
+                          <w:bCs/>
+                          <w:color w:val="000000"/>
+                          <w:sz w:val="24"/>
+                          <w:lang w:eastAsia="zh-CN"/>
+                        </w:rPr>
+                      </w:pPr>
+                    </w:p>
+                    <w:p>
+                      <w:pPr>
+                        <w:rPr>
+                          <w:rFonts w:eastAsia="宋体"/>
+                          <w:b/>
+                          <w:bCs/>
+                          <w:color w:val="000000"/>
+                          <w:sz w:val="24"/>
+                          <w:lang w:eastAsia="zh-CN"/>
+                        </w:rPr>
+                      </w:pPr>
+                    </w:p>
+                    <w:p>
+                      <w:pPr>
+                        <w:rPr>
+                          <w:rFonts w:eastAsia="宋体"/>
+                          <w:b/>
+                          <w:bCs/>
+                          <w:color w:val="000000"/>
+                          <w:sz w:val="24"/>
+                          <w:lang w:eastAsia="zh-CN"/>
+                        </w:rPr>
+                      </w:pPr>
+                    </w:p>
+                    <w:p>
+                      <w:pPr>
+                        <w:rPr>
+                          <w:rFonts w:eastAsia="宋体"/>
+                          <w:b/>
+                          <w:bCs/>
+                          <w:color w:val="000000"/>
+                          <w:sz w:val="24"/>
+                          <w:lang w:eastAsia="zh-CN"/>
+                        </w:rPr>
+                      </w:pPr>
+                    </w:p>
+                    <w:p>
+                      <w:pPr>
+                        <w:rPr>
+                          <w:rFonts w:eastAsia="宋体"/>
+                          <w:lang w:eastAsia="zh-CN"/>
+                        </w:rPr>
+                      </w:pPr>
+                    </w:p>
+                  </w:txbxContent>
+                </v:textbox>
+                <w10:wrap anchorx="margin"/>
+              </v:shape>
+            </w:pict>
+          </mc:Fallback>
+        </mc:AlternateContent>
+      </w:r>
+      <w:r>
+        <w:rPr>
+          <w:rFonts w:hint="eastAsia"/>
+        </w:rPr>
+        <w:t>附录：个人小结</w:t>
+      </w:r>
+    </w:p>
+    <w:p>
+      <w:pPr>
+        <w:spacing w:before="0" w:after="0"/>
+        <w:rPr>
+          <w:rFonts w:ascii="Arial" w:eastAsia="黑体" w:hAnsi="Arial" w:cstheme="minorBidi" w:hint="eastAsia"/>
+          <w:b/>
+          <w:color w:val="000000"/>
+          <w:kern w:val="2"/>
+          <w:sz w:val="28"/>
+          <w:szCs w:val="22"/>
+          <w:lang w:eastAsia="zh-CN"/>
+        </w:rPr>
+      </w:pPr>
+      <w:r>
+        <w:br w:type="page"/>
+      </w:r>
+    </w:p>
+    <w:p>
+      <w:pPr>
+        <w:rPr>
+          <w:rFonts w:eastAsia="宋体"/>
+          <w:lang w:eastAsia="zh-CN"/>
+        </w:rPr>
+      </w:pPr>
+      <w:r>
+        <w:rPr>
+          <w:noProof/>
+        </w:rPr>
+        <w:lastRenderedPageBreak/>
+        <mc:AlternateContent>
+          <mc:Choice Requires="wps">
+            <w:drawing>
+              <wp:anchor distT="0" distB="0" distL="114300" distR="114300" simplePos="0" relativeHeight="251663360" behindDoc="0" locked="0" layoutInCell="1" allowOverlap="1" wp14:anchorId="7E6BF882" wp14:editId="2C362A87">
+                <wp:simplePos x="0" y="0"/>
+                <wp:positionH relativeFrom="margin">
+                  <wp:posOffset>-679450</wp:posOffset>
+                </wp:positionH>
+                <wp:positionV relativeFrom="paragraph">
+                  <wp:posOffset>-381000</wp:posOffset>
+                </wp:positionV>
+                <wp:extent cx="6625590" cy="9836150"/>
+                <wp:effectExtent l="0" t="0" r="22860" b="12700"/>
+                <wp:wrapNone/>
+                <wp:docPr id="3" name="文本框 3"/>
+                <wp:cNvGraphicFramePr>
+                  <a:graphicFrameLocks xmlns:a="http://schemas.openxmlformats.org/drawingml/2006/main"/>
+                </wp:cNvGraphicFramePr>
+                <a:graphic xmlns:a="http://schemas.openxmlformats.org/drawingml/2006/main">
+                  <a:graphicData uri="http://schemas.microsoft.com/office/word/2010/wordprocessingShape">
+                    <wps:wsp>
+                      <wps:cNvSpPr txBox="1">
+                        <a:spLocks noChangeArrowheads="1"/>
+                      </wps:cNvSpPr>
+                      <wps:spPr bwMode="auto">
+                        <a:xfrm>
+                          <a:off x="0" y="0"/>
+                          <a:ext cx="6625590" cy="9836150"/>
+                        </a:xfrm>
+                        <a:prstGeom prst="rect">
+                          <a:avLst/>
+                        </a:prstGeom>
+                        <a:solidFill>
+                          <a:srgbClr val="FFFFFF"/>
+                        </a:solidFill>
+                        <a:ln w="9525">
+                          <a:solidFill>
+                            <a:srgbClr val="000000"/>
+                          </a:solidFill>
+                          <a:miter lim="200000"/>
+                        </a:ln>
+                      </wps:spPr>
+                      <wps:txbx>
+                        <w:txbxContent>
+                          <w:p>
+                            <w:pPr>
+                              <w:jc w:val="center"/>
+                              <w:rPr>
+                                <w:rFonts w:eastAsia="宋体"/>
+                                <w:lang w:eastAsia="zh-CN"/>
+                              </w:rPr>
+                            </w:pPr>
+                            <w:r>
+                              <w:rPr>
+                                <w:rFonts w:eastAsia="宋体" w:hint="eastAsia"/>
+                                <w:lang w:eastAsia="zh-CN"/>
+                              </w:rPr>
+                              <w:t>个人项目小结报告</w:t>
+                            </w:r>
+                          </w:p>
+                          <w:p>
+                            <w:pPr>
+                              <w:jc w:val="center"/>
+                              <w:rPr>
+                                <w:rFonts w:eastAsia="宋体"/>
+                                <w:lang w:eastAsia="zh-CN"/>
+                              </w:rPr>
+                            </w:pPr>
+                          </w:p>
+                          <w:p>
+                            <w:pPr>
+                              <w:jc w:val="center"/>
+                              <w:rPr>
+                                <w:rFonts w:eastAsia="宋体"/>
+                                <w:lang w:eastAsia="zh-CN"/>
+                              </w:rPr>
+                            </w:pPr>
+                            <w:r>
+                              <w:rPr>
+                                <w:rFonts w:eastAsia="宋体" w:hint="eastAsia"/>
+                                <w:lang w:eastAsia="zh-CN"/>
+                              </w:rPr>
+                              <w:t>学号：</w:t>
+                            </w:r>
+                            <w:r>
+                              <w:rPr>
+                                <w:rFonts w:eastAsia="宋体" w:hint="eastAsia"/>
+                                <w:lang w:eastAsia="zh-CN"/>
+                              </w:rPr>
+                              <w:t xml:space="preserve"> </w:t>
+                            </w:r>
+                            <w:r>
+                              <w:rPr>
+                                <w:rFonts w:eastAsia="宋体"/>
+                                <w:lang w:eastAsia="zh-CN"/>
+                              </w:rPr>
+                              <w:t>090241</w:t>
+                            </w:r>
+                            <w:r>
+                              <w:rPr>
+                                <w:rFonts w:eastAsia="宋体"/>
+                                <w:lang w:eastAsia="zh-CN"/>
+                              </w:rPr>
+                              <w:t>10</w:t>
+                            </w:r>
+                            <w:r>
+                              <w:rPr>
+                                <w:rFonts w:eastAsia="宋体" w:hint="eastAsia"/>
+                                <w:lang w:eastAsia="zh-CN"/>
+                              </w:rPr>
+                              <w:t xml:space="preserve">              </w:t>
+                            </w:r>
+                            <w:r>
+                              <w:rPr>
+                                <w:rFonts w:eastAsia="宋体" w:hint="eastAsia"/>
+                                <w:lang w:eastAsia="zh-CN"/>
+                              </w:rPr>
+                              <w:t>签名：</w:t>
+                            </w:r>
+                            <w:r>
+                              <w:rPr>
+                                <w:rFonts w:eastAsia="宋体" w:hint="eastAsia"/>
+                                <w:lang w:eastAsia="zh-CN"/>
+                              </w:rPr>
+                              <w:t xml:space="preserve"> </w:t>
+                            </w:r>
+                            <w:r>
+                              <w:rPr>
+                                <w:rFonts w:eastAsia="宋体"/>
+                                <w:lang w:eastAsia="zh-CN"/>
+                              </w:rPr>
+                              <w:t xml:space="preserve">   </w:t>
+                            </w:r>
+                            <w:r>
+                              <w:rPr>
+                                <w:rFonts w:eastAsia="宋体" w:hint="eastAsia"/>
+                                <w:lang w:eastAsia="zh-CN"/>
+                              </w:rPr>
+                              <w:tab/>
+                            </w:r>
+                            <w:r>
+                              <w:rPr>
+                                <w:rFonts w:eastAsia="宋体" w:hint="eastAsia"/>
+                                <w:lang w:eastAsia="zh-CN"/>
+                              </w:rPr>
+                              <w:tab/>
+                            </w:r>
+                            <w:r>
+                              <w:rPr>
+                                <w:rFonts w:eastAsia="宋体" w:hint="eastAsia"/>
+                                <w:lang w:eastAsia="zh-CN"/>
+                              </w:rPr>
+                              <w:t>日期：</w:t>
+                            </w:r>
+                            <w:r>
+                              <w:rPr>
+                                <w:rFonts w:eastAsia="宋体" w:hint="eastAsia"/>
+                                <w:lang w:eastAsia="zh-CN"/>
+                              </w:rPr>
+                              <w:t xml:space="preserve"> </w:t>
+                            </w:r>
+                            <w:r>
+                              <w:rPr>
+                                <w:rFonts w:eastAsia="宋体"/>
+                                <w:lang w:eastAsia="zh-CN"/>
+                              </w:rPr>
+                              <w:t>2026.9.14</w:t>
+                            </w:r>
+                          </w:p>
+                          <w:p>
+                            <w:pPr>
+                              <w:rPr>
+                                <w:rFonts w:ascii="宋体" w:eastAsia="宋体" w:hAnsi="宋体"/>
+                                <w:lang w:eastAsia="zh-CN"/>
+                              </w:rPr>
+                            </w:pPr>
+                            <w:r>
+                              <w:rPr>
+                                <w:rFonts w:eastAsia="宋体" w:hint="eastAsia"/>
+                                <w:b/>
+                                <w:bCs/>
+                                <w:color w:val="FF0000"/>
+                                <w:sz w:val="24"/>
+                                <w:lang w:eastAsia="zh-CN"/>
+                              </w:rPr>
+                              <w:t>成绩</w:t>
+                            </w:r>
+                            <w:r>
+                              <w:rPr>
+                                <w:rFonts w:ascii="宋体" w:eastAsia="宋体" w:hAnsi="宋体" w:hint="eastAsia"/>
+                                <w:lang w:eastAsia="zh-CN"/>
+                              </w:rPr>
+                              <w:t>【优   良  中</w:t>
+                            </w:r>
+                            <w:r>
+                              <w:rPr>
+                                <w:rFonts w:ascii="宋体" w:eastAsia="宋体" w:hAnsi="宋体" w:hint="eastAsia"/>
+                                <w:lang w:eastAsia="zh-CN"/>
+                              </w:rPr>
+                              <w:tab/>
+                              <w:t>及格</w:t>
+                            </w:r>
+                            <w:r>
+                              <w:rPr>
+                                <w:rFonts w:ascii="宋体" w:eastAsia="宋体" w:hAnsi="宋体" w:hint="eastAsia"/>
+                                <w:lang w:eastAsia="zh-CN"/>
+                              </w:rPr>
+                              <w:tab/>
+                              <w:t>不及格</w:t>
+                            </w:r>
+                            <w:r>
+                              <w:rPr>
+                                <w:rFonts w:ascii="宋体" w:eastAsia="宋体" w:hAnsi="宋体" w:hint="eastAsia"/>
+                                <w:lang w:eastAsia="zh-CN"/>
+                              </w:rPr>
+                              <w:tab/>
+                              <w:t>】</w:t>
+                            </w:r>
+                          </w:p>
+                          <w:p>
+                            <w:pPr>
+                              <w:jc w:val="center"/>
+                              <w:rPr>
+                                <w:rFonts w:eastAsia="宋体"/>
+                                <w:lang w:eastAsia="zh-CN"/>
+                              </w:rPr>
+                            </w:pPr>
+                          </w:p>
+                          <w:p>
+                            <w:pPr>
+                              <w:rPr>
+                                <w:b/>
+                                <w:bCs/>
+                                <w:sz w:val="24"/>
+                                <w:lang w:eastAsia="zh-CN"/>
+                              </w:rPr>
+                            </w:pPr>
+                            <w:proofErr w:type="spellStart"/>
+                            <w:r>
+                              <w:rPr>
+                                <w:rFonts w:hint="eastAsia"/>
+                                <w:b/>
+                                <w:bCs/>
+                                <w:sz w:val="24"/>
+                                <w:lang w:eastAsia="zh-CN"/>
+                              </w:rPr>
+                              <w:t>组内工作（具体分工</w:t>
+                            </w:r>
+                            <w:proofErr w:type="spellEnd"/>
+                            <w:r>
+                              <w:rPr>
+                                <w:rFonts w:hint="eastAsia"/>
+                                <w:b/>
+                                <w:bCs/>
+                                <w:sz w:val="24"/>
+                                <w:lang w:eastAsia="zh-CN"/>
+                              </w:rPr>
+                              <w:t>）</w:t>
+                            </w:r>
+                          </w:p>
+                          <w:p>
+                            <w:pPr>
+                              <w:rPr>
+                                <w:rFonts w:ascii="宋体" w:eastAsia="宋体" w:hAnsi="宋体"/>
+                                <w:bCs/>
+                                <w:color w:val="000000"/>
+                                <w:szCs w:val="22"/>
+                                <w:lang w:eastAsia="zh-CN"/>
+                              </w:rPr>
+                            </w:pPr>
+                            <w:r>
+                              <w:rPr>
+                                <w:rFonts w:eastAsia="宋体" w:hint="eastAsia"/>
+                                <w:lang w:eastAsia="zh-CN"/>
+                              </w:rPr>
+                              <w:tab/>
+                            </w:r>
+                            <w:r>
+                              <w:rPr>
+                                <w:rFonts w:ascii="宋体" w:eastAsia="宋体" w:hAnsi="宋体" w:hint="eastAsia"/>
+                                <w:bCs/>
+                                <w:color w:val="000000"/>
+                                <w:szCs w:val="22"/>
+                                <w:lang w:eastAsia="zh-CN"/>
+                              </w:rPr>
+                              <w:t>本人主要负责</w:t>
+                            </w:r>
+                            <w:r>
+                              <w:rPr>
+                                <w:rFonts w:ascii="宋体" w:eastAsia="宋体" w:hAnsi="宋体" w:hint="eastAsia"/>
+                                <w:color w:val="000000"/>
+                                <w:szCs w:val="22"/>
+                              </w:rPr>
+                              <w:t>学籍管理模块</w:t>
+                            </w:r>
+                            <w:r>
+                              <w:rPr>
+                                <w:rFonts w:ascii="宋体" w:eastAsia="宋体" w:hAnsi="宋体" w:hint="eastAsia"/>
+                                <w:bCs/>
+                                <w:color w:val="000000"/>
+                                <w:szCs w:val="22"/>
+                                <w:lang w:eastAsia="zh-CN"/>
+                              </w:rPr>
+                              <w:t xml:space="preserve">的设计、开发与后续完善，完成院系班级组织架构管理、学籍建立与档案维护、培养方案配置、成绩录入与成绩单查询、以及转专业审批全生命周期流转等核心功能。同时，我承担了全系统的权限体系规范与客户端体验优化工作，梳理并实现了超级管理员、学籍管理员、学院管理员、教师与学生的多级权限隔离与路由导航，推进无模态嵌入式卡片 UI 统一重构，并实现了基于学号直登的账号映射化简。在系统集成与底层支持方面，我参与了全局通信协议制定，负责 </w:t>
+                            </w:r>
+                            <w:proofErr w:type="spellStart"/>
+                            <w:r>
+                              <w:rPr>
+                                <w:rFonts w:ascii="宋体" w:eastAsia="宋体" w:hAnsi="宋体" w:hint="eastAsia"/>
+                                <w:bCs/>
+                                <w:color w:val="000000"/>
+                                <w:szCs w:val="22"/>
+                                <w:lang w:eastAsia="zh-CN"/>
+                              </w:rPr>
+                              <w:t>UCanAccess</w:t>
+                            </w:r>
+                            <w:proofErr w:type="spellEnd"/>
+                            <w:r>
+                              <w:rPr>
+                                <w:rFonts w:ascii="宋体" w:eastAsia="宋体" w:hAnsi="宋体" w:hint="eastAsia"/>
+                                <w:bCs/>
+                                <w:color w:val="000000"/>
+                                <w:szCs w:val="22"/>
+                                <w:lang w:eastAsia="zh-CN"/>
+                              </w:rPr>
+                              <w:t xml:space="preserve"> 数据库兼容性适配及全套演示测试数据构建，保障学籍模块与用户、选课等子系统平稳对接。</w:t>
+                            </w:r>
+                          </w:p>
+                          <w:p>
+                            <w:pPr>
+                              <w:rPr>
+                                <w:rFonts w:eastAsia="宋体" w:hint="eastAsia"/>
+                                <w:bCs/>
+                                <w:color w:val="000000"/>
+                                <w:sz w:val="24"/>
+                                <w:lang w:eastAsia="zh-CN"/>
+                              </w:rPr>
+                            </w:pPr>
+                          </w:p>
+                          <w:p>
+                            <w:pPr>
+                              <w:rPr>
+                                <w:rFonts w:eastAsia="宋体"/>
+                                <w:b/>
+                                <w:bCs/>
+                                <w:color w:val="000000"/>
+                                <w:sz w:val="24"/>
+                                <w:lang w:eastAsia="zh-CN"/>
+                              </w:rPr>
+                            </w:pPr>
+                            <w:proofErr w:type="spellStart"/>
+                            <w:r>
+                              <w:rPr>
+                                <w:rFonts w:hint="eastAsia"/>
+                                <w:b/>
+                                <w:bCs/>
+                                <w:color w:val="000000"/>
+                                <w:sz w:val="24"/>
+                                <w:lang w:eastAsia="zh-CN"/>
+                              </w:rPr>
+                              <w:t>任务完成情况总结</w:t>
+                            </w:r>
+                            <w:proofErr w:type="spellEnd"/>
+                          </w:p>
+                          <w:p>
+                            <w:pPr>
+                              <w:rPr>
+                                <w:rFonts w:ascii="宋体" w:eastAsia="宋体" w:hAnsi="宋体"/>
+                                <w:bCs/>
+                                <w:color w:val="000000"/>
+                                <w:szCs w:val="22"/>
+                                <w:lang w:eastAsia="zh-CN"/>
+                              </w:rPr>
+                            </w:pPr>
+                            <w:r>
+                              <w:rPr>
+                                <w:rFonts w:eastAsia="宋体" w:hint="eastAsia"/>
+                                <w:b/>
+                                <w:bCs/>
+                                <w:color w:val="000000"/>
+                                <w:sz w:val="24"/>
+                                <w:lang w:eastAsia="zh-CN"/>
+                              </w:rPr>
+                              <w:tab/>
+                            </w:r>
+                            <w:r>
+                              <w:rPr>
+                                <w:rFonts w:ascii="宋体" w:eastAsia="宋体" w:hAnsi="宋体"/>
+                                <w:bCs/>
+                                <w:color w:val="000000"/>
+                                <w:szCs w:val="22"/>
+                                <w:lang w:eastAsia="zh-CN"/>
+                              </w:rPr>
+                              <w:t>我完成了学籍管理模块与相关子系统的核心功能研发。学生端实现了个人学籍档案在线查询、基本信息修改申请（支持草稿与撤回）、标准学籍证明 PDF 导出、个人培养方案修读进度比对、个人成绩单查询以及转专业志愿填报；管理端实现了学院/专业/班级层级维护、班级批量自动划分、学生档案手动建档与批量导入、培养方案课程导入、学生成绩录入与批量导入，以及转专业批次全流程管理。</w:t>
+                            </w:r>
+                          </w:p>
+                          <w:p>
+                            <w:pPr>
+                              <w:ind w:firstLine="420"/>
+                              <w:rPr>
+                                <w:rFonts w:ascii="宋体" w:eastAsia="宋体" w:hAnsi="宋体"/>
+                                <w:bCs/>
+                                <w:color w:val="000000"/>
+                                <w:szCs w:val="22"/>
+                                <w:lang w:eastAsia="zh-CN"/>
+                              </w:rPr>
+                            </w:pPr>
+                            <w:r>
+                              <w:rPr>
+                                <w:rFonts w:ascii="宋体" w:eastAsia="宋体" w:hAnsi="宋体"/>
+                                <w:bCs/>
+                                <w:color w:val="000000"/>
+                                <w:szCs w:val="22"/>
+                                <w:lang w:eastAsia="zh-CN"/>
+                              </w:rPr>
+                              <w:t>在业务规则与状态流转方面，为转专业业务设计并实现了严密的有限状态机，覆盖资格初审、转出学院审核、转入学院考核赋分、拟录取公示与自动执行学籍变更的全链路闭环；针对高并发场景，设计了事务性防碰撞学号生成器；在权限控制上落实了细粒度的数据作用域隔离，严格限制学院管理员仅可审批与查看本院相关数据，并将敏感学籍信息变更与普通联系方式修改做分级审批和变更历史审计。</w:t>
+                            </w:r>
+                          </w:p>
+                          <w:p>
+                            <w:pPr>
+                              <w:ind w:firstLine="420"/>
+                              <w:rPr>
+                                <w:rFonts w:ascii="宋体" w:eastAsia="宋体" w:hAnsi="宋体"/>
+                                <w:bCs/>
+                                <w:color w:val="000000"/>
+                                <w:szCs w:val="22"/>
+                                <w:lang w:eastAsia="zh-CN"/>
+                              </w:rPr>
+                            </w:pPr>
+                            <w:r>
+                              <w:rPr>
+                                <w:rFonts w:ascii="宋体" w:eastAsia="宋体" w:hAnsi="宋体"/>
+                                <w:bCs/>
+                                <w:color w:val="000000"/>
+                                <w:szCs w:val="22"/>
+                                <w:lang w:eastAsia="zh-CN"/>
+                              </w:rPr>
+                              <w:t>在系统整合与体验优化中，我推进了客户端 UI 规范化改造，将多处生硬弹窗重构为内嵌式 Card Panel，保持交互连贯；优化登录服务，支持学生直接使用 8 位学号登录；完成</w:t>
+                            </w:r>
+                            <w:proofErr w:type="spellStart"/>
+                            <w:r>
+                              <w:rPr>
+                                <w:rFonts w:ascii="宋体" w:eastAsia="宋体" w:hAnsi="宋体"/>
+                                <w:bCs/>
+                                <w:color w:val="000000"/>
+                                <w:szCs w:val="22"/>
+                                <w:lang w:eastAsia="zh-CN"/>
+                              </w:rPr>
+                              <w:t>CanAccess</w:t>
+                            </w:r>
+                            <w:proofErr w:type="spellEnd"/>
+                            <w:r>
+                              <w:rPr>
+                                <w:rFonts w:ascii="宋体" w:eastAsia="宋体" w:hAnsi="宋体"/>
+                                <w:bCs/>
+                                <w:color w:val="000000"/>
+                                <w:szCs w:val="22"/>
+                                <w:lang w:eastAsia="zh-CN"/>
+                              </w:rPr>
+                              <w:t xml:space="preserve"> 数据库迁移中的字段与语法兼容处理，补充了转专业状态机、并发建档与分级权限等大量自动化测试用例，并构建了完备的学籍演示数据集，确保打包发布的可靠运行。</w:t>
+                            </w:r>
+                          </w:p>
+                          <w:p>
+                            <w:pPr>
+                              <w:ind w:firstLine="420"/>
+                              <w:rPr>
+                                <w:rFonts w:eastAsia="宋体" w:hint="eastAsia"/>
+                                <w:bCs/>
+                                <w:color w:val="000000"/>
+                                <w:sz w:val="24"/>
+                                <w:lang w:eastAsia="zh-CN"/>
+                              </w:rPr>
+                            </w:pPr>
+                          </w:p>
+                          <w:p>
+                            <w:pPr>
+                              <w:rPr>
+                                <w:rFonts w:eastAsia="宋体"/>
+                                <w:b/>
+                                <w:bCs/>
+                                <w:color w:val="000000"/>
+                                <w:sz w:val="24"/>
+                                <w:lang w:eastAsia="zh-CN"/>
+                              </w:rPr>
+                            </w:pPr>
+                            <w:proofErr w:type="spellStart"/>
+                            <w:r>
+                              <w:rPr>
+                                <w:rFonts w:hint="eastAsia"/>
+                                <w:b/>
+                                <w:bCs/>
+                                <w:color w:val="000000"/>
+                                <w:sz w:val="24"/>
+                                <w:lang w:eastAsia="zh-CN"/>
+                              </w:rPr>
+                              <w:t>工作小结与体会</w:t>
+                            </w:r>
+                            <w:proofErr w:type="spellEnd"/>
+                          </w:p>
+                          <w:p>
+                            <w:pPr>
+                              <w:ind w:firstLine="420"/>
+                              <w:rPr>
+                                <w:rFonts w:ascii="宋体" w:eastAsia="宋体" w:hAnsi="宋体"/>
+                                <w:bCs/>
+                                <w:color w:val="000000"/>
+                                <w:szCs w:val="22"/>
+                                <w:lang w:eastAsia="zh-CN"/>
+                              </w:rPr>
+                            </w:pPr>
+                            <w:r>
+                              <w:rPr>
+                                <w:rFonts w:ascii="宋体" w:eastAsia="宋体" w:hAnsi="宋体" w:hint="eastAsia"/>
+                                <w:bCs/>
+                                <w:color w:val="000000"/>
+                                <w:szCs w:val="22"/>
+                                <w:lang w:eastAsia="zh-CN"/>
+                              </w:rPr>
+                              <w:t>本</w:t>
+                            </w:r>
+                            <w:r>
+                              <w:rPr>
+                                <w:rFonts w:ascii="宋体" w:eastAsia="宋体" w:hAnsi="宋体"/>
+                                <w:bCs/>
+                                <w:color w:val="000000"/>
+                                <w:szCs w:val="22"/>
+                                <w:lang w:eastAsia="zh-CN"/>
+                              </w:rPr>
+                              <w:t>次项目让我深入实践了复杂企业级业务从底层数据建模、服务端状态机控制、接口通信到桌面端交互的完整研发闭环。学籍管理不仅是简单的增删改查，更紧密关联着学期时序、跨学院流转、敏感数据审计以及高并发下的数据一致性。转专业状态机与分级权限的开发让我认识到，核心业务约束必须在服务端通过事务和锁进行刚性校验，才能真正保障系统的数据安全与状态闭环。</w:t>
+                            </w:r>
+                          </w:p>
+                          <w:p>
+                            <w:pPr>
+                              <w:ind w:firstLine="420"/>
+                              <w:rPr>
+                                <w:rFonts w:ascii="宋体" w:eastAsia="宋体" w:hAnsi="宋体" w:hint="eastAsia"/>
+                                <w:bCs/>
+                                <w:color w:val="000000"/>
+                                <w:szCs w:val="22"/>
+                                <w:lang w:eastAsia="zh-CN"/>
+                              </w:rPr>
+                            </w:pPr>
+                            <w:r>
+                              <w:rPr>
+                                <w:rFonts w:ascii="宋体" w:eastAsia="宋体" w:hAnsi="宋体"/>
+                                <w:bCs/>
+                                <w:color w:val="000000"/>
+                                <w:szCs w:val="22"/>
+                                <w:lang w:eastAsia="zh-CN"/>
+                              </w:rPr>
+                              <w:t>在后续的系统整合与体验重构中，我深切体会到统一协议契约、模块边界划分以及全局权限治理对大型团队协作的决定性影响。通过将零散弹窗改造为嵌入式卡片、简化登录流程、完善自动化测试与环境配置，不仅显著提升了软件的交互品质，也保障了多模块合流的稳定性。这一过程极大地锻炼了我的系统架构思维、工程编码素养与团队协同能力</w:t>
+                            </w:r>
+                            <w:r>
+                              <w:rPr>
+                                <w:rFonts w:ascii="宋体" w:eastAsia="宋体" w:hAnsi="宋体" w:hint="eastAsia"/>
+                                <w:bCs/>
+                                <w:color w:val="000000"/>
+                                <w:szCs w:val="22"/>
+                                <w:lang w:eastAsia="zh-CN"/>
+                              </w:rPr>
+                              <w:t>。</w:t>
+                            </w:r>
+                          </w:p>
+                          <w:p>
+                            <w:pPr>
+                              <w:rPr>
+                                <w:rFonts w:eastAsia="宋体"/>
+                                <w:b/>
+                                <w:bCs/>
+                                <w:color w:val="000000"/>
+                                <w:sz w:val="24"/>
+                                <w:lang w:eastAsia="zh-CN"/>
+                              </w:rPr>
+                            </w:pPr>
+                          </w:p>
+                          <w:p>
+                            <w:pPr>
+                              <w:rPr>
+                                <w:rFonts w:eastAsia="宋体"/>
+                                <w:b/>
+                                <w:bCs/>
+                                <w:color w:val="000000"/>
+                                <w:sz w:val="24"/>
+                                <w:lang w:eastAsia="zh-CN"/>
+                              </w:rPr>
+                            </w:pPr>
+                          </w:p>
+                          <w:p>
+                            <w:pPr>
+                              <w:rPr>
+                                <w:rFonts w:eastAsia="宋体"/>
+                                <w:b/>
+                                <w:bCs/>
+                                <w:color w:val="000000"/>
+                                <w:sz w:val="24"/>
+                                <w:lang w:eastAsia="zh-CN"/>
+                              </w:rPr>
+                            </w:pPr>
+                          </w:p>
+                          <w:p>
+                            <w:pPr>
+                              <w:rPr>
+                                <w:rFonts w:eastAsia="宋体"/>
+                                <w:b/>
+                                <w:bCs/>
+                                <w:color w:val="000000"/>
+                                <w:sz w:val="24"/>
+                                <w:lang w:eastAsia="zh-CN"/>
+                              </w:rPr>
+                            </w:pPr>
+                          </w:p>
+                          <w:p>
+                            <w:pPr>
+                              <w:rPr>
+                                <w:rFonts w:eastAsia="宋体"/>
+                                <w:b/>
+                                <w:bCs/>
+                                <w:color w:val="000000"/>
+                                <w:sz w:val="24"/>
+                                <w:lang w:eastAsia="zh-CN"/>
+                              </w:rPr>
+                            </w:pPr>
+                          </w:p>
+                          <w:p>
+                            <w:pPr>
+                              <w:rPr>
+                                <w:rFonts w:eastAsia="宋体"/>
+                                <w:b/>
+                                <w:bCs/>
+                                <w:color w:val="000000"/>
+                                <w:sz w:val="24"/>
+                                <w:lang w:eastAsia="zh-CN"/>
+                              </w:rPr>
+                            </w:pPr>
+                          </w:p>
+                          <w:p>
+                            <w:pPr>
+                              <w:rPr>
+                                <w:rFonts w:eastAsia="宋体"/>
+                                <w:b/>
+                                <w:bCs/>
+                                <w:color w:val="000000"/>
+                                <w:sz w:val="24"/>
+                                <w:lang w:eastAsia="zh-CN"/>
+                              </w:rPr>
+                            </w:pPr>
+                          </w:p>
+                          <w:p>
+                            <w:pPr>
+                              <w:rPr>
+                                <w:rFonts w:eastAsia="宋体"/>
+                                <w:b/>
+                                <w:bCs/>
+                                <w:color w:val="000000"/>
+                                <w:sz w:val="24"/>
+                                <w:lang w:eastAsia="zh-CN"/>
+                              </w:rPr>
+                            </w:pPr>
+                          </w:p>
+                          <w:p>
+                            <w:pPr>
+                              <w:rPr>
+                                <w:rFonts w:eastAsia="宋体"/>
+                                <w:lang w:eastAsia="zh-CN"/>
+                              </w:rPr>
+                            </w:pPr>
+                          </w:p>
+                        </w:txbxContent>
+                      </wps:txbx>
+                      <wps:bodyPr rot="0" vert="horz" wrap="square" lIns="91440" tIns="45720" rIns="91440" bIns="45720" anchor="t" anchorCtr="0" upright="1">
+                        <a:noAutofit/>
+                      </wps:bodyPr>
+                    </wps:wsp>
+                  </a:graphicData>
+                </a:graphic>
+                <wp14:sizeRelV relativeFrom="margin">
+                  <wp14:pctHeight>0</wp14:pctHeight>
+                </wp14:sizeRelV>
+              </wp:anchor>
+            </w:drawing>
+          </mc:Choice>
+          <mc:Fallback>
+            <w:pict>
+              <v:shape w14:anchorId="7E6BF882" id="文本框 3" o:spid="_x0000_s1028" type="#_x0000_t202" style="position:absolute;margin-left:-53.5pt;margin-top:-30pt;width:521.7pt;height:774.5pt;z-index:251663360;visibility:visible;mso-wrap-style:square;mso-height-percent:0;mso-wrap-distance-left:9pt;mso-wrap-distance-top:0;mso-wrap-distance-right:9pt;mso-wrap-distance-bottom:0;mso-position-horizontal:absolute;mso-position-horizontal-relative:margin;mso-position-vertical:absolute;mso-position-vertical-relative:text;mso-height-percent:0;mso-height-relative:margin;v-text-anchor:top" o:gfxdata="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">
+                <v:stroke miterlimit="2"/>
+                <v:textbox>
+                  <w:txbxContent>
+                    <w:p>
+                      <w:pPr>
+                        <w:jc w:val="center"/>
+                        <w:rPr>
+                          <w:rFonts w:eastAsia="宋体"/>
+                          <w:lang w:eastAsia="zh-CN"/>
+                        </w:rPr>
+                      </w:pPr>
+                      <w:r>
+                        <w:rPr>
+                          <w:rFonts w:eastAsia="宋体" w:hint="eastAsia"/>
+                          <w:lang w:eastAsia="zh-CN"/>
+                        </w:rPr>
+                        <w:t>个人项目小结报告</w:t>
+                      </w:r>
+                    </w:p>
+                    <w:p>
+                      <w:pPr>
+                        <w:jc w:val="center"/>
+                        <w:rPr>
+                          <w:rFonts w:eastAsia="宋体"/>
+                          <w:lang w:eastAsia="zh-CN"/>
+                        </w:rPr>
+                      </w:pPr>
+                    </w:p>
+                    <w:p>
+                      <w:pPr>
+                        <w:jc w:val="center"/>
+                        <w:rPr>
+                          <w:rFonts w:eastAsia="宋体"/>
+                          <w:lang w:eastAsia="zh-CN"/>
+                        </w:rPr>
+                      </w:pPr>
+                      <w:r>
+                        <w:rPr>
+                          <w:rFonts w:eastAsia="宋体" w:hint="eastAsia"/>
+                          <w:lang w:eastAsia="zh-CN"/>
+                        </w:rPr>
+                        <w:t>学号：</w:t>
+                      </w:r>
+                      <w:r>
+                        <w:rPr>
+                          <w:rFonts w:eastAsia="宋体" w:hint="eastAsia"/>
+                          <w:lang w:eastAsia="zh-CN"/>
+                        </w:rPr>
+                        <w:t xml:space="preserve"> </w:t>
+                      </w:r>
+                      <w:r>
+                        <w:rPr>
+                          <w:rFonts w:eastAsia="宋体"/>
+                          <w:lang w:eastAsia="zh-CN"/>
+                        </w:rPr>
+                        <w:t>090241</w:t>
+                      </w:r>
+                      <w:r>
+                        <w:rPr>
+                          <w:rFonts w:eastAsia="宋体"/>
+                          <w:lang w:eastAsia="zh-CN"/>
+                        </w:rPr>
+                        <w:t>10</w:t>
+                      </w:r>
+                      <w:r>
+                        <w:rPr>
+                          <w:rFonts w:eastAsia="宋体" w:hint="eastAsia"/>
+                          <w:lang w:eastAsia="zh-CN"/>
+                        </w:rPr>
+                        <w:t xml:space="preserve">              </w:t>
+                      </w:r>
+                      <w:r>
+                        <w:rPr>
+                          <w:rFonts w:eastAsia="宋体" w:hint="eastAsia"/>
+                          <w:lang w:eastAsia="zh-CN"/>
+                        </w:rPr>
+                        <w:t>签名：</w:t>
+                      </w:r>
+                      <w:r>
+                        <w:rPr>
+                          <w:rFonts w:eastAsia="宋体" w:hint="eastAsia"/>
+                          <w:lang w:eastAsia="zh-CN"/>
+                        </w:rPr>
+                        <w:t xml:space="preserve"> </w:t>
+                      </w:r>
+                      <w:r>
+                        <w:rPr>
+                          <w:rFonts w:eastAsia="宋体"/>
+                          <w:lang w:eastAsia="zh-CN"/>
+                        </w:rPr>
+                        <w:t xml:space="preserve">   </w:t>
+                      </w:r>
+                      <w:r>
+                        <w:rPr>
+                          <w:rFonts w:eastAsia="宋体" w:hint="eastAsia"/>
+                          <w:lang w:eastAsia="zh-CN"/>
+                        </w:rPr>
+                        <w:tab/>
+                      </w:r>
+                      <w:r>
+                        <w:rPr>
+                          <w:rFonts w:eastAsia="宋体" w:hint="eastAsia"/>
+                          <w:lang w:eastAsia="zh-CN"/>
+                        </w:rPr>
+                        <w:tab/>
+                      </w:r>
+                      <w:r>
+                        <w:rPr>
+                          <w:rFonts w:eastAsia="宋体" w:hint="eastAsia"/>
+                          <w:lang w:eastAsia="zh-CN"/>
+                        </w:rPr>
+                        <w:t>日期：</w:t>
+                      </w:r>
+                      <w:r>
+                        <w:rPr>
+                          <w:rFonts w:eastAsia="宋体" w:hint="eastAsia"/>
+                          <w:lang w:eastAsia="zh-CN"/>
+                        </w:rPr>
+                        <w:t xml:space="preserve"> </w:t>
+                      </w:r>
+                      <w:r>
+                        <w:rPr>
+                          <w:rFonts w:eastAsia="宋体"/>
+                          <w:lang w:eastAsia="zh-CN"/>
+                        </w:rPr>
+                        <w:t>2026.9.14</w:t>
+                      </w:r>
+                    </w:p>
+                    <w:p>
+                      <w:pPr>
+                        <w:rPr>
+                          <w:rFonts w:ascii="宋体" w:eastAsia="宋体" w:hAnsi="宋体"/>
+                          <w:lang w:eastAsia="zh-CN"/>
+                        </w:rPr>
+                      </w:pPr>
+                      <w:r>
+                        <w:rPr>
+                          <w:rFonts w:eastAsia="宋体" w:hint="eastAsia"/>
+                          <w:b/>
+                          <w:bCs/>
+                          <w:color w:val="FF0000"/>
+                          <w:sz w:val="24"/>
+                          <w:lang w:eastAsia="zh-CN"/>
+                        </w:rPr>
+                        <w:t>成绩</w:t>
+                      </w:r>
+                      <w:r>
+                        <w:rPr>
+                          <w:rFonts w:ascii="宋体" w:eastAsia="宋体" w:hAnsi="宋体" w:hint="eastAsia"/>
+                          <w:lang w:eastAsia="zh-CN"/>
+                        </w:rPr>
+                        <w:t>【优   良  中</w:t>
+                      </w:r>
+                      <w:r>
+                        <w:rPr>
+                          <w:rFonts w:ascii="宋体" w:eastAsia="宋体" w:hAnsi="宋体" w:hint="eastAsia"/>
+                          <w:lang w:eastAsia="zh-CN"/>
+                        </w:rPr>
+                        <w:tab/>
+                        <w:t>及格</w:t>
+                      </w:r>
+                      <w:r>
+                        <w:rPr>
+                          <w:rFonts w:ascii="宋体" w:eastAsia="宋体" w:hAnsi="宋体" w:hint="eastAsia"/>
+                          <w:lang w:eastAsia="zh-CN"/>
+                        </w:rPr>
+                        <w:tab/>
+                        <w:t>不及格</w:t>
+                      </w:r>
+                      <w:r>
+                        <w:rPr>
+                          <w:rFonts w:ascii="宋体" w:eastAsia="宋体" w:hAnsi="宋体" w:hint="eastAsia"/>
+                          <w:lang w:eastAsia="zh-CN"/>
+                        </w:rPr>
+                        <w:tab/>
+                        <w:t>】</w:t>
+                      </w:r>
+                    </w:p>
+                    <w:p>
+                      <w:pPr>
+                        <w:jc w:val="center"/>
+                        <w:rPr>
+                          <w:rFonts w:eastAsia="宋体"/>
+                          <w:lang w:eastAsia="zh-CN"/>
+                        </w:rPr>
+                      </w:pPr>
+                    </w:p>
+                    <w:p>
+                      <w:pPr>
+                        <w:rPr>
+                          <w:b/>
+                          <w:bCs/>
+                          <w:sz w:val="24"/>
+                          <w:lang w:eastAsia="zh-CN"/>
+                        </w:rPr>
+                      </w:pPr>
+                      <w:proofErr w:type="spellStart"/>
+                      <w:r>
+                        <w:rPr>
+                          <w:rFonts w:hint="eastAsia"/>
+                          <w:b/>
+                          <w:bCs/>
+                          <w:sz w:val="24"/>
+                          <w:lang w:eastAsia="zh-CN"/>
+                        </w:rPr>
+                        <w:t>组内工作（具体分工</w:t>
+                      </w:r>
+                      <w:proofErr w:type="spellEnd"/>
+                      <w:r>
+                        <w:rPr>
+                          <w:rFonts w:hint="eastAsia"/>
+                          <w:b/>
+                          <w:bCs/>
+                          <w:sz w:val="24"/>
+                          <w:lang w:eastAsia="zh-CN"/>
+                        </w:rPr>
+                        <w:t>）</w:t>
+                      </w:r>
+                    </w:p>
+                    <w:p>
+                      <w:pPr>
+                        <w:rPr>
+                          <w:rFonts w:ascii="宋体" w:eastAsia="宋体" w:hAnsi="宋体"/>
+                          <w:bCs/>
+                          <w:color w:val="000000"/>
+                          <w:szCs w:val="22"/>
+                          <w:lang w:eastAsia="zh-CN"/>
+                        </w:rPr>
+                      </w:pPr>
+                      <w:r>
+                        <w:rPr>
+                          <w:rFonts w:eastAsia="宋体" w:hint="eastAsia"/>
+                          <w:lang w:eastAsia="zh-CN"/>
+                        </w:rPr>
+                        <w:tab/>
+                      </w:r>
+                      <w:r>
+                        <w:rPr>
+                          <w:rFonts w:ascii="宋体" w:eastAsia="宋体" w:hAnsi="宋体" w:hint="eastAsia"/>
+                          <w:bCs/>
+                          <w:color w:val="000000"/>
+                          <w:szCs w:val="22"/>
+                          <w:lang w:eastAsia="zh-CN"/>
+                        </w:rPr>
+                        <w:t>本人主要负责</w:t>
+                      </w:r>
+                      <w:r>
+                        <w:rPr>
+                          <w:rFonts w:ascii="宋体" w:eastAsia="宋体" w:hAnsi="宋体" w:hint="eastAsia"/>
+                          <w:color w:val="000000"/>
+                          <w:szCs w:val="22"/>
+                        </w:rPr>
+                        <w:t>学籍管理模块</w:t>
+                      </w:r>
+                      <w:r>
+                        <w:rPr>
+                          <w:rFonts w:ascii="宋体" w:eastAsia="宋体" w:hAnsi="宋体" w:hint="eastAsia"/>
+                          <w:bCs/>
+                          <w:color w:val="000000"/>
+                          <w:szCs w:val="22"/>
+                          <w:lang w:eastAsia="zh-CN"/>
+                        </w:rPr>
+                        <w:t xml:space="preserve">的设计、开发与后续完善，完成院系班级组织架构管理、学籍建立与档案维护、培养方案配置、成绩录入与成绩单查询、以及转专业审批全生命周期流转等核心功能。同时，我承担了全系统的权限体系规范与客户端体验优化工作，梳理并实现了超级管理员、学籍管理员、学院管理员、教师与学生的多级权限隔离与路由导航，推进无模态嵌入式卡片 UI 统一重构，并实现了基于学号直登的账号映射化简。在系统集成与底层支持方面，我参与了全局通信协议制定，负责 </w:t>
+                      </w:r>
+                      <w:proofErr w:type="spellStart"/>
+                      <w:r>
+                        <w:rPr>
+                          <w:rFonts w:ascii="宋体" w:eastAsia="宋体" w:hAnsi="宋体" w:hint="eastAsia"/>
+                          <w:bCs/>
+                          <w:color w:val="000000"/>
+                          <w:szCs w:val="22"/>
+                          <w:lang w:eastAsia="zh-CN"/>
+                        </w:rPr>
+                        <w:t>UCanAccess</w:t>
+                      </w:r>
+                      <w:proofErr w:type="spellEnd"/>
+                      <w:r>
+                        <w:rPr>
+                          <w:rFonts w:ascii="宋体" w:eastAsia="宋体" w:hAnsi="宋体" w:hint="eastAsia"/>
+                          <w:bCs/>
+                          <w:color w:val="000000"/>
+                          <w:szCs w:val="22"/>
+                          <w:lang w:eastAsia="zh-CN"/>
+                        </w:rPr>
+                        <w:t xml:space="preserve"> 数据库兼容性适配及全套演示测试数据构建，保障学籍模块与用户、选课等子系统平稳对接。</w:t>
+                      </w:r>
+                    </w:p>
+                    <w:p>
+                      <w:pPr>
+                        <w:rPr>
+                          <w:rFonts w:eastAsia="宋体" w:hint="eastAsia"/>
+                          <w:bCs/>
+                          <w:color w:val="000000"/>
+                          <w:sz w:val="24"/>
+                          <w:lang w:eastAsia="zh-CN"/>
+                        </w:rPr>
+                      </w:pPr>
+                    </w:p>
+                    <w:p>
+                      <w:pPr>
+                        <w:rPr>
+                          <w:rFonts w:eastAsia="宋体"/>
+                          <w:b/>
+                          <w:bCs/>
+                          <w:color w:val="000000"/>
+                          <w:sz w:val="24"/>
+                          <w:lang w:eastAsia="zh-CN"/>
+                        </w:rPr>
+                      </w:pPr>
+                      <w:proofErr w:type="spellStart"/>
+                      <w:r>
+                        <w:rPr>
+                          <w:rFonts w:hint="eastAsia"/>
+                          <w:b/>
+                          <w:bCs/>
+                          <w:color w:val="000000"/>
+                          <w:sz w:val="24"/>
+                          <w:lang w:eastAsia="zh-CN"/>
+                        </w:rPr>
+                        <w:t>任务完成情况总结</w:t>
+                      </w:r>
+                      <w:proofErr w:type="spellEnd"/>
+                    </w:p>
+                    <w:p>
+                      <w:pPr>
+                        <w:rPr>
+                          <w:rFonts w:ascii="宋体" w:eastAsia="宋体" w:hAnsi="宋体"/>
+                          <w:bCs/>
+                          <w:color w:val="000000"/>
+                          <w:szCs w:val="22"/>
+                          <w:lang w:eastAsia="zh-CN"/>
+                        </w:rPr>
+                      </w:pPr>
+                      <w:r>
+                        <w:rPr>
+                          <w:rFonts w:eastAsia="宋体" w:hint="eastAsia"/>
+                          <w:b/>
+                          <w:bCs/>
+                          <w:color w:val="000000"/>
+                          <w:sz w:val="24"/>
+                          <w:lang w:eastAsia="zh-CN"/>
+                        </w:rPr>
+                        <w:tab/>
+                      </w:r>
+                      <w:r>
+                        <w:rPr>
+                          <w:rFonts w:ascii="宋体" w:eastAsia="宋体" w:hAnsi="宋体"/>
+                          <w:bCs/>
+                          <w:color w:val="000000"/>
+                          <w:szCs w:val="22"/>
+                          <w:lang w:eastAsia="zh-CN"/>
+                        </w:rPr>
+                        <w:t>我完成了学籍管理模块与相关子系统的核心功能研发。学生端实现了个人学籍档案在线查询、基本信息修改申请（支持草稿与撤回）、标准学籍证明 PDF 导出、个人培养方案修读进度比对、个人成绩单查询以及转专业志愿填报；管理端实现了学院/专业/班级层级维护、班级批量自动划分、学生档案手动建档与批量导入、培养方案课程导入、学生成绩录入与批量导入，以及转专业批次全流程管理。</w:t>
+                      </w:r>
+                    </w:p>
+                    <w:p>
+                      <w:pPr>
+                        <w:ind w:firstLine="420"/>
+                        <w:rPr>
+                          <w:rFonts w:ascii="宋体" w:eastAsia="宋体" w:hAnsi="宋体"/>
+                          <w:bCs/>
+                          <w:color w:val="000000"/>
+                          <w:szCs w:val="22"/>
+                          <w:lang w:eastAsia="zh-CN"/>
+                        </w:rPr>
+                      </w:pPr>
+                      <w:r>
+                        <w:rPr>
+                          <w:rFonts w:ascii="宋体" w:eastAsia="宋体" w:hAnsi="宋体"/>
+                          <w:bCs/>
+                          <w:color w:val="000000"/>
+                          <w:szCs w:val="22"/>
+                          <w:lang w:eastAsia="zh-CN"/>
+                        </w:rPr>
+                        <w:t>在业务规则与状态流转方面，为转专业业务设计并实现了严密的有限状态机，覆盖资格初审、转出学院审核、转入学院考核赋分、拟录取公示与自动执行学籍变更的全链路闭环；针对高并发场景，设计了事务性防碰撞学号生成器；在权限控制上落实了细粒度的数据作用域隔离，严格限制学院管理员仅可审批与查看本院相关数据，并将敏感学籍信息变更与普通联系方式修改做分级审批和变更历史审计。</w:t>
+                      </w:r>
+                    </w:p>
+                    <w:p>
+                      <w:pPr>
+                        <w:ind w:firstLine="420"/>
+                        <w:rPr>
+                          <w:rFonts w:ascii="宋体" w:eastAsia="宋体" w:hAnsi="宋体"/>
+                          <w:bCs/>
+                          <w:color w:val="000000"/>
+                          <w:szCs w:val="22"/>
+                          <w:lang w:eastAsia="zh-CN"/>
+                        </w:rPr>
+                      </w:pPr>
+                      <w:r>
+                        <w:rPr>
+                          <w:rFonts w:ascii="宋体" w:eastAsia="宋体" w:hAnsi="宋体"/>
+                          <w:bCs/>
+                          <w:color w:val="000000"/>
+                          <w:szCs w:val="22"/>
+                          <w:lang w:eastAsia="zh-CN"/>
+                        </w:rPr>
+                        <w:t>在系统整合与体验优化中，我推进了客户端 UI 规范化改造，将多处生硬弹窗重构为内嵌式 Card Panel，保持交互连贯；优化登录服务，支持学生直接使用 8 位学号登录；完成</w:t>
+                      </w:r>
+                      <w:proofErr w:type="spellStart"/>
+                      <w:r>
+                        <w:rPr>
+                          <w:rFonts w:ascii="宋体" w:eastAsia="宋体" w:hAnsi="宋体"/>
+                          <w:bCs/>
+                          <w:color w:val="000000"/>
+                          <w:szCs w:val="22"/>
+                          <w:lang w:eastAsia="zh-CN"/>
+                        </w:rPr>
+                        <w:t>CanAccess</w:t>
+                      </w:r>
+                      <w:proofErr w:type="spellEnd"/>
+                      <w:r>
+                        <w:rPr>
+                          <w:rFonts w:ascii="宋体" w:eastAsia="宋体" w:hAnsi="宋体"/>
+                          <w:bCs/>
+                          <w:color w:val="000000"/>
+                          <w:szCs w:val="22"/>
+                          <w:lang w:eastAsia="zh-CN"/>
+                        </w:rPr>
+                        <w:t xml:space="preserve"> 数据库迁移中的字段与语法兼容处理，补充了转专业状态机、并发建档与分级权限等大量自动化测试用例，并构建了完备的学籍演示数据集，确保打包发布的可靠运行。</w:t>
+                      </w:r>
+                    </w:p>
+                    <w:p>
+                      <w:pPr>
+                        <w:ind w:firstLine="420"/>
+                        <w:rPr>
+                          <w:rFonts w:eastAsia="宋体" w:hint="eastAsia"/>
+                          <w:bCs/>
+                          <w:color w:val="000000"/>
+                          <w:sz w:val="24"/>
+                          <w:lang w:eastAsia="zh-CN"/>
+                        </w:rPr>
+                      </w:pPr>
+                    </w:p>
+                    <w:p>
+                      <w:pPr>
+                        <w:rPr>
+                          <w:rFonts w:eastAsia="宋体"/>
+                          <w:b/>
+                          <w:bCs/>
+                          <w:color w:val="000000"/>
+                          <w:sz w:val="24"/>
+                          <w:lang w:eastAsia="zh-CN"/>
+                        </w:rPr>
+                      </w:pPr>
+                      <w:proofErr w:type="spellStart"/>
+                      <w:r>
+                        <w:rPr>
+                          <w:rFonts w:hint="eastAsia"/>
+                          <w:b/>
+                          <w:bCs/>
+                          <w:color w:val="000000"/>
+                          <w:sz w:val="24"/>
+                          <w:lang w:eastAsia="zh-CN"/>
+                        </w:rPr>
+                        <w:t>工作小结与体会</w:t>
+                      </w:r>
+                      <w:proofErr w:type="spellEnd"/>
+                    </w:p>
+                    <w:p>
+                      <w:pPr>
+                        <w:ind w:firstLine="420"/>
+                        <w:rPr>
+                          <w:rFonts w:ascii="宋体" w:eastAsia="宋体" w:hAnsi="宋体"/>
+                          <w:bCs/>
+                          <w:color w:val="000000"/>
+                          <w:szCs w:val="22"/>
+                          <w:lang w:eastAsia="zh-CN"/>
+                        </w:rPr>
+                      </w:pPr>
+                      <w:r>
+                        <w:rPr>
+                          <w:rFonts w:ascii="宋体" w:eastAsia="宋体" w:hAnsi="宋体" w:hint="eastAsia"/>
+                          <w:bCs/>
+                          <w:color w:val="000000"/>
+                          <w:szCs w:val="22"/>
+                          <w:lang w:eastAsia="zh-CN"/>
+                        </w:rPr>
+                        <w:t>本</w:t>
+                      </w:r>
+                      <w:r>
+                        <w:rPr>
+                          <w:rFonts w:ascii="宋体" w:eastAsia="宋体" w:hAnsi="宋体"/>
+                          <w:bCs/>
+                          <w:color w:val="000000"/>
+                          <w:szCs w:val="22"/>
+                          <w:lang w:eastAsia="zh-CN"/>
+                        </w:rPr>
+                        <w:t>次项目让我深入实践了复杂企业级业务从底层数据建模、服务端状态机控制、接口通信到桌面端交互的完整研发闭环。学籍管理不仅是简单的增删改查，更紧密关联着学期时序、跨学院流转、敏感数据审计以及高并发下的数据一致性。转专业状态机与分级权限的开发让我认识到，核心业务约束必须在服务端通过事务和锁进行刚性校验，才能真正保障系统的数据安全与状态闭环。</w:t>
+                      </w:r>
+                    </w:p>
+                    <w:p>
+                      <w:pPr>
+                        <w:ind w:firstLine="420"/>
+                        <w:rPr>
+                          <w:rFonts w:ascii="宋体" w:eastAsia="宋体" w:hAnsi="宋体" w:hint="eastAsia"/>
+                          <w:bCs/>
+                          <w:color w:val="000000"/>
+                          <w:szCs w:val="22"/>
+                          <w:lang w:eastAsia="zh-CN"/>
+                        </w:rPr>
+                      </w:pPr>
+                      <w:r>
+                        <w:rPr>
+                          <w:rFonts w:ascii="宋体" w:eastAsia="宋体" w:hAnsi="宋体"/>
+                          <w:bCs/>
+                          <w:color w:val="000000"/>
+                          <w:szCs w:val="22"/>
+                          <w:lang w:eastAsia="zh-CN"/>
+                        </w:rPr>
+                        <w:t>在后续的系统整合与体验重构中，我深切体会到统一协议契约、模块边界划分以及全局权限治理对大型团队协作的决定性影响。通过将零散弹窗改造为嵌入式卡片、简化登录流程、完善自动化测试与环境配置，不仅显著提升了软件的交互品质，也保障了多模块合流的稳定性。这一过程极大地锻炼了我的系统架构思维、工程编码素养与团队协同能力</w:t>
+                      </w:r>
+                      <w:r>
+                        <w:rPr>
+                          <w:rFonts w:ascii="宋体" w:eastAsia="宋体" w:hAnsi="宋体" w:hint="eastAsia"/>
+                          <w:bCs/>
+                          <w:color w:val="000000"/>
+                          <w:szCs w:val="22"/>
+                          <w:lang w:eastAsia="zh-CN"/>
+                        </w:rPr>
+                        <w:t>。</w:t>
+                      </w:r>
+                    </w:p>
+                    <w:p>
+                      <w:pPr>
+                        <w:rPr>
+                          <w:rFonts w:eastAsia="宋体"/>
+                          <w:b/>
+                          <w:bCs/>
+                          <w:color w:val="000000"/>
+                          <w:sz w:val="24"/>
+                          <w:lang w:eastAsia="zh-CN"/>
+                        </w:rPr>
+                      </w:pPr>
+                    </w:p>
+                    <w:p>
+                      <w:pPr>
+                        <w:rPr>
+                          <w:rFonts w:eastAsia="宋体"/>
+                          <w:b/>
+                          <w:bCs/>
+                          <w:color w:val="000000"/>
+                          <w:sz w:val="24"/>
+                          <w:lang w:eastAsia="zh-CN"/>
+                        </w:rPr>
+                      </w:pPr>
+                    </w:p>
+                    <w:p>
+                      <w:pPr>
+                        <w:rPr>
+                          <w:rFonts w:eastAsia="宋体"/>
+                          <w:b/>
+                          <w:bCs/>
+                          <w:color w:val="000000"/>
+                          <w:sz w:val="24"/>
+                          <w:lang w:eastAsia="zh-CN"/>
+                        </w:rPr>
+                      </w:pPr>
+                    </w:p>
+                    <w:p>
+                      <w:pPr>
+                        <w:rPr>
+                          <w:rFonts w:eastAsia="宋体"/>
+                          <w:b/>
+                          <w:bCs/>
+                          <w:color w:val="000000"/>
+                          <w:sz w:val="24"/>
+                          <w:lang w:eastAsia="zh-CN"/>
+                        </w:rPr>
+                      </w:pPr>
+                    </w:p>
+                    <w:p>
+                      <w:pPr>
+                        <w:rPr>
+                          <w:rFonts w:eastAsia="宋体"/>
+                          <w:b/>
+                          <w:bCs/>
+                          <w:color w:val="000000"/>
+                          <w:sz w:val="24"/>
+                          <w:lang w:eastAsia="zh-CN"/>
+                        </w:rPr>
+                      </w:pPr>
+                    </w:p>
+                    <w:p>
+                      <w:pPr>
+                        <w:rPr>
+                          <w:rFonts w:eastAsia="宋体"/>
+                          <w:b/>
+                          <w:bCs/>
+                          <w:color w:val="000000"/>
+                          <w:sz w:val="24"/>
+                          <w:lang w:eastAsia="zh-CN"/>
+                        </w:rPr>
+                      </w:pPr>
+                    </w:p>
+                    <w:p>
+                      <w:pPr>
+                        <w:rPr>
+                          <w:rFonts w:eastAsia="宋体"/>
+                          <w:b/>
+                          <w:bCs/>
+                          <w:color w:val="000000"/>
+                          <w:sz w:val="24"/>
+                          <w:lang w:eastAsia="zh-CN"/>
+                        </w:rPr>
+                      </w:pPr>
+                    </w:p>
+                    <w:p>
+                      <w:pPr>
+                        <w:rPr>
+                          <w:rFonts w:eastAsia="宋体"/>
+                          <w:b/>
+                          <w:bCs/>
+                          <w:color w:val="000000"/>
+                          <w:sz w:val="24"/>
+                          <w:lang w:eastAsia="zh-CN"/>
+                        </w:rPr>
+                      </w:pPr>
+                    </w:p>
+                    <w:p>
+                      <w:pPr>
+                        <w:rPr>
+                          <w:rFonts w:eastAsia="宋体"/>
+                          <w:lang w:eastAsia="zh-CN"/>
+                        </w:rPr>
+                      </w:pPr>
+                    </w:p>
+                  </w:txbxContent>
+                </v:textbox>
+                <w10:wrap anchorx="margin"/>
+              </v:shape>
+            </w:pict>
+          </mc:Fallback>
+        </mc:AlternateContent>
+      </w:r>
+    </w:p>
+    <w:p>
+      <w:pPr>
+        <w:rPr>
+          <w:rFonts w:eastAsia="宋体"/>
+          <w:lang w:eastAsia="zh-CN"/>
+        </w:rPr>
+      </w:pPr>
+    </w:p>
+    <w:p>
+      <w:pPr>
+        <w:rPr>
+          <w:rFonts w:eastAsia="宋体"/>
+          <w:lang w:eastAsia="zh-CN"/>
+        </w:rPr>
+      </w:pPr>
+    </w:p>
+    <w:p>
+      <w:pPr>
+        <w:rPr>
+          <w:rFonts w:eastAsia="宋体"/>
+          <w:lang w:eastAsia="zh-CN"/>
+        </w:rPr>
+      </w:pPr>
+    </w:p>
+    <w:p>
+      <w:pPr>
+        <w:rPr>
+          <w:rFonts w:eastAsia="宋体"/>
+          <w:lang w:eastAsia="zh-CN"/>
+        </w:rPr>
+      </w:pPr>
+    </w:p>
+    <w:p>
+      <w:pPr>
+        <w:rPr>
+          <w:rFonts w:eastAsia="宋体"/>
+          <w:lang w:eastAsia="zh-CN"/>
+        </w:rPr>
+      </w:pPr>
+    </w:p>
+    <w:p>
+      <w:pPr>
+        <w:rPr>
+          <w:rFonts w:eastAsia="宋体"/>
+          <w:lang w:eastAsia="zh-CN"/>
+        </w:rPr>
+      </w:pPr>
+    </w:p>
+    <w:p>
+      <w:pPr>
+        <w:rPr>
+          <w:rFonts w:eastAsia="宋体"/>
+          <w:lang w:eastAsia="zh-CN"/>
+        </w:rPr>
+      </w:pPr>
+    </w:p>
+    <w:p>
+      <w:pPr>
+        <w:rPr>
+          <w:rFonts w:eastAsia="宋体"/>
+          <w:lang w:eastAsia="zh-CN"/>
+        </w:rPr>
+      </w:pPr>
+    </w:p>
+    <w:p>
+      <w:pPr>
+        <w:rPr>
+          <w:rFonts w:eastAsia="宋体"/>
+          <w:lang w:eastAsia="zh-CN"/>
+        </w:rPr>
+      </w:pPr>
+    </w:p>
+    <w:p>
+      <w:pPr>
+        <w:rPr>
+          <w:rFonts w:eastAsia="宋体"/>
+          <w:lang w:eastAsia="zh-CN"/>
+        </w:rPr>
+      </w:pPr>
+    </w:p>
+    <w:p>
+      <w:pPr>
+        <w:rPr>
+          <w:rFonts w:eastAsia="宋体"/>
+          <w:lang w:eastAsia="zh-CN"/>
+        </w:rPr>
+      </w:pPr>
+    </w:p>
+    <w:p>
+      <w:pPr>
+        <w:rPr>
+          <w:rFonts w:eastAsia="宋体"/>
+          <w:lang w:eastAsia="zh-CN"/>
+        </w:rPr>
+      </w:pPr>
+    </w:p>
+    <w:p>
+      <w:pPr>
+        <w:rPr>
+          <w:rFonts w:eastAsia="宋体"/>
+          <w:lang w:eastAsia="zh-CN"/>
+        </w:rPr>
+      </w:pPr>
+    </w:p>
+    <w:p>
+      <w:pPr>
+        <w:rPr>
+          <w:rFonts w:eastAsia="宋体"/>
+          <w:lang w:eastAsia="zh-CN"/>
+        </w:rPr>
+      </w:pPr>
+    </w:p>
+    <w:p>
+      <w:pPr>
+        <w:rPr>
+          <w:rFonts w:eastAsia="宋体"/>
+          <w:lang w:eastAsia="zh-CN"/>
+        </w:rPr>
+      </w:pPr>
+    </w:p>
+    <w:p>
+      <w:pPr>
+        <w:rPr>
+          <w:rFonts w:eastAsia="宋体"/>
+          <w:lang w:eastAsia="zh-CN"/>
+        </w:rPr>
+      </w:pPr>
+    </w:p>
+    <w:p>
+      <w:pPr>
+        <w:rPr>
+          <w:rFonts w:eastAsia="宋体"/>
+          <w:lang w:eastAsia="zh-CN"/>
+        </w:rPr>
+      </w:pPr>
+    </w:p>
+    <w:p>
+      <w:pPr>
+        <w:rPr>
+          <w:rFonts w:eastAsia="宋体"/>
+          <w:lang w:eastAsia="zh-CN"/>
+        </w:rPr>
+      </w:pPr>
+    </w:p>
+    <w:p>
+      <w:pPr>
+        <w:rPr>
+          <w:rFonts w:eastAsia="宋体"/>
+          <w:lang w:eastAsia="zh-CN"/>
+        </w:rPr>
+      </w:pPr>
+    </w:p>
+    <w:p>
+      <w:pPr>
+        <w:rPr>
+          <w:rFonts w:eastAsia="宋体"/>
+          <w:lang w:eastAsia="zh-CN"/>
+        </w:rPr>
+      </w:pPr>
+    </w:p>
+    <w:p>
+      <w:pPr>
+        <w:rPr>
+          <w:rFonts w:eastAsia="宋体"/>
+          <w:lang w:eastAsia="zh-CN"/>
+        </w:rPr>
+      </w:pPr>
+    </w:p>
+    <w:p>
+      <w:pPr>
+        <w:rPr>
+          <w:rFonts w:eastAsia="宋体"/>
+          <w:lang w:eastAsia="zh-CN"/>
+        </w:rPr>
+      </w:pPr>
+    </w:p>
+    <w:p/>
+    <w:p>
+      <w:pPr>
+        <w:spacing w:before="0" w:after="0"/>
+      </w:pPr>
+      <w:r>
+        <w:br w:type="page"/>
+      </w:r>
+      <w:r>
+        <w:rPr>
+          <w:noProof/>
+        </w:rPr>
+        <w:lastRenderedPageBreak/>
+        <mc:AlternateContent>
+          <mc:Choice Requires="wps">
+            <w:drawing>
+              <wp:anchor distT="0" distB="0" distL="114300" distR="114300" simplePos="0" relativeHeight="251667456" behindDoc="0" locked="0" layoutInCell="1" allowOverlap="1" wp14:anchorId="0492A55F" wp14:editId="24E81F7D">
+                <wp:simplePos x="0" y="0"/>
+                <wp:positionH relativeFrom="margin">
+                  <wp:align>center</wp:align>
+                </wp:positionH>
+                <wp:positionV relativeFrom="paragraph">
+                  <wp:posOffset>-389255</wp:posOffset>
+                </wp:positionV>
+                <wp:extent cx="6625883" cy="9629336"/>
+                <wp:effectExtent l="0" t="0" r="22860" b="10160"/>
+                <wp:wrapNone/>
+                <wp:docPr id="5" name="文本框 5"/>
+                <wp:cNvGraphicFramePr>
+                  <a:graphicFrameLocks xmlns:a="http://schemas.openxmlformats.org/drawingml/2006/main"/>
+                </wp:cNvGraphicFramePr>
+                <a:graphic xmlns:a="http://schemas.openxmlformats.org/drawingml/2006/main">
+                  <a:graphicData uri="http://schemas.microsoft.com/office/word/2010/wordprocessingShape">
+                    <wps:wsp>
+                      <wps:cNvSpPr txBox="1">
+                        <a:spLocks noChangeArrowheads="1"/>
+                      </wps:cNvSpPr>
+                      <wps:spPr bwMode="auto">
+                        <a:xfrm>
+                          <a:off x="0" y="0"/>
+                          <a:ext cx="6625883" cy="9629336"/>
+                        </a:xfrm>
+                        <a:prstGeom prst="rect">
+                          <a:avLst/>
+                        </a:prstGeom>
+                        <a:solidFill>
+                          <a:srgbClr val="FFFFFF"/>
+                        </a:solidFill>
+                        <a:ln w="9525">
+                          <a:solidFill>
+                            <a:srgbClr val="000000"/>
+                          </a:solidFill>
+                          <a:miter lim="200000"/>
+                          <a:headEnd/>
+                          <a:tailEnd/>
+                        </a:ln>
+                      </wps:spPr>
+                      <wps:txbx>
+                        <w:txbxContent>
+                          <w:p>
+                            <w:pPr>
+                              <w:jc w:val="center"/>
+                              <w:rPr>
+                                <w:rFonts w:eastAsia="宋体"/>
+                                <w:lang w:eastAsia="zh-CN"/>
+                              </w:rPr>
+                            </w:pPr>
+                            <w:r>
+                              <w:rPr>
+                                <w:rFonts w:eastAsia="宋体" w:hint="eastAsia"/>
+                                <w:lang w:eastAsia="zh-CN"/>
+                              </w:rPr>
+                              <w:t>个人项目小结报告</w:t>
+                            </w:r>
+                          </w:p>
+                          <w:p>
+                            <w:pPr>
+                              <w:jc w:val="center"/>
+                              <w:rPr>
+                                <w:rFonts w:eastAsia="宋体"/>
+                                <w:lang w:eastAsia="zh-CN"/>
+                              </w:rPr>
+                            </w:pPr>
+                          </w:p>
+                          <w:p>
+                            <w:pPr>
+                              <w:jc w:val="center"/>
+                              <w:rPr>
+                                <w:rFonts w:eastAsia="宋体"/>
+                                <w:lang w:eastAsia="zh-CN"/>
+                              </w:rPr>
+                            </w:pPr>
+                            <w:r>
+                              <w:rPr>
+                                <w:rFonts w:eastAsia="宋体" w:hint="eastAsia"/>
+                                <w:lang w:eastAsia="zh-CN"/>
+                              </w:rPr>
+                              <w:t>学号：</w:t>
+                            </w:r>
+                            <w:r>
+                              <w:rPr>
+                                <w:rFonts w:eastAsia="宋体" w:hint="eastAsia"/>
+                                <w:lang w:eastAsia="zh-CN"/>
+                              </w:rPr>
+                              <w:t xml:space="preserve">09024132                 </w:t>
+                            </w:r>
+                            <w:r>
+                              <w:rPr>
+                                <w:rFonts w:eastAsia="宋体" w:hint="eastAsia"/>
+                                <w:lang w:eastAsia="zh-CN"/>
+                              </w:rPr>
+                              <w:t>签名：</w:t>
+                            </w:r>
+                            <w:r>
+                              <w:rPr>
+                                <w:rFonts w:eastAsia="宋体" w:hint="eastAsia"/>
+                                <w:lang w:eastAsia="zh-CN"/>
+                              </w:rPr>
+                              <w:t xml:space="preserve">        </w:t>
+                            </w:r>
+                            <w:r>
+                              <w:rPr>
+                                <w:rFonts w:eastAsia="宋体" w:hint="eastAsia"/>
+                                <w:lang w:eastAsia="zh-CN"/>
+                              </w:rPr>
+                              <w:tab/>
+                              <w:t xml:space="preserve">  </w:t>
+                            </w:r>
+                            <w:r>
+                              <w:rPr>
+                                <w:rFonts w:eastAsia="宋体" w:hint="eastAsia"/>
+                                <w:lang w:eastAsia="zh-CN"/>
+                              </w:rPr>
+                              <w:tab/>
+                            </w:r>
+                            <w:r>
+                              <w:rPr>
+                                <w:rFonts w:eastAsia="宋体"/>
+                                <w:lang w:eastAsia="zh-CN"/>
+                              </w:rPr>
+                              <w:t xml:space="preserve">  </w:t>
+                            </w:r>
+                            <w:r>
+                              <w:rPr>
+                                <w:rFonts w:eastAsia="宋体" w:hint="eastAsia"/>
+                                <w:lang w:eastAsia="zh-CN"/>
+                              </w:rPr>
+                              <w:t>日期：</w:t>
+                            </w:r>
+                            <w:r>
+                              <w:rPr>
+                                <w:rFonts w:eastAsia="宋体" w:hint="eastAsia"/>
+                                <w:lang w:eastAsia="zh-CN"/>
+                              </w:rPr>
+                              <w:t xml:space="preserve"> 2026.9.15</w:t>
+                            </w:r>
+                          </w:p>
+                          <w:p>
+                            <w:pPr>
+                              <w:rPr>
+                                <w:rFonts w:ascii="宋体" w:eastAsia="宋体" w:hAnsi="宋体"/>
+                                <w:lang w:eastAsia="zh-CN"/>
+                              </w:rPr>
+                            </w:pPr>
+                            <w:r>
+                              <w:rPr>
+                                <w:rFonts w:eastAsia="宋体" w:hint="eastAsia"/>
+                                <w:b/>
+                                <w:bCs/>
+                                <w:color w:val="FF0000"/>
+                                <w:sz w:val="24"/>
+                                <w:lang w:eastAsia="zh-CN"/>
+                              </w:rPr>
+                              <w:t>成绩</w:t>
+                            </w:r>
+                            <w:r>
+                              <w:rPr>
+                                <w:rFonts w:ascii="宋体" w:eastAsia="宋体" w:hAnsi="宋体" w:hint="eastAsia"/>
+                                <w:lang w:eastAsia="zh-CN"/>
+                              </w:rPr>
+                              <w:t>【优   良  中</w:t>
+                            </w:r>
+                            <w:r>
+                              <w:rPr>
+                                <w:rFonts w:ascii="宋体" w:eastAsia="宋体" w:hAnsi="宋体" w:hint="eastAsia"/>
+                                <w:lang w:eastAsia="zh-CN"/>
+                              </w:rPr>
+                              <w:tab/>
+                              <w:t>及格</w:t>
+                            </w:r>
+                            <w:r>
+                              <w:rPr>
+                                <w:rFonts w:ascii="宋体" w:eastAsia="宋体" w:hAnsi="宋体" w:hint="eastAsia"/>
+                                <w:lang w:eastAsia="zh-CN"/>
+                              </w:rPr>
+                              <w:tab/>
+                              <w:t>不及格</w:t>
+                            </w:r>
+                            <w:r>
+                              <w:rPr>
+                                <w:rFonts w:ascii="宋体" w:eastAsia="宋体" w:hAnsi="宋体" w:hint="eastAsia"/>
+                                <w:lang w:eastAsia="zh-CN"/>
+                              </w:rPr>
+                              <w:tab/>
+                              <w:t>】</w:t>
+                            </w:r>
+                          </w:p>
+                          <w:p>
+                            <w:pPr>
+                              <w:jc w:val="center"/>
+                              <w:rPr>
+                                <w:rFonts w:eastAsia="宋体"/>
+                                <w:lang w:eastAsia="zh-CN"/>
+                              </w:rPr>
+                            </w:pPr>
+                          </w:p>
+                          <w:p>
+                            <w:pPr>
+                              <w:rPr>
+                                <w:b/>
+                                <w:bCs/>
+                                <w:sz w:val="24"/>
+                                <w:lang w:eastAsia="zh-CN"/>
+                              </w:rPr>
+                            </w:pPr>
+                            <w:proofErr w:type="spellStart"/>
+                            <w:r>
+                              <w:rPr>
+                                <w:rFonts w:hint="eastAsia"/>
+                                <w:b/>
+                                <w:bCs/>
+                                <w:sz w:val="24"/>
+                                <w:lang w:eastAsia="zh-CN"/>
+                              </w:rPr>
+                              <w:t>组内工作（具体分工</w:t>
+                            </w:r>
+                            <w:proofErr w:type="spellEnd"/>
+                            <w:r>
+                              <w:rPr>
+                                <w:rFonts w:hint="eastAsia"/>
+                                <w:b/>
+                                <w:bCs/>
+                                <w:sz w:val="24"/>
+                                <w:lang w:eastAsia="zh-CN"/>
+                              </w:rPr>
+                              <w:t>）</w:t>
+                            </w:r>
+                          </w:p>
+                          <w:p>
+                            <w:pPr>
+                              <w:rPr>
+                                <w:rFonts w:ascii="宋体" w:eastAsia="宋体" w:hAnsi="宋体"/>
+                                <w:lang w:eastAsia="zh-CN"/>
+                              </w:rPr>
+                            </w:pPr>
+                            <w:r>
+                              <w:rPr>
+                                <w:rFonts w:eastAsia="宋体" w:hint="eastAsia"/>
+                                <w:lang w:eastAsia="zh-CN"/>
+                              </w:rPr>
+                              <w:tab/>
+                            </w:r>
+                            <w:r>
+                              <w:rPr>
+                                <w:rFonts w:ascii="宋体" w:eastAsia="宋体" w:hAnsi="宋体"/>
+                                <w:lang w:eastAsia="zh-CN"/>
+                              </w:rPr>
+                              <w:t xml:space="preserve">本人主要负责 </w:t>
+                            </w:r>
+                            <w:proofErr w:type="spellStart"/>
+                            <w:r>
+                              <w:rPr>
+                                <w:rFonts w:ascii="宋体" w:eastAsia="宋体" w:hAnsi="宋体"/>
+                                <w:lang w:eastAsia="zh-CN"/>
+                              </w:rPr>
+                              <w:t>vCampus</w:t>
+                            </w:r>
+                            <w:proofErr w:type="spellEnd"/>
+                            <w:r>
+                              <w:rPr>
+                                <w:rFonts w:ascii="宋体" w:eastAsia="宋体" w:hAnsi="宋体"/>
+                                <w:lang w:eastAsia="zh-CN"/>
+                              </w:rPr>
+                              <w:t xml:space="preserve"> 校园商城模块的设计、开发与后续完善，完成商品浏览与搜索、购物车、跨店结算、订单管理、钱包及商家入驻审核等功能，承担买家、卖家和管理员相关界面的开发。同时，我参与项目多模块整合，完成统一客户端入口、服务端模块注册、演示数据库和运行包的整理，并根据联调反馈持续修复界面交互与启动问题，为组内测试和项目演示提供支持。</w:t>
+                            </w:r>
+                          </w:p>
+                          <w:p>
+                            <w:pPr>
+                              <w:rPr>
+                                <w:rFonts w:ascii="宋体" w:eastAsia="宋体" w:hAnsi="宋体" w:hint="eastAsia"/>
+                                <w:lang w:eastAsia="zh-CN"/>
+                              </w:rPr>
+                            </w:pPr>
+                          </w:p>
+                          <w:p>
+                            <w:pPr>
+                              <w:rPr>
+                                <w:rFonts w:eastAsia="宋体"/>
+                                <w:b/>
+                                <w:bCs/>
+                                <w:color w:val="000000"/>
+                                <w:sz w:val="24"/>
+                                <w:lang w:eastAsia="zh-CN"/>
+                              </w:rPr>
+                            </w:pPr>
+                            <w:proofErr w:type="spellStart"/>
+                            <w:r>
+                              <w:rPr>
+                                <w:rFonts w:hint="eastAsia"/>
+                                <w:b/>
+                                <w:bCs/>
+                                <w:color w:val="000000"/>
+                                <w:sz w:val="24"/>
+                                <w:lang w:eastAsia="zh-CN"/>
+                              </w:rPr>
+                              <w:t>任务完成情况总结</w:t>
+                            </w:r>
+                            <w:proofErr w:type="spellEnd"/>
+                          </w:p>
+                          <w:p>
+                            <w:pPr>
+                              <w:rPr>
+                                <w:rFonts w:ascii="宋体" w:eastAsia="宋体" w:hAnsi="宋体"/>
+                                <w:bCs/>
+                                <w:color w:val="000000"/>
+                                <w:szCs w:val="22"/>
+                                <w:lang w:eastAsia="zh-CN"/>
+                              </w:rPr>
+                            </w:pPr>
+                            <w:r>
+                              <w:rPr>
+                                <w:rFonts w:eastAsia="宋体" w:hint="eastAsia"/>
+                                <w:b/>
+                                <w:bCs/>
+                                <w:color w:val="000000"/>
+                                <w:sz w:val="24"/>
+                                <w:lang w:eastAsia="zh-CN"/>
+                              </w:rPr>
+                              <w:tab/>
+                            </w:r>
+                            <w:r>
+                              <w:rPr>
+                                <w:rFonts w:ascii="宋体" w:eastAsia="宋体" w:hAnsi="宋体"/>
+                                <w:bCs/>
+                                <w:color w:val="000000"/>
+                                <w:szCs w:val="22"/>
+                                <w:lang w:eastAsia="zh-CN"/>
+                              </w:rPr>
+                              <w:t>在商城业务开发方面，我逐步完成了商品分类、关键词搜索、店铺浏览、商品规格选择、购物车维护和订单查询等功能，并实现跨店结算、库存预留及支付相关处理。后续进一步接入钱包余额、充值和流水查询，补充订单状态流转与异常情况处理，使商品选购、结算和订单后续操作形成较完整的业务流程。</w:t>
+                            </w:r>
+                          </w:p>
+                          <w:p>
+                            <w:pPr>
+                              <w:ind w:firstLine="420"/>
+                              <w:rPr>
+                                <w:rFonts w:ascii="宋体" w:eastAsia="宋体" w:hAnsi="宋体"/>
+                                <w:bCs/>
+                                <w:color w:val="000000"/>
+                                <w:szCs w:val="22"/>
+                                <w:lang w:eastAsia="zh-CN"/>
+                              </w:rPr>
+                            </w:pPr>
+                            <w:r>
+                              <w:rPr>
+                                <w:rFonts w:ascii="宋体" w:eastAsia="宋体" w:hAnsi="宋体"/>
+                                <w:bCs/>
+                                <w:color w:val="000000"/>
+                                <w:szCs w:val="22"/>
+                                <w:lang w:eastAsia="zh-CN"/>
+                              </w:rPr>
+                              <w:t>在卖家和管理员功能方面，我完成了商家申请、申请审核、店铺状态管理，以及商品与规格维护、订单查看等功能，并补充商品批量导入及相应校验。围绕不同角色的操作范围，在服务端落实身份与权限检查，对商品管理、店铺管理和审核操作设置业务约束，保障各类用户按照权限使用商城功能。</w:t>
+                            </w:r>
+                          </w:p>
+                          <w:p>
+                            <w:pPr>
+                              <w:ind w:firstLine="420"/>
+                              <w:rPr>
+                                <w:rFonts w:ascii="宋体" w:eastAsia="宋体" w:hAnsi="宋体"/>
+                                <w:bCs/>
+                                <w:color w:val="000000"/>
+                                <w:szCs w:val="22"/>
+                                <w:lang w:eastAsia="zh-CN"/>
+                              </w:rPr>
+                            </w:pPr>
+                            <w:r>
+                              <w:rPr>
+                                <w:rFonts w:ascii="宋体" w:eastAsia="宋体" w:hAnsi="宋体"/>
+                                <w:bCs/>
+                                <w:color w:val="000000"/>
+                                <w:szCs w:val="22"/>
+                                <w:lang w:eastAsia="zh-CN"/>
+                              </w:rPr>
+                              <w:t>在客户端交互方面，我完成了商城页面与统一校园主界面的接入，持续调整商品卡片、搜索筛选、购物车金额展示、商品编辑和订单页面。针对使用过程中发现的返回层级混乱、页面状态丢失、刷新不及时等问题，完善导航状态管理与异步请求处理，并补充相关测试，使页面切换和操作反馈更加连贯。</w:t>
+                            </w:r>
+                          </w:p>
+                          <w:p>
+                            <w:pPr>
+                              <w:ind w:firstLine="420"/>
+                              <w:rPr>
+                                <w:rFonts w:ascii="宋体" w:eastAsia="宋体" w:hAnsi="宋体"/>
+                                <w:bCs/>
+                                <w:color w:val="000000"/>
+                                <w:szCs w:val="22"/>
+                                <w:lang w:eastAsia="zh-CN"/>
+                              </w:rPr>
+                            </w:pPr>
+                            <w:r>
+                              <w:rPr>
+                                <w:rFonts w:ascii="宋体" w:eastAsia="宋体" w:hAnsi="宋体"/>
+                                <w:bCs/>
+                                <w:color w:val="000000"/>
+                                <w:szCs w:val="22"/>
+                                <w:lang w:eastAsia="zh-CN"/>
+                              </w:rPr>
+                              <w:t>在系统整合与交付方面，我参与合并用户管理、学籍、选课和图书馆等模块，处理统一登录后的功能入口、服务端消息路由和数据库初始化等衔接问题。同时，我整理并补齐全模块测试数据，更新 Access 数据库、启动脚本、运行包和测试说明，支持组员在统一环境下开展功能检查与演示。针对服务端启动、商家审批后页面刷新等联调问题，也进行了修复和完善。</w:t>
+                            </w:r>
+                          </w:p>
+                          <w:p>
+                            <w:pPr>
+                              <w:rPr>
+                                <w:rFonts w:eastAsia="宋体"/>
+                                <w:bCs/>
+                                <w:color w:val="000000"/>
+                                <w:sz w:val="24"/>
+                                <w:lang w:eastAsia="zh-CN"/>
+                              </w:rPr>
+                            </w:pPr>
+                          </w:p>
+                          <w:p>
+                            <w:pPr>
+                              <w:rPr>
+                                <w:rFonts w:eastAsia="宋体"/>
+                                <w:b/>
+                                <w:bCs/>
+                                <w:color w:val="000000"/>
+                                <w:sz w:val="24"/>
+                                <w:lang w:eastAsia="zh-CN"/>
+                              </w:rPr>
+                            </w:pPr>
+                            <w:r>
+                              <w:rPr>
+                                <w:rFonts w:ascii="宋体" w:eastAsia="宋体" w:hAnsi="宋体" w:cs="宋体" w:hint="eastAsia"/>
+                                <w:b/>
+                                <w:bCs/>
+                                <w:color w:val="000000"/>
+                                <w:sz w:val="24"/>
+                                <w:lang w:eastAsia="zh-CN"/>
+                              </w:rPr>
+                              <w:t>工</w:t>
+                            </w:r>
+                            <w:proofErr w:type="spellStart"/>
+                            <w:r>
+                              <w:rPr>
+                                <w:rFonts w:hint="eastAsia"/>
+                                <w:b/>
+                                <w:bCs/>
+                                <w:color w:val="000000"/>
+                                <w:sz w:val="24"/>
+                                <w:lang w:eastAsia="zh-CN"/>
+                              </w:rPr>
+                              <w:t>作小结与体会</w:t>
+                            </w:r>
+                            <w:proofErr w:type="spellEnd"/>
+                          </w:p>
+                          <w:p>
+                            <w:pPr>
+                              <w:rPr>
+                                <w:rFonts w:eastAsia="宋体"/>
+                                <w:bCs/>
+                                <w:color w:val="000000"/>
+                                <w:szCs w:val="22"/>
+                                <w:lang w:eastAsia="zh-CN"/>
+                              </w:rPr>
+                            </w:pPr>
+                            <w:r>
+                              <w:rPr>
+                                <w:rFonts w:eastAsia="宋体" w:hint="eastAsia"/>
+                                <w:b/>
+                                <w:bCs/>
+                                <w:color w:val="000000"/>
+                                <w:sz w:val="24"/>
+                                <w:lang w:eastAsia="zh-CN"/>
+                              </w:rPr>
+                              <w:tab/>
+                            </w:r>
+                            <w:r>
+                              <w:rPr>
+                                <w:rFonts w:eastAsia="宋体"/>
+                                <w:bCs/>
+                                <w:color w:val="000000"/>
+                                <w:szCs w:val="22"/>
+                                <w:lang w:eastAsia="zh-CN"/>
+                              </w:rPr>
+                              <w:t>本次项目让我较完整地经历了业务需求梳理、数据结构设计、服务端实现、客户端交互和系统集成的过程。商城中的库存、订单与资金相互关联，一次结算涉及多处数据变化，需要明确操作顺序、事务边界和重复请求的处理方式。通过这些功能的实现，我加深了对数据一致性、权限校验和异常处理的理解，也更加重视业务规则在服务端的落实。</w:t>
+                            </w:r>
+                          </w:p>
+                          <w:p>
+                            <w:pPr>
+                              <w:ind w:firstLine="420"/>
+                              <w:rPr>
+                                <w:rFonts w:eastAsia="宋体"/>
+                                <w:bCs/>
+                                <w:color w:val="000000"/>
+                                <w:szCs w:val="22"/>
+                                <w:lang w:eastAsia="zh-CN"/>
+                              </w:rPr>
+                            </w:pPr>
+                            <w:r>
+                              <w:rPr>
+                                <w:rFonts w:eastAsia="宋体"/>
+                                <w:bCs/>
+                                <w:color w:val="000000"/>
+                                <w:szCs w:val="22"/>
+                                <w:lang w:eastAsia="zh-CN"/>
+                              </w:rPr>
+                              <w:t>在界面开发过程中，我体会到页面返回路径、筛选条件保留、加载状态和操作反馈都会影响实际使用体验。围绕这些细节反复调整，并为异步刷新和页面切换补充测试，使我逐渐学会从完整操作流程检查功能，关注用户每一步能否顺利完成任务。</w:t>
+                            </w:r>
+                          </w:p>
+                          <w:p>
+                            <w:pPr>
+                              <w:ind w:firstLine="420"/>
+                              <w:rPr>
+                                <w:rFonts w:eastAsia="宋体"/>
+                                <w:bCs/>
+                                <w:color w:val="000000"/>
+                                <w:szCs w:val="22"/>
+                                <w:lang w:eastAsia="zh-CN"/>
+                              </w:rPr>
+                            </w:pPr>
+                            <w:r>
+                              <w:rPr>
+                                <w:rFonts w:eastAsia="宋体"/>
+                                <w:bCs/>
+                                <w:color w:val="000000"/>
+                                <w:szCs w:val="22"/>
+                                <w:lang w:eastAsia="zh-CN"/>
+                              </w:rPr>
+                              <w:t>多模块整合也让我认识到，团队协作需要清晰的接口约定和一致的运行环境。会话信息、消息协议、数据库结构或启动方式发生变化，都可能影响其他模块。通过持续合并、联调和整理运行包，我对模块间的依赖关系有了更具体的理解。今后我会更早明确接口与数据约定，提前准备测试数据，并加强异常场景和跨模块流程的验证，提高开发与交付效率。</w:t>
+                            </w:r>
+                          </w:p>
+                          <w:p>
+                            <w:pPr>
+                              <w:rPr>
+                                <w:rFonts w:eastAsia="宋体"/>
+                                <w:b/>
+                                <w:bCs/>
+                                <w:color w:val="000000"/>
+                                <w:szCs w:val="22"/>
+                                <w:lang w:eastAsia="zh-CN"/>
+                              </w:rPr>
+                            </w:pPr>
+                          </w:p>
+                          <w:p>
+                            <w:pPr>
+                              <w:rPr>
+                                <w:rFonts w:eastAsia="宋体"/>
+                                <w:b/>
+                                <w:bCs/>
+                                <w:color w:val="000000"/>
+                                <w:szCs w:val="22"/>
+                                <w:lang w:eastAsia="zh-CN"/>
+                              </w:rPr>
+                            </w:pPr>
+                          </w:p>
+                          <w:p>
+                            <w:pPr>
+                              <w:rPr>
+                                <w:rFonts w:eastAsia="宋体"/>
+                                <w:b/>
+                                <w:bCs/>
+                                <w:color w:val="000000"/>
+                                <w:sz w:val="24"/>
+                                <w:lang w:eastAsia="zh-CN"/>
+                              </w:rPr>
+                            </w:pPr>
+                          </w:p>
+                          <w:p>
+                            <w:pPr>
+                              <w:rPr>
+                                <w:rFonts w:eastAsia="宋体"/>
+                                <w:b/>
+                                <w:bCs/>
+                                <w:color w:val="000000"/>
+                                <w:sz w:val="24"/>
+                                <w:lang w:eastAsia="zh-CN"/>
+                              </w:rPr>
+                            </w:pPr>
+                          </w:p>
+                          <w:p>
+                            <w:pPr>
+                              <w:rPr>
+                                <w:rFonts w:eastAsia="宋体"/>
+                                <w:b/>
+                                <w:bCs/>
+                                <w:color w:val="000000"/>
+                                <w:sz w:val="24"/>
+                                <w:lang w:eastAsia="zh-CN"/>
+                              </w:rPr>
+                            </w:pPr>
+                          </w:p>
+                          <w:p>
+                            <w:pPr>
+                              <w:rPr>
+                                <w:rFonts w:eastAsia="宋体"/>
+                                <w:b/>
+                                <w:bCs/>
+                                <w:color w:val="000000"/>
+                                <w:sz w:val="24"/>
+                                <w:lang w:eastAsia="zh-CN"/>
+                              </w:rPr>
+                            </w:pPr>
+                          </w:p>
+                          <w:p>
+                            <w:pPr>
+                              <w:rPr>
+                                <w:rFonts w:eastAsia="宋体"/>
+                                <w:b/>
+                                <w:bCs/>
+                                <w:color w:val="000000"/>
+                                <w:sz w:val="24"/>
+                                <w:lang w:eastAsia="zh-CN"/>
+                              </w:rPr>
+                            </w:pPr>
+                          </w:p>
+                          <w:p>
+                            <w:pPr>
+                              <w:rPr>
+                                <w:rFonts w:eastAsia="宋体"/>
+                                <w:b/>
+                                <w:bCs/>
+                                <w:color w:val="000000"/>
+                                <w:sz w:val="24"/>
+                                <w:lang w:eastAsia="zh-CN"/>
+                              </w:rPr>
+                            </w:pPr>
+                          </w:p>
+                          <w:p>
+                            <w:pPr>
+                              <w:rPr>
+                                <w:rFonts w:eastAsia="宋体"/>
+                                <w:b/>
+                                <w:bCs/>
+                                <w:color w:val="000000"/>
+                                <w:sz w:val="24"/>
+                                <w:lang w:eastAsia="zh-CN"/>
+                              </w:rPr>
+                            </w:pPr>
+                          </w:p>
+                          <w:p>
+                            <w:pPr>
+                              <w:rPr>
+                                <w:rFonts w:eastAsia="宋体"/>
+                                <w:lang w:eastAsia="zh-CN"/>
+                              </w:rPr>
+                            </w:pPr>
+                          </w:p>
+                        </w:txbxContent>
+                      </wps:txbx>
+                      <wps:bodyPr rot="0" vert="horz" wrap="square" lIns="91440" tIns="45720" rIns="91440" bIns="45720" anchor="t" anchorCtr="0" upright="1">
+                        <a:noAutofit/>
+                      </wps:bodyPr>
+                    </wps:wsp>
+                  </a:graphicData>
+                </a:graphic>
+                <wp14:sizeRelH relativeFrom="page">
+                  <wp14:pctWidth>0</wp14:pctWidth>
+                </wp14:sizeRelH>
+                <wp14:sizeRelV relativeFrom="page">
+                  <wp14:pctHeight>0</wp14:pctHeight>
+                </wp14:sizeRelV>
+              </wp:anchor>
+            </w:drawing>
+          </mc:Choice>
+          <mc:Fallback>
+            <w:pict>
+              <v:shape w14:anchorId="0492A55F" id="文本框 5" o:spid="_x0000_s1029" type="#_x0000_t202" style="position:absolute;margin-left:0;margin-top:-30.65pt;width:521.7pt;height:758.2pt;z-index:251667456;visibility:visible;mso-wrap-style:square;mso-width-percent:0;mso-height-percent:0;mso-wrap-distance-left:9pt;mso-wrap-distance-top:0;mso-wrap-distance-right:9pt;mso-wrap-distance-bottom:0;mso-position-horizontal:center;mso-position-horizontal-relative:margin;mso-position-vertical:absolute;mso-position-vertical-relative:text;mso-width-percent:0;mso-height-percent:0;mso-width-relative:page;mso-height-relative:page;v-text-anchor:top" o:gfxdata="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">
+                <v:stroke miterlimit="2"/>
+                <v:textbox>
+                  <w:txbxContent>
+                    <w:p>
+                      <w:pPr>
+                        <w:jc w:val="center"/>
+                        <w:rPr>
+                          <w:rFonts w:eastAsia="宋体"/>
+                          <w:lang w:eastAsia="zh-CN"/>
+                        </w:rPr>
+                      </w:pPr>
+                      <w:r>
+                        <w:rPr>
+                          <w:rFonts w:eastAsia="宋体" w:hint="eastAsia"/>
+                          <w:lang w:eastAsia="zh-CN"/>
+                        </w:rPr>
+                        <w:t>个人项目小结报告</w:t>
+                      </w:r>
+                    </w:p>
+                    <w:p>
+                      <w:pPr>
+                        <w:jc w:val="center"/>
+                        <w:rPr>
+                          <w:rFonts w:eastAsia="宋体"/>
+                          <w:lang w:eastAsia="zh-CN"/>
+                        </w:rPr>
+                      </w:pPr>
+                    </w:p>
+                    <w:p>
+                      <w:pPr>
+                        <w:jc w:val="center"/>
+                        <w:rPr>
+                          <w:rFonts w:eastAsia="宋体"/>
+                          <w:lang w:eastAsia="zh-CN"/>
+                        </w:rPr>
+                      </w:pPr>
+                      <w:r>
+                        <w:rPr>
+                          <w:rFonts w:eastAsia="宋体" w:hint="eastAsia"/>
+                          <w:lang w:eastAsia="zh-CN"/>
+                        </w:rPr>
+                        <w:t>学号：</w:t>
+                      </w:r>
+                      <w:r>
+                        <w:rPr>
+                          <w:rFonts w:eastAsia="宋体" w:hint="eastAsia"/>
+                          <w:lang w:eastAsia="zh-CN"/>
+                        </w:rPr>
+                        <w:t xml:space="preserve">09024132                 </w:t>
+                      </w:r>
+                      <w:r>
+                        <w:rPr>
+                          <w:rFonts w:eastAsia="宋体" w:hint="eastAsia"/>
+                          <w:lang w:eastAsia="zh-CN"/>
+                        </w:rPr>
+                        <w:t>签名：</w:t>
+                      </w:r>
+                      <w:r>
+                        <w:rPr>
+                          <w:rFonts w:eastAsia="宋体" w:hint="eastAsia"/>
+                          <w:lang w:eastAsia="zh-CN"/>
+                        </w:rPr>
+                        <w:t xml:space="preserve">        </w:t>
+                      </w:r>
+                      <w:r>
+                        <w:rPr>
+                          <w:rFonts w:eastAsia="宋体" w:hint="eastAsia"/>
+                          <w:lang w:eastAsia="zh-CN"/>
+                        </w:rPr>
+                        <w:tab/>
+                        <w:t xml:space="preserve">  </w:t>
+                      </w:r>
+                      <w:r>
+                        <w:rPr>
+                          <w:rFonts w:eastAsia="宋体" w:hint="eastAsia"/>
+                          <w:lang w:eastAsia="zh-CN"/>
+                        </w:rPr>
+                        <w:tab/>
+                      </w:r>
+                      <w:r>
+                        <w:rPr>
+                          <w:rFonts w:eastAsia="宋体"/>
+                          <w:lang w:eastAsia="zh-CN"/>
+                        </w:rPr>
+                        <w:t xml:space="preserve">  </w:t>
+                      </w:r>
+                      <w:r>
+                        <w:rPr>
+                          <w:rFonts w:eastAsia="宋体" w:hint="eastAsia"/>
+                          <w:lang w:eastAsia="zh-CN"/>
+                        </w:rPr>
+                        <w:t>日期：</w:t>
+                      </w:r>
+                      <w:r>
+                        <w:rPr>
+                          <w:rFonts w:eastAsia="宋体" w:hint="eastAsia"/>
+                          <w:lang w:eastAsia="zh-CN"/>
+                        </w:rPr>
+                        <w:t xml:space="preserve"> 2026.9.15</w:t>
+                      </w:r>
+                    </w:p>
+                    <w:p>
+                      <w:pPr>
+                        <w:rPr>
+                          <w:rFonts w:ascii="宋体" w:eastAsia="宋体" w:hAnsi="宋体"/>
+                          <w:lang w:eastAsia="zh-CN"/>
+                        </w:rPr>
+                      </w:pPr>
+                      <w:r>
+                        <w:rPr>
+                          <w:rFonts w:eastAsia="宋体" w:hint="eastAsia"/>
+                          <w:b/>
+                          <w:bCs/>
+                          <w:color w:val="FF0000"/>
+                          <w:sz w:val="24"/>
+                          <w:lang w:eastAsia="zh-CN"/>
+                        </w:rPr>
+                        <w:t>成绩</w:t>
+                      </w:r>
+                      <w:r>
+                        <w:rPr>
+                          <w:rFonts w:ascii="宋体" w:eastAsia="宋体" w:hAnsi="宋体" w:hint="eastAsia"/>
+                          <w:lang w:eastAsia="zh-CN"/>
+                        </w:rPr>
+                        <w:t>【优   良  中</w:t>
+                      </w:r>
+                      <w:r>
+                        <w:rPr>
+                          <w:rFonts w:ascii="宋体" w:eastAsia="宋体" w:hAnsi="宋体" w:hint="eastAsia"/>
+                          <w:lang w:eastAsia="zh-CN"/>
+                        </w:rPr>
+                        <w:tab/>
+                        <w:t>及格</w:t>
+                      </w:r>
+                      <w:r>
+                        <w:rPr>
+                          <w:rFonts w:ascii="宋体" w:eastAsia="宋体" w:hAnsi="宋体" w:hint="eastAsia"/>
+                          <w:lang w:eastAsia="zh-CN"/>
+                        </w:rPr>
+                        <w:tab/>
+                        <w:t>不及格</w:t>
+                      </w:r>
+                      <w:r>
+                        <w:rPr>
+                          <w:rFonts w:ascii="宋体" w:eastAsia="宋体" w:hAnsi="宋体" w:hint="eastAsia"/>
+                          <w:lang w:eastAsia="zh-CN"/>
+                        </w:rPr>
+                        <w:tab/>
+                        <w:t>】</w:t>
+                      </w:r>
+                    </w:p>
+                    <w:p>
+                      <w:pPr>
+                        <w:jc w:val="center"/>
+                        <w:rPr>
+                          <w:rFonts w:eastAsia="宋体"/>
+                          <w:lang w:eastAsia="zh-CN"/>
+                        </w:rPr>
+                      </w:pPr>
+                    </w:p>
+                    <w:p>
+                      <w:pPr>
+                        <w:rPr>
+                          <w:b/>
+                          <w:bCs/>
+                          <w:sz w:val="24"/>
+                          <w:lang w:eastAsia="zh-CN"/>
+                        </w:rPr>
+                      </w:pPr>
+                      <w:proofErr w:type="spellStart"/>
+                      <w:r>
+                        <w:rPr>
+                          <w:rFonts w:hint="eastAsia"/>
+                          <w:b/>
+                          <w:bCs/>
+                          <w:sz w:val="24"/>
+                          <w:lang w:eastAsia="zh-CN"/>
+                        </w:rPr>
+                        <w:t>组内工作（具体分工</w:t>
+                      </w:r>
+                      <w:proofErr w:type="spellEnd"/>
+                      <w:r>
+                        <w:rPr>
+                          <w:rFonts w:hint="eastAsia"/>
+                          <w:b/>
+                          <w:bCs/>
+                          <w:sz w:val="24"/>
+                          <w:lang w:eastAsia="zh-CN"/>
+                        </w:rPr>
+                        <w:t>）</w:t>
+                      </w:r>
+                    </w:p>
+                    <w:p>
+                      <w:pPr>
+                        <w:rPr>
+                          <w:rFonts w:ascii="宋体" w:eastAsia="宋体" w:hAnsi="宋体"/>
+                          <w:lang w:eastAsia="zh-CN"/>
+                        </w:rPr>
+                      </w:pPr>
+                      <w:r>
+                        <w:rPr>
+                          <w:rFonts w:eastAsia="宋体" w:hint="eastAsia"/>
+                          <w:lang w:eastAsia="zh-CN"/>
+                        </w:rPr>
+                        <w:tab/>
+                      </w:r>
+                      <w:r>
+                        <w:rPr>
+                          <w:rFonts w:ascii="宋体" w:eastAsia="宋体" w:hAnsi="宋体"/>
+                          <w:lang w:eastAsia="zh-CN"/>
+                        </w:rPr>
+                        <w:t xml:space="preserve">本人主要负责 </w:t>
+                      </w:r>
+                      <w:proofErr w:type="spellStart"/>
+                      <w:r>
+                        <w:rPr>
+                          <w:rFonts w:ascii="宋体" w:eastAsia="宋体" w:hAnsi="宋体"/>
+                          <w:lang w:eastAsia="zh-CN"/>
+                        </w:rPr>
+                        <w:t>vCampus</w:t>
+                      </w:r>
+                      <w:proofErr w:type="spellEnd"/>
+                      <w:r>
+                        <w:rPr>
+                          <w:rFonts w:ascii="宋体" w:eastAsia="宋体" w:hAnsi="宋体"/>
+                          <w:lang w:eastAsia="zh-CN"/>
+                        </w:rPr>
+                        <w:t xml:space="preserve"> 校园商城模块的设计、开发与后续完善，完成商品浏览与搜索、购物车、跨店结算、订单管理、钱包及商家入驻审核等功能，承担买家、卖家和管理员相关界面的开发。同时，我参与项目多模块整合，完成统一客户端入口、服务端模块注册、演示数据库和运行包的整理，并根据联调反馈持续修复界面交互与启动问题，为组内测试和项目演示提供支持。</w:t>
+                      </w:r>
+                    </w:p>
+                    <w:p>
+                      <w:pPr>
+                        <w:rPr>
+                          <w:rFonts w:ascii="宋体" w:eastAsia="宋体" w:hAnsi="宋体" w:hint="eastAsia"/>
+                          <w:lang w:eastAsia="zh-CN"/>
+                        </w:rPr>
+                      </w:pPr>
+                    </w:p>
+                    <w:p>
+                      <w:pPr>
+                        <w:rPr>
+                          <w:rFonts w:eastAsia="宋体"/>
+                          <w:b/>
+                          <w:bCs/>
+                          <w:color w:val="000000"/>
+                          <w:sz w:val="24"/>
+                          <w:lang w:eastAsia="zh-CN"/>
+                        </w:rPr>
+                      </w:pPr>
+                      <w:proofErr w:type="spellStart"/>
+                      <w:r>
+                        <w:rPr>
+                          <w:rFonts w:hint="eastAsia"/>
+                          <w:b/>
+                          <w:bCs/>
+                          <w:color w:val="000000"/>
+                          <w:sz w:val="24"/>
+                          <w:lang w:eastAsia="zh-CN"/>
+                        </w:rPr>
+                        <w:t>任务完成情况总结</w:t>
+                      </w:r>
+                      <w:proofErr w:type="spellEnd"/>
+                    </w:p>
+                    <w:p>
+                      <w:pPr>
+                        <w:rPr>
+                          <w:rFonts w:ascii="宋体" w:eastAsia="宋体" w:hAnsi="宋体"/>
+                          <w:bCs/>
+                          <w:color w:val="000000"/>
+                          <w:szCs w:val="22"/>
+                          <w:lang w:eastAsia="zh-CN"/>
+                        </w:rPr>
+                      </w:pPr>
+                      <w:r>
+                        <w:rPr>
+                          <w:rFonts w:eastAsia="宋体" w:hint="eastAsia"/>
+                          <w:b/>
+                          <w:bCs/>
+                          <w:color w:val="000000"/>
+                          <w:sz w:val="24"/>
+                          <w:lang w:eastAsia="zh-CN"/>
+                        </w:rPr>
+                        <w:tab/>
+                      </w:r>
+                      <w:r>
+                        <w:rPr>
+                          <w:rFonts w:ascii="宋体" w:eastAsia="宋体" w:hAnsi="宋体"/>
+                          <w:bCs/>
+                          <w:color w:val="000000"/>
+                          <w:szCs w:val="22"/>
+                          <w:lang w:eastAsia="zh-CN"/>
+                        </w:rPr>
+                        <w:t>在商城业务开发方面，我逐步完成了商品分类、关键词搜索、店铺浏览、商品规格选择、购物车维护和订单查询等功能，并实现跨店结算、库存预留及支付相关处理。后续进一步接入钱包余额、充值和流水查询，补充订单状态流转与异常情况处理，使商品选购、结算和订单后续操作形成较完整的业务流程。</w:t>
+                      </w:r>
+                    </w:p>
+                    <w:p>
+                      <w:pPr>
+                        <w:ind w:firstLine="420"/>
+                        <w:rPr>
+                          <w:rFonts w:ascii="宋体" w:eastAsia="宋体" w:hAnsi="宋体"/>
+                          <w:bCs/>
+                          <w:color w:val="000000"/>
+                          <w:szCs w:val="22"/>
+                          <w:lang w:eastAsia="zh-CN"/>
+                        </w:rPr>
+                      </w:pPr>
+                      <w:r>
+                        <w:rPr>
+                          <w:rFonts w:ascii="宋体" w:eastAsia="宋体" w:hAnsi="宋体"/>
+                          <w:bCs/>
+                          <w:color w:val="000000"/>
+                          <w:szCs w:val="22"/>
+                          <w:lang w:eastAsia="zh-CN"/>
+                        </w:rPr>
+                        <w:t>在卖家和管理员功能方面，我完成了商家申请、申请审核、店铺状态管理，以及商品与规格维护、订单查看等功能，并补充商品批量导入及相应校验。围绕不同角色的操作范围，在服务端落实身份与权限检查，对商品管理、店铺管理和审核操作设置业务约束，保障各类用户按照权限使用商城功能。</w:t>
+                      </w:r>
+                    </w:p>
+                    <w:p>
+                      <w:pPr>
+                        <w:ind w:firstLine="420"/>
+                        <w:rPr>
+                          <w:rFonts w:ascii="宋体" w:eastAsia="宋体" w:hAnsi="宋体"/>
+                          <w:bCs/>
+                          <w:color w:val="000000"/>
+                          <w:szCs w:val="22"/>
+                          <w:lang w:eastAsia="zh-CN"/>
+                        </w:rPr>
+                      </w:pPr>
+                      <w:r>
+                        <w:rPr>
+                          <w:rFonts w:ascii="宋体" w:eastAsia="宋体" w:hAnsi="宋体"/>
+                          <w:bCs/>
+                          <w:color w:val="000000"/>
+                          <w:szCs w:val="22"/>
+                          <w:lang w:eastAsia="zh-CN"/>
+                        </w:rPr>
+                        <w:t>在客户端交互方面，我完成了商城页面与统一校园主界面的接入，持续调整商品卡片、搜索筛选、购物车金额展示、商品编辑和订单页面。针对使用过程中发现的返回层级混乱、页面状态丢失、刷新不及时等问题，完善导航状态管理与异步请求处理，并补充相关测试，使页面切换和操作反馈更加连贯。</w:t>
+                      </w:r>
+                    </w:p>
+                    <w:p>
+                      <w:pPr>
+                        <w:ind w:firstLine="420"/>
+                        <w:rPr>
+                          <w:rFonts w:ascii="宋体" w:eastAsia="宋体" w:hAnsi="宋体"/>
+                          <w:bCs/>
+                          <w:color w:val="000000"/>
+                          <w:szCs w:val="22"/>
+                          <w:lang w:eastAsia="zh-CN"/>
+                        </w:rPr>
+                      </w:pPr>
+                      <w:r>
+                        <w:rPr>
+                          <w:rFonts w:ascii="宋体" w:eastAsia="宋体" w:hAnsi="宋体"/>
+                          <w:bCs/>
+                          <w:color w:val="000000"/>
+                          <w:szCs w:val="22"/>
+                          <w:lang w:eastAsia="zh-CN"/>
+                        </w:rPr>
+                        <w:t>在系统整合与交付方面，我参与合并用户管理、学籍、选课和图书馆等模块，处理统一登录后的功能入口、服务端消息路由和数据库初始化等衔接问题。同时，我整理并补齐全模块测试数据，更新 Access 数据库、启动脚本、运行包和测试说明，支持组员在统一环境下开展功能检查与演示。针对服务端启动、商家审批后页面刷新等联调问题，也进行了修复和完善。</w:t>
+                      </w:r>
+                    </w:p>
+                    <w:p>
+                      <w:pPr>
+                        <w:rPr>
+                          <w:rFonts w:eastAsia="宋体"/>
+                          <w:bCs/>
+                          <w:color w:val="000000"/>
+                          <w:sz w:val="24"/>
+                          <w:lang w:eastAsia="zh-CN"/>
+                        </w:rPr>
+                      </w:pPr>
+                    </w:p>
+                    <w:p>
+                      <w:pPr>
+                        <w:rPr>
+                          <w:rFonts w:eastAsia="宋体"/>
+                          <w:b/>
+                          <w:bCs/>
+                          <w:color w:val="000000"/>
+                          <w:sz w:val="24"/>
+                          <w:lang w:eastAsia="zh-CN"/>
+                        </w:rPr>
+                      </w:pPr>
+                      <w:r>
+                        <w:rPr>
+                          <w:rFonts w:ascii="宋体" w:eastAsia="宋体" w:hAnsi="宋体" w:cs="宋体" w:hint="eastAsia"/>
+                          <w:b/>
+                          <w:bCs/>
+                          <w:color w:val="000000"/>
+                          <w:sz w:val="24"/>
+                          <w:lang w:eastAsia="zh-CN"/>
+                        </w:rPr>
+                        <w:t>工</w:t>
+                      </w:r>
+                      <w:proofErr w:type="spellStart"/>
+                      <w:r>
+                        <w:rPr>
+                          <w:rFonts w:hint="eastAsia"/>
+                          <w:b/>
+                          <w:bCs/>
+                          <w:color w:val="000000"/>
+                          <w:sz w:val="24"/>
+                          <w:lang w:eastAsia="zh-CN"/>
+                        </w:rPr>
+                        <w:t>作小结与体会</w:t>
+                      </w:r>
+                      <w:proofErr w:type="spellEnd"/>
+                    </w:p>
+                    <w:p>
+                      <w:pPr>
+                        <w:rPr>
+                          <w:rFonts w:eastAsia="宋体"/>
+                          <w:bCs/>
+                          <w:color w:val="000000"/>
+                          <w:szCs w:val="22"/>
+                          <w:lang w:eastAsia="zh-CN"/>
+                        </w:rPr>
+                      </w:pPr>
+                      <w:r>
+                        <w:rPr>
+                          <w:rFonts w:eastAsia="宋体" w:hint="eastAsia"/>
+                          <w:b/>
+                          <w:bCs/>
+                          <w:color w:val="000000"/>
+                          <w:sz w:val="24"/>
+                          <w:lang w:eastAsia="zh-CN"/>
+                        </w:rPr>
+                        <w:tab/>
+                      </w:r>
+                      <w:r>
+                        <w:rPr>
+                          <w:rFonts w:eastAsia="宋体"/>
+                          <w:bCs/>
+                          <w:color w:val="000000"/>
+                          <w:szCs w:val="22"/>
+                          <w:lang w:eastAsia="zh-CN"/>
+                        </w:rPr>
+                        <w:t>本次项目让我较完整地经历了业务需求梳理、数据结构设计、服务端实现、客户端交互和系统集成的过程。商城中的库存、订单与资金相互关联，一次结算涉及多处数据变化，需要明确操作顺序、事务边界和重复请求的处理方式。通过这些功能的实现，我加深了对数据一致性、权限校验和异常处理的理解，也更加重视业务规则在服务端的落实。</w:t>
+                      </w:r>
+                    </w:p>
+                    <w:p>
+                      <w:pPr>
+                        <w:ind w:firstLine="420"/>
+                        <w:rPr>
+                          <w:rFonts w:eastAsia="宋体"/>
+                          <w:bCs/>
+                          <w:color w:val="000000"/>
+                          <w:szCs w:val="22"/>
+                          <w:lang w:eastAsia="zh-CN"/>
+                        </w:rPr>
+                      </w:pPr>
+                      <w:r>
+                        <w:rPr>
+                          <w:rFonts w:eastAsia="宋体"/>
+                          <w:bCs/>
+                          <w:color w:val="000000"/>
+                          <w:szCs w:val="22"/>
+                          <w:lang w:eastAsia="zh-CN"/>
+                        </w:rPr>
+                        <w:t>在界面开发过程中，我体会到页面返回路径、筛选条件保留、加载状态和操作反馈都会影响实际使用体验。围绕这些细节反复调整，并为异步刷新和页面切换补充测试，使我逐渐学会从完整操作流程检查功能，关注用户每一步能否顺利完成任务。</w:t>
+                      </w:r>
+                    </w:p>
+                    <w:p>
+                      <w:pPr>
+                        <w:ind w:firstLine="420"/>
+                        <w:rPr>
+                          <w:rFonts w:eastAsia="宋体"/>
+                          <w:bCs/>
+                          <w:color w:val="000000"/>
+                          <w:szCs w:val="22"/>
+                          <w:lang w:eastAsia="zh-CN"/>
+                        </w:rPr>
+                      </w:pPr>
+                      <w:r>
+                        <w:rPr>
+                          <w:rFonts w:eastAsia="宋体"/>
+                          <w:bCs/>
+                          <w:color w:val="000000"/>
+                          <w:szCs w:val="22"/>
+                          <w:lang w:eastAsia="zh-CN"/>
+                        </w:rPr>
+                        <w:t>多模块整合也让我认识到，团队协作需要清晰的接口约定和一致的运行环境。会话信息、消息协议、数据库结构或启动方式发生变化，都可能影响其他模块。通过持续合并、联调和整理运行包，我对模块间的依赖关系有了更具体的理解。今后我会更早明确接口与数据约定，提前准备测试数据，并加强异常场景和跨模块流程的验证，提高开发与交付效率。</w:t>
+                      </w:r>
+                    </w:p>
+                    <w:p>
+                      <w:pPr>
+                        <w:rPr>
+                          <w:rFonts w:eastAsia="宋体"/>
+                          <w:b/>
+                          <w:bCs/>
+                          <w:color w:val="000000"/>
+                          <w:szCs w:val="22"/>
+                          <w:lang w:eastAsia="zh-CN"/>
+                        </w:rPr>
+                      </w:pPr>
+                    </w:p>
+                    <w:p>
+                      <w:pPr>
+                        <w:rPr>
+                          <w:rFonts w:eastAsia="宋体"/>
+                          <w:b/>
+                          <w:bCs/>
+                          <w:color w:val="000000"/>
+                          <w:szCs w:val="22"/>
+                          <w:lang w:eastAsia="zh-CN"/>
+                        </w:rPr>
+                      </w:pPr>
+                    </w:p>
+                    <w:p>
+                      <w:pPr>
+                        <w:rPr>
+                          <w:rFonts w:eastAsia="宋体"/>
+                          <w:b/>
+                          <w:bCs/>
+                          <w:color w:val="000000"/>
+                          <w:sz w:val="24"/>
+                          <w:lang w:eastAsia="zh-CN"/>
+                        </w:rPr>
+                      </w:pPr>
+                    </w:p>
+                    <w:p>
+                      <w:pPr>
+                        <w:rPr>
+                          <w:rFonts w:eastAsia="宋体"/>
+                          <w:b/>
+                          <w:bCs/>
+                          <w:color w:val="000000"/>
+                          <w:sz w:val="24"/>
+                          <w:lang w:eastAsia="zh-CN"/>
+                        </w:rPr>
+                      </w:pPr>
+                    </w:p>
+                    <w:p>
+                      <w:pPr>
+                        <w:rPr>
+                          <w:rFonts w:eastAsia="宋体"/>
+                          <w:b/>
+                          <w:bCs/>
+                          <w:color w:val="000000"/>
+                          <w:sz w:val="24"/>
+                          <w:lang w:eastAsia="zh-CN"/>
+                        </w:rPr>
+                      </w:pPr>
+                    </w:p>
+                    <w:p>
+                      <w:pPr>
+                        <w:rPr>
+                          <w:rFonts w:eastAsia="宋体"/>
+                          <w:b/>
+                          <w:bCs/>
+                          <w:color w:val="000000"/>
+                          <w:sz w:val="24"/>
+                          <w:lang w:eastAsia="zh-CN"/>
+                        </w:rPr>
+                      </w:pPr>
+                    </w:p>
+                    <w:p>
+                      <w:pPr>
+                        <w:rPr>
+                          <w:rFonts w:eastAsia="宋体"/>
+                          <w:b/>
+                          <w:bCs/>
+                          <w:color w:val="000000"/>
+                          <w:sz w:val="24"/>
+                          <w:lang w:eastAsia="zh-CN"/>
+                        </w:rPr>
+                      </w:pPr>
+                    </w:p>
+                    <w:p>
+                      <w:pPr>
+                        <w:rPr>
+                          <w:rFonts w:eastAsia="宋体"/>
+                          <w:b/>
+                          <w:bCs/>
+                          <w:color w:val="000000"/>
+                          <w:sz w:val="24"/>
+                          <w:lang w:eastAsia="zh-CN"/>
+                        </w:rPr>
+                      </w:pPr>
+                    </w:p>
+                    <w:p>
+                      <w:pPr>
+                        <w:rPr>
+                          <w:rFonts w:eastAsia="宋体"/>
+                          <w:b/>
+                          <w:bCs/>
+                          <w:color w:val="000000"/>
+                          <w:sz w:val="24"/>
+                          <w:lang w:eastAsia="zh-CN"/>
+                        </w:rPr>
+                      </w:pPr>
+                    </w:p>
+                    <w:p>
+                      <w:pPr>
+                        <w:rPr>
+                          <w:rFonts w:eastAsia="宋体"/>
+                          <w:lang w:eastAsia="zh-CN"/>
+                        </w:rPr>
+                      </w:pPr>
+                    </w:p>
+                  </w:txbxContent>
+                </v:textbox>
+                <w10:wrap anchorx="margin"/>
+              </v:shape>
+            </w:pict>
+          </mc:Fallback>
+        </mc:AlternateContent>
+      </w:r>
+      <w:r>
+        <w:br w:type="page"/>
+      </w:r>
+    </w:p>
+    <w:p>
+      <w:pPr>
+        <w:spacing w:before="0" w:after="0"/>
+        <w:rPr>
+          <w:rFonts w:ascii="Arial" w:eastAsia="黑体" w:hAnsi="Arial" w:cstheme="minorBidi"/>
+          <w:b/>
+          <w:color w:val="000000"/>
+          <w:kern w:val="2"/>
+          <w:sz w:val="28"/>
+          <w:szCs w:val="22"/>
+          <w:lang w:eastAsia="zh-CN"/>
+        </w:rPr>
+      </w:pPr>
+      <w:r>
+        <w:rPr>
+          <w:noProof/>
+        </w:rPr>
+        <w:lastRenderedPageBreak/>
+        <mc:AlternateContent>
+          <mc:Choice Requires="wps">
+            <w:drawing>
+              <wp:anchor distT="0" distB="0" distL="114300" distR="114300" simplePos="0" relativeHeight="251669504" behindDoc="0" locked="0" layoutInCell="1" allowOverlap="1" wp14:anchorId="7277B072" wp14:editId="055087C2">
+                <wp:simplePos x="0" y="0"/>
+                <wp:positionH relativeFrom="margin">
+                  <wp:align>center</wp:align>
+                </wp:positionH>
+                <wp:positionV relativeFrom="paragraph">
+                  <wp:posOffset>-730250</wp:posOffset>
+                </wp:positionV>
+                <wp:extent cx="6625883" cy="10185400"/>
+                <wp:effectExtent l="0" t="0" r="22860" b="25400"/>
+                <wp:wrapNone/>
+                <wp:docPr id="7" name="文本框 7"/>
+                <wp:cNvGraphicFramePr>
+                  <a:graphicFrameLocks xmlns:a="http://schemas.openxmlformats.org/drawingml/2006/main"/>
+                </wp:cNvGraphicFramePr>
+                <a:graphic xmlns:a="http://schemas.openxmlformats.org/drawingml/2006/main">
+                  <a:graphicData uri="http://schemas.microsoft.com/office/word/2010/wordprocessingShape">
+                    <wps:wsp>
+                      <wps:cNvSpPr txBox="1">
+                        <a:spLocks noChangeArrowheads="1"/>
+                      </wps:cNvSpPr>
+                      <wps:spPr bwMode="auto">
+                        <a:xfrm>
+                          <a:off x="0" y="0"/>
+                          <a:ext cx="6625883" cy="10185400"/>
+                        </a:xfrm>
+                        <a:prstGeom prst="rect">
+                          <a:avLst/>
+                        </a:prstGeom>
+                        <a:solidFill>
+                          <a:srgbClr val="FFFFFF"/>
+                        </a:solidFill>
+                        <a:ln w="9525">
+                          <a:solidFill>
+                            <a:srgbClr val="000000"/>
+                          </a:solidFill>
+                          <a:miter lim="200000"/>
+                          <a:headEnd/>
+                          <a:tailEnd/>
+                        </a:ln>
+                      </wps:spPr>
+                      <wps:txbx>
+                        <w:txbxContent>
+                          <w:p>
+                            <w:pPr>
+                              <w:jc w:val="center"/>
+                              <w:rPr>
+                                <w:rFonts w:eastAsia="宋体"/>
+                                <w:lang w:eastAsia="zh-CN"/>
+                              </w:rPr>
+                            </w:pPr>
+                            <w:r>
+                              <w:rPr>
+                                <w:rFonts w:eastAsia="宋体" w:hint="eastAsia"/>
+                                <w:lang w:eastAsia="zh-CN"/>
+                              </w:rPr>
+                              <w:t>个人项目小结报告</w:t>
+                            </w:r>
+                          </w:p>
+                          <w:p>
+                            <w:pPr>
+                              <w:jc w:val="center"/>
+                              <w:rPr>
+                                <w:rFonts w:eastAsia="宋体"/>
+                                <w:lang w:eastAsia="zh-CN"/>
+                              </w:rPr>
+                            </w:pPr>
+                          </w:p>
+                          <w:p>
+                            <w:pPr>
+                              <w:jc w:val="center"/>
+                              <w:rPr>
+                                <w:rFonts w:eastAsia="宋体"/>
+                                <w:lang w:eastAsia="zh-CN"/>
+                              </w:rPr>
+                            </w:pPr>
+                            <w:r>
+                              <w:rPr>
+                                <w:rFonts w:eastAsia="宋体" w:hint="eastAsia"/>
+                                <w:lang w:eastAsia="zh-CN"/>
+                              </w:rPr>
+                              <w:t>学号：</w:t>
+                            </w:r>
+                            <w:r>
+                              <w:rPr>
+                                <w:rFonts w:eastAsia="宋体" w:hint="eastAsia"/>
+                                <w:lang w:eastAsia="zh-CN"/>
+                              </w:rPr>
+                              <w:t>09024</w:t>
+                            </w:r>
+                            <w:r>
+                              <w:rPr>
+                                <w:rFonts w:eastAsia="宋体"/>
+                                <w:lang w:eastAsia="zh-CN"/>
+                              </w:rPr>
+                              <w:t>311</w:t>
+                            </w:r>
+                            <w:r>
+                              <w:rPr>
+                                <w:rFonts w:eastAsia="宋体" w:hint="eastAsia"/>
+                                <w:lang w:eastAsia="zh-CN"/>
+                              </w:rPr>
+                              <w:t xml:space="preserve">                 </w:t>
+                            </w:r>
+                            <w:r>
+                              <w:rPr>
+                                <w:rFonts w:eastAsia="宋体" w:hint="eastAsia"/>
+                                <w:lang w:eastAsia="zh-CN"/>
+                              </w:rPr>
+                              <w:t>签名：</w:t>
+                            </w:r>
+                            <w:r>
+                              <w:rPr>
+                                <w:rFonts w:eastAsia="宋体" w:hint="eastAsia"/>
+                                <w:lang w:eastAsia="zh-CN"/>
+                              </w:rPr>
+                              <w:t xml:space="preserve">        </w:t>
+                            </w:r>
+                            <w:r>
+                              <w:rPr>
+                                <w:rFonts w:eastAsia="宋体" w:hint="eastAsia"/>
+                                <w:lang w:eastAsia="zh-CN"/>
+                              </w:rPr>
+                              <w:tab/>
+                              <w:t xml:space="preserve">  </w:t>
+                            </w:r>
+                            <w:r>
+                              <w:rPr>
+                                <w:rFonts w:eastAsia="宋体" w:hint="eastAsia"/>
+                                <w:lang w:eastAsia="zh-CN"/>
+                              </w:rPr>
+                              <w:tab/>
+                            </w:r>
+                            <w:r>
+                              <w:rPr>
+                                <w:rFonts w:eastAsia="宋体"/>
+                                <w:lang w:eastAsia="zh-CN"/>
+                              </w:rPr>
+                              <w:t xml:space="preserve">  </w:t>
+                            </w:r>
+                            <w:r>
+                              <w:rPr>
+                                <w:rFonts w:eastAsia="宋体" w:hint="eastAsia"/>
+                                <w:lang w:eastAsia="zh-CN"/>
+                              </w:rPr>
+                              <w:t>日期：</w:t>
+                            </w:r>
+                            <w:r>
+                              <w:rPr>
+                                <w:rFonts w:eastAsia="宋体" w:hint="eastAsia"/>
+                                <w:lang w:eastAsia="zh-CN"/>
+                              </w:rPr>
+                              <w:t xml:space="preserve"> 2026.9.15</w:t>
+                            </w:r>
+                          </w:p>
+                          <w:p>
+                            <w:pPr>
+                              <w:rPr>
+                                <w:rFonts w:ascii="宋体" w:eastAsia="宋体" w:hAnsi="宋体"/>
+                                <w:lang w:eastAsia="zh-CN"/>
+                              </w:rPr>
+                            </w:pPr>
+                            <w:r>
+                              <w:rPr>
+                                <w:rFonts w:eastAsia="宋体" w:hint="eastAsia"/>
+                                <w:b/>
+                                <w:bCs/>
+                                <w:color w:val="FF0000"/>
+                                <w:sz w:val="24"/>
+                                <w:lang w:eastAsia="zh-CN"/>
+                              </w:rPr>
+                              <w:t>成绩</w:t>
+                            </w:r>
+                            <w:r>
+                              <w:rPr>
+                                <w:rFonts w:ascii="宋体" w:eastAsia="宋体" w:hAnsi="宋体" w:hint="eastAsia"/>
+                                <w:lang w:eastAsia="zh-CN"/>
+                              </w:rPr>
+                              <w:t>【优   良  中</w:t>
+                            </w:r>
+                            <w:r>
+                              <w:rPr>
+                                <w:rFonts w:ascii="宋体" w:eastAsia="宋体" w:hAnsi="宋体" w:hint="eastAsia"/>
+                                <w:lang w:eastAsia="zh-CN"/>
+                              </w:rPr>
+                              <w:tab/>
+                              <w:t>及格</w:t>
+                            </w:r>
+                            <w:r>
+                              <w:rPr>
+                                <w:rFonts w:ascii="宋体" w:eastAsia="宋体" w:hAnsi="宋体" w:hint="eastAsia"/>
+                                <w:lang w:eastAsia="zh-CN"/>
+                              </w:rPr>
+                              <w:tab/>
+                              <w:t>不及格</w:t>
+                            </w:r>
+                            <w:r>
+                              <w:rPr>
+                                <w:rFonts w:ascii="宋体" w:eastAsia="宋体" w:hAnsi="宋体" w:hint="eastAsia"/>
+                                <w:lang w:eastAsia="zh-CN"/>
+                              </w:rPr>
+                              <w:tab/>
+                              <w:t>】</w:t>
+                            </w:r>
+                          </w:p>
+                          <w:p>
+                            <w:pPr>
+                              <w:jc w:val="center"/>
+                              <w:rPr>
+                                <w:rFonts w:eastAsia="宋体"/>
+                                <w:lang w:eastAsia="zh-CN"/>
+                              </w:rPr>
+                            </w:pPr>
+                          </w:p>
+                          <w:p>
+                            <w:pPr>
+                              <w:rPr>
+                                <w:b/>
+                                <w:bCs/>
+                                <w:sz w:val="24"/>
+                                <w:lang w:eastAsia="zh-CN"/>
+                              </w:rPr>
+                            </w:pPr>
+                            <w:proofErr w:type="spellStart"/>
+                            <w:r>
+                              <w:rPr>
+                                <w:rFonts w:hint="eastAsia"/>
+                                <w:b/>
+                                <w:bCs/>
+                                <w:sz w:val="24"/>
+                                <w:lang w:eastAsia="zh-CN"/>
+                              </w:rPr>
+                              <w:t>组内工作（具体分工</w:t>
+                            </w:r>
+                            <w:proofErr w:type="spellEnd"/>
+                            <w:r>
+                              <w:rPr>
+                                <w:rFonts w:hint="eastAsia"/>
+                                <w:b/>
+                                <w:bCs/>
+                                <w:sz w:val="24"/>
+                                <w:lang w:eastAsia="zh-CN"/>
+                              </w:rPr>
+                              <w:t>）</w:t>
+                            </w:r>
+                          </w:p>
+                          <w:p>
+                            <w:pPr>
+                              <w:pStyle w:val="ac"/>
+                              <w:spacing w:before="0" w:after="0" w:line="276" w:lineRule="auto"/>
+                              <w:ind w:firstLine="420"/>
+                              <w:rPr>
+                                <w:rFonts w:ascii="宋体" w:eastAsia="宋体" w:hAnsi="宋体"/>
+                                <w:sz w:val="22"/>
+                                <w:lang w:eastAsia="zh-CN"/>
+                              </w:rPr>
+                            </w:pPr>
+                            <w:r>
+                              <w:rPr>
+                                <w:rFonts w:ascii="宋体" w:eastAsia="宋体" w:hAnsi="宋体"/>
+                                <w:sz w:val="22"/>
+                                <w:lang w:eastAsia="zh-CN"/>
+                              </w:rPr>
+                              <w:t>在</w:t>
+                            </w:r>
+                            <w:proofErr w:type="spellStart"/>
+                            <w:r>
+                              <w:rPr>
+                                <w:rFonts w:ascii="宋体" w:eastAsia="宋体" w:hAnsi="宋体"/>
+                                <w:sz w:val="22"/>
+                                <w:lang w:eastAsia="zh-CN"/>
+                              </w:rPr>
+                              <w:t>vCampus</w:t>
+                            </w:r>
+                            <w:proofErr w:type="spellEnd"/>
+                            <w:r>
+                              <w:rPr>
+                                <w:rFonts w:ascii="宋体" w:eastAsia="宋体" w:hAnsi="宋体"/>
+                                <w:sz w:val="22"/>
+                                <w:lang w:eastAsia="zh-CN"/>
+                              </w:rPr>
+                              <w:t>项目中，我主要负责用户管理与账号安全相关功能，并参与客户端、服务端、公共模块及项目交付的整合。</w:t>
+                            </w:r>
+                          </w:p>
+                          <w:p>
+                            <w:pPr>
+                              <w:pStyle w:val="ac"/>
+                              <w:spacing w:before="0" w:after="0" w:line="276" w:lineRule="auto"/>
+                              <w:ind w:firstLine="420"/>
+                              <w:rPr>
+                                <w:rFonts w:ascii="宋体" w:eastAsia="宋体" w:hAnsi="宋体"/>
+                                <w:sz w:val="22"/>
+                                <w:lang w:eastAsia="zh-CN"/>
+                              </w:rPr>
+                            </w:pPr>
+                            <w:r>
+                              <w:rPr>
+                                <w:rFonts w:ascii="宋体" w:eastAsia="宋体" w:hAnsi="宋体"/>
+                                <w:sz w:val="22"/>
+                                <w:lang w:eastAsia="zh-CN"/>
+                              </w:rPr>
+                              <w:t>项目初期，我参与搭建客户端、服务端和公共模块的基础结构，完成用户账号数据持久化、用户角色与账号状态定义，并设计教师账号申请和学生账号开通所需的接口与服务。在此基础上，我实现了登录界面、登录服务和通信处理流程，补充了对应的界面与服务测试。</w:t>
+                            </w:r>
+                          </w:p>
+                          <w:p>
+                            <w:pPr>
+                              <w:pStyle w:val="ac"/>
+                              <w:spacing w:before="0" w:after="0" w:line="276" w:lineRule="auto"/>
+                              <w:ind w:firstLine="420"/>
+                              <w:rPr>
+                                <w:rFonts w:ascii="宋体" w:eastAsia="宋体" w:hAnsi="宋体"/>
+                                <w:sz w:val="22"/>
+                                <w:lang w:eastAsia="zh-CN"/>
+                              </w:rPr>
+                            </w:pPr>
+                            <w:r>
+                              <w:rPr>
+                                <w:rFonts w:ascii="宋体" w:eastAsia="宋体" w:hAnsi="宋体"/>
+                                <w:sz w:val="22"/>
+                                <w:lang w:eastAsia="zh-CN"/>
+                              </w:rPr>
+                              <w:t>功能完善阶段，我重点处理了认证、权限与会话管理：完善密码修改和首次登录密码修改流程，实现密码重置，增加密码显示切换和退出确认；补充登录失败审计、请求幂等处理和异常映射，并处理重复登录、登录锁定周期重置等情况。针对权限变更和密码重置后的安全性，我完善了会话撤销及客户端会话提示，避免权限变化后旧会话继续使用。</w:t>
+                            </w:r>
+                          </w:p>
+                          <w:p>
+                            <w:pPr>
+                              <w:pStyle w:val="ac"/>
+                              <w:spacing w:before="0" w:after="0" w:line="276" w:lineRule="auto"/>
+                              <w:ind w:firstLine="420"/>
+                              <w:rPr>
+                                <w:rFonts w:ascii="宋体" w:eastAsia="宋体" w:hAnsi="宋体"/>
+                                <w:sz w:val="22"/>
+                                <w:lang w:eastAsia="zh-CN"/>
+                              </w:rPr>
+                            </w:pPr>
+                            <w:r>
+                              <w:rPr>
+                                <w:rFonts w:ascii="宋体" w:eastAsia="宋体" w:hAnsi="宋体"/>
+                                <w:sz w:val="22"/>
+                                <w:lang w:eastAsia="zh-CN"/>
+                              </w:rPr>
+                              <w:t>我也参与了角色与模块权限管理的调整，补充模块管理员相关界面、服务端处理逻辑及测试，并整理了分级管理方案。除用户管理主线外，我协助整合学生、课程等模块的更新，调整并同步测试数据和客户端、服务端运行包。项目收尾期间，我参与打包 JAR、整理操作与验收说明、补充公共模块、服务端和客户端的</w:t>
+                            </w:r>
+                            <w:proofErr w:type="spellStart"/>
+                            <w:r>
+                              <w:rPr>
+                                <w:rFonts w:ascii="宋体" w:eastAsia="宋体" w:hAnsi="宋体"/>
+                                <w:sz w:val="22"/>
+                                <w:lang w:eastAsia="zh-CN"/>
+                              </w:rPr>
+                              <w:t>JavaDoc</w:t>
+                            </w:r>
+                            <w:proofErr w:type="spellEnd"/>
+                            <w:r>
+                              <w:rPr>
+                                <w:rFonts w:ascii="宋体" w:eastAsia="宋体" w:hAnsi="宋体"/>
+                                <w:sz w:val="22"/>
+                                <w:lang w:eastAsia="zh-CN"/>
+                              </w:rPr>
+                              <w:t>，并完善项目总结和组内分工文档。</w:t>
+                            </w:r>
+                          </w:p>
+                          <w:p>
+                            <w:pPr>
+                              <w:pStyle w:val="ac"/>
+                              <w:spacing w:before="0" w:after="0" w:line="276" w:lineRule="auto"/>
+                              <w:ind w:firstLine="420"/>
+                              <w:rPr>
+                                <w:rFonts w:eastAsia="宋体" w:hint="eastAsia"/>
+                                <w:sz w:val="22"/>
+                                <w:lang w:eastAsia="zh-CN"/>
+                              </w:rPr>
+                            </w:pPr>
+                          </w:p>
+                          <w:p>
+                            <w:pPr>
+                              <w:rPr>
+                                <w:rFonts w:eastAsia="宋体"/>
+                                <w:b/>
+                                <w:bCs/>
+                                <w:color w:val="000000"/>
+                                <w:sz w:val="24"/>
+                                <w:lang w:eastAsia="zh-CN"/>
+                              </w:rPr>
+                            </w:pPr>
+                            <w:proofErr w:type="spellStart"/>
+                            <w:r>
+                              <w:rPr>
+                                <w:rFonts w:hint="eastAsia"/>
+                                <w:b/>
+                                <w:bCs/>
+                                <w:color w:val="000000"/>
+                                <w:sz w:val="24"/>
+                                <w:lang w:eastAsia="zh-CN"/>
+                              </w:rPr>
+                              <w:t>任务完成情况总结</w:t>
+                            </w:r>
+                            <w:proofErr w:type="spellEnd"/>
+                          </w:p>
+                          <w:p>
+                            <w:pPr>
+                              <w:pStyle w:val="ac"/>
+                              <w:spacing w:before="0" w:after="0" w:line="276" w:lineRule="auto"/>
+                              <w:ind w:firstLine="420"/>
+                              <w:rPr>
+                                <w:rFonts w:eastAsia="宋体"/>
+                                <w:sz w:val="22"/>
+                                <w:lang w:eastAsia="zh-CN"/>
+                              </w:rPr>
+                            </w:pPr>
+                            <w:r>
+                              <w:rPr>
+                                <w:rFonts w:eastAsia="宋体"/>
+                                <w:sz w:val="22"/>
+                                <w:lang w:eastAsia="zh-CN"/>
+                              </w:rPr>
+                              <w:t>本阶段围绕用户管理与项目整合开展的主要工作已经落实到代码、测试和交付材料中。用户管理方面，完成了账号持久化、登录认证、教师账号申请、学生账号开通、密码操作、角色权限管理和会话安全等功能；对于异常情况和并发场景，也补充了相应处理及测试。</w:t>
+                            </w:r>
+                          </w:p>
+                          <w:p>
+                            <w:pPr>
+                              <w:pStyle w:val="ac"/>
+                              <w:spacing w:before="0" w:after="0" w:line="276" w:lineRule="auto"/>
+                              <w:ind w:firstLine="420"/>
+                              <w:rPr>
+                                <w:rFonts w:eastAsia="宋体"/>
+                                <w:sz w:val="22"/>
+                                <w:lang w:eastAsia="zh-CN"/>
+                              </w:rPr>
+                            </w:pPr>
+                            <w:r>
+                              <w:rPr>
+                                <w:rFonts w:eastAsia="宋体"/>
+                                <w:sz w:val="22"/>
+                                <w:lang w:eastAsia="zh-CN"/>
+                              </w:rPr>
+                              <w:t>在协作方面，我通过合并和适配组员提交，配合项目将不同模块接入统一运行环境，并维护演示数据和运行包。项目文档方面，完成或更新了进度材料、用户操作与课程验收说明、</w:t>
+                            </w:r>
+                            <w:r>
+                              <w:rPr>
+                                <w:rFonts w:eastAsia="宋体"/>
+                                <w:sz w:val="22"/>
+                                <w:lang w:eastAsia="zh-CN"/>
+                              </w:rPr>
+                              <w:t xml:space="preserve">JavaDoc </w:t>
+                            </w:r>
+                            <w:proofErr w:type="spellStart"/>
+                            <w:r>
+                              <w:rPr>
+                                <w:rFonts w:eastAsia="宋体"/>
+                                <w:sz w:val="22"/>
+                                <w:lang w:eastAsia="zh-CN"/>
+                              </w:rPr>
+                              <w:t>及项目总结文档。工作从</w:t>
+                            </w:r>
+                            <w:proofErr w:type="spellEnd"/>
+                            <w:r>
+                              <w:rPr>
+                                <w:rFonts w:eastAsia="宋体"/>
+                                <w:sz w:val="22"/>
+                                <w:lang w:eastAsia="zh-CN"/>
+                              </w:rPr>
+                              <w:t xml:space="preserve"> 2026</w:t>
+                            </w:r>
+                            <w:r>
+                              <w:rPr>
+                                <w:rFonts w:eastAsia="宋体"/>
+                                <w:sz w:val="22"/>
+                                <w:lang w:eastAsia="zh-CN"/>
+                              </w:rPr>
+                              <w:t>年</w:t>
+                            </w:r>
+                            <w:r>
+                              <w:rPr>
+                                <w:rFonts w:eastAsia="宋体"/>
+                                <w:sz w:val="22"/>
+                                <w:lang w:eastAsia="zh-CN"/>
+                              </w:rPr>
+                              <w:t>8</w:t>
+                            </w:r>
+                            <w:r>
+                              <w:rPr>
+                                <w:rFonts w:eastAsia="宋体"/>
+                                <w:sz w:val="22"/>
+                                <w:lang w:eastAsia="zh-CN"/>
+                              </w:rPr>
+                              <w:t>月</w:t>
+                            </w:r>
+                            <w:r>
+                              <w:rPr>
+                                <w:rFonts w:eastAsia="宋体"/>
+                                <w:sz w:val="22"/>
+                                <w:lang w:eastAsia="zh-CN"/>
+                              </w:rPr>
+                              <w:t>26</w:t>
+                            </w:r>
+                            <w:r>
+                              <w:rPr>
+                                <w:rFonts w:eastAsia="宋体"/>
+                                <w:sz w:val="22"/>
+                                <w:lang w:eastAsia="zh-CN"/>
+                              </w:rPr>
+                              <w:t>日持续到</w:t>
+                            </w:r>
+                            <w:r>
+                              <w:rPr>
+                                <w:rFonts w:eastAsia="宋体"/>
+                                <w:sz w:val="22"/>
+                                <w:lang w:eastAsia="zh-CN"/>
+                              </w:rPr>
+                              <w:t>9</w:t>
+                            </w:r>
+                            <w:r>
+                              <w:rPr>
+                                <w:rFonts w:eastAsia="宋体"/>
+                                <w:sz w:val="22"/>
+                                <w:lang w:eastAsia="zh-CN"/>
+                              </w:rPr>
+                              <w:t>月</w:t>
+                            </w:r>
+                            <w:r>
+                              <w:rPr>
+                                <w:rFonts w:eastAsia="宋体"/>
+                                <w:sz w:val="22"/>
+                                <w:lang w:eastAsia="zh-CN"/>
+                              </w:rPr>
+                              <w:t>15</w:t>
+                            </w:r>
+                            <w:r>
+                              <w:rPr>
+                                <w:rFonts w:eastAsia="宋体"/>
+                                <w:sz w:val="22"/>
+                                <w:lang w:eastAsia="zh-CN"/>
+                              </w:rPr>
+                              <w:t>日，既包括功能实现，也包括测试完善、问题修复、模块整合和交付准备。</w:t>
+                            </w:r>
+                          </w:p>
+                          <w:p>
+                            <w:pPr>
+                              <w:rPr>
+                                <w:rFonts w:eastAsia="宋体"/>
+                                <w:bCs/>
+                                <w:color w:val="000000"/>
+                                <w:sz w:val="24"/>
+                                <w:lang w:eastAsia="zh-CN"/>
+                              </w:rPr>
+                            </w:pPr>
+                          </w:p>
+                          <w:p>
+                            <w:pPr>
+                              <w:rPr>
+                                <w:rFonts w:eastAsia="宋体"/>
+                                <w:b/>
+                                <w:bCs/>
+                                <w:color w:val="000000"/>
+                                <w:sz w:val="24"/>
+                                <w:lang w:eastAsia="zh-CN"/>
+                              </w:rPr>
+                            </w:pPr>
+                            <w:r>
+                              <w:rPr>
+                                <w:rFonts w:ascii="宋体" w:eastAsia="宋体" w:hAnsi="宋体" w:cs="宋体" w:hint="eastAsia"/>
+                                <w:b/>
+                                <w:bCs/>
+                                <w:color w:val="000000"/>
+                                <w:sz w:val="24"/>
+                                <w:lang w:eastAsia="zh-CN"/>
+                              </w:rPr>
+                              <w:t>工</w:t>
+                            </w:r>
+                            <w:proofErr w:type="spellStart"/>
+                            <w:r>
+                              <w:rPr>
+                                <w:rFonts w:hint="eastAsia"/>
+                                <w:b/>
+                                <w:bCs/>
+                                <w:color w:val="000000"/>
+                                <w:sz w:val="24"/>
+                                <w:lang w:eastAsia="zh-CN"/>
+                              </w:rPr>
+                              <w:t>作小结与体会</w:t>
+                            </w:r>
+                            <w:proofErr w:type="spellEnd"/>
+                          </w:p>
+                          <w:p>
+                            <w:pPr>
+                              <w:pStyle w:val="ac"/>
+                              <w:spacing w:before="0" w:after="0" w:line="276" w:lineRule="auto"/>
+                              <w:ind w:firstLine="420"/>
+                              <w:rPr>
+                                <w:rFonts w:eastAsia="宋体"/>
+                                <w:sz w:val="22"/>
+                                <w:lang w:eastAsia="zh-CN"/>
+                              </w:rPr>
+                            </w:pPr>
+                            <w:r>
+                              <w:rPr>
+                                <w:rFonts w:eastAsia="宋体" w:hint="eastAsia"/>
+                                <w:b/>
+                                <w:bCs/>
+                                <w:color w:val="000000"/>
+                                <w:lang w:eastAsia="zh-CN"/>
+                              </w:rPr>
+                              <w:tab/>
+                            </w:r>
+                            <w:r>
+                              <w:rPr>
+                                <w:rFonts w:eastAsia="宋体"/>
+                                <w:sz w:val="22"/>
+                                <w:lang w:eastAsia="zh-CN"/>
+                              </w:rPr>
+                              <w:t>本次项目让我较完整地经历了业务需求梳理、数据结构设计、服务端实现、客户端交互和系统集成的过程这次项目让我体会到，用户管理并不只是登录和账号增删改查。角色权限、会话生命周期、密码变更、重复登录和异常审计彼此关联，一个环节处理不完整，就可能影响整个系统的安全性和使用体验。因此，我在实现功能时逐步加强了对边界情况的考虑，并通过补充测试来验证关键流程。</w:t>
+                            </w:r>
+                          </w:p>
+                          <w:p>
+                            <w:pPr>
+                              <w:pStyle w:val="ac"/>
+                              <w:spacing w:before="0" w:after="0" w:line="276" w:lineRule="auto"/>
+                              <w:ind w:firstLine="420"/>
+                              <w:rPr>
+                                <w:rFonts w:eastAsia="宋体"/>
+                                <w:sz w:val="22"/>
+                                <w:lang w:eastAsia="zh-CN"/>
+                              </w:rPr>
+                            </w:pPr>
+                            <w:r>
+                              <w:rPr>
+                                <w:rFonts w:eastAsia="宋体"/>
+                                <w:sz w:val="22"/>
+                                <w:lang w:eastAsia="zh-CN"/>
+                              </w:rPr>
+                              <w:t>我也认识到，跨模块协作需要保持接口和运行环境的一致。将用户模块与学生、课程等功能整合时，除了完成自身代码，还要关注权限定义、数据结构、客户端入口、测试数据和交付包之间的配合。后续如果继续完善项目，我会更早整理模块接口和验收标准，并在每次整合后及时进行完整回归验证，减少临近交付时集中处理兼容问题的情况。</w:t>
+                            </w:r>
+                          </w:p>
+                          <w:p>
+                            <w:pPr>
+                              <w:pStyle w:val="ac"/>
+                              <w:spacing w:before="0" w:after="0" w:line="276" w:lineRule="auto"/>
+                              <w:ind w:firstLine="420"/>
+                              <w:rPr>
+                                <w:rFonts w:eastAsia="宋体"/>
+                                <w:sz w:val="22"/>
+                                <w:lang w:eastAsia="zh-CN"/>
+                              </w:rPr>
+                            </w:pPr>
+                            <w:proofErr w:type="spellStart"/>
+                            <w:r>
+                              <w:rPr>
+                                <w:rFonts w:eastAsia="宋体"/>
+                                <w:sz w:val="22"/>
+                                <w:lang w:eastAsia="zh-CN"/>
+                              </w:rPr>
+                              <w:t>这段开发经历提升了我对</w:t>
+                            </w:r>
+                            <w:r>
+                              <w:rPr>
+                                <w:rFonts w:eastAsia="宋体"/>
+                                <w:sz w:val="22"/>
+                                <w:lang w:eastAsia="zh-CN"/>
+                              </w:rPr>
+                              <w:t>Java</w:t>
+                            </w:r>
+                            <w:r>
+                              <w:rPr>
+                                <w:rFonts w:eastAsia="宋体"/>
+                                <w:sz w:val="22"/>
+                                <w:lang w:eastAsia="zh-CN"/>
+                              </w:rPr>
+                              <w:t>多模块项目的理解，也让我在功能拆分、测试设计、问题排查和团队协作方面积累了实践经验</w:t>
+                            </w:r>
+                            <w:proofErr w:type="spellEnd"/>
+                            <w:r>
+                              <w:rPr>
+                                <w:rFonts w:eastAsia="宋体"/>
+                                <w:sz w:val="22"/>
+                                <w:lang w:eastAsia="zh-CN"/>
+                              </w:rPr>
+                              <w:t>。</w:t>
+                            </w:r>
+                          </w:p>
+                          <w:p>
+                            <w:pPr>
+                              <w:pStyle w:val="ac"/>
+                              <w:spacing w:before="0" w:after="0" w:line="276" w:lineRule="auto"/>
+                              <w:ind w:firstLine="420"/>
+                              <w:rPr>
+                                <w:rFonts w:eastAsia="宋体"/>
+                                <w:sz w:val="22"/>
+                                <w:lang w:eastAsia="zh-CN"/>
+                              </w:rPr>
+                            </w:pPr>
+                          </w:p>
+                          <w:p>
+                            <w:pPr>
+                              <w:rPr>
+                                <w:rFonts w:eastAsia="宋体"/>
+                                <w:bCs/>
+                                <w:color w:val="000000"/>
+                                <w:sz w:val="24"/>
+                                <w:lang w:eastAsia="zh-CN"/>
+                              </w:rPr>
+                            </w:pPr>
+                            <w:r>
+                              <w:rPr>
+                                <w:rFonts w:eastAsia="宋体"/>
+                                <w:bCs/>
+                                <w:color w:val="000000"/>
+                                <w:sz w:val="24"/>
+                                <w:lang w:eastAsia="zh-CN"/>
+                              </w:rPr>
+                              <w:t>多模块整合也让我认识到，团队协作需要清晰的接口约定和一致的运行环境。会话信息、消息协议、数据库结构或启动方式发生变化，都可能影响其他模块。通过持续合并、联调和整理运行包，我对模块间的依赖关系有了更具体的理解。今后我会更早明确接口与数据约定，提前准备测试数据，并加强异常场景和跨模块流程的验证，提高开发与交付效率。</w:t>
+                            </w:r>
+                          </w:p>
+                          <w:p>
+                            <w:pPr>
+                              <w:rPr>
+                                <w:rFonts w:eastAsia="宋体"/>
+                                <w:b/>
+                                <w:bCs/>
+                                <w:color w:val="000000"/>
+                                <w:sz w:val="24"/>
+                                <w:lang w:eastAsia="zh-CN"/>
+                              </w:rPr>
+                            </w:pPr>
+                          </w:p>
+                          <w:p>
+                            <w:pPr>
+                              <w:rPr>
+                                <w:rFonts w:eastAsia="宋体"/>
+                                <w:b/>
+                                <w:bCs/>
+                                <w:color w:val="000000"/>
+                                <w:sz w:val="24"/>
+                                <w:lang w:eastAsia="zh-CN"/>
+                              </w:rPr>
+                            </w:pPr>
+                          </w:p>
+                          <w:p>
+                            <w:pPr>
+                              <w:rPr>
+                                <w:rFonts w:eastAsia="宋体"/>
+                                <w:b/>
+                                <w:bCs/>
+                                <w:color w:val="000000"/>
+                                <w:sz w:val="24"/>
+                                <w:lang w:eastAsia="zh-CN"/>
+                              </w:rPr>
+                            </w:pPr>
+                          </w:p>
+                          <w:p>
+                            <w:pPr>
+                              <w:rPr>
+                                <w:rFonts w:eastAsia="宋体"/>
+                                <w:b/>
+                                <w:bCs/>
+                                <w:color w:val="000000"/>
+                                <w:sz w:val="24"/>
+                                <w:lang w:eastAsia="zh-CN"/>
+                              </w:rPr>
+                            </w:pPr>
+                          </w:p>
+                          <w:p>
+                            <w:pPr>
+                              <w:rPr>
+                                <w:rFonts w:eastAsia="宋体"/>
+                                <w:b/>
+                                <w:bCs/>
+                                <w:color w:val="000000"/>
+                                <w:sz w:val="24"/>
+                                <w:lang w:eastAsia="zh-CN"/>
+                              </w:rPr>
+                            </w:pPr>
+                          </w:p>
+                          <w:p>
+                            <w:pPr>
+                              <w:rPr>
+                                <w:rFonts w:eastAsia="宋体"/>
+                                <w:b/>
+                                <w:bCs/>
+                                <w:color w:val="000000"/>
+                                <w:sz w:val="24"/>
+                                <w:lang w:eastAsia="zh-CN"/>
+                              </w:rPr>
+                            </w:pPr>
+                          </w:p>
+                          <w:p>
+                            <w:pPr>
+                              <w:rPr>
+                                <w:rFonts w:eastAsia="宋体"/>
+                                <w:b/>
+                                <w:bCs/>
+                                <w:color w:val="000000"/>
+                                <w:sz w:val="24"/>
+                                <w:lang w:eastAsia="zh-CN"/>
+                              </w:rPr>
+                            </w:pPr>
+                          </w:p>
+                          <w:p>
+                            <w:pPr>
+                              <w:rPr>
+                                <w:rFonts w:eastAsia="宋体"/>
+                                <w:b/>
+                                <w:bCs/>
+                                <w:color w:val="000000"/>
+                                <w:sz w:val="24"/>
+                                <w:lang w:eastAsia="zh-CN"/>
+                              </w:rPr>
+                            </w:pPr>
+                          </w:p>
+                          <w:p>
+                            <w:pPr>
+                              <w:rPr>
+                                <w:rFonts w:eastAsia="宋体"/>
+                                <w:b/>
+                                <w:bCs/>
+                                <w:color w:val="000000"/>
+                                <w:sz w:val="24"/>
+                                <w:lang w:eastAsia="zh-CN"/>
+                              </w:rPr>
+                            </w:pPr>
+                          </w:p>
+                          <w:p>
+                            <w:pPr>
+                              <w:rPr>
+                                <w:rFonts w:eastAsia="宋体"/>
+                                <w:lang w:eastAsia="zh-CN"/>
+                              </w:rPr>
+                            </w:pPr>
+                          </w:p>
+                        </w:txbxContent>
+                      </wps:txbx>
+                      <wps:bodyPr rot="0" vert="horz" wrap="square" lIns="91440" tIns="45720" rIns="91440" bIns="45720" anchor="t" anchorCtr="0" upright="1">
+                        <a:noAutofit/>
+                      </wps:bodyPr>
+                    </wps:wsp>
+                  </a:graphicData>
+                </a:graphic>
+                <wp14:sizeRelH relativeFrom="page">
+                  <wp14:pctWidth>0</wp14:pctWidth>
+                </wp14:sizeRelH>
+                <wp14:sizeRelV relativeFrom="page">
+                  <wp14:pctHeight>0</wp14:pctHeight>
+                </wp14:sizeRelV>
+              </wp:anchor>
+            </w:drawing>
+          </mc:Choice>
+          <mc:Fallback>
+            <w:pict>
+              <v:shape w14:anchorId="7277B072" id="文本框 7" o:spid="_x0000_s1030" type="#_x0000_t202" style="position:absolute;margin-left:0;margin-top:-57.5pt;width:521.7pt;height:802pt;z-index:251669504;visibility:visible;mso-wrap-style:square;mso-width-percent:0;mso-height-percent:0;mso-wrap-distance-left:9pt;mso-wrap-distance-top:0;mso-wrap-distance-right:9pt;mso-wrap-distance-bottom:0;mso-position-horizontal:center;mso-position-horizontal-relative:margin;mso-position-vertical:absolute;mso-position-vertical-relative:text;mso-width-percent:0;mso-height-percent:0;mso-width-relative:page;mso-height-relative:page;v-text-anchor:top" o:gfxdata="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">
+                <v:stroke miterlimit="2"/>
+                <v:textbox>
+                  <w:txbxContent>
+                    <w:p>
+                      <w:pPr>
+                        <w:jc w:val="center"/>
+                        <w:rPr>
+                          <w:rFonts w:eastAsia="宋体"/>
+                          <w:lang w:eastAsia="zh-CN"/>
+                        </w:rPr>
+                      </w:pPr>
+                      <w:r>
+                        <w:rPr>
+                          <w:rFonts w:eastAsia="宋体" w:hint="eastAsia"/>
+                          <w:lang w:eastAsia="zh-CN"/>
+                        </w:rPr>
+                        <w:t>个人项目小结报告</w:t>
+                      </w:r>
+                    </w:p>
+                    <w:p>
+                      <w:pPr>
+                        <w:jc w:val="center"/>
+                        <w:rPr>
+                          <w:rFonts w:eastAsia="宋体"/>
+                          <w:lang w:eastAsia="zh-CN"/>
+                        </w:rPr>
+                      </w:pPr>
+                    </w:p>
+                    <w:p>
+                      <w:pPr>
+                        <w:jc w:val="center"/>
+                        <w:rPr>
+                          <w:rFonts w:eastAsia="宋体"/>
+                          <w:lang w:eastAsia="zh-CN"/>
+                        </w:rPr>
+                      </w:pPr>
+                      <w:r>
+                        <w:rPr>
+                          <w:rFonts w:eastAsia="宋体" w:hint="eastAsia"/>
+                          <w:lang w:eastAsia="zh-CN"/>
+                        </w:rPr>
+                        <w:t>学号：</w:t>
+                      </w:r>
+                      <w:r>
+                        <w:rPr>
+                          <w:rFonts w:eastAsia="宋体" w:hint="eastAsia"/>
+                          <w:lang w:eastAsia="zh-CN"/>
+                        </w:rPr>
+                        <w:t>09024</w:t>
+                      </w:r>
+                      <w:r>
+                        <w:rPr>
+                          <w:rFonts w:eastAsia="宋体"/>
+                          <w:lang w:eastAsia="zh-CN"/>
+                        </w:rPr>
+                        <w:t>311</w:t>
+                      </w:r>
+                      <w:r>
+                        <w:rPr>
+                          <w:rFonts w:eastAsia="宋体" w:hint="eastAsia"/>
+                          <w:lang w:eastAsia="zh-CN"/>
+                        </w:rPr>
+                        <w:t xml:space="preserve">                 </w:t>
+                      </w:r>
+                      <w:r>
+                        <w:rPr>
+                          <w:rFonts w:eastAsia="宋体" w:hint="eastAsia"/>
+                          <w:lang w:eastAsia="zh-CN"/>
+                        </w:rPr>
+                        <w:t>签名：</w:t>
+                      </w:r>
+                      <w:r>
+                        <w:rPr>
+                          <w:rFonts w:eastAsia="宋体" w:hint="eastAsia"/>
+                          <w:lang w:eastAsia="zh-CN"/>
+                        </w:rPr>
+                        <w:t xml:space="preserve">        </w:t>
+                      </w:r>
+                      <w:r>
+                        <w:rPr>
+                          <w:rFonts w:eastAsia="宋体" w:hint="eastAsia"/>
+                          <w:lang w:eastAsia="zh-CN"/>
+                        </w:rPr>
+                        <w:tab/>
+                        <w:t xml:space="preserve">  </w:t>
+                      </w:r>
+                      <w:r>
+                        <w:rPr>
+                          <w:rFonts w:eastAsia="宋体" w:hint="eastAsia"/>
+                          <w:lang w:eastAsia="zh-CN"/>
+                        </w:rPr>
+                        <w:tab/>
+                      </w:r>
+                      <w:r>
+                        <w:rPr>
+                          <w:rFonts w:eastAsia="宋体"/>
+                          <w:lang w:eastAsia="zh-CN"/>
+                        </w:rPr>
+                        <w:t xml:space="preserve">  </w:t>
+                      </w:r>
+                      <w:r>
+                        <w:rPr>
+                          <w:rFonts w:eastAsia="宋体" w:hint="eastAsia"/>
+                          <w:lang w:eastAsia="zh-CN"/>
+                        </w:rPr>
+                        <w:t>日期：</w:t>
+                      </w:r>
+                      <w:r>
+                        <w:rPr>
+                          <w:rFonts w:eastAsia="宋体" w:hint="eastAsia"/>
+                          <w:lang w:eastAsia="zh-CN"/>
+                        </w:rPr>
+                        <w:t xml:space="preserve"> 2026.9.15</w:t>
+                      </w:r>
+                    </w:p>
+                    <w:p>
+                      <w:pPr>
+                        <w:rPr>
+                          <w:rFonts w:ascii="宋体" w:eastAsia="宋体" w:hAnsi="宋体"/>
+                          <w:lang w:eastAsia="zh-CN"/>
+                        </w:rPr>
+                      </w:pPr>
+                      <w:r>
+                        <w:rPr>
+                          <w:rFonts w:eastAsia="宋体" w:hint="eastAsia"/>
+                          <w:b/>
+                          <w:bCs/>
+                          <w:color w:val="FF0000"/>
+                          <w:sz w:val="24"/>
+                          <w:lang w:eastAsia="zh-CN"/>
+                        </w:rPr>
+                        <w:t>成绩</w:t>
+                      </w:r>
+                      <w:r>
+                        <w:rPr>
+                          <w:rFonts w:ascii="宋体" w:eastAsia="宋体" w:hAnsi="宋体" w:hint="eastAsia"/>
+                          <w:lang w:eastAsia="zh-CN"/>
+                        </w:rPr>
+                        <w:t>【优   良  中</w:t>
+                      </w:r>
+                      <w:r>
+                        <w:rPr>
+                          <w:rFonts w:ascii="宋体" w:eastAsia="宋体" w:hAnsi="宋体" w:hint="eastAsia"/>
+                          <w:lang w:eastAsia="zh-CN"/>
+                        </w:rPr>
+                        <w:tab/>
+                        <w:t>及格</w:t>
+                      </w:r>
+                      <w:r>
+                        <w:rPr>
+                          <w:rFonts w:ascii="宋体" w:eastAsia="宋体" w:hAnsi="宋体" w:hint="eastAsia"/>
+                          <w:lang w:eastAsia="zh-CN"/>
+                        </w:rPr>
+                        <w:tab/>
+                        <w:t>不及格</w:t>
+                      </w:r>
+                      <w:r>
+                        <w:rPr>
+                          <w:rFonts w:ascii="宋体" w:eastAsia="宋体" w:hAnsi="宋体" w:hint="eastAsia"/>
+                          <w:lang w:eastAsia="zh-CN"/>
+                        </w:rPr>
+                        <w:tab/>
+                        <w:t>】</w:t>
+                      </w:r>
+                    </w:p>
+                    <w:p>
+                      <w:pPr>
+                        <w:jc w:val="center"/>
+                        <w:rPr>
+                          <w:rFonts w:eastAsia="宋体"/>
+                          <w:lang w:eastAsia="zh-CN"/>
+                        </w:rPr>
+                      </w:pPr>
+                    </w:p>
+                    <w:p>
+                      <w:pPr>
+                        <w:rPr>
+                          <w:b/>
+                          <w:bCs/>
+                          <w:sz w:val="24"/>
+                          <w:lang w:eastAsia="zh-CN"/>
+                        </w:rPr>
+                      </w:pPr>
+                      <w:proofErr w:type="spellStart"/>
+                      <w:r>
+                        <w:rPr>
+                          <w:rFonts w:hint="eastAsia"/>
+                          <w:b/>
+                          <w:bCs/>
+                          <w:sz w:val="24"/>
+                          <w:lang w:eastAsia="zh-CN"/>
+                        </w:rPr>
+                        <w:t>组内工作（具体分工</w:t>
+                      </w:r>
+                      <w:proofErr w:type="spellEnd"/>
+                      <w:r>
+                        <w:rPr>
+                          <w:rFonts w:hint="eastAsia"/>
+                          <w:b/>
+                          <w:bCs/>
+                          <w:sz w:val="24"/>
+                          <w:lang w:eastAsia="zh-CN"/>
+                        </w:rPr>
+                        <w:t>）</w:t>
+                      </w:r>
+                    </w:p>
+                    <w:p>
+                      <w:pPr>
+                        <w:pStyle w:val="ac"/>
+                        <w:spacing w:before="0" w:after="0" w:line="276" w:lineRule="auto"/>
+                        <w:ind w:firstLine="420"/>
+                        <w:rPr>
+                          <w:rFonts w:ascii="宋体" w:eastAsia="宋体" w:hAnsi="宋体"/>
+                          <w:sz w:val="22"/>
+                          <w:lang w:eastAsia="zh-CN"/>
+                        </w:rPr>
+                      </w:pPr>
+                      <w:r>
+                        <w:rPr>
+                          <w:rFonts w:ascii="宋体" w:eastAsia="宋体" w:hAnsi="宋体"/>
+                          <w:sz w:val="22"/>
+                          <w:lang w:eastAsia="zh-CN"/>
+                        </w:rPr>
+                        <w:t>在</w:t>
+                      </w:r>
+                      <w:proofErr w:type="spellStart"/>
+                      <w:r>
+                        <w:rPr>
+                          <w:rFonts w:ascii="宋体" w:eastAsia="宋体" w:hAnsi="宋体"/>
+                          <w:sz w:val="22"/>
+                          <w:lang w:eastAsia="zh-CN"/>
+                        </w:rPr>
+                        <w:t>vCampus</w:t>
+                      </w:r>
+                      <w:proofErr w:type="spellEnd"/>
+                      <w:r>
+                        <w:rPr>
+                          <w:rFonts w:ascii="宋体" w:eastAsia="宋体" w:hAnsi="宋体"/>
+                          <w:sz w:val="22"/>
+                          <w:lang w:eastAsia="zh-CN"/>
+                        </w:rPr>
+                        <w:t>项目中，我主要负责用户管理与账号安全相关功能，并参与客户端、服务端、公共模块及项目交付的整合。</w:t>
+                      </w:r>
+                    </w:p>
+                    <w:p>
+                      <w:pPr>
+                        <w:pStyle w:val="ac"/>
+                        <w:spacing w:before="0" w:after="0" w:line="276" w:lineRule="auto"/>
+                        <w:ind w:firstLine="420"/>
+                        <w:rPr>
+                          <w:rFonts w:ascii="宋体" w:eastAsia="宋体" w:hAnsi="宋体"/>
+                          <w:sz w:val="22"/>
+                          <w:lang w:eastAsia="zh-CN"/>
+                        </w:rPr>
+                      </w:pPr>
+                      <w:r>
+                        <w:rPr>
+                          <w:rFonts w:ascii="宋体" w:eastAsia="宋体" w:hAnsi="宋体"/>
+                          <w:sz w:val="22"/>
+                          <w:lang w:eastAsia="zh-CN"/>
+                        </w:rPr>
+                        <w:t>项目初期，我参与搭建客户端、服务端和公共模块的基础结构，完成用户账号数据持久化、用户角色与账号状态定义，并设计教师账号申请和学生账号开通所需的接口与服务。在此基础上，我实现了登录界面、登录服务和通信处理流程，补充了对应的界面与服务测试。</w:t>
+                      </w:r>
+                    </w:p>
+                    <w:p>
+                      <w:pPr>
+                        <w:pStyle w:val="ac"/>
+                        <w:spacing w:before="0" w:after="0" w:line="276" w:lineRule="auto"/>
+                        <w:ind w:firstLine="420"/>
+                        <w:rPr>
+                          <w:rFonts w:ascii="宋体" w:eastAsia="宋体" w:hAnsi="宋体"/>
+                          <w:sz w:val="22"/>
+                          <w:lang w:eastAsia="zh-CN"/>
+                        </w:rPr>
+                      </w:pPr>
+                      <w:r>
+                        <w:rPr>
+                          <w:rFonts w:ascii="宋体" w:eastAsia="宋体" w:hAnsi="宋体"/>
+                          <w:sz w:val="22"/>
+                          <w:lang w:eastAsia="zh-CN"/>
+                        </w:rPr>
+                        <w:t>功能完善阶段，我重点处理了认证、权限与会话管理：完善密码修改和首次登录密码修改流程，实现密码重置，增加密码显示切换和退出确认；补充登录失败审计、请求幂等处理和异常映射，并处理重复登录、登录锁定周期重置等情况。针对权限变更和密码重置后的安全性，我完善了会话撤销及客户端会话提示，避免权限变化后旧会话继续使用。</w:t>
+                      </w:r>
+                    </w:p>
+                    <w:p>
+                      <w:pPr>
+                        <w:pStyle w:val="ac"/>
+                        <w:spacing w:before="0" w:after="0" w:line="276" w:lineRule="auto"/>
+                        <w:ind w:firstLine="420"/>
+                        <w:rPr>
+                          <w:rFonts w:ascii="宋体" w:eastAsia="宋体" w:hAnsi="宋体"/>
+                          <w:sz w:val="22"/>
+                          <w:lang w:eastAsia="zh-CN"/>
+                        </w:rPr>
+                      </w:pPr>
+                      <w:r>
+                        <w:rPr>
+                          <w:rFonts w:ascii="宋体" w:eastAsia="宋体" w:hAnsi="宋体"/>
+                          <w:sz w:val="22"/>
+                          <w:lang w:eastAsia="zh-CN"/>
+                        </w:rPr>
+                        <w:t>我也参与了角色与模块权限管理的调整，补充模块管理员相关界面、服务端处理逻辑及测试，并整理了分级管理方案。除用户管理主线外，我协助整合学生、课程等模块的更新，调整并同步测试数据和客户端、服务端运行包。项目收尾期间，我参与打包 JAR、整理操作与验收说明、补充公共模块、服务端和客户端的</w:t>
+                      </w:r>
+                      <w:proofErr w:type="spellStart"/>
+                      <w:r>
+                        <w:rPr>
+                          <w:rFonts w:ascii="宋体" w:eastAsia="宋体" w:hAnsi="宋体"/>
+                          <w:sz w:val="22"/>
+                          <w:lang w:eastAsia="zh-CN"/>
+                        </w:rPr>
+                        <w:t>JavaDoc</w:t>
+                      </w:r>
+                      <w:proofErr w:type="spellEnd"/>
+                      <w:r>
+                        <w:rPr>
+                          <w:rFonts w:ascii="宋体" w:eastAsia="宋体" w:hAnsi="宋体"/>
+                          <w:sz w:val="22"/>
+                          <w:lang w:eastAsia="zh-CN"/>
+                        </w:rPr>
+                        <w:t>，并完善项目总结和组内分工文档。</w:t>
+                      </w:r>
+                    </w:p>
+                    <w:p>
+                      <w:pPr>
+                        <w:pStyle w:val="ac"/>
+                        <w:spacing w:before="0" w:after="0" w:line="276" w:lineRule="auto"/>
+                        <w:ind w:firstLine="420"/>
+                        <w:rPr>
+                          <w:rFonts w:eastAsia="宋体" w:hint="eastAsia"/>
+                          <w:sz w:val="22"/>
+                          <w:lang w:eastAsia="zh-CN"/>
+                        </w:rPr>
+                      </w:pPr>
+                    </w:p>
+                    <w:p>
+                      <w:pPr>
+                        <w:rPr>
+                          <w:rFonts w:eastAsia="宋体"/>
+                          <w:b/>
+                          <w:bCs/>
+                          <w:color w:val="000000"/>
+                          <w:sz w:val="24"/>
+                          <w:lang w:eastAsia="zh-CN"/>
+                        </w:rPr>
+                      </w:pPr>
+                      <w:proofErr w:type="spellStart"/>
+                      <w:r>
+                        <w:rPr>
+                          <w:rFonts w:hint="eastAsia"/>
+                          <w:b/>
+                          <w:bCs/>
+                          <w:color w:val="000000"/>
+                          <w:sz w:val="24"/>
+                          <w:lang w:eastAsia="zh-CN"/>
+                        </w:rPr>
+                        <w:t>任务完成情况总结</w:t>
+                      </w:r>
+                      <w:proofErr w:type="spellEnd"/>
+                    </w:p>
+                    <w:p>
+                      <w:pPr>
+                        <w:pStyle w:val="ac"/>
+                        <w:spacing w:before="0" w:after="0" w:line="276" w:lineRule="auto"/>
+                        <w:ind w:firstLine="420"/>
+                        <w:rPr>
+                          <w:rFonts w:eastAsia="宋体"/>
+                          <w:sz w:val="22"/>
+                          <w:lang w:eastAsia="zh-CN"/>
+                        </w:rPr>
+                      </w:pPr>
+                      <w:r>
+                        <w:rPr>
+                          <w:rFonts w:eastAsia="宋体"/>
+                          <w:sz w:val="22"/>
+                          <w:lang w:eastAsia="zh-CN"/>
+                        </w:rPr>
+                        <w:t>本阶段围绕用户管理与项目整合开展的主要工作已经落实到代码、测试和交付材料中。用户管理方面，完成了账号持久化、登录认证、教师账号申请、学生账号开通、密码操作、角色权限管理和会话安全等功能；对于异常情况和并发场景，也补充了相应处理及测试。</w:t>
+                      </w:r>
+                    </w:p>
+                    <w:p>
+                      <w:pPr>
+                        <w:pStyle w:val="ac"/>
+                        <w:spacing w:before="0" w:after="0" w:line="276" w:lineRule="auto"/>
+                        <w:ind w:firstLine="420"/>
+                        <w:rPr>
+                          <w:rFonts w:eastAsia="宋体"/>
+                          <w:sz w:val="22"/>
+                          <w:lang w:eastAsia="zh-CN"/>
+                        </w:rPr>
+                      </w:pPr>
+                      <w:r>
+                        <w:rPr>
+                          <w:rFonts w:eastAsia="宋体"/>
+                          <w:sz w:val="22"/>
+                          <w:lang w:eastAsia="zh-CN"/>
+                        </w:rPr>
+                        <w:t>在协作方面，我通过合并和适配组员提交，配合项目将不同模块接入统一运行环境，并维护演示数据和运行包。项目文档方面，完成或更新了进度材料、用户操作与课程验收说明、</w:t>
+                      </w:r>
+                      <w:r>
+                        <w:rPr>
+                          <w:rFonts w:eastAsia="宋体"/>
+                          <w:sz w:val="22"/>
+                          <w:lang w:eastAsia="zh-CN"/>
+                        </w:rPr>
+                        <w:t xml:space="preserve">JavaDoc </w:t>
+                      </w:r>
+                      <w:proofErr w:type="spellStart"/>
+                      <w:r>
+                        <w:rPr>
+                          <w:rFonts w:eastAsia="宋体"/>
+                          <w:sz w:val="22"/>
+                          <w:lang w:eastAsia="zh-CN"/>
+                        </w:rPr>
+                        <w:t>及项目总结文档。工作从</w:t>
+                      </w:r>
+                      <w:proofErr w:type="spellEnd"/>
+                      <w:r>
+                        <w:rPr>
+                          <w:rFonts w:eastAsia="宋体"/>
+                          <w:sz w:val="22"/>
+                          <w:lang w:eastAsia="zh-CN"/>
+                        </w:rPr>
+                        <w:t xml:space="preserve"> 2026</w:t>
+                      </w:r>
+                      <w:r>
+                        <w:rPr>
+                          <w:rFonts w:eastAsia="宋体"/>
+                          <w:sz w:val="22"/>
+                          <w:lang w:eastAsia="zh-CN"/>
+                        </w:rPr>
+                        <w:t>年</w:t>
+                      </w:r>
+                      <w:r>
+                        <w:rPr>
+                          <w:rFonts w:eastAsia="宋体"/>
+                          <w:sz w:val="22"/>
+                          <w:lang w:eastAsia="zh-CN"/>
+                        </w:rPr>
+                        <w:t>8</w:t>
+                      </w:r>
+                      <w:r>
+                        <w:rPr>
+                          <w:rFonts w:eastAsia="宋体"/>
+                          <w:sz w:val="22"/>
+                          <w:lang w:eastAsia="zh-CN"/>
+                        </w:rPr>
+                        <w:t>月</w:t>
+                      </w:r>
+                      <w:r>
+                        <w:rPr>
+                          <w:rFonts w:eastAsia="宋体"/>
+                          <w:sz w:val="22"/>
+                          <w:lang w:eastAsia="zh-CN"/>
+                        </w:rPr>
+                        <w:t>26</w:t>
+                      </w:r>
+                      <w:r>
+                        <w:rPr>
+                          <w:rFonts w:eastAsia="宋体"/>
+                          <w:sz w:val="22"/>
+                          <w:lang w:eastAsia="zh-CN"/>
+                        </w:rPr>
+                        <w:t>日持续到</w:t>
+                      </w:r>
+                      <w:r>
+                        <w:rPr>
+                          <w:rFonts w:eastAsia="宋体"/>
+                          <w:sz w:val="22"/>
+                          <w:lang w:eastAsia="zh-CN"/>
+                        </w:rPr>
+                        <w:t>9</w:t>
+                      </w:r>
+                      <w:r>
+                        <w:rPr>
+                          <w:rFonts w:eastAsia="宋体"/>
+                          <w:sz w:val="22"/>
+                          <w:lang w:eastAsia="zh-CN"/>
+                        </w:rPr>
+                        <w:t>月</w:t>
+                      </w:r>
+                      <w:r>
+                        <w:rPr>
+                          <w:rFonts w:eastAsia="宋体"/>
+                          <w:sz w:val="22"/>
+                          <w:lang w:eastAsia="zh-CN"/>
+                        </w:rPr>
+                        <w:t>15</w:t>
+                      </w:r>
+                      <w:r>
+                        <w:rPr>
+                          <w:rFonts w:eastAsia="宋体"/>
+                          <w:sz w:val="22"/>
+                          <w:lang w:eastAsia="zh-CN"/>
+                        </w:rPr>
+                        <w:t>日，既包括功能实现，也包括测试完善、问题修复、模块整合和交付准备。</w:t>
+                      </w:r>
+                    </w:p>
+                    <w:p>
+                      <w:pPr>
+                        <w:rPr>
+                          <w:rFonts w:eastAsia="宋体"/>
+                          <w:bCs/>
+                          <w:color w:val="000000"/>
+                          <w:sz w:val="24"/>
+                          <w:lang w:eastAsia="zh-CN"/>
+                        </w:rPr>
+                      </w:pPr>
+                    </w:p>
+                    <w:p>
+                      <w:pPr>
+                        <w:rPr>
+                          <w:rFonts w:eastAsia="宋体"/>
+                          <w:b/>
+                          <w:bCs/>
+                          <w:color w:val="000000"/>
+                          <w:sz w:val="24"/>
+                          <w:lang w:eastAsia="zh-CN"/>
+                        </w:rPr>
+                      </w:pPr>
+                      <w:r>
+                        <w:rPr>
+                          <w:rFonts w:ascii="宋体" w:eastAsia="宋体" w:hAnsi="宋体" w:cs="宋体" w:hint="eastAsia"/>
+                          <w:b/>
+                          <w:bCs/>
+                          <w:color w:val="000000"/>
+                          <w:sz w:val="24"/>
+                          <w:lang w:eastAsia="zh-CN"/>
+                        </w:rPr>
+                        <w:t>工</w:t>
+                      </w:r>
+                      <w:proofErr w:type="spellStart"/>
+                      <w:r>
+                        <w:rPr>
+                          <w:rFonts w:hint="eastAsia"/>
+                          <w:b/>
+                          <w:bCs/>
+                          <w:color w:val="000000"/>
+                          <w:sz w:val="24"/>
+                          <w:lang w:eastAsia="zh-CN"/>
+                        </w:rPr>
+                        <w:t>作小结与体会</w:t>
+                      </w:r>
+                      <w:proofErr w:type="spellEnd"/>
+                    </w:p>
+                    <w:p>
+                      <w:pPr>
+                        <w:pStyle w:val="ac"/>
+                        <w:spacing w:before="0" w:after="0" w:line="276" w:lineRule="auto"/>
+                        <w:ind w:firstLine="420"/>
+                        <w:rPr>
+                          <w:rFonts w:eastAsia="宋体"/>
+                          <w:sz w:val="22"/>
+                          <w:lang w:eastAsia="zh-CN"/>
+                        </w:rPr>
+                      </w:pPr>
+                      <w:r>
+                        <w:rPr>
+                          <w:rFonts w:eastAsia="宋体" w:hint="eastAsia"/>
+                          <w:b/>
+                          <w:bCs/>
+                          <w:color w:val="000000"/>
+                          <w:lang w:eastAsia="zh-CN"/>
+                        </w:rPr>
+                        <w:tab/>
+                      </w:r>
+                      <w:r>
+                        <w:rPr>
+                          <w:rFonts w:eastAsia="宋体"/>
+                          <w:sz w:val="22"/>
+                          <w:lang w:eastAsia="zh-CN"/>
+                        </w:rPr>
+                        <w:t>本次项目让我较完整地经历了业务需求梳理、数据结构设计、服务端实现、客户端交互和系统集成的过程这次项目让我体会到，用户管理并不只是登录和账号增删改查。角色权限、会话生命周期、密码变更、重复登录和异常审计彼此关联，一个环节处理不完整，就可能影响整个系统的安全性和使用体验。因此，我在实现功能时逐步加强了对边界情况的考虑，并通过补充测试来验证关键流程。</w:t>
+                      </w:r>
+                    </w:p>
+                    <w:p>
+                      <w:pPr>
+                        <w:pStyle w:val="ac"/>
+                        <w:spacing w:before="0" w:after="0" w:line="276" w:lineRule="auto"/>
+                        <w:ind w:firstLine="420"/>
+                        <w:rPr>
+                          <w:rFonts w:eastAsia="宋体"/>
+                          <w:sz w:val="22"/>
+                          <w:lang w:eastAsia="zh-CN"/>
+                        </w:rPr>
+                      </w:pPr>
+                      <w:r>
+                        <w:rPr>
+                          <w:rFonts w:eastAsia="宋体"/>
+                          <w:sz w:val="22"/>
+                          <w:lang w:eastAsia="zh-CN"/>
+                        </w:rPr>
+                        <w:t>我也认识到，跨模块协作需要保持接口和运行环境的一致。将用户模块与学生、课程等功能整合时，除了完成自身代码，还要关注权限定义、数据结构、客户端入口、测试数据和交付包之间的配合。后续如果继续完善项目，我会更早整理模块接口和验收标准，并在每次整合后及时进行完整回归验证，减少临近交付时集中处理兼容问题的情况。</w:t>
+                      </w:r>
+                    </w:p>
+                    <w:p>
+                      <w:pPr>
+                        <w:pStyle w:val="ac"/>
+                        <w:spacing w:before="0" w:after="0" w:line="276" w:lineRule="auto"/>
+                        <w:ind w:firstLine="420"/>
+                        <w:rPr>
+                          <w:rFonts w:eastAsia="宋体"/>
+                          <w:sz w:val="22"/>
+                          <w:lang w:eastAsia="zh-CN"/>
+                        </w:rPr>
+                      </w:pPr>
+                      <w:proofErr w:type="spellStart"/>
+                      <w:r>
+                        <w:rPr>
+                          <w:rFonts w:eastAsia="宋体"/>
+                          <w:sz w:val="22"/>
+                          <w:lang w:eastAsia="zh-CN"/>
+                        </w:rPr>
+                        <w:t>这段开发经历提升了我对</w:t>
+                      </w:r>
+                      <w:r>
+                        <w:rPr>
+                          <w:rFonts w:eastAsia="宋体"/>
+                          <w:sz w:val="22"/>
+                          <w:lang w:eastAsia="zh-CN"/>
+                        </w:rPr>
+                        <w:t>Java</w:t>
+                      </w:r>
+                      <w:r>
+                        <w:rPr>
+                          <w:rFonts w:eastAsia="宋体"/>
+                          <w:sz w:val="22"/>
+                          <w:lang w:eastAsia="zh-CN"/>
+                        </w:rPr>
+                        <w:t>多模块项目的理解，也让我在功能拆分、测试设计、问题排查和团队协作方面积累了实践经验</w:t>
+                      </w:r>
+                      <w:proofErr w:type="spellEnd"/>
+                      <w:r>
+                        <w:rPr>
+                          <w:rFonts w:eastAsia="宋体"/>
+                          <w:sz w:val="22"/>
+                          <w:lang w:eastAsia="zh-CN"/>
+                        </w:rPr>
+                        <w:t>。</w:t>
+                      </w:r>
+                    </w:p>
+                    <w:p>
+                      <w:pPr>
+                        <w:pStyle w:val="ac"/>
+                        <w:spacing w:before="0" w:after="0" w:line="276" w:lineRule="auto"/>
+                        <w:ind w:firstLine="420"/>
+                        <w:rPr>
+                          <w:rFonts w:eastAsia="宋体"/>
+                          <w:sz w:val="22"/>
+                          <w:lang w:eastAsia="zh-CN"/>
+                        </w:rPr>
+                      </w:pPr>
+                    </w:p>
+                    <w:p>
+                      <w:pPr>
+                        <w:rPr>
+                          <w:rFonts w:eastAsia="宋体"/>
+                          <w:bCs/>
+                          <w:color w:val="000000"/>
+                          <w:sz w:val="24"/>
+                          <w:lang w:eastAsia="zh-CN"/>
+                        </w:rPr>
+                      </w:pPr>
+                      <w:r>
+                        <w:rPr>
+                          <w:rFonts w:eastAsia="宋体"/>
+                          <w:bCs/>
+                          <w:color w:val="000000"/>
+                          <w:sz w:val="24"/>
+                          <w:lang w:eastAsia="zh-CN"/>
+                        </w:rPr>
+                        <w:t>多模块整合也让我认识到，团队协作需要清晰的接口约定和一致的运行环境。会话信息、消息协议、数据库结构或启动方式发生变化，都可能影响其他模块。通过持续合并、联调和整理运行包，我对模块间的依赖关系有了更具体的理解。今后我会更早明确接口与数据约定，提前准备测试数据，并加强异常场景和跨模块流程的验证，提高开发与交付效率。</w:t>
+                      </w:r>
+                    </w:p>
+                    <w:p>
+                      <w:pPr>
+                        <w:rPr>
+                          <w:rFonts w:eastAsia="宋体"/>
+                          <w:b/>
+                          <w:bCs/>
+                          <w:color w:val="000000"/>
+                          <w:sz w:val="24"/>
+                          <w:lang w:eastAsia="zh-CN"/>
+                        </w:rPr>
+                      </w:pPr>
+                    </w:p>
+                    <w:p>
+                      <w:pPr>
+                        <w:rPr>
+                          <w:rFonts w:eastAsia="宋体"/>
+                          <w:b/>
+                          <w:bCs/>
+                          <w:color w:val="000000"/>
+                          <w:sz w:val="24"/>
+                          <w:lang w:eastAsia="zh-CN"/>
+                        </w:rPr>
+                      </w:pPr>
+                    </w:p>
+                    <w:p>
+                      <w:pPr>
+                        <w:rPr>
+                          <w:rFonts w:eastAsia="宋体"/>
+                          <w:b/>
+                          <w:bCs/>
+                          <w:color w:val="000000"/>
+                          <w:sz w:val="24"/>
+                          <w:lang w:eastAsia="zh-CN"/>
+                        </w:rPr>
+                      </w:pPr>
+                    </w:p>
+                    <w:p>
+                      <w:pPr>
+                        <w:rPr>
+                          <w:rFonts w:eastAsia="宋体"/>
+                          <w:b/>
+                          <w:bCs/>
+                          <w:color w:val="000000"/>
+                          <w:sz w:val="24"/>
+                          <w:lang w:eastAsia="zh-CN"/>
+                        </w:rPr>
+                      </w:pPr>
+                    </w:p>
+                    <w:p>
+                      <w:pPr>
+                        <w:rPr>
+                          <w:rFonts w:eastAsia="宋体"/>
+                          <w:b/>
+                          <w:bCs/>
+                          <w:color w:val="000000"/>
+                          <w:sz w:val="24"/>
+                          <w:lang w:eastAsia="zh-CN"/>
+                        </w:rPr>
+                      </w:pPr>
+                    </w:p>
+                    <w:p>
+                      <w:pPr>
+                        <w:rPr>
+                          <w:rFonts w:eastAsia="宋体"/>
+                          <w:b/>
+                          <w:bCs/>
+                          <w:color w:val="000000"/>
+                          <w:sz w:val="24"/>
+                          <w:lang w:eastAsia="zh-CN"/>
+                        </w:rPr>
+                      </w:pPr>
+                    </w:p>
+                    <w:p>
+                      <w:pPr>
+                        <w:rPr>
+                          <w:rFonts w:eastAsia="宋体"/>
+                          <w:b/>
+                          <w:bCs/>
+                          <w:color w:val="000000"/>
+                          <w:sz w:val="24"/>
+                          <w:lang w:eastAsia="zh-CN"/>
+                        </w:rPr>
+                      </w:pPr>
+                    </w:p>
+                    <w:p>
+                      <w:pPr>
+                        <w:rPr>
+                          <w:rFonts w:eastAsia="宋体"/>
+                          <w:b/>
+                          <w:bCs/>
+                          <w:color w:val="000000"/>
+                          <w:sz w:val="24"/>
+                          <w:lang w:eastAsia="zh-CN"/>
+                        </w:rPr>
+                      </w:pPr>
+                    </w:p>
+                    <w:p>
+                      <w:pPr>
+                        <w:rPr>
+                          <w:rFonts w:eastAsia="宋体"/>
+                          <w:b/>
+                          <w:bCs/>
+                          <w:color w:val="000000"/>
+                          <w:sz w:val="24"/>
+                          <w:lang w:eastAsia="zh-CN"/>
+                        </w:rPr>
+                      </w:pPr>
+                    </w:p>
+                    <w:p>
+                      <w:pPr>
+                        <w:rPr>
+                          <w:rFonts w:eastAsia="宋体"/>
+                          <w:lang w:eastAsia="zh-CN"/>
+                        </w:rPr>
+                      </w:pPr>
+                    </w:p>
+                  </w:txbxContent>
+                </v:textbox>
+                <w10:wrap anchorx="margin"/>
+              </v:shape>
+            </w:pict>
+          </mc:Fallback>
+        </mc:AlternateContent>
+      </w:r>
+      <w:r>
+        <w:rPr>
+          <w:rFonts w:ascii="Arial" w:eastAsia="黑体" w:hAnsi="Arial" w:cstheme="minorBidi"/>
+          <w:b/>
+          <w:color w:val="000000"/>
+          <w:kern w:val="2"/>
+          <w:sz w:val="28"/>
+          <w:szCs w:val="22"/>
+          <w:lang w:eastAsia="zh-CN"/>
+        </w:rPr>
+        <w:br w:type="page"/>
+      </w:r>
+    </w:p>
+    <w:p>
+      <w:pPr>
+        <w:spacing w:before="0" w:after="0"/>
+        <w:rPr>
+          <w:rFonts w:ascii="Arial" w:eastAsia="黑体" w:hAnsi="Arial" w:cstheme="minorBidi" w:hint="eastAsia"/>
+          <w:b/>
+          <w:color w:val="000000"/>
+          <w:kern w:val="2"/>
+          <w:sz w:val="28"/>
+          <w:szCs w:val="22"/>
+          <w:lang w:eastAsia="zh-CN"/>
+        </w:rPr>
+      </w:pPr>
+      <w:r>
+        <w:rPr>
+          <w:noProof/>
+        </w:rPr>
+        <w:lastRenderedPageBreak/>
+        <mc:AlternateContent>
+          <mc:Choice Requires="wps">
+            <w:drawing>
+              <wp:anchor distT="0" distB="0" distL="114300" distR="114300" simplePos="0" relativeHeight="251665408" behindDoc="0" locked="0" layoutInCell="1" allowOverlap="1" wp14:anchorId="2BBC3810" wp14:editId="3DC798A7">
+                <wp:simplePos x="0" y="0"/>
+                <wp:positionH relativeFrom="margin">
+                  <wp:align>center</wp:align>
+                </wp:positionH>
+                <wp:positionV relativeFrom="paragraph">
+                  <wp:posOffset>-389255</wp:posOffset>
+                </wp:positionV>
+                <wp:extent cx="6625883" cy="9629336"/>
+                <wp:effectExtent l="0" t="0" r="22860" b="10160"/>
+                <wp:wrapNone/>
+                <wp:docPr id="4" name="文本框 4"/>
+                <wp:cNvGraphicFramePr>
+                  <a:graphicFrameLocks xmlns:a="http://schemas.openxmlformats.org/drawingml/2006/main"/>
+                </wp:cNvGraphicFramePr>
+                <a:graphic xmlns:a="http://schemas.openxmlformats.org/drawingml/2006/main">
+                  <a:graphicData uri="http://schemas.microsoft.com/office/word/2010/wordprocessingShape">
+                    <wps:wsp>
+                      <wps:cNvSpPr txBox="1">
+                        <a:spLocks noChangeArrowheads="1"/>
+                      </wps:cNvSpPr>
+                      <wps:spPr bwMode="auto">
+                        <a:xfrm>
+                          <a:off x="0" y="0"/>
+                          <a:ext cx="6625883" cy="9629336"/>
+                        </a:xfrm>
+                        <a:prstGeom prst="rect">
+                          <a:avLst/>
+                        </a:prstGeom>
+                        <a:solidFill>
+                          <a:srgbClr val="FFFFFF"/>
+                        </a:solidFill>
+                        <a:ln w="9525">
+                          <a:solidFill>
+                            <a:srgbClr val="000000"/>
+                          </a:solidFill>
+                          <a:miter lim="200000"/>
+                          <a:headEnd/>
+                          <a:tailEnd/>
+                        </a:ln>
+                      </wps:spPr>
+                      <wps:txbx>
+                        <w:txbxContent>
+                          <w:p>
+                            <w:pPr>
+                              <w:jc w:val="center"/>
+                              <w:rPr>
+                                <w:rFonts w:eastAsia="宋体"/>
+                                <w:lang w:eastAsia="zh-CN"/>
+                              </w:rPr>
+                            </w:pPr>
+                            <w:r>
+                              <w:rPr>
+                                <w:rFonts w:eastAsia="宋体" w:hint="eastAsia"/>
+                                <w:lang w:eastAsia="zh-CN"/>
+                              </w:rPr>
+                              <w:t>个人项目小结报告</w:t>
+                            </w:r>
+                          </w:p>
+                          <w:p>
+                            <w:pPr>
+                              <w:jc w:val="center"/>
+                              <w:rPr>
+                                <w:rFonts w:eastAsia="宋体"/>
+                                <w:lang w:eastAsia="zh-CN"/>
+                              </w:rPr>
+                            </w:pPr>
+                          </w:p>
+                          <w:p>
+                            <w:pPr>
+                              <w:jc w:val="center"/>
+                              <w:rPr>
+                                <w:rFonts w:eastAsia="宋体"/>
+                                <w:lang w:eastAsia="zh-CN"/>
+                              </w:rPr>
+                            </w:pPr>
+                            <w:r>
+                              <w:rPr>
+                                <w:rFonts w:eastAsia="宋体" w:hint="eastAsia"/>
+                                <w:lang w:eastAsia="zh-CN"/>
+                              </w:rPr>
+                              <w:t>学号：</w:t>
+                            </w:r>
+                            <w:r>
+                              <w:rPr>
+                                <w:rFonts w:eastAsia="宋体" w:hint="eastAsia"/>
+                                <w:lang w:eastAsia="zh-CN"/>
+                              </w:rPr>
+                              <w:t xml:space="preserve"> 09024131         </w:t>
+                            </w:r>
+                            <w:r>
+                              <w:rPr>
+                                <w:rFonts w:eastAsia="宋体" w:hint="eastAsia"/>
+                                <w:lang w:eastAsia="zh-CN"/>
+                              </w:rPr>
+                              <w:t>签名：</w:t>
+                            </w:r>
+                            <w:r>
+                              <w:rPr>
+                                <w:rFonts w:eastAsia="宋体" w:hint="eastAsia"/>
+                                <w:lang w:eastAsia="zh-CN"/>
+                              </w:rPr>
+                              <w:tab/>
+                            </w:r>
+                            <w:r>
+                              <w:rPr>
+                                <w:rFonts w:eastAsia="宋体" w:hint="eastAsia"/>
+                                <w:lang w:eastAsia="zh-CN"/>
+                              </w:rPr>
+                              <w:tab/>
+                            </w:r>
+                            <w:r>
+                              <w:rPr>
+                                <w:rFonts w:eastAsia="宋体"/>
+                                <w:lang w:eastAsia="zh-CN"/>
+                              </w:rPr>
+                              <w:t xml:space="preserve">   </w:t>
+                            </w:r>
+                            <w:r>
+                              <w:rPr>
+                                <w:rFonts w:eastAsia="宋体" w:hint="eastAsia"/>
+                                <w:lang w:eastAsia="zh-CN"/>
+                              </w:rPr>
+                              <w:t>日期：</w:t>
+                            </w:r>
+                            <w:r>
+                              <w:rPr>
+                                <w:rFonts w:eastAsia="宋体" w:hint="eastAsia"/>
+                                <w:lang w:eastAsia="zh-CN"/>
+                              </w:rPr>
+                              <w:t xml:space="preserve"> 2026.9.15</w:t>
+                            </w:r>
+                          </w:p>
+                          <w:p>
+                            <w:pPr>
+                              <w:rPr>
+                                <w:rFonts w:ascii="宋体" w:eastAsia="宋体" w:hAnsi="宋体"/>
+                                <w:lang w:eastAsia="zh-CN"/>
+                              </w:rPr>
+                            </w:pPr>
+                            <w:r>
+                              <w:rPr>
+                                <w:rFonts w:eastAsia="宋体" w:hint="eastAsia"/>
+                                <w:b/>
+                                <w:bCs/>
+                                <w:color w:val="FF0000"/>
+                                <w:sz w:val="24"/>
+                                <w:lang w:eastAsia="zh-CN"/>
+                              </w:rPr>
+                              <w:t>成绩</w:t>
+                            </w:r>
+                            <w:r>
+                              <w:rPr>
+                                <w:rFonts w:ascii="宋体" w:eastAsia="宋体" w:hAnsi="宋体" w:hint="eastAsia"/>
+                                <w:lang w:eastAsia="zh-CN"/>
+                              </w:rPr>
+                              <w:t>【优   良  中</w:t>
+                            </w:r>
+                            <w:r>
+                              <w:rPr>
+                                <w:rFonts w:ascii="宋体" w:eastAsia="宋体" w:hAnsi="宋体" w:hint="eastAsia"/>
+                                <w:lang w:eastAsia="zh-CN"/>
+                              </w:rPr>
+                              <w:tab/>
+                              <w:t>及格</w:t>
+                            </w:r>
+                            <w:r>
+                              <w:rPr>
+                                <w:rFonts w:ascii="宋体" w:eastAsia="宋体" w:hAnsi="宋体" w:hint="eastAsia"/>
+                                <w:lang w:eastAsia="zh-CN"/>
+                              </w:rPr>
+                              <w:tab/>
+                              <w:t>不及格</w:t>
+                            </w:r>
+                            <w:r>
+                              <w:rPr>
+                                <w:rFonts w:ascii="宋体" w:eastAsia="宋体" w:hAnsi="宋体" w:hint="eastAsia"/>
+                                <w:lang w:eastAsia="zh-CN"/>
+                              </w:rPr>
+                              <w:tab/>
+                              <w:t>】</w:t>
+                            </w:r>
+                          </w:p>
+                          <w:p>
+                            <w:pPr>
+                              <w:jc w:val="center"/>
+                              <w:rPr>
+                                <w:rFonts w:eastAsia="宋体"/>
+                                <w:lang w:eastAsia="zh-CN"/>
+                              </w:rPr>
+                            </w:pPr>
+                          </w:p>
+                          <w:p>
+                            <w:pPr>
+                              <w:rPr>
+                                <w:b/>
+                                <w:bCs/>
+                                <w:sz w:val="24"/>
+                                <w:lang w:eastAsia="zh-CN"/>
+                              </w:rPr>
+                            </w:pPr>
+                            <w:proofErr w:type="spellStart"/>
+                            <w:r>
+                              <w:rPr>
+                                <w:rFonts w:hint="eastAsia"/>
+                                <w:b/>
+                                <w:bCs/>
+                                <w:sz w:val="24"/>
+                                <w:lang w:eastAsia="zh-CN"/>
+                              </w:rPr>
+                              <w:t>组内工作（具体分工</w:t>
+                            </w:r>
+                            <w:proofErr w:type="spellEnd"/>
+                            <w:r>
+                              <w:rPr>
+                                <w:rFonts w:hint="eastAsia"/>
+                                <w:b/>
+                                <w:bCs/>
+                                <w:sz w:val="24"/>
+                                <w:lang w:eastAsia="zh-CN"/>
+                              </w:rPr>
+                              <w:t>）</w:t>
+                            </w:r>
+                          </w:p>
+                          <w:p>
+                            <w:pPr>
+                              <w:rPr>
+                                <w:rFonts w:eastAsia="宋体"/>
+                                <w:lang w:eastAsia="zh-CN"/>
+                              </w:rPr>
+                            </w:pPr>
+                            <w:r>
+                              <w:rPr>
+                                <w:rFonts w:eastAsia="宋体" w:hint="eastAsia"/>
+                                <w:lang w:eastAsia="zh-CN"/>
+                              </w:rPr>
+                              <w:tab/>
+                            </w:r>
+                            <w:r>
+                              <w:rPr>
+                                <w:rFonts w:eastAsia="宋体" w:hint="eastAsia"/>
+                                <w:lang w:eastAsia="zh-CN"/>
+                              </w:rPr>
+                              <w:t>本人主要负责图书（借阅）模块的设计、开发与完善，完成书目与副本管理、图书检索、借阅、归还、续借、逾期处理、管理员借阅处置及借阅策略配置等核心功能。同时参与图书模块与用户模块的对接，负责会话身份与权限校验、消息命令注册与数据库表结构初始化，保证图书模块接入</w:t>
+                            </w:r>
+                            <w:r>
+                              <w:rPr>
+                                <w:rFonts w:eastAsia="宋体" w:hint="eastAsia"/>
+                                <w:lang w:eastAsia="zh-CN"/>
+                              </w:rPr>
+                              <w:t xml:space="preserve"> </w:t>
+                            </w:r>
+                            <w:proofErr w:type="spellStart"/>
+                            <w:r>
+                              <w:rPr>
+                                <w:rFonts w:eastAsia="宋体" w:hint="eastAsia"/>
+                                <w:lang w:eastAsia="zh-CN"/>
+                              </w:rPr>
+                              <w:t>vCampus</w:t>
+                            </w:r>
+                            <w:proofErr w:type="spellEnd"/>
+                            <w:r>
+                              <w:rPr>
+                                <w:rFonts w:eastAsia="宋体" w:hint="eastAsia"/>
+                                <w:lang w:eastAsia="zh-CN"/>
+                              </w:rPr>
+                              <w:t xml:space="preserve"> </w:t>
+                            </w:r>
+                            <w:r>
+                              <w:rPr>
+                                <w:rFonts w:eastAsia="宋体" w:hint="eastAsia"/>
+                                <w:lang w:eastAsia="zh-CN"/>
+                              </w:rPr>
+                              <w:t>综合系统；并编写模块设计说明书、</w:t>
+                            </w:r>
+                            <w:r>
+                              <w:rPr>
+                                <w:rFonts w:eastAsia="宋体" w:hint="eastAsia"/>
+                                <w:lang w:eastAsia="zh-CN"/>
+                              </w:rPr>
+                              <w:t xml:space="preserve">README </w:t>
+                            </w:r>
+                            <w:r>
+                              <w:rPr>
+                                <w:rFonts w:eastAsia="宋体" w:hint="eastAsia"/>
+                                <w:lang w:eastAsia="zh-CN"/>
+                              </w:rPr>
+                              <w:t>与借阅罚金说明，搭建本地服务端启动器与调试环境。</w:t>
+                            </w:r>
+                          </w:p>
+                          <w:p>
+                            <w:pPr>
+                              <w:rPr>
+                                <w:rFonts w:eastAsia="宋体"/>
+                                <w:lang w:eastAsia="zh-CN"/>
+                              </w:rPr>
+                            </w:pPr>
+                          </w:p>
+                          <w:p>
+                            <w:pPr>
+                              <w:rPr>
+                                <w:rFonts w:eastAsia="宋体"/>
+                                <w:b/>
+                                <w:bCs/>
+                                <w:color w:val="000000"/>
+                                <w:sz w:val="24"/>
+                                <w:lang w:eastAsia="zh-CN"/>
+                              </w:rPr>
+                            </w:pPr>
+                            <w:proofErr w:type="spellStart"/>
+                            <w:r>
+                              <w:rPr>
+                                <w:rFonts w:hint="eastAsia"/>
+                                <w:b/>
+                                <w:bCs/>
+                                <w:color w:val="000000"/>
+                                <w:sz w:val="24"/>
+                                <w:lang w:eastAsia="zh-CN"/>
+                              </w:rPr>
+                              <w:t>任务完成情况总结</w:t>
+                            </w:r>
+                            <w:proofErr w:type="spellEnd"/>
+                          </w:p>
+                          <w:p>
+                            <w:pPr>
+                              <w:rPr>
+                                <w:rFonts w:eastAsia="宋体"/>
+                                <w:bCs/>
+                                <w:color w:val="000000"/>
+                                <w:szCs w:val="22"/>
+                                <w:lang w:eastAsia="zh-CN"/>
+                              </w:rPr>
+                            </w:pPr>
+                            <w:r>
+                              <w:rPr>
+                                <w:rFonts w:eastAsia="宋体" w:hint="eastAsia"/>
+                                <w:bCs/>
+                                <w:color w:val="000000"/>
+                                <w:sz w:val="24"/>
+                                <w:lang w:eastAsia="zh-CN"/>
+                              </w:rPr>
+                              <w:tab/>
+                            </w:r>
+                            <w:r>
+                              <w:rPr>
+                                <w:rFonts w:eastAsia="宋体" w:hint="eastAsia"/>
+                                <w:bCs/>
+                                <w:color w:val="000000"/>
+                                <w:szCs w:val="22"/>
+                                <w:lang w:eastAsia="zh-CN"/>
+                              </w:rPr>
+                              <w:t>我完成了图书管理模块的主要功能开发。学生和教师端可按关键字、分类和可借状态检索书目、查看详情与馆藏副本，并完成借阅、归还、续借以及查询本人当前借阅和历史；管理员端在</w:t>
+                            </w:r>
+                            <w:r>
+                              <w:rPr>
+                                <w:rFonts w:eastAsia="宋体" w:hint="eastAsia"/>
+                                <w:bCs/>
+                                <w:color w:val="000000"/>
+                                <w:szCs w:val="22"/>
+                                <w:lang w:eastAsia="zh-CN"/>
+                              </w:rPr>
+                              <w:t xml:space="preserve"> LIBRARY_ADMIN </w:t>
+                            </w:r>
+                            <w:r>
+                              <w:rPr>
+                                <w:rFonts w:eastAsia="宋体" w:hint="eastAsia"/>
+                                <w:bCs/>
+                                <w:color w:val="000000"/>
+                                <w:szCs w:val="22"/>
+                                <w:lang w:eastAsia="zh-CN"/>
+                              </w:rPr>
+                              <w:t>权限下实现书目的新建、编辑与启停，副本的新增与状态维护，按账号查询和处理借阅，以及学生、教师借阅策略的配置。借阅策略保存在数据库中，更新后只影响后续借阅，不追溯修改已有记录。</w:t>
+                            </w:r>
+                          </w:p>
+                          <w:p>
+                            <w:pPr>
+                              <w:rPr>
+                                <w:rFonts w:eastAsia="宋体"/>
+                                <w:bCs/>
+                                <w:color w:val="000000"/>
+                                <w:szCs w:val="22"/>
+                                <w:lang w:eastAsia="zh-CN"/>
+                              </w:rPr>
+                            </w:pPr>
+                            <w:r>
+                              <w:rPr>
+                                <w:rFonts w:eastAsia="宋体" w:hint="eastAsia"/>
+                                <w:bCs/>
+                                <w:color w:val="000000"/>
+                                <w:szCs w:val="22"/>
+                                <w:lang w:eastAsia="zh-CN"/>
+                              </w:rPr>
+                              <w:tab/>
+                            </w:r>
+                            <w:r>
+                              <w:rPr>
+                                <w:rFonts w:eastAsia="宋体" w:hint="eastAsia"/>
+                                <w:bCs/>
+                                <w:color w:val="000000"/>
+                                <w:szCs w:val="22"/>
+                                <w:lang w:eastAsia="zh-CN"/>
+                              </w:rPr>
+                              <w:t>在业务规则与一致性方面，实现了</w:t>
+                            </w:r>
+                            <w:r>
+                              <w:rPr>
+                                <w:rFonts w:eastAsia="宋体" w:hint="eastAsia"/>
+                                <w:bCs/>
+                                <w:color w:val="000000"/>
+                                <w:szCs w:val="22"/>
+                                <w:lang w:eastAsia="zh-CN"/>
+                              </w:rPr>
+                              <w:t xml:space="preserve"> ISBN</w:t>
+                            </w:r>
+                            <w:r>
+                              <w:rPr>
+                                <w:rFonts w:eastAsia="宋体" w:hint="eastAsia"/>
+                                <w:bCs/>
+                                <w:color w:val="000000"/>
+                                <w:szCs w:val="22"/>
+                                <w:lang w:eastAsia="zh-CN"/>
+                              </w:rPr>
+                              <w:t>、条码唯一性校验，区分书目与副本，并以副本状态机管理可借、已借、丢失、损坏等状态；借阅时校验是否存在逾期、是否达到在借上限、书目是否停用、副本是否可借，只有本人能归还或续借自己的记录，逾期记录在查询时动态判定。借阅记录与副本状态在同一事务内提交，写请求通过</w:t>
+                            </w:r>
+                            <w:r>
+                              <w:rPr>
+                                <w:rFonts w:eastAsia="宋体" w:hint="eastAsia"/>
+                                <w:bCs/>
+                                <w:color w:val="000000"/>
+                                <w:szCs w:val="22"/>
+                                <w:lang w:eastAsia="zh-CN"/>
+                              </w:rPr>
+                              <w:t xml:space="preserve"> </w:t>
+                            </w:r>
+                            <w:proofErr w:type="spellStart"/>
+                            <w:r>
+                              <w:rPr>
+                                <w:rFonts w:eastAsia="宋体" w:hint="eastAsia"/>
+                                <w:bCs/>
+                                <w:color w:val="000000"/>
+                                <w:szCs w:val="22"/>
+                                <w:lang w:eastAsia="zh-CN"/>
+                              </w:rPr>
+                              <w:t>requestId</w:t>
+                            </w:r>
+                            <w:proofErr w:type="spellEnd"/>
+                            <w:r>
+                              <w:rPr>
+                                <w:rFonts w:eastAsia="宋体" w:hint="eastAsia"/>
+                                <w:bCs/>
+                                <w:color w:val="000000"/>
+                                <w:szCs w:val="22"/>
+                                <w:lang w:eastAsia="zh-CN"/>
+                              </w:rPr>
+                              <w:t xml:space="preserve"> </w:t>
+                            </w:r>
+                            <w:r>
+                              <w:rPr>
+                                <w:rFonts w:eastAsia="宋体" w:hint="eastAsia"/>
+                                <w:bCs/>
+                                <w:color w:val="000000"/>
+                                <w:szCs w:val="22"/>
+                                <w:lang w:eastAsia="zh-CN"/>
+                              </w:rPr>
+                              <w:t>去重，实体使用</w:t>
+                            </w:r>
+                            <w:r>
+                              <w:rPr>
+                                <w:rFonts w:eastAsia="宋体" w:hint="eastAsia"/>
+                                <w:bCs/>
+                                <w:color w:val="000000"/>
+                                <w:szCs w:val="22"/>
+                                <w:lang w:eastAsia="zh-CN"/>
+                              </w:rPr>
+                              <w:t xml:space="preserve"> </w:t>
+                            </w:r>
+                            <w:proofErr w:type="spellStart"/>
+                            <w:r>
+                              <w:rPr>
+                                <w:rFonts w:eastAsia="宋体" w:hint="eastAsia"/>
+                                <w:bCs/>
+                                <w:color w:val="000000"/>
+                                <w:szCs w:val="22"/>
+                                <w:lang w:eastAsia="zh-CN"/>
+                              </w:rPr>
+                              <w:t>rowVersion</w:t>
+                            </w:r>
+                            <w:proofErr w:type="spellEnd"/>
+                            <w:r>
+                              <w:rPr>
+                                <w:rFonts w:eastAsia="宋体" w:hint="eastAsia"/>
+                                <w:bCs/>
+                                <w:color w:val="000000"/>
+                                <w:szCs w:val="22"/>
+                                <w:lang w:eastAsia="zh-CN"/>
+                              </w:rPr>
+                              <w:t xml:space="preserve"> </w:t>
+                            </w:r>
+                            <w:r>
+                              <w:rPr>
+                                <w:rFonts w:eastAsia="宋体" w:hint="eastAsia"/>
+                                <w:bCs/>
+                                <w:color w:val="000000"/>
+                                <w:szCs w:val="22"/>
+                                <w:lang w:eastAsia="zh-CN"/>
+                              </w:rPr>
+                              <w:t>乐观锁，并按固定顺序获取资源锁以避免并发冲突；针对</w:t>
+                            </w:r>
+                            <w:r>
+                              <w:rPr>
+                                <w:rFonts w:eastAsia="宋体" w:hint="eastAsia"/>
+                                <w:bCs/>
+                                <w:color w:val="000000"/>
+                                <w:szCs w:val="22"/>
+                                <w:lang w:eastAsia="zh-CN"/>
+                              </w:rPr>
+                              <w:t xml:space="preserve"> Access </w:t>
+                            </w:r>
+                            <w:r>
+                              <w:rPr>
+                                <w:rFonts w:eastAsia="宋体" w:hint="eastAsia"/>
+                                <w:bCs/>
+                                <w:color w:val="000000"/>
+                                <w:szCs w:val="22"/>
+                                <w:lang w:eastAsia="zh-CN"/>
+                              </w:rPr>
+                              <w:t>数据库采用事务串行执行规避驱动锁死。</w:t>
+                            </w:r>
+                          </w:p>
+                          <w:p>
+                            <w:pPr>
+                              <w:rPr>
+                                <w:rFonts w:eastAsia="宋体" w:hint="eastAsia"/>
+                                <w:bCs/>
+                                <w:color w:val="000000"/>
+                                <w:szCs w:val="22"/>
+                                <w:lang w:eastAsia="zh-CN"/>
+                              </w:rPr>
+                            </w:pPr>
+                            <w:r>
+                              <w:rPr>
+                                <w:rFonts w:eastAsia="宋体" w:hint="eastAsia"/>
+                                <w:bCs/>
+                                <w:color w:val="000000"/>
+                                <w:szCs w:val="22"/>
+                                <w:lang w:eastAsia="zh-CN"/>
+                              </w:rPr>
+                              <w:tab/>
+                            </w:r>
+                            <w:r>
+                              <w:rPr>
+                                <w:rFonts w:eastAsia="宋体" w:hint="eastAsia"/>
+                                <w:bCs/>
+                                <w:color w:val="000000"/>
+                                <w:szCs w:val="22"/>
+                                <w:lang w:eastAsia="zh-CN"/>
+                              </w:rPr>
+                              <w:t>在模块对接与联调方面，我完成了图书模块与用户模块的整合，处理会话身份解析、权限校验、服务端处理器注册、数据库建表与默认策略初始化，并支持管理员归还与报失处置，保证借阅页面、历史与副本状态使用同一份服务端事实。随后补充了罚金与借阅结束的对接。我编写了图书模块</w:t>
+                            </w:r>
+                            <w:r>
+                              <w:rPr>
+                                <w:rFonts w:eastAsia="宋体" w:hint="eastAsia"/>
+                                <w:bCs/>
+                                <w:color w:val="000000"/>
+                                <w:szCs w:val="22"/>
+                                <w:lang w:eastAsia="zh-CN"/>
+                              </w:rPr>
+                              <w:t xml:space="preserve"> README</w:t>
+                            </w:r>
+                            <w:r>
+                              <w:rPr>
+                                <w:rFonts w:eastAsia="宋体" w:hint="eastAsia"/>
+                                <w:bCs/>
+                                <w:color w:val="000000"/>
+                                <w:szCs w:val="22"/>
+                                <w:lang w:eastAsia="zh-CN"/>
+                              </w:rPr>
+                              <w:t>、借阅与罚金说明和测试运行指南，并完成相关客户端、服务端回归测试。</w:t>
+                            </w:r>
+                          </w:p>
+                          <w:p>
+                            <w:pPr>
+                              <w:rPr>
+                                <w:rFonts w:eastAsia="宋体"/>
+                                <w:bCs/>
+                                <w:color w:val="000000"/>
+                                <w:sz w:val="24"/>
+                                <w:lang w:eastAsia="zh-CN"/>
+                              </w:rPr>
+                            </w:pPr>
+                          </w:p>
+                          <w:p>
+                            <w:pPr>
+                              <w:rPr>
+                                <w:rFonts w:eastAsia="宋体"/>
+                                <w:b/>
+                                <w:bCs/>
+                                <w:color w:val="000000"/>
+                                <w:sz w:val="24"/>
+                                <w:lang w:eastAsia="zh-CN"/>
+                              </w:rPr>
+                            </w:pPr>
+                            <w:proofErr w:type="spellStart"/>
+                            <w:r>
+                              <w:rPr>
+                                <w:rFonts w:hint="eastAsia"/>
+                                <w:b/>
+                                <w:bCs/>
+                                <w:color w:val="000000"/>
+                                <w:sz w:val="24"/>
+                                <w:lang w:eastAsia="zh-CN"/>
+                              </w:rPr>
+                              <w:t>工作小结与体会</w:t>
+                            </w:r>
+                            <w:proofErr w:type="spellEnd"/>
+                          </w:p>
+                          <w:p>
+                            <w:pPr>
+                              <w:rPr>
+                                <w:rFonts w:eastAsia="宋体"/>
+                                <w:bCs/>
+                                <w:color w:val="000000"/>
+                                <w:szCs w:val="22"/>
+                                <w:lang w:eastAsia="zh-CN"/>
+                              </w:rPr>
+                            </w:pPr>
+                            <w:r>
+                              <w:rPr>
+                                <w:rFonts w:eastAsia="宋体" w:hint="eastAsia"/>
+                                <w:b/>
+                                <w:bCs/>
+                                <w:color w:val="000000"/>
+                                <w:sz w:val="24"/>
+                                <w:lang w:eastAsia="zh-CN"/>
+                              </w:rPr>
+                              <w:tab/>
+                            </w:r>
+                            <w:r>
+                              <w:rPr>
+                                <w:rFonts w:eastAsia="宋体" w:hint="eastAsia"/>
+                                <w:bCs/>
+                                <w:color w:val="000000"/>
+                                <w:szCs w:val="22"/>
+                                <w:lang w:eastAsia="zh-CN"/>
+                              </w:rPr>
+                              <w:t>本次项目让我更深入地理解了图书借阅业务从需求分析、数据模型设计、服务端规则实现到客户端交互和跨模块集成的全过程。借阅看似只是借和还，实际涉及书目与副本的区分、副本状态机、借阅上限、逾期判定、续借规则及丢失损坏处理等约束。通过这个模块我意识到，业务规则必须由服务端统一校验，借阅记录与副本状态必须在同一事务中修改，并配合请求去重与乐观锁，才能在网络重发和并发情况下保证数据正确。</w:t>
+                            </w:r>
+                          </w:p>
+                          <w:p>
+                            <w:pPr>
+                              <w:rPr>
+                                <w:rFonts w:eastAsia="宋体"/>
+                                <w:bCs/>
+                                <w:color w:val="000000"/>
+                                <w:szCs w:val="22"/>
+                                <w:lang w:eastAsia="zh-CN"/>
+                              </w:rPr>
+                            </w:pPr>
+                            <w:r>
+                              <w:rPr>
+                                <w:rFonts w:eastAsia="宋体" w:hint="eastAsia"/>
+                                <w:bCs/>
+                                <w:color w:val="000000"/>
+                                <w:szCs w:val="22"/>
+                                <w:lang w:eastAsia="zh-CN"/>
+                              </w:rPr>
+                              <w:tab/>
+                            </w:r>
+                            <w:r>
+                              <w:rPr>
+                                <w:rFonts w:eastAsia="宋体" w:hint="eastAsia"/>
+                                <w:bCs/>
+                                <w:color w:val="000000"/>
+                                <w:szCs w:val="22"/>
+                                <w:lang w:eastAsia="zh-CN"/>
+                              </w:rPr>
+                              <w:t>在模块对接与文档编写过程中，我认识到会话身份、权限、消息路由和数据库初始化往往是模块独立开发后最容易出现兼容问题的环节，只有持续联调和测试才能保证图书模块稳定运行在综合系统中。这些经历也让我体会到，工程交付不仅要完成代码功能，还需要重视可维护性、文档和演示部署，对我今后完成更复杂的系统开发很有帮助。</w:t>
+                            </w:r>
+                          </w:p>
+                          <w:p>
+                            <w:pPr>
+                              <w:rPr>
+                                <w:rFonts w:eastAsia="宋体"/>
+                                <w:b/>
+                                <w:bCs/>
+                                <w:color w:val="000000"/>
+                                <w:sz w:val="24"/>
+                                <w:lang w:eastAsia="zh-CN"/>
+                              </w:rPr>
+                            </w:pPr>
+                          </w:p>
+                          <w:p>
+                            <w:pPr>
+                              <w:rPr>
+                                <w:rFonts w:eastAsia="宋体"/>
+                                <w:b/>
+                                <w:bCs/>
+                                <w:color w:val="000000"/>
+                                <w:sz w:val="24"/>
+                                <w:lang w:eastAsia="zh-CN"/>
+                              </w:rPr>
+                            </w:pPr>
+                          </w:p>
+                          <w:p>
+                            <w:pPr>
+                              <w:rPr>
+                                <w:rFonts w:eastAsia="宋体"/>
+                                <w:b/>
+                                <w:bCs/>
+                                <w:color w:val="000000"/>
+                                <w:sz w:val="24"/>
+                                <w:lang w:eastAsia="zh-CN"/>
+                              </w:rPr>
+                            </w:pPr>
+                          </w:p>
+                          <w:p>
+                            <w:pPr>
+                              <w:rPr>
+                                <w:rFonts w:eastAsia="宋体"/>
+                                <w:b/>
+                                <w:bCs/>
+                                <w:color w:val="000000"/>
+                                <w:sz w:val="24"/>
+                                <w:lang w:eastAsia="zh-CN"/>
+                              </w:rPr>
+                            </w:pPr>
+                          </w:p>
+                          <w:p>
+                            <w:pPr>
+                              <w:rPr>
+                                <w:rFonts w:eastAsia="宋体"/>
+                                <w:b/>
+                                <w:bCs/>
+                                <w:color w:val="000000"/>
+                                <w:sz w:val="24"/>
+                                <w:lang w:eastAsia="zh-CN"/>
+                              </w:rPr>
+                            </w:pPr>
+                          </w:p>
+                          <w:p>
+                            <w:pPr>
+                              <w:rPr>
+                                <w:rFonts w:eastAsia="宋体"/>
+                                <w:b/>
+                                <w:bCs/>
+                                <w:color w:val="000000"/>
+                                <w:sz w:val="24"/>
+                                <w:lang w:eastAsia="zh-CN"/>
+                              </w:rPr>
+                            </w:pPr>
+                          </w:p>
+                          <w:p>
+                            <w:pPr>
+                              <w:rPr>
+                                <w:rFonts w:eastAsia="宋体"/>
+                                <w:b/>
+                                <w:bCs/>
+                                <w:color w:val="000000"/>
+                                <w:sz w:val="24"/>
+                                <w:lang w:eastAsia="zh-CN"/>
+                              </w:rPr>
+                            </w:pPr>
+                          </w:p>
+                          <w:p>
+                            <w:pPr>
+                              <w:rPr>
+                                <w:rFonts w:eastAsia="宋体"/>
+                                <w:b/>
+                                <w:bCs/>
+                                <w:color w:val="000000"/>
+                                <w:sz w:val="24"/>
+                                <w:lang w:eastAsia="zh-CN"/>
+                              </w:rPr>
+                            </w:pPr>
+                          </w:p>
+                          <w:p>
+                            <w:pPr>
+                              <w:rPr>
+                                <w:rFonts w:eastAsia="宋体"/>
+                                <w:b/>
+                                <w:bCs/>
+                                <w:color w:val="000000"/>
+                                <w:sz w:val="24"/>
+                                <w:lang w:eastAsia="zh-CN"/>
+                              </w:rPr>
+                            </w:pPr>
+                          </w:p>
+                          <w:p>
+                            <w:pPr>
+                              <w:rPr>
+                                <w:rFonts w:eastAsia="宋体"/>
+                                <w:lang w:eastAsia="zh-CN"/>
+                              </w:rPr>
+                            </w:pPr>
+                          </w:p>
+                        </w:txbxContent>
+                      </wps:txbx>
+                      <wps:bodyPr rot="0" vert="horz" wrap="square" lIns="91440" tIns="45720" rIns="91440" bIns="45720" anchor="t" anchorCtr="0" upright="1">
+                        <a:noAutofit/>
+                      </wps:bodyPr>
+                    </wps:wsp>
+                  </a:graphicData>
+                </a:graphic>
+                <wp14:sizeRelH relativeFrom="page">
+                  <wp14:pctWidth>0</wp14:pctWidth>
+                </wp14:sizeRelH>
+                <wp14:sizeRelV relativeFrom="page">
+                  <wp14:pctHeight>0</wp14:pctHeight>
+                </wp14:sizeRelV>
+              </wp:anchor>
+            </w:drawing>
+          </mc:Choice>
+          <mc:Fallback>
+            <w:pict>
+              <v:shape w14:anchorId="2BBC3810" id="文本框 4" o:spid="_x0000_s1031" type="#_x0000_t202" style="position:absolute;margin-left:0;margin-top:-30.65pt;width:521.7pt;height:758.2pt;z-index:251665408;visibility:visible;mso-wrap-style:square;mso-width-percent:0;mso-height-percent:0;mso-wrap-distance-left:9pt;mso-wrap-distance-top:0;mso-wrap-distance-right:9pt;mso-wrap-distance-bottom:0;mso-position-horizontal:center;mso-position-horizontal-relative:margin;mso-position-vertical:absolute;mso-position-vertical-relative:text;mso-width-percent:0;mso-height-percent:0;mso-width-relative:page;mso-height-relative:page;v-text-anchor:top" o:gfxdata="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">
+                <v:stroke miterlimit="2"/>
+                <v:textbox>
+                  <w:txbxContent>
+                    <w:p>
+                      <w:pPr>
+                        <w:jc w:val="center"/>
+                        <w:rPr>
+                          <w:rFonts w:eastAsia="宋体"/>
+                          <w:lang w:eastAsia="zh-CN"/>
+                        </w:rPr>
+                      </w:pPr>
+                      <w:r>
+                        <w:rPr>
+                          <w:rFonts w:eastAsia="宋体" w:hint="eastAsia"/>
+                          <w:lang w:eastAsia="zh-CN"/>
+                        </w:rPr>
+                        <w:t>个人项目小结报告</w:t>
+                      </w:r>
+                    </w:p>
+                    <w:p>
+                      <w:pPr>
+                        <w:jc w:val="center"/>
+                        <w:rPr>
+                          <w:rFonts w:eastAsia="宋体"/>
+                          <w:lang w:eastAsia="zh-CN"/>
+                        </w:rPr>
+                      </w:pPr>
+                    </w:p>
+                    <w:p>
+                      <w:pPr>
+                        <w:jc w:val="center"/>
+                        <w:rPr>
+                          <w:rFonts w:eastAsia="宋体"/>
+                          <w:lang w:eastAsia="zh-CN"/>
+                        </w:rPr>
+                      </w:pPr>
+                      <w:r>
+                        <w:rPr>
+                          <w:rFonts w:eastAsia="宋体" w:hint="eastAsia"/>
+                          <w:lang w:eastAsia="zh-CN"/>
+                        </w:rPr>
+                        <w:t>学号：</w:t>
+                      </w:r>
+                      <w:r>
+                        <w:rPr>
+                          <w:rFonts w:eastAsia="宋体" w:hint="eastAsia"/>
+                          <w:lang w:eastAsia="zh-CN"/>
+                        </w:rPr>
+                        <w:t xml:space="preserve"> 09024131         </w:t>
+                      </w:r>
+                      <w:r>
+                        <w:rPr>
+                          <w:rFonts w:eastAsia="宋体" w:hint="eastAsia"/>
+                          <w:lang w:eastAsia="zh-CN"/>
+                        </w:rPr>
+                        <w:t>签名：</w:t>
+                      </w:r>
+                      <w:r>
+                        <w:rPr>
+                          <w:rFonts w:eastAsia="宋体" w:hint="eastAsia"/>
+                          <w:lang w:eastAsia="zh-CN"/>
+                        </w:rPr>
+                        <w:tab/>
+                      </w:r>
+                      <w:r>
+                        <w:rPr>
+                          <w:rFonts w:eastAsia="宋体" w:hint="eastAsia"/>
+                          <w:lang w:eastAsia="zh-CN"/>
+                        </w:rPr>
+                        <w:tab/>
+                      </w:r>
+                      <w:r>
+                        <w:rPr>
+                          <w:rFonts w:eastAsia="宋体"/>
+                          <w:lang w:eastAsia="zh-CN"/>
+                        </w:rPr>
+                        <w:t xml:space="preserve">   </w:t>
+                      </w:r>
+                      <w:r>
+                        <w:rPr>
+                          <w:rFonts w:eastAsia="宋体" w:hint="eastAsia"/>
+                          <w:lang w:eastAsia="zh-CN"/>
+                        </w:rPr>
+                        <w:t>日期：</w:t>
+                      </w:r>
+                      <w:r>
+                        <w:rPr>
+                          <w:rFonts w:eastAsia="宋体" w:hint="eastAsia"/>
+                          <w:lang w:eastAsia="zh-CN"/>
+                        </w:rPr>
+                        <w:t xml:space="preserve"> 2026.9.15</w:t>
+                      </w:r>
+                    </w:p>
+                    <w:p>
+                      <w:pPr>
+                        <w:rPr>
+                          <w:rFonts w:ascii="宋体" w:eastAsia="宋体" w:hAnsi="宋体"/>
+                          <w:lang w:eastAsia="zh-CN"/>
+                        </w:rPr>
+                      </w:pPr>
+                      <w:r>
+                        <w:rPr>
+                          <w:rFonts w:eastAsia="宋体" w:hint="eastAsia"/>
+                          <w:b/>
+                          <w:bCs/>
+                          <w:color w:val="FF0000"/>
+                          <w:sz w:val="24"/>
+                          <w:lang w:eastAsia="zh-CN"/>
+                        </w:rPr>
+                        <w:t>成绩</w:t>
+                      </w:r>
+                      <w:r>
+                        <w:rPr>
+                          <w:rFonts w:ascii="宋体" w:eastAsia="宋体" w:hAnsi="宋体" w:hint="eastAsia"/>
+                          <w:lang w:eastAsia="zh-CN"/>
+                        </w:rPr>
+                        <w:t>【优   良  中</w:t>
+                      </w:r>
+                      <w:r>
+                        <w:rPr>
+                          <w:rFonts w:ascii="宋体" w:eastAsia="宋体" w:hAnsi="宋体" w:hint="eastAsia"/>
+                          <w:lang w:eastAsia="zh-CN"/>
+                        </w:rPr>
+                        <w:tab/>
+                        <w:t>及格</w:t>
+                      </w:r>
+                      <w:r>
+                        <w:rPr>
+                          <w:rFonts w:ascii="宋体" w:eastAsia="宋体" w:hAnsi="宋体" w:hint="eastAsia"/>
+                          <w:lang w:eastAsia="zh-CN"/>
+                        </w:rPr>
+                        <w:tab/>
+                        <w:t>不及格</w:t>
+                      </w:r>
+                      <w:r>
+                        <w:rPr>
+                          <w:rFonts w:ascii="宋体" w:eastAsia="宋体" w:hAnsi="宋体" w:hint="eastAsia"/>
+                          <w:lang w:eastAsia="zh-CN"/>
+                        </w:rPr>
+                        <w:tab/>
+                        <w:t>】</w:t>
+                      </w:r>
+                    </w:p>
+                    <w:p>
+                      <w:pPr>
+                        <w:jc w:val="center"/>
+                        <w:rPr>
+                          <w:rFonts w:eastAsia="宋体"/>
+                          <w:lang w:eastAsia="zh-CN"/>
+                        </w:rPr>
+                      </w:pPr>
+                    </w:p>
+                    <w:p>
+                      <w:pPr>
+                        <w:rPr>
+                          <w:b/>
+                          <w:bCs/>
+                          <w:sz w:val="24"/>
+                          <w:lang w:eastAsia="zh-CN"/>
+                        </w:rPr>
+                      </w:pPr>
+                      <w:proofErr w:type="spellStart"/>
+                      <w:r>
+                        <w:rPr>
+                          <w:rFonts w:hint="eastAsia"/>
+                          <w:b/>
+                          <w:bCs/>
+                          <w:sz w:val="24"/>
+                          <w:lang w:eastAsia="zh-CN"/>
+                        </w:rPr>
+                        <w:t>组内工作（具体分工</w:t>
+                      </w:r>
+                      <w:proofErr w:type="spellEnd"/>
+                      <w:r>
+                        <w:rPr>
+                          <w:rFonts w:hint="eastAsia"/>
+                          <w:b/>
+                          <w:bCs/>
+                          <w:sz w:val="24"/>
+                          <w:lang w:eastAsia="zh-CN"/>
+                        </w:rPr>
+                        <w:t>）</w:t>
+                      </w:r>
+                    </w:p>
+                    <w:p>
+                      <w:pPr>
+                        <w:rPr>
+                          <w:rFonts w:eastAsia="宋体"/>
+                          <w:lang w:eastAsia="zh-CN"/>
+                        </w:rPr>
+                      </w:pPr>
+                      <w:r>
+                        <w:rPr>
+                          <w:rFonts w:eastAsia="宋体" w:hint="eastAsia"/>
+                          <w:lang w:eastAsia="zh-CN"/>
+                        </w:rPr>
+                        <w:tab/>
+                      </w:r>
+                      <w:r>
+                        <w:rPr>
+                          <w:rFonts w:eastAsia="宋体" w:hint="eastAsia"/>
+                          <w:lang w:eastAsia="zh-CN"/>
+                        </w:rPr>
+                        <w:t>本人主要负责图书（借阅）模块的设计、开发与完善，完成书目与副本管理、图书检索、借阅、归还、续借、逾期处理、管理员借阅处置及借阅策略配置等核心功能。同时参与图书模块与用户模块的对接，负责会话身份与权限校验、消息命令注册与数据库表结构初始化，保证图书模块接入</w:t>
+                      </w:r>
+                      <w:r>
+                        <w:rPr>
+                          <w:rFonts w:eastAsia="宋体" w:hint="eastAsia"/>
+                          <w:lang w:eastAsia="zh-CN"/>
+                        </w:rPr>
+                        <w:t xml:space="preserve"> </w:t>
+                      </w:r>
+                      <w:proofErr w:type="spellStart"/>
+                      <w:r>
+                        <w:rPr>
+                          <w:rFonts w:eastAsia="宋体" w:hint="eastAsia"/>
+                          <w:lang w:eastAsia="zh-CN"/>
+                        </w:rPr>
+                        <w:t>vCampus</w:t>
+                      </w:r>
+                      <w:proofErr w:type="spellEnd"/>
+                      <w:r>
+                        <w:rPr>
+                          <w:rFonts w:eastAsia="宋体" w:hint="eastAsia"/>
+                          <w:lang w:eastAsia="zh-CN"/>
+                        </w:rPr>
+                        <w:t xml:space="preserve"> </w:t>
+                      </w:r>
+                      <w:r>
+                        <w:rPr>
+                          <w:rFonts w:eastAsia="宋体" w:hint="eastAsia"/>
+                          <w:lang w:eastAsia="zh-CN"/>
+                        </w:rPr>
+                        <w:t>综合系统；并编写模块设计说明书、</w:t>
+                      </w:r>
+                      <w:r>
+                        <w:rPr>
+                          <w:rFonts w:eastAsia="宋体" w:hint="eastAsia"/>
+                          <w:lang w:eastAsia="zh-CN"/>
+                        </w:rPr>
+                        <w:t xml:space="preserve">README </w:t>
+                      </w:r>
+                      <w:r>
+                        <w:rPr>
+                          <w:rFonts w:eastAsia="宋体" w:hint="eastAsia"/>
+                          <w:lang w:eastAsia="zh-CN"/>
+                        </w:rPr>
+                        <w:t>与借阅罚金说明，搭建本地服务端启动器与调试环境。</w:t>
+                      </w:r>
+                    </w:p>
+                    <w:p>
+                      <w:pPr>
+                        <w:rPr>
+                          <w:rFonts w:eastAsia="宋体"/>
+                          <w:lang w:eastAsia="zh-CN"/>
+                        </w:rPr>
+                      </w:pPr>
+                    </w:p>
+                    <w:p>
+                      <w:pPr>
+                        <w:rPr>
+                          <w:rFonts w:eastAsia="宋体"/>
+                          <w:b/>
+                          <w:bCs/>
+                          <w:color w:val="000000"/>
+                          <w:sz w:val="24"/>
+                          <w:lang w:eastAsia="zh-CN"/>
+                        </w:rPr>
+                      </w:pPr>
+                      <w:proofErr w:type="spellStart"/>
+                      <w:r>
+                        <w:rPr>
+                          <w:rFonts w:hint="eastAsia"/>
+                          <w:b/>
+                          <w:bCs/>
+                          <w:color w:val="000000"/>
+                          <w:sz w:val="24"/>
+                          <w:lang w:eastAsia="zh-CN"/>
+                        </w:rPr>
+                        <w:t>任务完成情况总结</w:t>
+                      </w:r>
+                      <w:proofErr w:type="spellEnd"/>
+                    </w:p>
+                    <w:p>
+                      <w:pPr>
+                        <w:rPr>
+                          <w:rFonts w:eastAsia="宋体"/>
+                          <w:bCs/>
+                          <w:color w:val="000000"/>
+                          <w:szCs w:val="22"/>
+                          <w:lang w:eastAsia="zh-CN"/>
+                        </w:rPr>
+                      </w:pPr>
+                      <w:r>
+                        <w:rPr>
+                          <w:rFonts w:eastAsia="宋体" w:hint="eastAsia"/>
+                          <w:bCs/>
+                          <w:color w:val="000000"/>
+                          <w:sz w:val="24"/>
+                          <w:lang w:eastAsia="zh-CN"/>
+                        </w:rPr>
+                        <w:tab/>
+                      </w:r>
+                      <w:r>
+                        <w:rPr>
+                          <w:rFonts w:eastAsia="宋体" w:hint="eastAsia"/>
+                          <w:bCs/>
+                          <w:color w:val="000000"/>
+                          <w:szCs w:val="22"/>
+                          <w:lang w:eastAsia="zh-CN"/>
+                        </w:rPr>
+                        <w:t>我完成了图书管理模块的主要功能开发。学生和教师端可按关键字、分类和可借状态检索书目、查看详情与馆藏副本，并完成借阅、归还、续借以及查询本人当前借阅和历史；管理员端在</w:t>
+                      </w:r>
+                      <w:r>
+                        <w:rPr>
+                          <w:rFonts w:eastAsia="宋体" w:hint="eastAsia"/>
+                          <w:bCs/>
+                          <w:color w:val="000000"/>
+                          <w:szCs w:val="22"/>
+                          <w:lang w:eastAsia="zh-CN"/>
+                        </w:rPr>
+                        <w:t xml:space="preserve"> LIBRARY_ADMIN </w:t>
+                      </w:r>
+                      <w:r>
+                        <w:rPr>
+                          <w:rFonts w:eastAsia="宋体" w:hint="eastAsia"/>
+                          <w:bCs/>
+                          <w:color w:val="000000"/>
+                          <w:szCs w:val="22"/>
+                          <w:lang w:eastAsia="zh-CN"/>
+                        </w:rPr>
+                        <w:t>权限下实现书目的新建、编辑与启停，副本的新增与状态维护，按账号查询和处理借阅，以及学生、教师借阅策略的配置。借阅策略保存在数据库中，更新后只影响后续借阅，不追溯修改已有记录。</w:t>
+                      </w:r>
+                    </w:p>
+                    <w:p>
+                      <w:pPr>
+                        <w:rPr>
+                          <w:rFonts w:eastAsia="宋体"/>
+                          <w:bCs/>
+                          <w:color w:val="000000"/>
+                          <w:szCs w:val="22"/>
+                          <w:lang w:eastAsia="zh-CN"/>
+                        </w:rPr>
+                      </w:pPr>
+                      <w:r>
+                        <w:rPr>
+                          <w:rFonts w:eastAsia="宋体" w:hint="eastAsia"/>
+                          <w:bCs/>
+                          <w:color w:val="000000"/>
+                          <w:szCs w:val="22"/>
+                          <w:lang w:eastAsia="zh-CN"/>
+                        </w:rPr>
+                        <w:tab/>
+                      </w:r>
+                      <w:r>
+                        <w:rPr>
+                          <w:rFonts w:eastAsia="宋体" w:hint="eastAsia"/>
+                          <w:bCs/>
+                          <w:color w:val="000000"/>
+                          <w:szCs w:val="22"/>
+                          <w:lang w:eastAsia="zh-CN"/>
+                        </w:rPr>
+                        <w:t>在业务规则与一致性方面，实现了</w:t>
+                      </w:r>
+                      <w:r>
+                        <w:rPr>
+                          <w:rFonts w:eastAsia="宋体" w:hint="eastAsia"/>
+                          <w:bCs/>
+                          <w:color w:val="000000"/>
+                          <w:szCs w:val="22"/>
+                          <w:lang w:eastAsia="zh-CN"/>
+                        </w:rPr>
+                        <w:t xml:space="preserve"> ISBN</w:t>
+                      </w:r>
+                      <w:r>
+                        <w:rPr>
+                          <w:rFonts w:eastAsia="宋体" w:hint="eastAsia"/>
+                          <w:bCs/>
+                          <w:color w:val="000000"/>
+                          <w:szCs w:val="22"/>
+                          <w:lang w:eastAsia="zh-CN"/>
+                        </w:rPr>
+                        <w:t>、条码唯一性校验，区分书目与副本，并以副本状态机管理可借、已借、丢失、损坏等状态；借阅时校验是否存在逾期、是否达到在借上限、书目是否停用、副本是否可借，只有本人能归还或续借自己的记录，逾期记录在查询时动态判定。借阅记录与副本状态在同一事务内提交，写请求通过</w:t>
+                      </w:r>
+                      <w:r>
+                        <w:rPr>
+                          <w:rFonts w:eastAsia="宋体" w:hint="eastAsia"/>
+                          <w:bCs/>
+                          <w:color w:val="000000"/>
+                          <w:szCs w:val="22"/>
+                          <w:lang w:eastAsia="zh-CN"/>
+                        </w:rPr>
+                        <w:t xml:space="preserve"> </w:t>
+                      </w:r>
+                      <w:proofErr w:type="spellStart"/>
+                      <w:r>
+                        <w:rPr>
+                          <w:rFonts w:eastAsia="宋体" w:hint="eastAsia"/>
+                          <w:bCs/>
+                          <w:color w:val="000000"/>
+                          <w:szCs w:val="22"/>
+                          <w:lang w:eastAsia="zh-CN"/>
+                        </w:rPr>
+                        <w:t>requestId</w:t>
+                      </w:r>
+                      <w:proofErr w:type="spellEnd"/>
+                      <w:r>
+                        <w:rPr>
+                          <w:rFonts w:eastAsia="宋体" w:hint="eastAsia"/>
+                          <w:bCs/>
+                          <w:color w:val="000000"/>
+                          <w:szCs w:val="22"/>
+                          <w:lang w:eastAsia="zh-CN"/>
+                        </w:rPr>
+                        <w:t xml:space="preserve"> </w:t>
+                      </w:r>
+                      <w:r>
+                        <w:rPr>
+                          <w:rFonts w:eastAsia="宋体" w:hint="eastAsia"/>
+                          <w:bCs/>
+                          <w:color w:val="000000"/>
+                          <w:szCs w:val="22"/>
+                          <w:lang w:eastAsia="zh-CN"/>
+                        </w:rPr>
+                        <w:t>去重，实体使用</w:t>
+                      </w:r>
+                      <w:r>
+                        <w:rPr>
+                          <w:rFonts w:eastAsia="宋体" w:hint="eastAsia"/>
+                          <w:bCs/>
+                          <w:color w:val="000000"/>
+                          <w:szCs w:val="22"/>
+                          <w:lang w:eastAsia="zh-CN"/>
+                        </w:rPr>
+                        <w:t xml:space="preserve"> </w:t>
+                      </w:r>
+                      <w:proofErr w:type="spellStart"/>
+                      <w:r>
+                        <w:rPr>
+                          <w:rFonts w:eastAsia="宋体" w:hint="eastAsia"/>
+                          <w:bCs/>
+                          <w:color w:val="000000"/>
+                          <w:szCs w:val="22"/>
+                          <w:lang w:eastAsia="zh-CN"/>
+                        </w:rPr>
+                        <w:t>rowVersion</w:t>
+                      </w:r>
+                      <w:proofErr w:type="spellEnd"/>
+                      <w:r>
+                        <w:rPr>
+                          <w:rFonts w:eastAsia="宋体" w:hint="eastAsia"/>
+                          <w:bCs/>
+                          <w:color w:val="000000"/>
+                          <w:szCs w:val="22"/>
+                          <w:lang w:eastAsia="zh-CN"/>
+                        </w:rPr>
+                        <w:t xml:space="preserve"> </w:t>
+                      </w:r>
+                      <w:r>
+                        <w:rPr>
+                          <w:rFonts w:eastAsia="宋体" w:hint="eastAsia"/>
+                          <w:bCs/>
+                          <w:color w:val="000000"/>
+                          <w:szCs w:val="22"/>
+                          <w:lang w:eastAsia="zh-CN"/>
+                        </w:rPr>
+                        <w:t>乐观锁，并按固定顺序获取资源锁以避免并发冲突；针对</w:t>
+                      </w:r>
+                      <w:r>
+                        <w:rPr>
+                          <w:rFonts w:eastAsia="宋体" w:hint="eastAsia"/>
+                          <w:bCs/>
+                          <w:color w:val="000000"/>
+                          <w:szCs w:val="22"/>
+                          <w:lang w:eastAsia="zh-CN"/>
+                        </w:rPr>
+                        <w:t xml:space="preserve"> Access </w:t>
+                      </w:r>
+                      <w:r>
+                        <w:rPr>
+                          <w:rFonts w:eastAsia="宋体" w:hint="eastAsia"/>
+                          <w:bCs/>
+                          <w:color w:val="000000"/>
+                          <w:szCs w:val="22"/>
+                          <w:lang w:eastAsia="zh-CN"/>
+                        </w:rPr>
+                        <w:t>数据库采用事务串行执行规避驱动锁死。</w:t>
+                      </w:r>
+                    </w:p>
+                    <w:p>
+                      <w:pPr>
+                        <w:rPr>
+                          <w:rFonts w:eastAsia="宋体" w:hint="eastAsia"/>
+                          <w:bCs/>
+                          <w:color w:val="000000"/>
+                          <w:szCs w:val="22"/>
+                          <w:lang w:eastAsia="zh-CN"/>
+                        </w:rPr>
+                      </w:pPr>
+                      <w:r>
+                        <w:rPr>
+                          <w:rFonts w:eastAsia="宋体" w:hint="eastAsia"/>
+                          <w:bCs/>
+                          <w:color w:val="000000"/>
+                          <w:szCs w:val="22"/>
+                          <w:lang w:eastAsia="zh-CN"/>
+                        </w:rPr>
+                        <w:tab/>
+                      </w:r>
+                      <w:r>
+                        <w:rPr>
+                          <w:rFonts w:eastAsia="宋体" w:hint="eastAsia"/>
+                          <w:bCs/>
+                          <w:color w:val="000000"/>
+                          <w:szCs w:val="22"/>
+                          <w:lang w:eastAsia="zh-CN"/>
+                        </w:rPr>
+                        <w:t>在模块对接与联调方面，我完成了图书模块与用户模块的整合，处理会话身份解析、权限校验、服务端处理器注册、数据库建表与默认策略初始化，并支持管理员归还与报失处置，保证借阅页面、历史与副本状态使用同一份服务端事实。随后补充了罚金与借阅结束的对接。我编写了图书模块</w:t>
+                      </w:r>
+                      <w:r>
+                        <w:rPr>
+                          <w:rFonts w:eastAsia="宋体" w:hint="eastAsia"/>
+                          <w:bCs/>
+                          <w:color w:val="000000"/>
+                          <w:szCs w:val="22"/>
+                          <w:lang w:eastAsia="zh-CN"/>
+                        </w:rPr>
+                        <w:t xml:space="preserve"> README</w:t>
+                      </w:r>
+                      <w:r>
+                        <w:rPr>
+                          <w:rFonts w:eastAsia="宋体" w:hint="eastAsia"/>
+                          <w:bCs/>
+                          <w:color w:val="000000"/>
+                          <w:szCs w:val="22"/>
+                          <w:lang w:eastAsia="zh-CN"/>
+                        </w:rPr>
+                        <w:t>、借阅与罚金说明和测试运行指南，并完成相关客户端、服务端回归测试。</w:t>
+                      </w:r>
+                    </w:p>
+                    <w:p>
+                      <w:pPr>
+                        <w:rPr>
+                          <w:rFonts w:eastAsia="宋体"/>
+                          <w:bCs/>
+                          <w:color w:val="000000"/>
+                          <w:sz w:val="24"/>
+                          <w:lang w:eastAsia="zh-CN"/>
+                        </w:rPr>
+                      </w:pPr>
+                    </w:p>
+                    <w:p>
+                      <w:pPr>
+                        <w:rPr>
+                          <w:rFonts w:eastAsia="宋体"/>
+                          <w:b/>
+                          <w:bCs/>
+                          <w:color w:val="000000"/>
+                          <w:sz w:val="24"/>
+                          <w:lang w:eastAsia="zh-CN"/>
+                        </w:rPr>
+                      </w:pPr>
+                      <w:proofErr w:type="spellStart"/>
+                      <w:r>
+                        <w:rPr>
+                          <w:rFonts w:hint="eastAsia"/>
+                          <w:b/>
+                          <w:bCs/>
+                          <w:color w:val="000000"/>
+                          <w:sz w:val="24"/>
+                          <w:lang w:eastAsia="zh-CN"/>
+                        </w:rPr>
+                        <w:t>工作小结与体会</w:t>
+                      </w:r>
+                      <w:proofErr w:type="spellEnd"/>
+                    </w:p>
+                    <w:p>
+                      <w:pPr>
+                        <w:rPr>
+                          <w:rFonts w:eastAsia="宋体"/>
+                          <w:bCs/>
+                          <w:color w:val="000000"/>
+                          <w:szCs w:val="22"/>
+                          <w:lang w:eastAsia="zh-CN"/>
+                        </w:rPr>
+                      </w:pPr>
+                      <w:r>
+                        <w:rPr>
+                          <w:rFonts w:eastAsia="宋体" w:hint="eastAsia"/>
+                          <w:b/>
+                          <w:bCs/>
+                          <w:color w:val="000000"/>
+                          <w:sz w:val="24"/>
+                          <w:lang w:eastAsia="zh-CN"/>
+                        </w:rPr>
+                        <w:tab/>
+                      </w:r>
+                      <w:r>
+                        <w:rPr>
+                          <w:rFonts w:eastAsia="宋体" w:hint="eastAsia"/>
+                          <w:bCs/>
+                          <w:color w:val="000000"/>
+                          <w:szCs w:val="22"/>
+                          <w:lang w:eastAsia="zh-CN"/>
+                        </w:rPr>
+                        <w:t>本次项目让我更深入地理解了图书借阅业务从需求分析、数据模型设计、服务端规则实现到客户端交互和跨模块集成的全过程。借阅看似只是借和还，实际涉及书目与副本的区分、副本状态机、借阅上限、逾期判定、续借规则及丢失损坏处理等约束。通过这个模块我意识到，业务规则必须由服务端统一校验，借阅记录与副本状态必须在同一事务中修改，并配合请求去重与乐观锁，才能在网络重发和并发情况下保证数据正确。</w:t>
+                      </w:r>
+                    </w:p>
+                    <w:p>
+                      <w:pPr>
+                        <w:rPr>
+                          <w:rFonts w:eastAsia="宋体"/>
+                          <w:bCs/>
+                          <w:color w:val="000000"/>
+                          <w:szCs w:val="22"/>
+                          <w:lang w:eastAsia="zh-CN"/>
+                        </w:rPr>
+                      </w:pPr>
+                      <w:r>
+                        <w:rPr>
+                          <w:rFonts w:eastAsia="宋体" w:hint="eastAsia"/>
+                          <w:bCs/>
+                          <w:color w:val="000000"/>
+                          <w:szCs w:val="22"/>
+                          <w:lang w:eastAsia="zh-CN"/>
+                        </w:rPr>
+                        <w:tab/>
+                      </w:r>
+                      <w:r>
+                        <w:rPr>
+                          <w:rFonts w:eastAsia="宋体" w:hint="eastAsia"/>
+                          <w:bCs/>
+                          <w:color w:val="000000"/>
+                          <w:szCs w:val="22"/>
+                          <w:lang w:eastAsia="zh-CN"/>
+                        </w:rPr>
+                        <w:t>在模块对接与文档编写过程中，我认识到会话身份、权限、消息路由和数据库初始化往往是模块独立开发后最容易出现兼容问题的环节，只有持续联调和测试才能保证图书模块稳定运行在综合系统中。这些经历也让我体会到，工程交付不仅要完成代码功能，还需要重视可维护性、文档和演示部署，对我今后完成更复杂的系统开发很有帮助。</w:t>
+                      </w:r>
+                    </w:p>
+                    <w:p>
+                      <w:pPr>
+                        <w:rPr>
+                          <w:rFonts w:eastAsia="宋体"/>
+                          <w:b/>
+                          <w:bCs/>
+                          <w:color w:val="000000"/>
+                          <w:sz w:val="24"/>
+                          <w:lang w:eastAsia="zh-CN"/>
+                        </w:rPr>
+                      </w:pPr>
+                    </w:p>
+                    <w:p>
+                      <w:pPr>
+                        <w:rPr>
+                          <w:rFonts w:eastAsia="宋体"/>
+                          <w:b/>
+                          <w:bCs/>
+                          <w:color w:val="000000"/>
+                          <w:sz w:val="24"/>
+                          <w:lang w:eastAsia="zh-CN"/>
+                        </w:rPr>
+                      </w:pPr>
+                    </w:p>
+                    <w:p>
+                      <w:pPr>
+                        <w:rPr>
+                          <w:rFonts w:eastAsia="宋体"/>
+                          <w:b/>
+                          <w:bCs/>
+                          <w:color w:val="000000"/>
+                          <w:sz w:val="24"/>
+                          <w:lang w:eastAsia="zh-CN"/>
+                        </w:rPr>
+                      </w:pPr>
+                    </w:p>
+                    <w:p>
+                      <w:pPr>
+                        <w:rPr>
+                          <w:rFonts w:eastAsia="宋体"/>
+                          <w:b/>
+                          <w:bCs/>
+                          <w:color w:val="000000"/>
+                          <w:sz w:val="24"/>
+                          <w:lang w:eastAsia="zh-CN"/>
+                        </w:rPr>
+                      </w:pPr>
+                    </w:p>
+                    <w:p>
+                      <w:pPr>
+                        <w:rPr>
+                          <w:rFonts w:eastAsia="宋体"/>
+                          <w:b/>
+                          <w:bCs/>
+                          <w:color w:val="000000"/>
+                          <w:sz w:val="24"/>
+                          <w:lang w:eastAsia="zh-CN"/>
+                        </w:rPr>
+                      </w:pPr>
+                    </w:p>
+                    <w:p>
+                      <w:pPr>
+                        <w:rPr>
+                          <w:rFonts w:eastAsia="宋体"/>
+                          <w:b/>
+                          <w:bCs/>
+                          <w:color w:val="000000"/>
+                          <w:sz w:val="24"/>
+                          <w:lang w:eastAsia="zh-CN"/>
+                        </w:rPr>
+                      </w:pPr>
+                    </w:p>
+                    <w:p>
+                      <w:pPr>
+                        <w:rPr>
+                          <w:rFonts w:eastAsia="宋体"/>
+                          <w:b/>
+                          <w:bCs/>
+                          <w:color w:val="000000"/>
+                          <w:sz w:val="24"/>
+                          <w:lang w:eastAsia="zh-CN"/>
+                        </w:rPr>
+                      </w:pPr>
+                    </w:p>
+                    <w:p>
+                      <w:pPr>
+                        <w:rPr>
+                          <w:rFonts w:eastAsia="宋体"/>
+                          <w:b/>
+                          <w:bCs/>
+                          <w:color w:val="000000"/>
+                          <w:sz w:val="24"/>
+                          <w:lang w:eastAsia="zh-CN"/>
+                        </w:rPr>
+                      </w:pPr>
+                    </w:p>
+                    <w:p>
+                      <w:pPr>
+                        <w:rPr>
+                          <w:rFonts w:eastAsia="宋体"/>
+                          <w:b/>
+                          <w:bCs/>
+                          <w:color w:val="000000"/>
+                          <w:sz w:val="24"/>
+                          <w:lang w:eastAsia="zh-CN"/>
+                        </w:rPr>
+                      </w:pPr>
+                    </w:p>
+                    <w:p>
+                      <w:pPr>
+                        <w:rPr>
+                          <w:rFonts w:eastAsia="宋体"/>
+                          <w:lang w:eastAsia="zh-CN"/>
+                        </w:rPr>
+                      </w:pPr>
+                    </w:p>
+                  </w:txbxContent>
+                </v:textbox>
+                <w10:wrap anchorx="margin"/>
+              </v:shape>
+            </w:pict>
+          </mc:Fallback>
+        </mc:AlternateContent>
       </w:r>
     </w:p>
     <w:sectPr>
@@ -3006,6 +10368,26 @@
       <w:sz w:val="22"/>
     </w:rPr>
   </w:style>
+  <w:style w:type="paragraph" w:styleId="ac">
+    <w:name w:val="Normal (Web)"/>
+    <w:basedOn w:val="a"/>
+    <w:uiPriority w:val="99"/>
+    <w:unhideWhenUsed/>
+    <w:rsid w:val="0043307D"/>
+    <w:rPr>
+      <w:sz w:val="24"/>
+    </w:rPr>
+  </w:style>
+  <w:style w:type="character" w:styleId="ad">
+    <w:name w:val="Strong"/>
+    <w:basedOn w:val="a0"/>
+    <w:uiPriority w:val="22"/>
+    <w:qFormat/>
+    <w:rsid w:val="0043307D"/>
+    <w:rPr>
+      <w:b/>
+    </w:rPr>
+  </w:style>
 </w:styles>
 </file>
 

--- a/小组项目报告-已完成.docx
+++ b/小组项目报告-已完成.docx
@@ -2,6 +2,8 @@
 <file path=word/document.xml><?xml version="1.0" encoding="utf-8"?>
 <w:document xmlns:wpc="http://schemas.microsoft.com/office/word/2010/wordprocessingCanvas" xmlns:cx="http://schemas.microsoft.com/office/drawing/2014/chartex" xmlns:cx1="http://schemas.microsoft.com/office/drawing/2015/9/8/chartex" xmlns:cx2="http://schemas.microsoft.com/office/drawing/2015/10/21/chartex" xmlns:cx3="http://schemas.microsoft.com/office/drawing/2016/5/9/chartex" xmlns:cx4="http://schemas.microsoft.com/office/drawing/2016/5/10/chartex" xmlns:cx5="http://schemas.microsoft.com/office/drawing/2016/5/11/chartex" xmlns:cx6="http://schemas.microsoft.com/office/drawing/2016/5/12/chartex" xmlns:cx7="http://schemas.microsoft.com/office/drawing/2016/5/13/chartex" xmlns:cx8="http://schemas.microsoft.com/office/drawing/2016/5/14/chartex" xmlns:mc="http://schemas.openxmlformats.org/markup-compatibility/2006" xmlns:aink="http://schemas.microsoft.com/office/drawing/2016/ink" xmlns:am3d="http://schemas.microsoft.com/office/drawing/2017/model3d" xmlns:o="urn:schemas-microsoft-com:office:office" xmlns:r="http://schemas.openxmlformats.org/officeDocument/2006/relationships" xmlns:m="http://schemas.openxmlformats.org/officeDocument/2006/math" xmlns:v="urn:schemas-microsoft-com:vml" xmlns:wp14="http://schemas.microsoft.com/office/word/2010/wordprocessingDrawing" xmlns:wp="http://schemas.openxmlformats.org/drawingml/2006/wordprocessingDrawing" xmlns:w10="urn:schemas-microsoft-com:office:word" xmlns:w="http://schemas.openxmlformats.org/wordprocessingml/2006/main" xmlns:w14="http://schemas.microsoft.com/office/word/2010/wordml" xmlns:w15="http://schemas.microsoft.com/office/word/2012/wordml" xmlns:w16cex="http://schemas.microsoft.com/office/word/2018/wordml/cex" xmlns:w16cid="http://schemas.microsoft.com/office/word/2016/wordml/cid" xmlns:w16="http://schemas.microsoft.com/office/word/2018/wordml" xmlns:w16sdtdh="http://schemas.microsoft.com/office/word/2020/wordml/sdtdatahash" xmlns:w16se="http://schemas.microsoft.com/office/word/2015/wordml/symex" xmlns:wpg="http://schemas.microsoft.com/office/word/2010/wordprocessingGroup" xmlns:wpi="http://schemas.microsoft.com/office/word/2010/wordprocessingInk" xmlns:wne="http://schemas.microsoft.com/office/word/2006/wordml" xmlns:wps="http://schemas.microsoft.com/office/word/2010/wordprocessingShape" mc:Ignorable="w14 w15 w16se w16cid w16 w16cex w16sdtdh wp14">
   <w:body>
+    <w:bookmarkStart w:id="0" w:name="_Toc364588076"/>
+    <w:bookmarkStart w:id="1" w:name="_Toc32473"/>
     <w:p>
       <w:pPr>
         <w:pStyle w:val="1"/>
@@ -11,8 +13,6 @@
           <w:lang w:eastAsia="zh-CN"/>
         </w:rPr>
       </w:pPr>
-      <w:bookmarkStart w:id="0" w:name="_Toc364588076"/>
-      <w:bookmarkStart w:id="1" w:name="_Toc32473"/>
       <w:r>
         <w:rPr>
           <w:noProof/>
@@ -324,7 +324,23 @@
                                 <w:rFonts w:ascii="宋体" w:eastAsia="宋体" w:hAnsi="宋体" w:hint="eastAsia"/>
                                 <w:lang w:eastAsia="zh-CN"/>
                               </w:rPr>
-                              <w:t xml:space="preserve">组员：张道航 </w:t>
+                              <w:t>组员：</w:t>
+                            </w:r>
+                            <w:proofErr w:type="gramStart"/>
+                            <w:r>
+                              <w:rPr>
+                                <w:rFonts w:ascii="宋体" w:eastAsia="宋体" w:hAnsi="宋体" w:hint="eastAsia"/>
+                                <w:lang w:eastAsia="zh-CN"/>
+                              </w:rPr>
+                              <w:t>张道航</w:t>
+                            </w:r>
+                            <w:proofErr w:type="gramEnd"/>
+                            <w:r>
+                              <w:rPr>
+                                <w:rFonts w:ascii="宋体" w:eastAsia="宋体" w:hAnsi="宋体" w:hint="eastAsia"/>
+                                <w:lang w:eastAsia="zh-CN"/>
+                              </w:rPr>
+                              <w:t xml:space="preserve"> </w:t>
                             </w:r>
                             <w:r>
                               <w:rPr>
@@ -1077,7 +1093,15 @@
         <w:t xml:space="preserve"> Java </w:t>
       </w:r>
       <w:r>
-        <w:t>的校园综合管理应用。项目以真实校园业务中分散的信息与服务为背景，将用户管理、学生学籍、选课、图书借阅和校园商城五个必做模块整合到统一客户端中，并由统一服务端和</w:t>
+        <w:t>的校园综合管理应用。项目以真实校园业务中分散的信息与服务为背景，将用户管理、学生学籍、选课、图书借阅和校园商城五</w:t>
+      </w:r>
+      <w:proofErr w:type="gramStart"/>
+      <w:r>
+        <w:t>个</w:t>
+      </w:r>
+      <w:proofErr w:type="gramEnd"/>
+      <w:r>
+        <w:t>必做模块整合到统一客户端中，并由统一服务端和</w:t>
       </w:r>
       <w:r>
         <w:t xml:space="preserve"> Microsoft Access </w:t>
@@ -1103,7 +1127,23 @@
         <w:t xml:space="preserve">Socket </w:t>
       </w:r>
       <w:r>
-        <w:t>通信、数据库管理、团队协作和规范化文档。我们据此将工作划分为用户、选课、学籍、图书和商城五个纵向业务模块：梁灏才负责用户模块并承担组长工作，刘宇帆负责选课模块，郭昀坤负责学籍模块，张道航负责图书模块，方嘉庆负责商城模块。纵向分工使每名成员能够对一个业务领域形成完整认识，同时也要求小组共同解决账号、权限、通信协议、数据库和统一界面等横向问题。</w:t>
+        <w:t>通信、数据库管理、团队协作和规范化文档。我们据此将工作划分为用户、选课、学籍、图书和商城五</w:t>
+      </w:r>
+      <w:proofErr w:type="gramStart"/>
+      <w:r>
+        <w:t>个</w:t>
+      </w:r>
+      <w:proofErr w:type="gramEnd"/>
+      <w:r>
+        <w:t>纵向业务模块：梁灏才负责用户模块并承担组长工作，刘宇帆负责选课模块，郭昀坤负责学籍模块，</w:t>
+      </w:r>
+      <w:proofErr w:type="gramStart"/>
+      <w:r>
+        <w:t>张道航负责</w:t>
+      </w:r>
+      <w:proofErr w:type="gramEnd"/>
+      <w:r>
+        <w:t>图书模块，方嘉庆负责商城模块。纵向分工使每名成员能够对一个业务领域形成完整认识，同时也要求小组共同解决账号、权限、通信协议、数据库和统一界面等横向问题。</w:t>
       </w:r>
     </w:p>
     <w:p>
@@ -1135,7 +1175,15 @@
         <w:t>”</w:t>
       </w:r>
       <w:r>
-        <w:t>。因此，本报告重点总结需求如何演变、架构与协作方式如何支撑整合、关键技术问题如何被处理，以及当前版本仍有哪些需要继续治理的不足。报告不重复罗列系统菜单，也不逐段解释源代码，而是从小组项目实施过程出发，对设计取舍、质量保障和团队经验进行复盘。</w:t>
+        <w:t>。因此，本报告重点总结需求如何演变、架构与协作方式如何支撑整合、关键技术问题如何被处理，以及当前版本仍有哪些需要继续治理的不足。报告不重复罗列系统菜单，也</w:t>
+      </w:r>
+      <w:proofErr w:type="gramStart"/>
+      <w:r>
+        <w:t>不逐段解释</w:t>
+      </w:r>
+      <w:proofErr w:type="gramEnd"/>
+      <w:r>
+        <w:t>源代码，而是从小组项目实施过程出发，对设计取舍、质量保障和团队经验进行复盘。</w:t>
       </w:r>
     </w:p>
     <w:p>
@@ -1151,9 +1199,11 @@
       <w:pPr>
         <w:pStyle w:val="aa"/>
       </w:pPr>
+      <w:proofErr w:type="gramStart"/>
       <w:r>
         <w:t>一</w:t>
       </w:r>
+      <w:proofErr w:type="gramEnd"/>
       <w:r>
         <w:t xml:space="preserve"> </w:t>
       </w:r>
@@ -1190,7 +1240,15 @@
         <w:t xml:space="preserve"> Socket </w:t>
       </w:r>
       <w:r>
-        <w:t>完成网络通信。除功能要求外，课程还要求使用包组织代码、提供必要文档注释、控制单个</w:t>
+        <w:t>完成网络通信。</w:t>
+      </w:r>
+      <w:proofErr w:type="gramStart"/>
+      <w:r>
+        <w:t>除功能</w:t>
+      </w:r>
+      <w:proofErr w:type="gramEnd"/>
+      <w:r>
+        <w:t>要求外，课程还要求使用包组织代码、提供必要文档注释、控制单个</w:t>
       </w:r>
       <w:r>
         <w:t xml:space="preserve"> Java </w:t>
@@ -1204,7 +1262,31 @@
         <w:pStyle w:val="ab"/>
       </w:pPr>
       <w:r>
-        <w:t>这些约束决定了项目不能以单机脚本或单模块演示为目标。客户端需要为学生、教师、管理员等不同角色提供入口；服务端需要同时处理多个连接并统一执行业务规则；公共模块需要承载客户端和服务端共同使用的消息、命令和数据对象；数据库既要保存业务数据，也要能够随发行包一起交付和重建。项目需求从一开始就同时包含功能正确性、工程组织、协同开发和可交付性四个方面。</w:t>
+        <w:t>这些约束决定了项目不能以单机脚本或单模块演示为目标。客户端需要为学生、教师、管理员等不同角色提供入口；服务</w:t>
+      </w:r>
+      <w:proofErr w:type="gramStart"/>
+      <w:r>
+        <w:t>端需要</w:t>
+      </w:r>
+      <w:proofErr w:type="gramEnd"/>
+      <w:r>
+        <w:t>同时处理多个连接并统一执行业务规则；公共模块需要承载客户端和服务</w:t>
+      </w:r>
+      <w:proofErr w:type="gramStart"/>
+      <w:r>
+        <w:t>端共同</w:t>
+      </w:r>
+      <w:proofErr w:type="gramEnd"/>
+      <w:r>
+        <w:t>使用的消息、命令和数据对象；数据库既要保存业务数据，也要能够随发行包一起交付和重建。项目需求从一开始就同时包含功能正确性、工程组织、协同开发和</w:t>
+      </w:r>
+      <w:proofErr w:type="gramStart"/>
+      <w:r>
+        <w:t>可</w:t>
+      </w:r>
+      <w:proofErr w:type="gramEnd"/>
+      <w:r>
+        <w:t>交付性四个方面。</w:t>
       </w:r>
     </w:p>
     <w:p>
@@ -1226,7 +1308,15 @@
         <w:pStyle w:val="ab"/>
       </w:pPr>
       <w:r>
-        <w:t>用户模块由登录、登出、注册和授权等基本功能，逐步扩展到首次登录强制改密、密码可见性控制、连续失败锁定、会话替换、学生与教师密码重置、账号停用以及安全审计。权限也不再是简单的</w:t>
+        <w:t>用户模块由登录、登出、注册和授权等基本功能，逐步扩展</w:t>
+      </w:r>
+      <w:proofErr w:type="gramStart"/>
+      <w:r>
+        <w:t>到首次</w:t>
+      </w:r>
+      <w:proofErr w:type="gramEnd"/>
+      <w:r>
+        <w:t>登录强制改密、密码可见性控制、连续失败锁定、会话替换、学生与教师密码重置、账号停用以及安全审计。权限也不再是简单的</w:t>
       </w:r>
       <w:r>
         <w:t>“</w:t>
@@ -1254,7 +1344,15 @@
         <w:pStyle w:val="ab"/>
       </w:pPr>
       <w:r>
-        <w:t>选课模块从课程查询、选课、退课和成绩查询，逐步形成包含学期与选课阶段、课程目录、教学班、培养方案、先修关系、课表冲突、课程容量、正常选课配额、重修配额和管理员调课的完整链路。学生可选课程不能只根据课程是否开放判断，还要结合专业、入学年级、培养方案所在学年学期、历史成绩和当前选课阶段综合计算。</w:t>
+        <w:t>选课模块从课程查询、选课、</w:t>
+      </w:r>
+      <w:proofErr w:type="gramStart"/>
+      <w:r>
+        <w:t>退课和</w:t>
+      </w:r>
+      <w:proofErr w:type="gramEnd"/>
+      <w:r>
+        <w:t>成绩查询，逐步形成包含学期与选课阶段、课程目录、教学班、培养方案、先修关系、课表冲突、课程容量、正常选课配额、重修配额和管理员调课的完整链路。学生可选课程不能只根据课程是否开放判断，还要结合专业、入学年级、培养方案所在学年学期、历史成绩和当前选课阶段综合计算。</w:t>
       </w:r>
     </w:p>
     <w:p>
@@ -1325,13 +1423,37 @@
         <w:pStyle w:val="ab"/>
       </w:pPr>
       <w:r>
-        <w:t>最终交付还要求其他成员或教师能够在新环境中稳定复现。为此，项目增加了统一配置、启动脚本、测试账号说明、数据库重置流程和可运行</w:t>
+        <w:t>最终交付还要求其他成员或教师能够在新环境中稳定复现。为此，项目增加了统一配置、启动脚本、测试账号说明、数据库重置流程和</w:t>
+      </w:r>
+      <w:proofErr w:type="gramStart"/>
+      <w:r>
+        <w:t>可</w:t>
+      </w:r>
+      <w:proofErr w:type="gramEnd"/>
+      <w:r>
+        <w:t>运行</w:t>
       </w:r>
       <w:r>
         <w:t xml:space="preserve"> JAR </w:t>
       </w:r>
       <w:r>
-        <w:t>的要求。发行数据库需要同时覆盖管理员、教师、普通学生、首次改密学生、店主和买家等演示角色；启动失败时应提供可定位的信息；客户端和服务端必须使用一致的端口、协议版本和数据文件。需求因此从开发功能进一步延伸到部署、演示和验收保障。</w:t>
+        <w:t>的要求。发行数据库需要同时覆盖管理员、教师、普通学生、</w:t>
+      </w:r>
+      <w:proofErr w:type="gramStart"/>
+      <w:r>
+        <w:t>首次改密学生</w:t>
+      </w:r>
+      <w:proofErr w:type="gramEnd"/>
+      <w:r>
+        <w:t>、店主和买家等演示角色；启动失败时应提供可定位的信息；客户端和服务</w:t>
+      </w:r>
+      <w:proofErr w:type="gramStart"/>
+      <w:r>
+        <w:t>端必须</w:t>
+      </w:r>
+      <w:proofErr w:type="gramEnd"/>
+      <w:r>
+        <w:t>使用一致的端口、协议版本和数据文件。需求因此从开发功能进一步延伸到部署、演示和验收保障。</w:t>
       </w:r>
     </w:p>
     <w:p>
@@ -1347,9 +1469,11 @@
       <w:pPr>
         <w:pStyle w:val="aa"/>
       </w:pPr>
+      <w:proofErr w:type="gramStart"/>
       <w:r>
         <w:t>一</w:t>
       </w:r>
+      <w:proofErr w:type="gramEnd"/>
       <w:r>
         <w:t xml:space="preserve"> </w:t>
       </w:r>
@@ -1384,8 +1508,13 @@
       <w:r>
         <w:t xml:space="preserve">-common </w:t>
       </w:r>
-      <w:r>
-        <w:t>定义跨端共享的协议、命令、查询条件、结果视图及基础类型；</w:t>
+      <w:proofErr w:type="gramStart"/>
+      <w:r>
+        <w:t>定义跨端共享</w:t>
+      </w:r>
+      <w:proofErr w:type="gramEnd"/>
+      <w:r>
+        <w:t>的协议、命令、查询条件、结果视图及基础类型；</w:t>
       </w:r>
       <w:proofErr w:type="spellStart"/>
       <w:r>
@@ -1461,7 +1590,15 @@
         <w:t xml:space="preserve"> Socket </w:t>
       </w:r>
       <w:r>
-        <w:t>发送到服务端。服务端根据请求类型分派到对应处理器，在业务服务中完成权限校验和规则判断，再通过仓储访问数据库，最后返回不暴露</w:t>
+        <w:t>发送到服务端。服务</w:t>
+      </w:r>
+      <w:proofErr w:type="gramStart"/>
+      <w:r>
+        <w:t>端根据</w:t>
+      </w:r>
+      <w:proofErr w:type="gramEnd"/>
+      <w:r>
+        <w:t>请求类型分派到对应处理器，在业务服务中完成权限校验和规则判断，再通过仓储访问数据库，最后返回不暴露</w:t>
       </w:r>
       <w:r>
         <w:t xml:space="preserve"> SQL</w:t>
@@ -1495,7 +1632,15 @@
         <w:t xml:space="preserve"> common </w:t>
       </w:r>
       <w:r>
-        <w:t>模块，把登录会话和权限决策集中到服务端，并通过窄接口完成跨模块访问。例如，选课模块需要培养方案数据时，不再维护第二套课程体系，而是通过仓储端口读取学籍模块使用的规范培养方案表。</w:t>
+        <w:t>模块，把登录会话和权限决策集中到服务端，并通过</w:t>
+      </w:r>
+      <w:proofErr w:type="gramStart"/>
+      <w:r>
+        <w:t>窄</w:t>
+      </w:r>
+      <w:proofErr w:type="gramEnd"/>
+      <w:r>
+        <w:t>接口完成跨模块访问。例如，选课模块需要培养方案数据时，不再维护第二套课程体系，而是通过仓储端口读取学籍模块使用的规范培养方案表。</w:t>
       </w:r>
     </w:p>
     <w:p>
@@ -1554,8 +1699,13 @@
       <w:r>
         <w:t xml:space="preserve"> 1172 </w:t>
       </w:r>
-      <w:r>
-        <w:t>个用户、</w:t>
+      <w:proofErr w:type="gramStart"/>
+      <w:r>
+        <w:t>个</w:t>
+      </w:r>
+      <w:proofErr w:type="gramEnd"/>
+      <w:r>
+        <w:t>用户、</w:t>
       </w:r>
       <w:r>
         <w:t xml:space="preserve">1105 </w:t>
@@ -1566,26 +1716,46 @@
       <w:r>
         <w:t xml:space="preserve">9 </w:t>
       </w:r>
-      <w:r>
-        <w:t>个院系、</w:t>
+      <w:proofErr w:type="gramStart"/>
+      <w:r>
+        <w:t>个</w:t>
+      </w:r>
+      <w:proofErr w:type="gramEnd"/>
+      <w:r>
+        <w:t>院系、</w:t>
       </w:r>
       <w:r>
         <w:t xml:space="preserve">15 </w:t>
       </w:r>
-      <w:r>
-        <w:t>个专业、</w:t>
+      <w:proofErr w:type="gramStart"/>
+      <w:r>
+        <w:t>个</w:t>
+      </w:r>
+      <w:proofErr w:type="gramEnd"/>
+      <w:r>
+        <w:t>专业、</w:t>
       </w:r>
       <w:r>
         <w:t xml:space="preserve">51 </w:t>
       </w:r>
-      <w:r>
-        <w:t>个班级、</w:t>
+      <w:proofErr w:type="gramStart"/>
+      <w:r>
+        <w:t>个</w:t>
+      </w:r>
+      <w:proofErr w:type="gramEnd"/>
+      <w:r>
+        <w:t>班级、</w:t>
       </w:r>
       <w:r>
         <w:t xml:space="preserve">5 </w:t>
       </w:r>
-      <w:r>
-        <w:t>个学期、</w:t>
+      <w:proofErr w:type="gramStart"/>
+      <w:r>
+        <w:t>个</w:t>
+      </w:r>
+      <w:proofErr w:type="gramEnd"/>
+      <w:r>
+        <w:t>学期、</w:t>
       </w:r>
       <w:r>
         <w:t xml:space="preserve">122 </w:t>
@@ -1596,20 +1766,35 @@
       <w:r>
         <w:t xml:space="preserve">292 </w:t>
       </w:r>
-      <w:r>
-        <w:t>个教学班、</w:t>
+      <w:proofErr w:type="gramStart"/>
+      <w:r>
+        <w:t>个</w:t>
+      </w:r>
+      <w:proofErr w:type="gramEnd"/>
+      <w:r>
+        <w:t>教学班、</w:t>
       </w:r>
       <w:r>
         <w:t xml:space="preserve">41 </w:t>
       </w:r>
-      <w:r>
-        <w:t>套培养方案、</w:t>
+      <w:proofErr w:type="gramStart"/>
+      <w:r>
+        <w:t>套培养</w:t>
+      </w:r>
+      <w:proofErr w:type="gramEnd"/>
+      <w:r>
+        <w:t>方案、</w:t>
       </w:r>
       <w:r>
         <w:t xml:space="preserve">4804 </w:t>
       </w:r>
-      <w:r>
-        <w:t>条方案课程、</w:t>
+      <w:proofErr w:type="gramStart"/>
+      <w:r>
+        <w:t>条方案</w:t>
+      </w:r>
+      <w:proofErr w:type="gramEnd"/>
+      <w:r>
+        <w:t>课程、</w:t>
       </w:r>
       <w:r>
         <w:t xml:space="preserve">320 </w:t>
@@ -1632,8 +1817,21 @@
       <w:r>
         <w:t xml:space="preserve"> 10 </w:t>
       </w:r>
-      <w:r>
-        <w:t>个专业和四个年级，并同时关联课程、图书和商城场景。这些数据不仅用于展示规模，更用于发现关联缺失、容量不一致、库存或金额错误等问题。</w:t>
+      <w:proofErr w:type="gramStart"/>
+      <w:r>
+        <w:t>个</w:t>
+      </w:r>
+      <w:proofErr w:type="gramEnd"/>
+      <w:r>
+        <w:t>专业和四个年级，并同时关联课程、图书和商城场景。这些数据不仅用于展示规模，</w:t>
+      </w:r>
+      <w:proofErr w:type="gramStart"/>
+      <w:r>
+        <w:t>更用于</w:t>
+      </w:r>
+      <w:proofErr w:type="gramEnd"/>
+      <w:r>
+        <w:t>发现关联缺失、容量不一致、库存或金额错误等问题。</w:t>
       </w:r>
     </w:p>
     <w:p>
@@ -1695,11 +1893,16 @@
       <w:r>
         <w:t>冒烟测试覆盖客户端</w:t>
       </w:r>
+      <w:proofErr w:type="gramStart"/>
       <w:r>
         <w:t>—</w:t>
       </w:r>
       <w:r>
-        <w:t>服务端请求链路，</w:t>
+        <w:t>服务端</w:t>
+      </w:r>
+      <w:proofErr w:type="gramEnd"/>
+      <w:r>
+        <w:t>请求链路，</w:t>
       </w:r>
       <w:r>
         <w:t xml:space="preserve">Swing </w:t>
@@ -1721,9 +1924,11 @@
       <w:pPr>
         <w:pStyle w:val="aa"/>
       </w:pPr>
+      <w:proofErr w:type="gramStart"/>
       <w:r>
         <w:t>一</w:t>
       </w:r>
+      <w:proofErr w:type="gramEnd"/>
       <w:r>
         <w:t xml:space="preserve"> Socket </w:t>
       </w:r>
@@ -1739,13 +1944,29 @@
         <w:t xml:space="preserve">Socket </w:t>
       </w:r>
       <w:r>
-        <w:t>是客户端和服务端之间的主通信通道。所有跨端对象必须可序列化，且两端依赖同一版本的</w:t>
+        <w:t>是客户端和服务端之间的主通信通道。所有</w:t>
+      </w:r>
+      <w:proofErr w:type="gramStart"/>
+      <w:r>
+        <w:t>跨端对象</w:t>
+      </w:r>
+      <w:proofErr w:type="gramEnd"/>
+      <w:r>
+        <w:t>必须可序列化，且两端依赖同一版本的</w:t>
       </w:r>
       <w:r>
         <w:t xml:space="preserve"> common </w:t>
       </w:r>
       <w:r>
-        <w:t>模块。系统将请求意图、参数和返回结果定义为明确的数据对象，避免把界面组件或数据库实体直接暴露到网络边界。统一协议使不同模块可以共享连接、错误处理和会话信息，也减少了客户端与服务端因字段不一致产生的运行时错误。</w:t>
+        <w:t>模块。系统将请求意图、参数和返回结果定义为明确的数据对象，避免把界面组件或数据库实体直接暴露到网络边界。统一协议使不同模块可以共享连接、错误处理和会话信息，也减少了客户端与</w:t>
+      </w:r>
+      <w:proofErr w:type="gramStart"/>
+      <w:r>
+        <w:t>服务端因字段</w:t>
+      </w:r>
+      <w:proofErr w:type="gramEnd"/>
+      <w:r>
+        <w:t>不一致产生的运行时错误。</w:t>
       </w:r>
     </w:p>
     <w:p>
@@ -1811,7 +2032,15 @@
         <w:pStyle w:val="ab"/>
       </w:pPr>
       <w:r>
-        <w:t>选课容量、重修配额、商品库存、购物车数量、订单金额、借阅状态等数据会被多个客户端同时修改。若先查询再无条件写入，两个请求可能同时通过检查而造成超额选</w:t>
+        <w:t>选课容量、重修配额、商品库存、购物车数量、订单金额、借阅状态等数据会被多个客户端同时修改。若先</w:t>
+      </w:r>
+      <w:proofErr w:type="gramStart"/>
+      <w:r>
+        <w:t>查询再</w:t>
+      </w:r>
+      <w:proofErr w:type="gramEnd"/>
+      <w:r>
+        <w:t>无条件写入，两个请求可能同时通过检查而造成超额选</w:t>
       </w:r>
       <w:r>
         <w:lastRenderedPageBreak/>
@@ -1889,7 +2118,15 @@
         <w:pStyle w:val="ab"/>
       </w:pPr>
       <w:r>
-        <w:t>在此基础上，服务端还需要检查选课阶段、先修课程、时间冲突、重复选课、教学班容量以及正常与重修配额。退课后容量必须恢复，管理员调课也不能绕过关键约束。通过把规则组合集中在服务层，并以仓储端口读取规范数据，项目避免了客户端各自计算或模块间复制课程数据所导致的不一致。</w:t>
+        <w:t>在此基础上，</w:t>
+      </w:r>
+      <w:proofErr w:type="gramStart"/>
+      <w:r>
+        <w:t>服务端还需要</w:t>
+      </w:r>
+      <w:proofErr w:type="gramEnd"/>
+      <w:r>
+        <w:t>检查选课阶段、先修课程、时间冲突、重复选课、教学班容量以及正常与重修配额。退课后容量必须恢复，管理员调课也不能绕过关键约束。通过把规则组合集中在服务层，并以仓储端口读取规范数据，项目避免了客户端各自计算或模块间复制课程数据所导致的不一致。</w:t>
       </w:r>
     </w:p>
     <w:p>
@@ -1923,8 +2160,13 @@
         <w:t xml:space="preserve">Access </w:t>
       </w:r>
       <w:r>
-        <w:t>数据集完成</w:t>
-      </w:r>
+        <w:t>数据</w:t>
+      </w:r>
+      <w:proofErr w:type="gramStart"/>
+      <w:r>
+        <w:t>集完成</w:t>
+      </w:r>
+      <w:proofErr w:type="gramEnd"/>
       <w:r>
         <w:t xml:space="preserve"> 8110 </w:t>
       </w:r>
@@ -1977,7 +2219,15 @@
         <w:t xml:space="preserve"> 18 </w:t>
       </w:r>
       <w:r>
-        <w:t>项客户端测试按既有条件跳过。</w:t>
+        <w:t>项客户端</w:t>
+      </w:r>
+      <w:proofErr w:type="gramStart"/>
+      <w:r>
+        <w:t>测试按</w:t>
+      </w:r>
+      <w:proofErr w:type="gramEnd"/>
+      <w:r>
+        <w:t>既有条件跳过。</w:t>
       </w:r>
     </w:p>
     <w:p>
@@ -2019,9 +2269,11 @@
       <w:pPr>
         <w:pStyle w:val="aa"/>
       </w:pPr>
+      <w:proofErr w:type="gramStart"/>
       <w:r>
         <w:t>一</w:t>
       </w:r>
+      <w:proofErr w:type="gramEnd"/>
       <w:r>
         <w:t xml:space="preserve"> </w:t>
       </w:r>
@@ -2060,7 +2312,15 @@
         <w:t>”</w:t>
       </w:r>
       <w:r>
-        <w:t>判断完成度。真正影响交付质量的是接口是否统一、权限是否在服务端生效、数据库是否保持一致、并发操作是否安全、测试是否能够复现、其他成员是否能按说明启动。我们在后期将注意力从单模块完成转向统一基线和全链路验证，对软件工程中的边界、依赖和质量保障形成了更具体的认识。</w:t>
+        <w:t>判断完成度。真正影响交付质量的是接口是否统一、权限是否在服务端生效、数据库是否保持一致、并发操作是否安全、测试是否能够复现、其他成员是否能按说明启动。我们在后期将注意力从单模</w:t>
+      </w:r>
+      <w:proofErr w:type="gramStart"/>
+      <w:r>
+        <w:t>块完成</w:t>
+      </w:r>
+      <w:proofErr w:type="gramEnd"/>
+      <w:r>
+        <w:t>转向统一基线和全链路验证，对软件工程中的边界、依赖和质量保障形成了更具体的认识。</w:t>
       </w:r>
     </w:p>
     <w:p>
@@ -2082,7 +2342,15 @@
         <w:pStyle w:val="ab"/>
       </w:pPr>
       <w:r>
-        <w:t>统一界面的视觉一致性仍需改进。人工测试曾指出商城与其他模块的颜色、间距、表格、按钮和交互反馈差异明显，部分页面在状态变化后不能立即切换。店铺注销和跨品类上架等需求也尚未完全确认。后续需要先建立全软件页面和公共组件清单，确认统一视觉方案，再逐模块整改，并同步验证服务端能力与界面状态。</w:t>
+        <w:t>统一界面的视觉一致性仍需改进。人工测试曾指出商城与其他模块的颜色、间距、表格、按钮和交互反馈差异明显，部分页面在状态变化后不能立即切换。店铺注销和跨品类上架等需求也尚未完全确认。后续需要先建立全软件页面和公共组件清单，确认统一视觉方案，再逐模块整改，并同步验证服务</w:t>
+      </w:r>
+      <w:proofErr w:type="gramStart"/>
+      <w:r>
+        <w:t>端能力</w:t>
+      </w:r>
+      <w:proofErr w:type="gramEnd"/>
+      <w:r>
+        <w:t>与界面状态。</w:t>
       </w:r>
     </w:p>
     <w:p>
@@ -2096,7 +2364,23 @@
         <w:t xml:space="preserve">Access </w:t>
       </w:r>
       <w:r>
-        <w:t>是文件数据库，适合课程项目本地运行和随包交付，但不适合多个服务端实例直接共享同一个文件。当前由每位成员在本机运行服务端和数据库更便于调试；若以后部署唯一远程服务端，必须同时明确单写入实例、数据库备份、迁移与回滚、端口与防火墙、日志轮转及密码更换。课程演示账号的统一初始密码不能用于公开环境。</w:t>
+        <w:t>是文件数据库，适合课程</w:t>
+      </w:r>
+      <w:proofErr w:type="gramStart"/>
+      <w:r>
+        <w:t>项目本地</w:t>
+      </w:r>
+      <w:proofErr w:type="gramEnd"/>
+      <w:r>
+        <w:t>运行和随包交付，但不适合多个服务端实例直接共享同一个文件。当前由每位成员在本机运行服务端和数据库更便于调试；若以后部署唯一远程服务端，必须同时</w:t>
+      </w:r>
+      <w:proofErr w:type="gramStart"/>
+      <w:r>
+        <w:t>明确单</w:t>
+      </w:r>
+      <w:proofErr w:type="gramEnd"/>
+      <w:r>
+        <w:t>写入实例、数据库备份、迁移与回滚、端口与防火墙、日志轮转及密码更换。课程演示账号的统一初始密码不能用于公开环境。</w:t>
       </w:r>
     </w:p>
     <w:p>
@@ -2146,11 +2430,16 @@
       <w:r>
         <w:t>沟通还需要围绕跨模块业务链路进行，而不能只按成员边界汇报。例如培养方案</w:t>
       </w:r>
+      <w:proofErr w:type="gramStart"/>
       <w:r>
         <w:t>—</w:t>
       </w:r>
       <w:r>
-        <w:t>学生资格</w:t>
+        <w:t>学生</w:t>
+      </w:r>
+      <w:proofErr w:type="gramEnd"/>
+      <w:r>
+        <w:t>资格</w:t>
       </w:r>
       <w:r>
         <w:t>—</w:t>
@@ -2208,7 +2497,15 @@
         <w:pStyle w:val="ab"/>
       </w:pPr>
       <w:r>
-        <w:t>通过本项目，我们认识到分层设计的核心不是目录数量，而是依赖方向和职责边界。界面负责展示与交互，服务负责可信的业务判断，仓储负责数据访问，协议负责跨进程表达意图。只有边界清晰，模块才能独立测试和替换；如果界面直接拼接</w:t>
+        <w:t>通过本项目，我们认识到分层设计的核心不是目录数量，而是依赖方向和职责边界。界面负责展示与交互，服务负责可信的业务判断，仓储负责数据访问，协议负责跨进</w:t>
+      </w:r>
+      <w:proofErr w:type="gramStart"/>
+      <w:r>
+        <w:t>程表达</w:t>
+      </w:r>
+      <w:proofErr w:type="gramEnd"/>
+      <w:r>
+        <w:t>意图。只有边界清晰，模块才能独立测试和替换；如果界面直接拼接</w:t>
       </w:r>
       <w:r>
         <w:t xml:space="preserve"> SQL</w:t>
@@ -2246,7 +2543,15 @@
         <w:t>”</w:t>
       </w:r>
       <w:r>
-        <w:t>的含义。按钮禁用、表单校验只能改善体验，不能代替服务端授权；写操作开始前读取到的容量或库存，在真正更新时可能已经改变，因此必须在同一事务和锁顺序中重新检查。并发正确性、会话失效和请求去重不是大型互联网系统才需要考虑的问题，在多个本地客户端连接同一服务端时同样会出现。</w:t>
+        <w:t>的含义。按钮禁用、表单校验只能改善体验，不能代替服务端授权；写操作开始前读取到的容量或库存，在真正更新时可能已经改变，因此必须在同一事务和锁顺序中重新检查。并发正确性、会话失效和请求去</w:t>
+      </w:r>
+      <w:proofErr w:type="gramStart"/>
+      <w:r>
+        <w:t>重不是</w:t>
+      </w:r>
+      <w:proofErr w:type="gramEnd"/>
+      <w:r>
+        <w:t>大型互联网系统才需要考虑的问题，在多个本地客户端连接同一服务端时同样会出现。</w:t>
       </w:r>
     </w:p>
     <w:p>
@@ -2254,7 +2559,23 @@
         <w:pStyle w:val="ab"/>
       </w:pPr>
       <w:r>
-        <w:t>最后，测试和交付本身也是设计的一部分。测试数据必须覆盖角色、年级、专业和异常场景，自动化测试必须与真实数据库和网络冒烟互相补充，运行包必须能从干净环境启动。一个功能只有在代码、数据、配置、文档和演示流程保持一致时才算真正完成。后续若继续迭代，我们会优先偿还高风险的大文件和文档缺口，统一界面体验，并在接口冻结后完善部署与回滚机制。</w:t>
+        <w:t>最后，测试和交付本身也是设计的一部分。测试数据必须覆盖角色、年级、专业和异常场景，自动化测试必须与真实数据库和网络冒烟互相补充，运行包必须能从干净环境启动。一个功能只有在代码、数据、配置、文档和演示流程保持一致时才算真正完成。后续若继续迭代，我们会优先</w:t>
+      </w:r>
+      <w:proofErr w:type="gramStart"/>
+      <w:r>
+        <w:t>偿还高</w:t>
+      </w:r>
+      <w:proofErr w:type="gramEnd"/>
+      <w:r>
+        <w:t>风险的大文件和文档缺口，统一界面体验，并在接口冻结后完善部署</w:t>
+      </w:r>
+      <w:proofErr w:type="gramStart"/>
+      <w:r>
+        <w:t>与回滚机制</w:t>
+      </w:r>
+      <w:proofErr w:type="gramEnd"/>
+      <w:r>
+        <w:t>。</w:t>
       </w:r>
     </w:p>
     <w:p>
@@ -2262,6 +2583,9 @@
         <w:pStyle w:val="aa"/>
       </w:pPr>
       <w:r>
+        <w:rPr>
+          <w:noProof/>
+        </w:rPr>
         <w:lastRenderedPageBreak/>
         <mc:AlternateContent>
           <mc:Choice Requires="wps">
@@ -2523,7 +2847,39 @@
                                 <w:rFonts w:ascii="宋体" w:eastAsia="宋体" w:hAnsi="宋体"/>
                                 <w:lang w:eastAsia="zh-CN"/>
                               </w:rPr>
-                              <w:t xml:space="preserve">本人主要负责课程选课模块的设计、开发与后续完善，完成统一选课阶段管理、学生选课/退课/补选/重修等核心流程，并参与培养方案课程筛选、教学班容量管理、时间冲突校验及并发选课控制等功能实现。同时，我承担了部分多模块合并工作，协助统一客户端主界面、服务端消息路由、权限配置、数据库初始化和运行入口，保证课程模块能够接入 </w:t>
+                              <w:t>本人主要负责课程选课模块的设计、开发与后续完善，完成统一选课阶段管理、学生选课/</w:t>
+                            </w:r>
+                            <w:proofErr w:type="gramStart"/>
+                            <w:r>
+                              <w:rPr>
+                                <w:rFonts w:ascii="宋体" w:eastAsia="宋体" w:hAnsi="宋体"/>
+                                <w:lang w:eastAsia="zh-CN"/>
+                              </w:rPr>
+                              <w:t>退课</w:t>
+                            </w:r>
+                            <w:proofErr w:type="gramEnd"/>
+                            <w:r>
+                              <w:rPr>
+                                <w:rFonts w:ascii="宋体" w:eastAsia="宋体" w:hAnsi="宋体"/>
+                                <w:lang w:eastAsia="zh-CN"/>
+                              </w:rPr>
+                              <w:t>/补选/重修等核心流程，并参与培养方案课程筛选、教学班容量管理、时间冲突校验及并发选课控制等功能实现。同时，我承担了部分多模块合并工作，协助统一客户端主界面、服务</w:t>
+                            </w:r>
+                            <w:proofErr w:type="gramStart"/>
+                            <w:r>
+                              <w:rPr>
+                                <w:rFonts w:ascii="宋体" w:eastAsia="宋体" w:hAnsi="宋体"/>
+                                <w:lang w:eastAsia="zh-CN"/>
+                              </w:rPr>
+                              <w:t>端消息</w:t>
+                            </w:r>
+                            <w:proofErr w:type="gramEnd"/>
+                            <w:r>
+                              <w:rPr>
+                                <w:rFonts w:ascii="宋体" w:eastAsia="宋体" w:hAnsi="宋体"/>
+                                <w:lang w:eastAsia="zh-CN"/>
+                              </w:rPr>
+                              <w:t xml:space="preserve">路由、权限配置、数据库初始化和运行入口，保证课程模块能够接入 </w:t>
                             </w:r>
                             <w:proofErr w:type="spellStart"/>
                             <w:r>
@@ -2620,7 +2976,51 @@
                                 <w:szCs w:val="22"/>
                                 <w:lang w:eastAsia="zh-CN"/>
                               </w:rPr>
-                              <w:t>我完成了课程选课模块的主要功能开发。学生端将普通选课、退改补和重修整合到统一选课页面，能够根据当前开放的选课阶段、学生学籍状态、历史修读情况、培养方案和教学班容量，展示可执行的选课操作及不可选原因。管理员端实现了选课阶段的创建、编辑、开放和关闭，并通过状态限制和版本校验避免阶段状态冲突。</w:t>
+                              <w:t>我完成了课程选课模块的主要功能开发。学生端将普通选课、退改补和重修整合到统一选课页面，能够根据当前开放的选课阶段、学生学籍状态、历史修读情况、培养方案和教学班容量，展示可执行的选课操作及</w:t>
+                            </w:r>
+                            <w:proofErr w:type="gramStart"/>
+                            <w:r>
+                              <w:rPr>
+                                <w:rFonts w:ascii="宋体" w:eastAsia="宋体" w:hAnsi="宋体" w:hint="eastAsia"/>
+                                <w:bCs/>
+                                <w:color w:val="000000"/>
+                                <w:szCs w:val="22"/>
+                                <w:lang w:eastAsia="zh-CN"/>
+                              </w:rPr>
+                              <w:t>不</w:t>
+                            </w:r>
+                            <w:proofErr w:type="gramEnd"/>
+                            <w:r>
+                              <w:rPr>
+                                <w:rFonts w:ascii="宋体" w:eastAsia="宋体" w:hAnsi="宋体" w:hint="eastAsia"/>
+                                <w:bCs/>
+                                <w:color w:val="000000"/>
+                                <w:szCs w:val="22"/>
+                                <w:lang w:eastAsia="zh-CN"/>
+                              </w:rPr>
+                              <w:t>可选原因。管理员</w:t>
+                            </w:r>
+                            <w:proofErr w:type="gramStart"/>
+                            <w:r>
+                              <w:rPr>
+                                <w:rFonts w:ascii="宋体" w:eastAsia="宋体" w:hAnsi="宋体" w:hint="eastAsia"/>
+                                <w:bCs/>
+                                <w:color w:val="000000"/>
+                                <w:szCs w:val="22"/>
+                                <w:lang w:eastAsia="zh-CN"/>
+                              </w:rPr>
+                              <w:t>端实现</w:t>
+                            </w:r>
+                            <w:proofErr w:type="gramEnd"/>
+                            <w:r>
+                              <w:rPr>
+                                <w:rFonts w:ascii="宋体" w:eastAsia="宋体" w:hAnsi="宋体" w:hint="eastAsia"/>
+                                <w:bCs/>
+                                <w:color w:val="000000"/>
+                                <w:szCs w:val="22"/>
+                                <w:lang w:eastAsia="zh-CN"/>
+                              </w:rPr>
+                              <w:t>了选课阶段的创建、编辑、开放和关闭，并通过状态限制和版本校验避免阶段状态冲突。</w:t>
                             </w:r>
                           </w:p>
                           <w:p>
@@ -2642,7 +3042,51 @@
                                 <w:szCs w:val="22"/>
                                 <w:lang w:eastAsia="zh-CN"/>
                               </w:rPr>
-                              <w:t>在业务规则方面，实现了按学生培养方案和学期筛选课程、隐藏已通过或尚未到学习阶段的课程、区分普通选课与重修选课容量、检查时间冲突和重复选课等逻辑；关键写操作会在服务端再次校验，并通过事务和锁保证并发情况下容量数据正确。客户端也完成了课程展开、教学班选择、选课状态提示、取消选课与页面刷新等交互。</w:t>
+                              <w:t>在业务规则方面，实现了按学生培养方案和学期筛选课程、隐藏已通过或尚未到学习阶段的课程、区分普通选课与重修选课容量、检查时间冲突和重复选课等逻辑；关键写操作会在服务</w:t>
+                            </w:r>
+                            <w:proofErr w:type="gramStart"/>
+                            <w:r>
+                              <w:rPr>
+                                <w:rFonts w:ascii="宋体" w:eastAsia="宋体" w:hAnsi="宋体" w:hint="eastAsia"/>
+                                <w:bCs/>
+                                <w:color w:val="000000"/>
+                                <w:szCs w:val="22"/>
+                                <w:lang w:eastAsia="zh-CN"/>
+                              </w:rPr>
+                              <w:t>端再次</w:t>
+                            </w:r>
+                            <w:proofErr w:type="gramEnd"/>
+                            <w:r>
+                              <w:rPr>
+                                <w:rFonts w:ascii="宋体" w:eastAsia="宋体" w:hAnsi="宋体" w:hint="eastAsia"/>
+                                <w:bCs/>
+                                <w:color w:val="000000"/>
+                                <w:szCs w:val="22"/>
+                                <w:lang w:eastAsia="zh-CN"/>
+                              </w:rPr>
+                              <w:t>校验，并通过事务和</w:t>
+                            </w:r>
+                            <w:proofErr w:type="gramStart"/>
+                            <w:r>
+                              <w:rPr>
+                                <w:rFonts w:ascii="宋体" w:eastAsia="宋体" w:hAnsi="宋体" w:hint="eastAsia"/>
+                                <w:bCs/>
+                                <w:color w:val="000000"/>
+                                <w:szCs w:val="22"/>
+                                <w:lang w:eastAsia="zh-CN"/>
+                              </w:rPr>
+                              <w:t>锁保证</w:t>
+                            </w:r>
+                            <w:proofErr w:type="gramEnd"/>
+                            <w:r>
+                              <w:rPr>
+                                <w:rFonts w:ascii="宋体" w:eastAsia="宋体" w:hAnsi="宋体" w:hint="eastAsia"/>
+                                <w:bCs/>
+                                <w:color w:val="000000"/>
+                                <w:szCs w:val="22"/>
+                                <w:lang w:eastAsia="zh-CN"/>
+                              </w:rPr>
+                              <w:t>并发情况下容量数据正确。客户端也完成了课程展开、教学班选择、选课状态提示、取消选课与页面刷新等交互。</w:t>
                             </w:r>
                           </w:p>
                           <w:p>
@@ -2696,7 +3140,29 @@
                                 <w:szCs w:val="22"/>
                                 <w:lang w:eastAsia="zh-CN"/>
                               </w:rPr>
-                              <w:t>部分完成了组网连接与联调说明整理，降低了不同设备之间进行服务端联调和演示时的网络配置成本。</w:t>
+                              <w:t>部分完成了组网连接与联调说明整理，降低了不同设备之间进行</w:t>
+                            </w:r>
+                            <w:proofErr w:type="gramStart"/>
+                            <w:r>
+                              <w:rPr>
+                                <w:rFonts w:ascii="宋体" w:eastAsia="宋体" w:hAnsi="宋体" w:hint="eastAsia"/>
+                                <w:bCs/>
+                                <w:color w:val="000000"/>
+                                <w:szCs w:val="22"/>
+                                <w:lang w:eastAsia="zh-CN"/>
+                              </w:rPr>
+                              <w:t>服务端联调和</w:t>
+                            </w:r>
+                            <w:proofErr w:type="gramEnd"/>
+                            <w:r>
+                              <w:rPr>
+                                <w:rFonts w:ascii="宋体" w:eastAsia="宋体" w:hAnsi="宋体" w:hint="eastAsia"/>
+                                <w:bCs/>
+                                <w:color w:val="000000"/>
+                                <w:szCs w:val="22"/>
+                                <w:lang w:eastAsia="zh-CN"/>
+                              </w:rPr>
+                              <w:t>演示时的网络配置成本。</w:t>
                             </w:r>
                           </w:p>
                           <w:p>
@@ -2764,7 +3230,29 @@
                                 <w:szCs w:val="22"/>
                                 <w:lang w:eastAsia="zh-CN"/>
                               </w:rPr>
-                              <w:t>本次项目让我更深入地理解了完整业务模块从需求分析、数据模型设计、服务端规则实现、客户端交互，到跨模块集成和部署联调的全过程。选课功能看似是简单的“选”和“退”，但实际涉及培养方案、学期阶段、容量、重修资格、时间冲突及并发控制等多个约束，因此需要将规则放在服务端统一校验，不能只依赖客户端页面限制。</w:t>
+                              <w:t>本次项目让我更深入地理解了完整业务模块从需求分析、数据模型设计、服务端规则实现、客户端交互，到跨模块集成和部署联调的全过程。选课功能看似是简单的“选”和“退”，但实际涉及培养方案、学期阶段、容量、重修资格、时间冲突及并发控制等多个约束，因此需要将规则放在服务</w:t>
+                            </w:r>
+                            <w:proofErr w:type="gramStart"/>
+                            <w:r>
+                              <w:rPr>
+                                <w:rFonts w:ascii="宋体" w:eastAsia="宋体" w:hAnsi="宋体" w:hint="eastAsia"/>
+                                <w:bCs/>
+                                <w:color w:val="000000"/>
+                                <w:szCs w:val="22"/>
+                                <w:lang w:eastAsia="zh-CN"/>
+                              </w:rPr>
+                              <w:t>端统一</w:t>
+                            </w:r>
+                            <w:proofErr w:type="gramEnd"/>
+                            <w:r>
+                              <w:rPr>
+                                <w:rFonts w:ascii="宋体" w:eastAsia="宋体" w:hAnsi="宋体" w:hint="eastAsia"/>
+                                <w:bCs/>
+                                <w:color w:val="000000"/>
+                                <w:szCs w:val="22"/>
+                                <w:lang w:eastAsia="zh-CN"/>
+                              </w:rPr>
+                              <w:t>校验，不能只依赖客户端页面限制。</w:t>
                             </w:r>
                           </w:p>
                           <w:p>
@@ -3607,7 +4095,7 @@
       <w:pPr>
         <w:spacing w:before="0" w:after="0"/>
         <w:rPr>
-          <w:rFonts w:ascii="Arial" w:eastAsia="黑体" w:hAnsi="Arial" w:cstheme="minorBidi" w:hint="eastAsia"/>
+          <w:rFonts w:ascii="Arial" w:eastAsia="黑体" w:hAnsi="Arial" w:cstheme="minorBidi"/>
           <w:b/>
           <w:color w:val="000000"/>
           <w:kern w:val="2"/>
@@ -3924,6 +4412,7 @@
                                 <w:rFonts w:ascii="宋体" w:eastAsia="宋体" w:hAnsi="宋体" w:hint="eastAsia"/>
                                 <w:color w:val="000000"/>
                                 <w:szCs w:val="22"/>
+                                <w:lang w:eastAsia="zh-CN"/>
                               </w:rPr>
                               <w:t>学籍管理模块</w:t>
                             </w:r>
@@ -3935,7 +4424,29 @@
                                 <w:szCs w:val="22"/>
                                 <w:lang w:eastAsia="zh-CN"/>
                               </w:rPr>
-                              <w:t xml:space="preserve">的设计、开发与后续完善，完成院系班级组织架构管理、学籍建立与档案维护、培养方案配置、成绩录入与成绩单查询、以及转专业审批全生命周期流转等核心功能。同时，我承担了全系统的权限体系规范与客户端体验优化工作，梳理并实现了超级管理员、学籍管理员、学院管理员、教师与学生的多级权限隔离与路由导航，推进无模态嵌入式卡片 UI 统一重构，并实现了基于学号直登的账号映射化简。在系统集成与底层支持方面，我参与了全局通信协议制定，负责 </w:t>
+                              <w:t>的设计、开发与后续完善，完成院系班级组织架构管理、学籍建立与档案维护、培养方案配置、成绩录入与成绩单查询、以及转专业</w:t>
+                            </w:r>
+                            <w:proofErr w:type="gramStart"/>
+                            <w:r>
+                              <w:rPr>
+                                <w:rFonts w:ascii="宋体" w:eastAsia="宋体" w:hAnsi="宋体" w:hint="eastAsia"/>
+                                <w:bCs/>
+                                <w:color w:val="000000"/>
+                                <w:szCs w:val="22"/>
+                                <w:lang w:eastAsia="zh-CN"/>
+                              </w:rPr>
+                              <w:t>审批全</w:t>
+                            </w:r>
+                            <w:proofErr w:type="gramEnd"/>
+                            <w:r>
+                              <w:rPr>
+                                <w:rFonts w:ascii="宋体" w:eastAsia="宋体" w:hAnsi="宋体" w:hint="eastAsia"/>
+                                <w:bCs/>
+                                <w:color w:val="000000"/>
+                                <w:szCs w:val="22"/>
+                                <w:lang w:eastAsia="zh-CN"/>
+                              </w:rPr>
+                              <w:t xml:space="preserve">生命周期流转等核心功能。同时，我承担了全系统的权限体系规范与客户端体验优化工作，梳理并实现了超级管理员、学籍管理员、学院管理员、教师与学生的多级权限隔离与路由导航，推进无模态嵌入式卡片 UI 统一重构，并实现了基于学号直登的账号映射化简。在系统集成与底层支持方面，我参与了全局通信协议制定，负责 </w:t>
                             </w:r>
                             <w:proofErr w:type="spellStart"/>
                             <w:r>
@@ -3963,7 +4474,7 @@
                           <w:p>
                             <w:pPr>
                               <w:rPr>
-                                <w:rFonts w:eastAsia="宋体" w:hint="eastAsia"/>
+                                <w:rFonts w:eastAsia="宋体"/>
                                 <w:bCs/>
                                 <w:color w:val="000000"/>
                                 <w:sz w:val="24"/>
@@ -4025,7 +4536,73 @@
                                 <w:szCs w:val="22"/>
                                 <w:lang w:eastAsia="zh-CN"/>
                               </w:rPr>
-                              <w:t>我完成了学籍管理模块与相关子系统的核心功能研发。学生端实现了个人学籍档案在线查询、基本信息修改申请（支持草稿与撤回）、标准学籍证明 PDF 导出、个人培养方案修读进度比对、个人成绩单查询以及转专业志愿填报；管理端实现了学院/专业/班级层级维护、班级批量自动划分、学生档案手动建档与批量导入、培养方案课程导入、学生成绩录入与批量导入，以及转专业批次全流程管理。</w:t>
+                              <w:t>我完成了学籍管理模块与相关子系统的核心功能研发。学生</w:t>
+                            </w:r>
+                            <w:proofErr w:type="gramStart"/>
+                            <w:r>
+                              <w:rPr>
+                                <w:rFonts w:ascii="宋体" w:eastAsia="宋体" w:hAnsi="宋体"/>
+                                <w:bCs/>
+                                <w:color w:val="000000"/>
+                                <w:szCs w:val="22"/>
+                                <w:lang w:eastAsia="zh-CN"/>
+                              </w:rPr>
+                              <w:t>端实现</w:t>
+                            </w:r>
+                            <w:proofErr w:type="gramEnd"/>
+                            <w:r>
+                              <w:rPr>
+                                <w:rFonts w:ascii="宋体" w:eastAsia="宋体" w:hAnsi="宋体"/>
+                                <w:bCs/>
+                                <w:color w:val="000000"/>
+                                <w:szCs w:val="22"/>
+                                <w:lang w:eastAsia="zh-CN"/>
+                              </w:rPr>
+                              <w:t>了个人学籍档案在线查询、基本信息修改申请（支持草稿与撤回）、标准学籍证明 PDF 导出、个人培养方案修读进度比对、个人成绩单查询以及转专业志愿填报；管理</w:t>
+                            </w:r>
+                            <w:proofErr w:type="gramStart"/>
+                            <w:r>
+                              <w:rPr>
+                                <w:rFonts w:ascii="宋体" w:eastAsia="宋体" w:hAnsi="宋体"/>
+                                <w:bCs/>
+                                <w:color w:val="000000"/>
+                                <w:szCs w:val="22"/>
+                                <w:lang w:eastAsia="zh-CN"/>
+                              </w:rPr>
+                              <w:t>端实现</w:t>
+                            </w:r>
+                            <w:proofErr w:type="gramEnd"/>
+                            <w:r>
+                              <w:rPr>
+                                <w:rFonts w:ascii="宋体" w:eastAsia="宋体" w:hAnsi="宋体"/>
+                                <w:bCs/>
+                                <w:color w:val="000000"/>
+                                <w:szCs w:val="22"/>
+                                <w:lang w:eastAsia="zh-CN"/>
+                              </w:rPr>
+                              <w:t>了学院/专业/班级层级维护、班级批量自动划分、学生档案手动建档与批量导入、培养方案课程导入、学生成绩录入与批量导入，以及转专业</w:t>
+                            </w:r>
+                            <w:proofErr w:type="gramStart"/>
+                            <w:r>
+                              <w:rPr>
+                                <w:rFonts w:ascii="宋体" w:eastAsia="宋体" w:hAnsi="宋体"/>
+                                <w:bCs/>
+                                <w:color w:val="000000"/>
+                                <w:szCs w:val="22"/>
+                                <w:lang w:eastAsia="zh-CN"/>
+                              </w:rPr>
+                              <w:t>批次全</w:t>
+                            </w:r>
+                            <w:proofErr w:type="gramEnd"/>
+                            <w:r>
+                              <w:rPr>
+                                <w:rFonts w:ascii="宋体" w:eastAsia="宋体" w:hAnsi="宋体"/>
+                                <w:bCs/>
+                                <w:color w:val="000000"/>
+                                <w:szCs w:val="22"/>
+                                <w:lang w:eastAsia="zh-CN"/>
+                              </w:rPr>
+                              <w:t>流程管理。</w:t>
                             </w:r>
                           </w:p>
                           <w:p>
@@ -4047,7 +4624,29 @@
                                 <w:szCs w:val="22"/>
                                 <w:lang w:eastAsia="zh-CN"/>
                               </w:rPr>
-                              <w:t>在业务规则与状态流转方面，为转专业业务设计并实现了严密的有限状态机，覆盖资格初审、转出学院审核、转入学院考核赋分、拟录取公示与自动执行学籍变更的全链路闭环；针对高并发场景，设计了事务性防碰撞学号生成器；在权限控制上落实了细粒度的数据作用域隔离，严格限制学院管理员仅可审批与查看本院相关数据，并将敏感学籍信息变更与普通联系方式修改做分级审批和变更历史审计。</w:t>
+                              <w:t>在业务规则与状态流转方面，为转专业业务设计并实现了严密的有限状态机，覆盖资格初审、转出学院审核、转入学院考核赋分、拟录取公示与自动执行学籍变更的全链路闭环；针对高并发场景，设计了事务性防碰撞学号生成器；在权限控制上落实了细粒度的数据作用域隔离，严格限制学院管理员仅可审批与查看本院相关数据，并将敏感学籍信息变更与普通联系方式</w:t>
+                            </w:r>
+                            <w:proofErr w:type="gramStart"/>
+                            <w:r>
+                              <w:rPr>
+                                <w:rFonts w:ascii="宋体" w:eastAsia="宋体" w:hAnsi="宋体"/>
+                                <w:bCs/>
+                                <w:color w:val="000000"/>
+                                <w:szCs w:val="22"/>
+                                <w:lang w:eastAsia="zh-CN"/>
+                              </w:rPr>
+                              <w:t>修改做分级</w:t>
+                            </w:r>
+                            <w:proofErr w:type="gramEnd"/>
+                            <w:r>
+                              <w:rPr>
+                                <w:rFonts w:ascii="宋体" w:eastAsia="宋体" w:hAnsi="宋体"/>
+                                <w:bCs/>
+                                <w:color w:val="000000"/>
+                                <w:szCs w:val="22"/>
+                                <w:lang w:eastAsia="zh-CN"/>
+                              </w:rPr>
+                              <w:t>审批和变更历史审计。</w:t>
                             </w:r>
                           </w:p>
                           <w:p>
@@ -4069,7 +4668,29 @@
                                 <w:szCs w:val="22"/>
                                 <w:lang w:eastAsia="zh-CN"/>
                               </w:rPr>
-                              <w:t>在系统整合与体验优化中，我推进了客户端 UI 规范化改造，将多处生硬弹窗重构为内嵌式 Card Panel，保持交互连贯；优化登录服务，支持学生直接使用 8 位学号登录；完成</w:t>
+                              <w:t>在系统整合与体验优化中，我推进了客户端 UI 规范化改造，将多处</w:t>
+                            </w:r>
+                            <w:proofErr w:type="gramStart"/>
+                            <w:r>
+                              <w:rPr>
+                                <w:rFonts w:ascii="宋体" w:eastAsia="宋体" w:hAnsi="宋体"/>
+                                <w:bCs/>
+                                <w:color w:val="000000"/>
+                                <w:szCs w:val="22"/>
+                                <w:lang w:eastAsia="zh-CN"/>
+                              </w:rPr>
+                              <w:t>生硬弹窗重构</w:t>
+                            </w:r>
+                            <w:proofErr w:type="gramEnd"/>
+                            <w:r>
+                              <w:rPr>
+                                <w:rFonts w:ascii="宋体" w:eastAsia="宋体" w:hAnsi="宋体"/>
+                                <w:bCs/>
+                                <w:color w:val="000000"/>
+                                <w:szCs w:val="22"/>
+                                <w:lang w:eastAsia="zh-CN"/>
+                              </w:rPr>
+                              <w:t>为内嵌式 Card Panel，保持交互连贯；优化登录服务，支持学生直接使用 8 位学号登录；完成</w:t>
                             </w:r>
                             <w:proofErr w:type="spellStart"/>
                             <w:r>
@@ -4098,7 +4719,7 @@
                             <w:pPr>
                               <w:ind w:firstLine="420"/>
                               <w:rPr>
-                                <w:rFonts w:eastAsia="宋体" w:hint="eastAsia"/>
+                                <w:rFonts w:eastAsia="宋体"/>
                                 <w:bCs/>
                                 <w:color w:val="000000"/>
                                 <w:sz w:val="24"/>
@@ -4160,29 +4781,95 @@
                                 <w:szCs w:val="22"/>
                                 <w:lang w:eastAsia="zh-CN"/>
                               </w:rPr>
-                              <w:t>次项目让我深入实践了复杂企业级业务从底层数据建模、服务端状态机控制、接口通信到桌面端交互的完整研发闭环。学籍管理不仅是简单的增删改查，更紧密关联着学期时序、跨学院流转、敏感数据审计以及高并发下的数据一致性。转专业状态机与分级权限的开发让我认识到，核心业务约束必须在服务端通过事务和锁进行刚性校验，才能真正保障系统的数据安全与状态闭环。</w:t>
+                              <w:t>次项目让我深入实践了复杂企业级业务从底层数据建模、服务端状态机控制、接口通信到桌面端交互的完整研发闭环。学籍管理不仅是简单的增删改查，更紧密关联着学期时序、跨学院流转、敏感数据审计以及高并发下的数据一致性。转专业状态机与分级权限的</w:t>
+                            </w:r>
+                            <w:proofErr w:type="gramStart"/>
+                            <w:r>
+                              <w:rPr>
+                                <w:rFonts w:ascii="宋体" w:eastAsia="宋体" w:hAnsi="宋体"/>
+                                <w:bCs/>
+                                <w:color w:val="000000"/>
+                                <w:szCs w:val="22"/>
+                                <w:lang w:eastAsia="zh-CN"/>
+                              </w:rPr>
+                              <w:t>开发让</w:t>
+                            </w:r>
+                            <w:proofErr w:type="gramEnd"/>
+                            <w:r>
+                              <w:rPr>
+                                <w:rFonts w:ascii="宋体" w:eastAsia="宋体" w:hAnsi="宋体"/>
+                                <w:bCs/>
+                                <w:color w:val="000000"/>
+                                <w:szCs w:val="22"/>
+                                <w:lang w:eastAsia="zh-CN"/>
+                              </w:rPr>
+                              <w:t>我认识到，核心业务约束必须在服务端通过事务和</w:t>
+                            </w:r>
+                            <w:proofErr w:type="gramStart"/>
+                            <w:r>
+                              <w:rPr>
+                                <w:rFonts w:ascii="宋体" w:eastAsia="宋体" w:hAnsi="宋体"/>
+                                <w:bCs/>
+                                <w:color w:val="000000"/>
+                                <w:szCs w:val="22"/>
+                                <w:lang w:eastAsia="zh-CN"/>
+                              </w:rPr>
+                              <w:t>锁进行</w:t>
+                            </w:r>
+                            <w:proofErr w:type="gramEnd"/>
+                            <w:r>
+                              <w:rPr>
+                                <w:rFonts w:ascii="宋体" w:eastAsia="宋体" w:hAnsi="宋体"/>
+                                <w:bCs/>
+                                <w:color w:val="000000"/>
+                                <w:szCs w:val="22"/>
+                                <w:lang w:eastAsia="zh-CN"/>
+                              </w:rPr>
+                              <w:t>刚性校验，才能真正保障系统的数据安全与状态闭环。</w:t>
                             </w:r>
                           </w:p>
                           <w:p>
                             <w:pPr>
                               <w:ind w:firstLine="420"/>
                               <w:rPr>
-                                <w:rFonts w:ascii="宋体" w:eastAsia="宋体" w:hAnsi="宋体" w:hint="eastAsia"/>
-                                <w:bCs/>
-                                <w:color w:val="000000"/>
-                                <w:szCs w:val="22"/>
-                                <w:lang w:eastAsia="zh-CN"/>
-                              </w:rPr>
-                            </w:pPr>
-                            <w:r>
-                              <w:rPr>
-                                <w:rFonts w:ascii="宋体" w:eastAsia="宋体" w:hAnsi="宋体"/>
-                                <w:bCs/>
-                                <w:color w:val="000000"/>
-                                <w:szCs w:val="22"/>
-                                <w:lang w:eastAsia="zh-CN"/>
-                              </w:rPr>
-                              <w:t>在后续的系统整合与体验重构中，我深切体会到统一协议契约、模块边界划分以及全局权限治理对大型团队协作的决定性影响。通过将零散弹窗改造为嵌入式卡片、简化登录流程、完善自动化测试与环境配置，不仅显著提升了软件的交互品质，也保障了多模块合流的稳定性。这一过程极大地锻炼了我的系统架构思维、工程编码素养与团队协同能力</w:t>
+                                <w:rFonts w:ascii="宋体" w:eastAsia="宋体" w:hAnsi="宋体"/>
+                                <w:bCs/>
+                                <w:color w:val="000000"/>
+                                <w:szCs w:val="22"/>
+                                <w:lang w:eastAsia="zh-CN"/>
+                              </w:rPr>
+                            </w:pPr>
+                            <w:r>
+                              <w:rPr>
+                                <w:rFonts w:ascii="宋体" w:eastAsia="宋体" w:hAnsi="宋体"/>
+                                <w:bCs/>
+                                <w:color w:val="000000"/>
+                                <w:szCs w:val="22"/>
+                                <w:lang w:eastAsia="zh-CN"/>
+                              </w:rPr>
+                              <w:t>在后续的系统整合与体验重构中，我深切体会到统一协议契约、模块边界划分以及全局权限治理对大型团队协作的决定性影响。通过将零散</w:t>
+                            </w:r>
+                            <w:proofErr w:type="gramStart"/>
+                            <w:r>
+                              <w:rPr>
+                                <w:rFonts w:ascii="宋体" w:eastAsia="宋体" w:hAnsi="宋体"/>
+                                <w:bCs/>
+                                <w:color w:val="000000"/>
+                                <w:szCs w:val="22"/>
+                                <w:lang w:eastAsia="zh-CN"/>
+                              </w:rPr>
+                              <w:t>弹窗改造</w:t>
+                            </w:r>
+                            <w:proofErr w:type="gramEnd"/>
+                            <w:r>
+                              <w:rPr>
+                                <w:rFonts w:ascii="宋体" w:eastAsia="宋体" w:hAnsi="宋体"/>
+                                <w:bCs/>
+                                <w:color w:val="000000"/>
+                                <w:szCs w:val="22"/>
+                                <w:lang w:eastAsia="zh-CN"/>
+                              </w:rPr>
+                              <w:t>为嵌入式卡片、简化登录流程、完善自动化测试与环境配置，不仅显著提升了软件的交互品质，也保障了多模块合流的稳定性。这一过程极大地锻炼了我的系统架构思维、工程编码素养与团队协同能力</w:t>
                             </w:r>
                             <w:r>
                               <w:rPr>
@@ -4315,7 +5002,11 @@
           </mc:Choice>
           <mc:Fallback>
             <w:pict>
-              <v:shape w14:anchorId="7E6BF882" id="文本框 3" o:spid="_x0000_s1028" type="#_x0000_t202" style="position:absolute;margin-left:-53.5pt;margin-top:-30pt;width:521.7pt;height:774.5pt;z-index:251663360;visibility:visible;mso-wrap-style:square;mso-height-percent:0;mso-wrap-distance-left:9pt;mso-wrap-distance-top:0;mso-wrap-distance-right:9pt;mso-wrap-distance-bottom:0;mso-position-horizontal:absolute;mso-position-horizontal-relative:margin;mso-position-vertical:absolute;mso-position-vertical-relative:text;mso-height-percent:0;mso-height-relative:margin;v-text-anchor:top" o:gfxdata="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">
+              <v:shapetype w14:anchorId="7E6BF882" id="_x0000_t202" coordsize="21600,21600" o:spt="202" path="m,l,21600r21600,l21600,xe">
+                <v:stroke joinstyle="miter"/>
+                <v:path gradientshapeok="t" o:connecttype="rect"/>
+              </v:shapetype>
+              <v:shape id="文本框 3" o:spid="_x0000_s1028" type="#_x0000_t202" style="position:absolute;margin-left:-53.5pt;margin-top:-30pt;width:521.7pt;height:774.5pt;z-index:251663360;visibility:visible;mso-wrap-style:square;mso-height-percent:0;mso-wrap-distance-left:9pt;mso-wrap-distance-top:0;mso-wrap-distance-right:9pt;mso-wrap-distance-bottom:0;mso-position-horizontal:absolute;mso-position-horizontal-relative:margin;mso-position-vertical:absolute;mso-position-vertical-relative:text;mso-height-percent:0;mso-height-relative:margin;v-text-anchor:top" o:gfxdata="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">
                 <v:stroke miterlimit="2"/>
                 <v:textbox>
                   <w:txbxContent>
@@ -4567,6 +5258,7 @@
                           <w:rFonts w:ascii="宋体" w:eastAsia="宋体" w:hAnsi="宋体" w:hint="eastAsia"/>
                           <w:color w:val="000000"/>
                           <w:szCs w:val="22"/>
+                          <w:lang w:eastAsia="zh-CN"/>
                         </w:rPr>
                         <w:t>学籍管理模块</w:t>
                       </w:r>
@@ -4578,7 +5270,29 @@
                           <w:szCs w:val="22"/>
                           <w:lang w:eastAsia="zh-CN"/>
                         </w:rPr>
-                        <w:t xml:space="preserve">的设计、开发与后续完善，完成院系班级组织架构管理、学籍建立与档案维护、培养方案配置、成绩录入与成绩单查询、以及转专业审批全生命周期流转等核心功能。同时，我承担了全系统的权限体系规范与客户端体验优化工作，梳理并实现了超级管理员、学籍管理员、学院管理员、教师与学生的多级权限隔离与路由导航，推进无模态嵌入式卡片 UI 统一重构，并实现了基于学号直登的账号映射化简。在系统集成与底层支持方面，我参与了全局通信协议制定，负责 </w:t>
+                        <w:t>的设计、开发与后续完善，完成院系班级组织架构管理、学籍建立与档案维护、培养方案配置、成绩录入与成绩单查询、以及转专业</w:t>
+                      </w:r>
+                      <w:proofErr w:type="gramStart"/>
+                      <w:r>
+                        <w:rPr>
+                          <w:rFonts w:ascii="宋体" w:eastAsia="宋体" w:hAnsi="宋体" w:hint="eastAsia"/>
+                          <w:bCs/>
+                          <w:color w:val="000000"/>
+                          <w:szCs w:val="22"/>
+                          <w:lang w:eastAsia="zh-CN"/>
+                        </w:rPr>
+                        <w:t>审批全</w:t>
+                      </w:r>
+                      <w:proofErr w:type="gramEnd"/>
+                      <w:r>
+                        <w:rPr>
+                          <w:rFonts w:ascii="宋体" w:eastAsia="宋体" w:hAnsi="宋体" w:hint="eastAsia"/>
+                          <w:bCs/>
+                          <w:color w:val="000000"/>
+                          <w:szCs w:val="22"/>
+                          <w:lang w:eastAsia="zh-CN"/>
+                        </w:rPr>
+                        <w:t xml:space="preserve">生命周期流转等核心功能。同时，我承担了全系统的权限体系规范与客户端体验优化工作，梳理并实现了超级管理员、学籍管理员、学院管理员、教师与学生的多级权限隔离与路由导航，推进无模态嵌入式卡片 UI 统一重构，并实现了基于学号直登的账号映射化简。在系统集成与底层支持方面，我参与了全局通信协议制定，负责 </w:t>
                       </w:r>
                       <w:proofErr w:type="spellStart"/>
                       <w:r>
@@ -4606,7 +5320,7 @@
                     <w:p>
                       <w:pPr>
                         <w:rPr>
-                          <w:rFonts w:eastAsia="宋体" w:hint="eastAsia"/>
+                          <w:rFonts w:eastAsia="宋体"/>
                           <w:bCs/>
                           <w:color w:val="000000"/>
                           <w:sz w:val="24"/>
@@ -4668,7 +5382,73 @@
                           <w:szCs w:val="22"/>
                           <w:lang w:eastAsia="zh-CN"/>
                         </w:rPr>
-                        <w:t>我完成了学籍管理模块与相关子系统的核心功能研发。学生端实现了个人学籍档案在线查询、基本信息修改申请（支持草稿与撤回）、标准学籍证明 PDF 导出、个人培养方案修读进度比对、个人成绩单查询以及转专业志愿填报；管理端实现了学院/专业/班级层级维护、班级批量自动划分、学生档案手动建档与批量导入、培养方案课程导入、学生成绩录入与批量导入，以及转专业批次全流程管理。</w:t>
+                        <w:t>我完成了学籍管理模块与相关子系统的核心功能研发。学生</w:t>
+                      </w:r>
+                      <w:proofErr w:type="gramStart"/>
+                      <w:r>
+                        <w:rPr>
+                          <w:rFonts w:ascii="宋体" w:eastAsia="宋体" w:hAnsi="宋体"/>
+                          <w:bCs/>
+                          <w:color w:val="000000"/>
+                          <w:szCs w:val="22"/>
+                          <w:lang w:eastAsia="zh-CN"/>
+                        </w:rPr>
+                        <w:t>端实现</w:t>
+                      </w:r>
+                      <w:proofErr w:type="gramEnd"/>
+                      <w:r>
+                        <w:rPr>
+                          <w:rFonts w:ascii="宋体" w:eastAsia="宋体" w:hAnsi="宋体"/>
+                          <w:bCs/>
+                          <w:color w:val="000000"/>
+                          <w:szCs w:val="22"/>
+                          <w:lang w:eastAsia="zh-CN"/>
+                        </w:rPr>
+                        <w:t>了个人学籍档案在线查询、基本信息修改申请（支持草稿与撤回）、标准学籍证明 PDF 导出、个人培养方案修读进度比对、个人成绩单查询以及转专业志愿填报；管理</w:t>
+                      </w:r>
+                      <w:proofErr w:type="gramStart"/>
+                      <w:r>
+                        <w:rPr>
+                          <w:rFonts w:ascii="宋体" w:eastAsia="宋体" w:hAnsi="宋体"/>
+                          <w:bCs/>
+                          <w:color w:val="000000"/>
+                          <w:szCs w:val="22"/>
+                          <w:lang w:eastAsia="zh-CN"/>
+                        </w:rPr>
+                        <w:t>端实现</w:t>
+                      </w:r>
+                      <w:proofErr w:type="gramEnd"/>
+                      <w:r>
+                        <w:rPr>
+                          <w:rFonts w:ascii="宋体" w:eastAsia="宋体" w:hAnsi="宋体"/>
+                          <w:bCs/>
+                          <w:color w:val="000000"/>
+                          <w:szCs w:val="22"/>
+                          <w:lang w:eastAsia="zh-CN"/>
+                        </w:rPr>
+                        <w:t>了学院/专业/班级层级维护、班级批量自动划分、学生档案手动建档与批量导入、培养方案课程导入、学生成绩录入与批量导入，以及转专业</w:t>
+                      </w:r>
+                      <w:proofErr w:type="gramStart"/>
+                      <w:r>
+                        <w:rPr>
+                          <w:rFonts w:ascii="宋体" w:eastAsia="宋体" w:hAnsi="宋体"/>
+                          <w:bCs/>
+                          <w:color w:val="000000"/>
+                          <w:szCs w:val="22"/>
+                          <w:lang w:eastAsia="zh-CN"/>
+                        </w:rPr>
+                        <w:t>批次全</w:t>
+                      </w:r>
+                      <w:proofErr w:type="gramEnd"/>
+                      <w:r>
+                        <w:rPr>
+                          <w:rFonts w:ascii="宋体" w:eastAsia="宋体" w:hAnsi="宋体"/>
+                          <w:bCs/>
+                          <w:color w:val="000000"/>
+                          <w:szCs w:val="22"/>
+                          <w:lang w:eastAsia="zh-CN"/>
+                        </w:rPr>
+                        <w:t>流程管理。</w:t>
                       </w:r>
                     </w:p>
                     <w:p>
@@ -4690,7 +5470,29 @@
                           <w:szCs w:val="22"/>
                           <w:lang w:eastAsia="zh-CN"/>
                         </w:rPr>
-                        <w:t>在业务规则与状态流转方面，为转专业业务设计并实现了严密的有限状态机，覆盖资格初审、转出学院审核、转入学院考核赋分、拟录取公示与自动执行学籍变更的全链路闭环；针对高并发场景，设计了事务性防碰撞学号生成器；在权限控制上落实了细粒度的数据作用域隔离，严格限制学院管理员仅可审批与查看本院相关数据，并将敏感学籍信息变更与普通联系方式修改做分级审批和变更历史审计。</w:t>
+                        <w:t>在业务规则与状态流转方面，为转专业业务设计并实现了严密的有限状态机，覆盖资格初审、转出学院审核、转入学院考核赋分、拟录取公示与自动执行学籍变更的全链路闭环；针对高并发场景，设计了事务性防碰撞学号生成器；在权限控制上落实了细粒度的数据作用域隔离，严格限制学院管理员仅可审批与查看本院相关数据，并将敏感学籍信息变更与普通联系方式</w:t>
+                      </w:r>
+                      <w:proofErr w:type="gramStart"/>
+                      <w:r>
+                        <w:rPr>
+                          <w:rFonts w:ascii="宋体" w:eastAsia="宋体" w:hAnsi="宋体"/>
+                          <w:bCs/>
+                          <w:color w:val="000000"/>
+                          <w:szCs w:val="22"/>
+                          <w:lang w:eastAsia="zh-CN"/>
+                        </w:rPr>
+                        <w:t>修改做分级</w:t>
+                      </w:r>
+                      <w:proofErr w:type="gramEnd"/>
+                      <w:r>
+                        <w:rPr>
+                          <w:rFonts w:ascii="宋体" w:eastAsia="宋体" w:hAnsi="宋体"/>
+                          <w:bCs/>
+                          <w:color w:val="000000"/>
+                          <w:szCs w:val="22"/>
+                          <w:lang w:eastAsia="zh-CN"/>
+                        </w:rPr>
+                        <w:t>审批和变更历史审计。</w:t>
                       </w:r>
                     </w:p>
                     <w:p>
@@ -4712,7 +5514,29 @@
                           <w:szCs w:val="22"/>
                           <w:lang w:eastAsia="zh-CN"/>
                         </w:rPr>
-                        <w:t>在系统整合与体验优化中，我推进了客户端 UI 规范化改造，将多处生硬弹窗重构为内嵌式 Card Panel，保持交互连贯；优化登录服务，支持学生直接使用 8 位学号登录；完成</w:t>
+                        <w:t>在系统整合与体验优化中，我推进了客户端 UI 规范化改造，将多处</w:t>
+                      </w:r>
+                      <w:proofErr w:type="gramStart"/>
+                      <w:r>
+                        <w:rPr>
+                          <w:rFonts w:ascii="宋体" w:eastAsia="宋体" w:hAnsi="宋体"/>
+                          <w:bCs/>
+                          <w:color w:val="000000"/>
+                          <w:szCs w:val="22"/>
+                          <w:lang w:eastAsia="zh-CN"/>
+                        </w:rPr>
+                        <w:t>生硬弹窗重构</w:t>
+                      </w:r>
+                      <w:proofErr w:type="gramEnd"/>
+                      <w:r>
+                        <w:rPr>
+                          <w:rFonts w:ascii="宋体" w:eastAsia="宋体" w:hAnsi="宋体"/>
+                          <w:bCs/>
+                          <w:color w:val="000000"/>
+                          <w:szCs w:val="22"/>
+                          <w:lang w:eastAsia="zh-CN"/>
+                        </w:rPr>
+                        <w:t>为内嵌式 Card Panel，保持交互连贯；优化登录服务，支持学生直接使用 8 位学号登录；完成</w:t>
                       </w:r>
                       <w:proofErr w:type="spellStart"/>
                       <w:r>
@@ -4741,7 +5565,7 @@
                       <w:pPr>
                         <w:ind w:firstLine="420"/>
                         <w:rPr>
-                          <w:rFonts w:eastAsia="宋体" w:hint="eastAsia"/>
+                          <w:rFonts w:eastAsia="宋体"/>
                           <w:bCs/>
                           <w:color w:val="000000"/>
                           <w:sz w:val="24"/>
@@ -4803,14 +5627,58 @@
                           <w:szCs w:val="22"/>
                           <w:lang w:eastAsia="zh-CN"/>
                         </w:rPr>
-                        <w:t>次项目让我深入实践了复杂企业级业务从底层数据建模、服务端状态机控制、接口通信到桌面端交互的完整研发闭环。学籍管理不仅是简单的增删改查，更紧密关联着学期时序、跨学院流转、敏感数据审计以及高并发下的数据一致性。转专业状态机与分级权限的开发让我认识到，核心业务约束必须在服务端通过事务和锁进行刚性校验，才能真正保障系统的数据安全与状态闭环。</w:t>
+                        <w:t>次项目让我深入实践了复杂企业级业务从底层数据建模、服务端状态机控制、接口通信到桌面端交互的完整研发闭环。学籍管理不仅是简单的增删改查，更紧密关联着学期时序、跨学院流转、敏感数据审计以及高并发下的数据一致性。转专业状态机与分级权限的</w:t>
+                      </w:r>
+                      <w:proofErr w:type="gramStart"/>
+                      <w:r>
+                        <w:rPr>
+                          <w:rFonts w:ascii="宋体" w:eastAsia="宋体" w:hAnsi="宋体"/>
+                          <w:bCs/>
+                          <w:color w:val="000000"/>
+                          <w:szCs w:val="22"/>
+                          <w:lang w:eastAsia="zh-CN"/>
+                        </w:rPr>
+                        <w:t>开发让</w:t>
+                      </w:r>
+                      <w:proofErr w:type="gramEnd"/>
+                      <w:r>
+                        <w:rPr>
+                          <w:rFonts w:ascii="宋体" w:eastAsia="宋体" w:hAnsi="宋体"/>
+                          <w:bCs/>
+                          <w:color w:val="000000"/>
+                          <w:szCs w:val="22"/>
+                          <w:lang w:eastAsia="zh-CN"/>
+                        </w:rPr>
+                        <w:t>我认识到，核心业务约束必须在服务端通过事务和</w:t>
+                      </w:r>
+                      <w:proofErr w:type="gramStart"/>
+                      <w:r>
+                        <w:rPr>
+                          <w:rFonts w:ascii="宋体" w:eastAsia="宋体" w:hAnsi="宋体"/>
+                          <w:bCs/>
+                          <w:color w:val="000000"/>
+                          <w:szCs w:val="22"/>
+                          <w:lang w:eastAsia="zh-CN"/>
+                        </w:rPr>
+                        <w:t>锁进行</w:t>
+                      </w:r>
+                      <w:proofErr w:type="gramEnd"/>
+                      <w:r>
+                        <w:rPr>
+                          <w:rFonts w:ascii="宋体" w:eastAsia="宋体" w:hAnsi="宋体"/>
+                          <w:bCs/>
+                          <w:color w:val="000000"/>
+                          <w:szCs w:val="22"/>
+                          <w:lang w:eastAsia="zh-CN"/>
+                        </w:rPr>
+                        <w:t>刚性校验，才能真正保障系统的数据安全与状态闭环。</w:t>
                       </w:r>
                     </w:p>
                     <w:p>
                       <w:pPr>
                         <w:ind w:firstLine="420"/>
                         <w:rPr>
-                          <w:rFonts w:ascii="宋体" w:eastAsia="宋体" w:hAnsi="宋体" w:hint="eastAsia"/>
+                          <w:rFonts w:ascii="宋体" w:eastAsia="宋体" w:hAnsi="宋体"/>
                           <w:bCs/>
                           <w:color w:val="000000"/>
                           <w:szCs w:val="22"/>
@@ -4825,7 +5693,29 @@
                           <w:szCs w:val="22"/>
                           <w:lang w:eastAsia="zh-CN"/>
                         </w:rPr>
-                        <w:t>在后续的系统整合与体验重构中，我深切体会到统一协议契约、模块边界划分以及全局权限治理对大型团队协作的决定性影响。通过将零散弹窗改造为嵌入式卡片、简化登录流程、完善自动化测试与环境配置，不仅显著提升了软件的交互品质，也保障了多模块合流的稳定性。这一过程极大地锻炼了我的系统架构思维、工程编码素养与团队协同能力</w:t>
+                        <w:t>在后续的系统整合与体验重构中，我深切体会到统一协议契约、模块边界划分以及全局权限治理对大型团队协作的决定性影响。通过将零散</w:t>
+                      </w:r>
+                      <w:proofErr w:type="gramStart"/>
+                      <w:r>
+                        <w:rPr>
+                          <w:rFonts w:ascii="宋体" w:eastAsia="宋体" w:hAnsi="宋体"/>
+                          <w:bCs/>
+                          <w:color w:val="000000"/>
+                          <w:szCs w:val="22"/>
+                          <w:lang w:eastAsia="zh-CN"/>
+                        </w:rPr>
+                        <w:t>弹窗改造</w:t>
+                      </w:r>
+                      <w:proofErr w:type="gramEnd"/>
+                      <w:r>
+                        <w:rPr>
+                          <w:rFonts w:ascii="宋体" w:eastAsia="宋体" w:hAnsi="宋体"/>
+                          <w:bCs/>
+                          <w:color w:val="000000"/>
+                          <w:szCs w:val="22"/>
+                          <w:lang w:eastAsia="zh-CN"/>
+                        </w:rPr>
+                        <w:t>为嵌入式卡片、简化登录流程、完善自动化测试与环境配置，不仅显著提升了软件的交互品质，也保障了多模块合流的稳定性。这一过程极大地锻炼了我的系统架构思维、工程编码素养与团队协同能力</w:t>
                       </w:r>
                       <w:r>
                         <w:rPr>
@@ -5410,13 +6300,45 @@
                                 <w:rFonts w:ascii="宋体" w:eastAsia="宋体" w:hAnsi="宋体"/>
                                 <w:lang w:eastAsia="zh-CN"/>
                               </w:rPr>
-                              <w:t xml:space="preserve"> 校园商城模块的设计、开发与后续完善，完成商品浏览与搜索、购物车、跨店结算、订单管理、钱包及商家入驻审核等功能，承担买家、卖家和管理员相关界面的开发。同时，我参与项目多模块整合，完成统一客户端入口、服务端模块注册、演示数据库和运行包的整理，并根据联调反馈持续修复界面交互与启动问题，为组内测试和项目演示提供支持。</w:t>
-                            </w:r>
-                          </w:p>
-                          <w:p>
-                            <w:pPr>
-                              <w:rPr>
-                                <w:rFonts w:ascii="宋体" w:eastAsia="宋体" w:hAnsi="宋体" w:hint="eastAsia"/>
+                              <w:t xml:space="preserve"> 校园商城模块的设计、开发与后续完善，完成商品浏览与搜索、购物车、</w:t>
+                            </w:r>
+                            <w:proofErr w:type="gramStart"/>
+                            <w:r>
+                              <w:rPr>
+                                <w:rFonts w:ascii="宋体" w:eastAsia="宋体" w:hAnsi="宋体"/>
+                                <w:lang w:eastAsia="zh-CN"/>
+                              </w:rPr>
+                              <w:t>跨店结算</w:t>
+                            </w:r>
+                            <w:proofErr w:type="gramEnd"/>
+                            <w:r>
+                              <w:rPr>
+                                <w:rFonts w:ascii="宋体" w:eastAsia="宋体" w:hAnsi="宋体"/>
+                                <w:lang w:eastAsia="zh-CN"/>
+                              </w:rPr>
+                              <w:t>、订单管理、钱包及商家入驻审核等功能，承担买家、卖家和管理员相关界面的开发。同时，我参与项目多模块整合，完成统一客户端入口、服务端模块注册、演示数据库和运行包的整理，并根据联调反馈持续修复界面</w:t>
+                            </w:r>
+                            <w:proofErr w:type="gramStart"/>
+                            <w:r>
+                              <w:rPr>
+                                <w:rFonts w:ascii="宋体" w:eastAsia="宋体" w:hAnsi="宋体"/>
+                                <w:lang w:eastAsia="zh-CN"/>
+                              </w:rPr>
+                              <w:t>交互与</w:t>
+                            </w:r>
+                            <w:proofErr w:type="gramEnd"/>
+                            <w:r>
+                              <w:rPr>
+                                <w:rFonts w:ascii="宋体" w:eastAsia="宋体" w:hAnsi="宋体"/>
+                                <w:lang w:eastAsia="zh-CN"/>
+                              </w:rPr>
+                              <w:t>启动问题，为组内测试和项目演示提供支持。</w:t>
+                            </w:r>
+                          </w:p>
+                          <w:p>
+                            <w:pPr>
+                              <w:rPr>
+                                <w:rFonts w:ascii="宋体" w:eastAsia="宋体" w:hAnsi="宋体"/>
                                 <w:lang w:eastAsia="zh-CN"/>
                               </w:rPr>
                             </w:pPr>
@@ -5475,7 +6397,51 @@
                                 <w:szCs w:val="22"/>
                                 <w:lang w:eastAsia="zh-CN"/>
                               </w:rPr>
-                              <w:t>在商城业务开发方面，我逐步完成了商品分类、关键词搜索、店铺浏览、商品规格选择、购物车维护和订单查询等功能，并实现跨店结算、库存预留及支付相关处理。后续进一步接入钱包余额、充值和流水查询，补充订单状态流转与异常情况处理，使商品选购、结算和订单后续操作形成较完整的业务流程。</w:t>
+                              <w:t>在商城业务开发方面，我逐步完成了商品分类、关键词搜索、店铺浏览、商品规格选择、购物</w:t>
+                            </w:r>
+                            <w:proofErr w:type="gramStart"/>
+                            <w:r>
+                              <w:rPr>
+                                <w:rFonts w:ascii="宋体" w:eastAsia="宋体" w:hAnsi="宋体"/>
+                                <w:bCs/>
+                                <w:color w:val="000000"/>
+                                <w:szCs w:val="22"/>
+                                <w:lang w:eastAsia="zh-CN"/>
+                              </w:rPr>
+                              <w:t>车维护</w:t>
+                            </w:r>
+                            <w:proofErr w:type="gramEnd"/>
+                            <w:r>
+                              <w:rPr>
+                                <w:rFonts w:ascii="宋体" w:eastAsia="宋体" w:hAnsi="宋体"/>
+                                <w:bCs/>
+                                <w:color w:val="000000"/>
+                                <w:szCs w:val="22"/>
+                                <w:lang w:eastAsia="zh-CN"/>
+                              </w:rPr>
+                              <w:t>和订单查询等功能，并</w:t>
+                            </w:r>
+                            <w:proofErr w:type="gramStart"/>
+                            <w:r>
+                              <w:rPr>
+                                <w:rFonts w:ascii="宋体" w:eastAsia="宋体" w:hAnsi="宋体"/>
+                                <w:bCs/>
+                                <w:color w:val="000000"/>
+                                <w:szCs w:val="22"/>
+                                <w:lang w:eastAsia="zh-CN"/>
+                              </w:rPr>
+                              <w:t>实现跨店结算</w:t>
+                            </w:r>
+                            <w:proofErr w:type="gramEnd"/>
+                            <w:r>
+                              <w:rPr>
+                                <w:rFonts w:ascii="宋体" w:eastAsia="宋体" w:hAnsi="宋体"/>
+                                <w:bCs/>
+                                <w:color w:val="000000"/>
+                                <w:szCs w:val="22"/>
+                                <w:lang w:eastAsia="zh-CN"/>
+                              </w:rPr>
+                              <w:t>、库存预留及支付相关处理。后续进一步接入钱包余额、充值和流水查询，补充订单状态流转与异常情况处理，使商品选购、结算和订单后续操作形成较完整的业务流程。</w:t>
                             </w:r>
                           </w:p>
                           <w:p>
@@ -5497,7 +6463,29 @@
                                 <w:szCs w:val="22"/>
                                 <w:lang w:eastAsia="zh-CN"/>
                               </w:rPr>
-                              <w:t>在卖家和管理员功能方面，我完成了商家申请、申请审核、店铺状态管理，以及商品与规格维护、订单查看等功能，并补充商品批量导入及相应校验。围绕不同角色的操作范围，在服务端落实身份与权限检查，对商品管理、店铺管理和审核操作设置业务约束，保障各类用户按照权限使用商城功能。</w:t>
+                              <w:t>在卖家和管理员功能方面，我完成了商家申请、申请审核、店铺状态管理，以及商品与规格维护、订单查看等功能，并补充商品批量导入及相应校验。围绕不同角色的操作范围，在服务</w:t>
+                            </w:r>
+                            <w:proofErr w:type="gramStart"/>
+                            <w:r>
+                              <w:rPr>
+                                <w:rFonts w:ascii="宋体" w:eastAsia="宋体" w:hAnsi="宋体"/>
+                                <w:bCs/>
+                                <w:color w:val="000000"/>
+                                <w:szCs w:val="22"/>
+                                <w:lang w:eastAsia="zh-CN"/>
+                              </w:rPr>
+                              <w:t>端落实</w:t>
+                            </w:r>
+                            <w:proofErr w:type="gramEnd"/>
+                            <w:r>
+                              <w:rPr>
+                                <w:rFonts w:ascii="宋体" w:eastAsia="宋体" w:hAnsi="宋体"/>
+                                <w:bCs/>
+                                <w:color w:val="000000"/>
+                                <w:szCs w:val="22"/>
+                                <w:lang w:eastAsia="zh-CN"/>
+                              </w:rPr>
+                              <w:t>身份与权限检查，对商品管理、店铺管理和审核操作设置业务约束，保障各类用户按照权限使用商城功能。</w:t>
                             </w:r>
                           </w:p>
                           <w:p>
@@ -5519,7 +6507,29 @@
                                 <w:szCs w:val="22"/>
                                 <w:lang w:eastAsia="zh-CN"/>
                               </w:rPr>
-                              <w:t>在客户端交互方面，我完成了商城页面与统一校园主界面的接入，持续调整商品卡片、搜索筛选、购物车金额展示、商品编辑和订单页面。针对使用过程中发现的返回层级混乱、页面状态丢失、刷新不及时等问题，完善导航状态管理与异步请求处理，并补充相关测试，使页面切换和操作反馈更加连贯。</w:t>
+                              <w:t>在客户端交互方面，我完成了商城页面与统一校园主界面的接入，持续调整商品卡片、搜索筛选、购物</w:t>
+                            </w:r>
+                            <w:proofErr w:type="gramStart"/>
+                            <w:r>
+                              <w:rPr>
+                                <w:rFonts w:ascii="宋体" w:eastAsia="宋体" w:hAnsi="宋体"/>
+                                <w:bCs/>
+                                <w:color w:val="000000"/>
+                                <w:szCs w:val="22"/>
+                                <w:lang w:eastAsia="zh-CN"/>
+                              </w:rPr>
+                              <w:t>车金额</w:t>
+                            </w:r>
+                            <w:proofErr w:type="gramEnd"/>
+                            <w:r>
+                              <w:rPr>
+                                <w:rFonts w:ascii="宋体" w:eastAsia="宋体" w:hAnsi="宋体"/>
+                                <w:bCs/>
+                                <w:color w:val="000000"/>
+                                <w:szCs w:val="22"/>
+                                <w:lang w:eastAsia="zh-CN"/>
+                              </w:rPr>
+                              <w:t>展示、商品编辑和订单页面。针对使用过程中发现的返回层级混乱、页面状态丢失、刷新不及时等问题，完善导航状态管理与异步请求处理，并补充相关测试，使页面切换和操作反馈更加连贯。</w:t>
                             </w:r>
                           </w:p>
                           <w:p>
@@ -5541,7 +6551,73 @@
                                 <w:szCs w:val="22"/>
                                 <w:lang w:eastAsia="zh-CN"/>
                               </w:rPr>
-                              <w:t>在系统整合与交付方面，我参与合并用户管理、学籍、选课和图书馆等模块，处理统一登录后的功能入口、服务端消息路由和数据库初始化等衔接问题。同时，我整理并补齐全模块测试数据，更新 Access 数据库、启动脚本、运行包和测试说明，支持组员在统一环境下开展功能检查与演示。针对服务端启动、商家审批后页面刷新等联调问题，也进行了修复和完善。</w:t>
+                              <w:t>在系统整合与交付方面，我参与合并用户管理、学籍、选课和图书馆等模块，处理统一登录后的功能入口、服务</w:t>
+                            </w:r>
+                            <w:proofErr w:type="gramStart"/>
+                            <w:r>
+                              <w:rPr>
+                                <w:rFonts w:ascii="宋体" w:eastAsia="宋体" w:hAnsi="宋体"/>
+                                <w:bCs/>
+                                <w:color w:val="000000"/>
+                                <w:szCs w:val="22"/>
+                                <w:lang w:eastAsia="zh-CN"/>
+                              </w:rPr>
+                              <w:t>端消息</w:t>
+                            </w:r>
+                            <w:proofErr w:type="gramEnd"/>
+                            <w:r>
+                              <w:rPr>
+                                <w:rFonts w:ascii="宋体" w:eastAsia="宋体" w:hAnsi="宋体"/>
+                                <w:bCs/>
+                                <w:color w:val="000000"/>
+                                <w:szCs w:val="22"/>
+                                <w:lang w:eastAsia="zh-CN"/>
+                              </w:rPr>
+                              <w:t>路由和数据库初始化等衔接问题。同时，我整理并</w:t>
+                            </w:r>
+                            <w:proofErr w:type="gramStart"/>
+                            <w:r>
+                              <w:rPr>
+                                <w:rFonts w:ascii="宋体" w:eastAsia="宋体" w:hAnsi="宋体"/>
+                                <w:bCs/>
+                                <w:color w:val="000000"/>
+                                <w:szCs w:val="22"/>
+                                <w:lang w:eastAsia="zh-CN"/>
+                              </w:rPr>
+                              <w:t>补齐全</w:t>
+                            </w:r>
+                            <w:proofErr w:type="gramEnd"/>
+                            <w:r>
+                              <w:rPr>
+                                <w:rFonts w:ascii="宋体" w:eastAsia="宋体" w:hAnsi="宋体"/>
+                                <w:bCs/>
+                                <w:color w:val="000000"/>
+                                <w:szCs w:val="22"/>
+                                <w:lang w:eastAsia="zh-CN"/>
+                              </w:rPr>
+                              <w:t>模块测试数据，更新 Access 数据库、启动脚本、运行包和测试说明，支持组员在统一环境下开展功能检查与演示。针对服务端启动、</w:t>
+                            </w:r>
+                            <w:proofErr w:type="gramStart"/>
+                            <w:r>
+                              <w:rPr>
+                                <w:rFonts w:ascii="宋体" w:eastAsia="宋体" w:hAnsi="宋体"/>
+                                <w:bCs/>
+                                <w:color w:val="000000"/>
+                                <w:szCs w:val="22"/>
+                                <w:lang w:eastAsia="zh-CN"/>
+                              </w:rPr>
+                              <w:t>商家审批</w:t>
+                            </w:r>
+                            <w:proofErr w:type="gramEnd"/>
+                            <w:r>
+                              <w:rPr>
+                                <w:rFonts w:ascii="宋体" w:eastAsia="宋体" w:hAnsi="宋体"/>
+                                <w:bCs/>
+                                <w:color w:val="000000"/>
+                                <w:szCs w:val="22"/>
+                                <w:lang w:eastAsia="zh-CN"/>
+                              </w:rPr>
+                              <w:t>后页面刷新等联调问题，也进行了修复和完善。</w:t>
                             </w:r>
                           </w:p>
                           <w:p>
@@ -5620,7 +6696,29 @@
                                 <w:szCs w:val="22"/>
                                 <w:lang w:eastAsia="zh-CN"/>
                               </w:rPr>
-                              <w:t>本次项目让我较完整地经历了业务需求梳理、数据结构设计、服务端实现、客户端交互和系统集成的过程。商城中的库存、订单与资金相互关联，一次结算涉及多处数据变化，需要明确操作顺序、事务边界和重复请求的处理方式。通过这些功能的实现，我加深了对数据一致性、权限校验和异常处理的理解，也更加重视业务规则在服务端的落实。</w:t>
+                              <w:t>本次项目让我较完整地经历了业务需求梳理、数据结构设计、服务端实现、客户端</w:t>
+                            </w:r>
+                            <w:proofErr w:type="gramStart"/>
+                            <w:r>
+                              <w:rPr>
+                                <w:rFonts w:eastAsia="宋体"/>
+                                <w:bCs/>
+                                <w:color w:val="000000"/>
+                                <w:szCs w:val="22"/>
+                                <w:lang w:eastAsia="zh-CN"/>
+                              </w:rPr>
+                              <w:t>交互和</w:t>
+                            </w:r>
+                            <w:proofErr w:type="gramEnd"/>
+                            <w:r>
+                              <w:rPr>
+                                <w:rFonts w:eastAsia="宋体"/>
+                                <w:bCs/>
+                                <w:color w:val="000000"/>
+                                <w:szCs w:val="22"/>
+                                <w:lang w:eastAsia="zh-CN"/>
+                              </w:rPr>
+                              <w:t>系统集成的过程。商城中的库存、订单与资金相互关联，一次结算涉及多处数据变化，需要明确操作顺序、事务边界和重复请求的处理方式。通过这些功能的实现，我加深了对数据一致性、权限校验和异常处理的理解，也更加重视业务规则在服务端的落实。</w:t>
                             </w:r>
                           </w:p>
                           <w:p>
@@ -6757,7 +7855,61 @@
                                 <w:sz w:val="22"/>
                                 <w:lang w:eastAsia="zh-CN"/>
                               </w:rPr>
-                              <w:t>功能完善阶段，我重点处理了认证、权限与会话管理：完善密码修改和首次登录密码修改流程，实现密码重置，增加密码显示切换和退出确认；补充登录失败审计、请求幂等处理和异常映射，并处理重复登录、登录锁定周期重置等情况。针对权限变更和密码重置后的安全性，我完善了会话撤销及客户端会话提示，避免权限变化后旧会话继续使用。</w:t>
+                              <w:t>功能完善阶段，我重点处理了认证、权限与会话管理：完善密码修改和首次登录密码修改流程，实现密码重置，增加密码显示切换和退出确认；补充登录失败审计、请求</w:t>
+                            </w:r>
+                            <w:proofErr w:type="gramStart"/>
+                            <w:r>
+                              <w:rPr>
+                                <w:rFonts w:ascii="宋体" w:eastAsia="宋体" w:hAnsi="宋体"/>
+                                <w:sz w:val="22"/>
+                                <w:lang w:eastAsia="zh-CN"/>
+                              </w:rPr>
+                              <w:t>幂</w:t>
+                            </w:r>
+                            <w:proofErr w:type="gramEnd"/>
+                            <w:r>
+                              <w:rPr>
+                                <w:rFonts w:ascii="宋体" w:eastAsia="宋体" w:hAnsi="宋体"/>
+                                <w:sz w:val="22"/>
+                                <w:lang w:eastAsia="zh-CN"/>
+                              </w:rPr>
+                              <w:t>等处理和异常映射，并处理重复登录、登录锁定周期重置等情况。针对权限变更和密码重置后的安全性，</w:t>
+                            </w:r>
+                            <w:proofErr w:type="gramStart"/>
+                            <w:r>
+                              <w:rPr>
+                                <w:rFonts w:ascii="宋体" w:eastAsia="宋体" w:hAnsi="宋体"/>
+                                <w:sz w:val="22"/>
+                                <w:lang w:eastAsia="zh-CN"/>
+                              </w:rPr>
+                              <w:t>我完善</w:t>
+                            </w:r>
+                            <w:proofErr w:type="gramEnd"/>
+                            <w:r>
+                              <w:rPr>
+                                <w:rFonts w:ascii="宋体" w:eastAsia="宋体" w:hAnsi="宋体"/>
+                                <w:sz w:val="22"/>
+                                <w:lang w:eastAsia="zh-CN"/>
+                              </w:rPr>
+                              <w:t>了会话撤销及客户端会话提示，避免权限</w:t>
+                            </w:r>
+                            <w:proofErr w:type="gramStart"/>
+                            <w:r>
+                              <w:rPr>
+                                <w:rFonts w:ascii="宋体" w:eastAsia="宋体" w:hAnsi="宋体"/>
+                                <w:sz w:val="22"/>
+                                <w:lang w:eastAsia="zh-CN"/>
+                              </w:rPr>
+                              <w:t>变化后旧会话</w:t>
+                            </w:r>
+                            <w:proofErr w:type="gramEnd"/>
+                            <w:r>
+                              <w:rPr>
+                                <w:rFonts w:ascii="宋体" w:eastAsia="宋体" w:hAnsi="宋体"/>
+                                <w:sz w:val="22"/>
+                                <w:lang w:eastAsia="zh-CN"/>
+                              </w:rPr>
+                              <w:t>继续使用。</w:t>
                             </w:r>
                           </w:p>
                           <w:p>
@@ -6777,7 +7929,61 @@
                                 <w:sz w:val="22"/>
                                 <w:lang w:eastAsia="zh-CN"/>
                               </w:rPr>
-                              <w:t>我也参与了角色与模块权限管理的调整，补充模块管理员相关界面、服务端处理逻辑及测试，并整理了分级管理方案。除用户管理主线外，我协助整合学生、课程等模块的更新，调整并同步测试数据和客户端、服务端运行包。项目收尾期间，我参与打包 JAR、整理操作与验收说明、补充公共模块、服务端和客户端的</w:t>
+                              <w:t>我也参与了角色与模块权限管理的调整，补充模块管理员相关界面、服务</w:t>
+                            </w:r>
+                            <w:proofErr w:type="gramStart"/>
+                            <w:r>
+                              <w:rPr>
+                                <w:rFonts w:ascii="宋体" w:eastAsia="宋体" w:hAnsi="宋体"/>
+                                <w:sz w:val="22"/>
+                                <w:lang w:eastAsia="zh-CN"/>
+                              </w:rPr>
+                              <w:t>端处理</w:t>
+                            </w:r>
+                            <w:proofErr w:type="gramEnd"/>
+                            <w:r>
+                              <w:rPr>
+                                <w:rFonts w:ascii="宋体" w:eastAsia="宋体" w:hAnsi="宋体"/>
+                                <w:sz w:val="22"/>
+                                <w:lang w:eastAsia="zh-CN"/>
+                              </w:rPr>
+                              <w:t>逻辑及测试，并整理了分级管理方案。</w:t>
+                            </w:r>
+                            <w:proofErr w:type="gramStart"/>
+                            <w:r>
+                              <w:rPr>
+                                <w:rFonts w:ascii="宋体" w:eastAsia="宋体" w:hAnsi="宋体"/>
+                                <w:sz w:val="22"/>
+                                <w:lang w:eastAsia="zh-CN"/>
+                              </w:rPr>
+                              <w:t>除用户</w:t>
+                            </w:r>
+                            <w:proofErr w:type="gramEnd"/>
+                            <w:r>
+                              <w:rPr>
+                                <w:rFonts w:ascii="宋体" w:eastAsia="宋体" w:hAnsi="宋体"/>
+                                <w:sz w:val="22"/>
+                                <w:lang w:eastAsia="zh-CN"/>
+                              </w:rPr>
+                              <w:t>管理主线外，我协助整合学生、课程等模块的更新，调整并同步测试数据和客户端、</w:t>
+                            </w:r>
+                            <w:proofErr w:type="gramStart"/>
+                            <w:r>
+                              <w:rPr>
+                                <w:rFonts w:ascii="宋体" w:eastAsia="宋体" w:hAnsi="宋体"/>
+                                <w:sz w:val="22"/>
+                                <w:lang w:eastAsia="zh-CN"/>
+                              </w:rPr>
+                              <w:t>服务端运行包</w:t>
+                            </w:r>
+                            <w:proofErr w:type="gramEnd"/>
+                            <w:r>
+                              <w:rPr>
+                                <w:rFonts w:ascii="宋体" w:eastAsia="宋体" w:hAnsi="宋体"/>
+                                <w:sz w:val="22"/>
+                                <w:lang w:eastAsia="zh-CN"/>
+                              </w:rPr>
+                              <w:t>。项目收尾期间，我参与打包 JAR、整理操作与验收说明、补充公共模块、服务端和客户端的</w:t>
                             </w:r>
                             <w:proofErr w:type="spellStart"/>
                             <w:r>
@@ -6804,7 +8010,7 @@
                               <w:spacing w:before="0" w:after="0" w:line="276" w:lineRule="auto"/>
                               <w:ind w:firstLine="420"/>
                               <w:rPr>
-                                <w:rFonts w:eastAsia="宋体" w:hint="eastAsia"/>
+                                <w:rFonts w:eastAsia="宋体"/>
                                 <w:sz w:val="22"/>
                                 <w:lang w:eastAsia="zh-CN"/>
                               </w:rPr>
@@ -6874,24 +8080,32 @@
                               </w:rPr>
                               <w:t>在协作方面，我通过合并和适配组员提交，配合项目将不同模块接入统一运行环境，并维护演示数据和运行包。项目文档方面，完成或更新了进度材料、用户操作与课程验收说明、</w:t>
                             </w:r>
+                            <w:proofErr w:type="spellStart"/>
                             <w:r>
                               <w:rPr>
                                 <w:rFonts w:eastAsia="宋体"/>
                                 <w:sz w:val="22"/>
                                 <w:lang w:eastAsia="zh-CN"/>
                               </w:rPr>
-                              <w:t xml:space="preserve">JavaDoc </w:t>
-                            </w:r>
-                            <w:proofErr w:type="spellStart"/>
+                              <w:t>JavaDoc</w:t>
+                            </w:r>
+                            <w:proofErr w:type="spellEnd"/>
                             <w:r>
                               <w:rPr>
                                 <w:rFonts w:eastAsia="宋体"/>
                                 <w:sz w:val="22"/>
                                 <w:lang w:eastAsia="zh-CN"/>
                               </w:rPr>
+                              <w:t xml:space="preserve"> </w:t>
+                            </w:r>
+                            <w:r>
+                              <w:rPr>
+                                <w:rFonts w:eastAsia="宋体"/>
+                                <w:sz w:val="22"/>
+                                <w:lang w:eastAsia="zh-CN"/>
+                              </w:rPr>
                               <w:t>及项目总结文档。工作从</w:t>
                             </w:r>
-                            <w:proofErr w:type="spellEnd"/>
                             <w:r>
                               <w:rPr>
                                 <w:rFonts w:eastAsia="宋体"/>
@@ -7047,7 +8261,25 @@
                                 <w:sz w:val="22"/>
                                 <w:lang w:eastAsia="zh-CN"/>
                               </w:rPr>
-                              <w:t>本次项目让我较完整地经历了业务需求梳理、数据结构设计、服务端实现、客户端交互和系统集成的过程这次项目让我体会到，用户管理并不只是登录和账号增删改查。角色权限、会话生命周期、密码变更、重复登录和异常审计彼此关联，一个环节处理不完整，就可能影响整个系统的安全性和使用体验。因此，我在实现功能时逐步加强了对边界情况的考虑，并通过补充测试来验证关键流程。</w:t>
+                              <w:t>本次项目让我较完整地经历了业务需求梳理、数据结构设计、服务端实现、客户端</w:t>
+                            </w:r>
+                            <w:proofErr w:type="gramStart"/>
+                            <w:r>
+                              <w:rPr>
+                                <w:rFonts w:eastAsia="宋体"/>
+                                <w:sz w:val="22"/>
+                                <w:lang w:eastAsia="zh-CN"/>
+                              </w:rPr>
+                              <w:t>交互和</w:t>
+                            </w:r>
+                            <w:proofErr w:type="gramEnd"/>
+                            <w:r>
+                              <w:rPr>
+                                <w:rFonts w:eastAsia="宋体"/>
+                                <w:sz w:val="22"/>
+                                <w:lang w:eastAsia="zh-CN"/>
+                              </w:rPr>
+                              <w:t>系统集成的过程这次项目让我体会到，用户管理并不只是登录和账号增删改查。角色权限、会话生命周期、密码变更、重复登录和异常审计彼此关联，一个环节处理不完整，就可能影响整个系统的安全性和使用体验。因此，我在实现功能时逐步加强了对边界情况的考虑，并通过补充测试来验证关键流程。</w:t>
                             </w:r>
                           </w:p>
                           <w:p>
@@ -7067,7 +8299,25 @@
                                 <w:sz w:val="22"/>
                                 <w:lang w:eastAsia="zh-CN"/>
                               </w:rPr>
-                              <w:t>我也认识到，跨模块协作需要保持接口和运行环境的一致。将用户模块与学生、课程等功能整合时，除了完成自身代码，还要关注权限定义、数据结构、客户端入口、测试数据和交付包之间的配合。后续如果继续完善项目，我会更早整理模块接口和验收标准，并在每次整合后及时进行完整回归验证，减少临近交付时集中处理兼容问题的情况。</w:t>
+                              <w:t>我也认识到，跨模块协作需要保持接口和运行环境的一致。将用户模块与学生、课程等功能整合时，除了完成自身代码，还要关注权限定义、数据结构、客户端入口、测试数据和交付</w:t>
+                            </w:r>
+                            <w:proofErr w:type="gramStart"/>
+                            <w:r>
+                              <w:rPr>
+                                <w:rFonts w:eastAsia="宋体"/>
+                                <w:sz w:val="22"/>
+                                <w:lang w:eastAsia="zh-CN"/>
+                              </w:rPr>
+                              <w:t>包之间</w:t>
+                            </w:r>
+                            <w:proofErr w:type="gramEnd"/>
+                            <w:r>
+                              <w:rPr>
+                                <w:rFonts w:eastAsia="宋体"/>
+                                <w:sz w:val="22"/>
+                                <w:lang w:eastAsia="zh-CN"/>
+                              </w:rPr>
+                              <w:t>的配合。后续如果继续完善项目，我会更早整理模块接口和验收标准，并在每次整合后及时进行完整回归验证，减少临近交付时集中处理兼容问题的情况。</w:t>
                             </w:r>
                           </w:p>
                           <w:p>
@@ -7081,7 +8331,6 @@
                                 <w:lang w:eastAsia="zh-CN"/>
                               </w:rPr>
                             </w:pPr>
-                            <w:proofErr w:type="spellStart"/>
                             <w:r>
                               <w:rPr>
                                 <w:rFonts w:eastAsia="宋体"/>
@@ -7104,16 +8353,7 @@
                                 <w:sz w:val="22"/>
                                 <w:lang w:eastAsia="zh-CN"/>
                               </w:rPr>
-                              <w:t>多模块项目的理解，也让我在功能拆分、测试设计、问题排查和团队协作方面积累了实践经验</w:t>
-                            </w:r>
-                            <w:proofErr w:type="spellEnd"/>
-                            <w:r>
-                              <w:rPr>
-                                <w:rFonts w:eastAsia="宋体"/>
-                                <w:sz w:val="22"/>
-                                <w:lang w:eastAsia="zh-CN"/>
-                              </w:rPr>
-                              <w:t>。</w:t>
+                              <w:t>多模块项目的理解，也让我在功能拆分、测试设计、问题排查和团队协作方面积累了实践经验。</w:t>
                             </w:r>
                           </w:p>
                           <w:p>
@@ -8099,7 +9339,7 @@
       <w:pPr>
         <w:spacing w:before="0" w:after="0"/>
         <w:rPr>
-          <w:rFonts w:ascii="Arial" w:eastAsia="黑体" w:hAnsi="Arial" w:cstheme="minorBidi" w:hint="eastAsia"/>
+          <w:rFonts w:ascii="Arial" w:eastAsia="黑体" w:hAnsi="Arial" w:cstheme="minorBidi"/>
           <w:b/>
           <w:color w:val="000000"/>
           <w:kern w:val="2"/>
@@ -8467,8 +9707,9 @@
                                 <w:szCs w:val="22"/>
                                 <w:lang w:eastAsia="zh-CN"/>
                               </w:rPr>
-                              <w:t>我完成了图书管理模块的主要功能开发。学生和教师端可按关键字、分类和可借状态检索书目、查看详情与馆藏副本，并完成借阅、归还、续借以及查询本人当前借阅和历史；管理员端在</w:t>
-                            </w:r>
+                              <w:t>我完成了图书管理模块的主要功能开发。学生和</w:t>
+                            </w:r>
+                            <w:proofErr w:type="gramStart"/>
                             <w:r>
                               <w:rPr>
                                 <w:rFonts w:eastAsia="宋体" w:hint="eastAsia"/>
@@ -8477,6 +9718,27 @@
                                 <w:szCs w:val="22"/>
                                 <w:lang w:eastAsia="zh-CN"/>
                               </w:rPr>
+                              <w:t>教师端可按</w:t>
+                            </w:r>
+                            <w:proofErr w:type="gramEnd"/>
+                            <w:r>
+                              <w:rPr>
+                                <w:rFonts w:eastAsia="宋体" w:hint="eastAsia"/>
+                                <w:bCs/>
+                                <w:color w:val="000000"/>
+                                <w:szCs w:val="22"/>
+                                <w:lang w:eastAsia="zh-CN"/>
+                              </w:rPr>
+                              <w:t>关键字、分类和可借状态检索书目、查看详情与馆藏副本，并完成借阅、归还、续借以及查询本人当前借阅和历史；管理员端在</w:t>
+                            </w:r>
+                            <w:r>
+                              <w:rPr>
+                                <w:rFonts w:eastAsia="宋体" w:hint="eastAsia"/>
+                                <w:bCs/>
+                                <w:color w:val="000000"/>
+                                <w:szCs w:val="22"/>
+                                <w:lang w:eastAsia="zh-CN"/>
+                              </w:rPr>
                               <w:t xml:space="preserve"> LIBRARY_ADMIN </w:t>
                             </w:r>
                             <w:r>
@@ -8487,19 +9749,9 @@
                                 <w:szCs w:val="22"/>
                                 <w:lang w:eastAsia="zh-CN"/>
                               </w:rPr>
-                              <w:t>权限下实现书目的新建、编辑与启停，副本的新增与状态维护，按账号查询和处理借阅，以及学生、教师借阅策略的配置。借阅策略保存在数据库中，更新后只影响后续借阅，不追溯修改已有记录。</w:t>
-                            </w:r>
-                          </w:p>
-                          <w:p>
-                            <w:pPr>
-                              <w:rPr>
-                                <w:rFonts w:eastAsia="宋体"/>
-                                <w:bCs/>
-                                <w:color w:val="000000"/>
-                                <w:szCs w:val="22"/>
-                                <w:lang w:eastAsia="zh-CN"/>
-                              </w:rPr>
-                            </w:pPr>
+                              <w:t>权限下实现书目的新建、编辑与启停，副本的新增与状态维护，按账号查询和处理借阅，以及学生、教师借阅策略的配置。借阅策略保存在数据库中，更新后只影响后续借阅，</w:t>
+                            </w:r>
+                            <w:proofErr w:type="gramStart"/>
                             <w:r>
                               <w:rPr>
                                 <w:rFonts w:eastAsia="宋体" w:hint="eastAsia"/>
@@ -8508,6 +9760,38 @@
                                 <w:szCs w:val="22"/>
                                 <w:lang w:eastAsia="zh-CN"/>
                               </w:rPr>
+                              <w:t>不</w:t>
+                            </w:r>
+                            <w:proofErr w:type="gramEnd"/>
+                            <w:r>
+                              <w:rPr>
+                                <w:rFonts w:eastAsia="宋体" w:hint="eastAsia"/>
+                                <w:bCs/>
+                                <w:color w:val="000000"/>
+                                <w:szCs w:val="22"/>
+                                <w:lang w:eastAsia="zh-CN"/>
+                              </w:rPr>
+                              <w:t>追溯修改已有记录。</w:t>
+                            </w:r>
+                          </w:p>
+                          <w:p>
+                            <w:pPr>
+                              <w:rPr>
+                                <w:rFonts w:eastAsia="宋体"/>
+                                <w:bCs/>
+                                <w:color w:val="000000"/>
+                                <w:szCs w:val="22"/>
+                                <w:lang w:eastAsia="zh-CN"/>
+                              </w:rPr>
+                            </w:pPr>
+                            <w:r>
+                              <w:rPr>
+                                <w:rFonts w:eastAsia="宋体" w:hint="eastAsia"/>
+                                <w:bCs/>
+                                <w:color w:val="000000"/>
+                                <w:szCs w:val="22"/>
+                                <w:lang w:eastAsia="zh-CN"/>
+                              </w:rPr>
                               <w:tab/>
                             </w:r>
                             <w:r>
@@ -8648,13 +9932,23 @@
                           <w:p>
                             <w:pPr>
                               <w:rPr>
+                                <w:rFonts w:eastAsia="宋体"/>
+                                <w:bCs/>
+                                <w:color w:val="000000"/>
+                                <w:szCs w:val="22"/>
+                                <w:lang w:eastAsia="zh-CN"/>
+                              </w:rPr>
+                            </w:pPr>
+                            <w:r>
+                              <w:rPr>
                                 <w:rFonts w:eastAsia="宋体" w:hint="eastAsia"/>
                                 <w:bCs/>
                                 <w:color w:val="000000"/>
                                 <w:szCs w:val="22"/>
                                 <w:lang w:eastAsia="zh-CN"/>
                               </w:rPr>
-                            </w:pPr>
+                              <w:tab/>
+                            </w:r>
                             <w:r>
                               <w:rPr>
                                 <w:rFonts w:eastAsia="宋体" w:hint="eastAsia"/>
@@ -8663,8 +9957,9 @@
                                 <w:szCs w:val="22"/>
                                 <w:lang w:eastAsia="zh-CN"/>
                               </w:rPr>
-                              <w:tab/>
-                            </w:r>
+                              <w:t>在模块对接与联调方面，我完成了图书模块与用户模块的整合，处理会话身份解析、权限校验、服务端处理器注册、</w:t>
+                            </w:r>
+                            <w:proofErr w:type="gramStart"/>
                             <w:r>
                               <w:rPr>
                                 <w:rFonts w:eastAsia="宋体" w:hint="eastAsia"/>
@@ -8673,7 +9968,18 @@
                                 <w:szCs w:val="22"/>
                                 <w:lang w:eastAsia="zh-CN"/>
                               </w:rPr>
-                              <w:t>在模块对接与联调方面，我完成了图书模块与用户模块的整合，处理会话身份解析、权限校验、服务端处理器注册、数据库建表与默认策略初始化，并支持管理员归还与报失处置，保证借阅页面、历史与副本状态使用同一份服务端事实。随后补充了罚金与借阅结束的对接。我编写了图书模块</w:t>
+                              <w:t>数据库建表与</w:t>
+                            </w:r>
+                            <w:proofErr w:type="gramEnd"/>
+                            <w:r>
+                              <w:rPr>
+                                <w:rFonts w:eastAsia="宋体" w:hint="eastAsia"/>
+                                <w:bCs/>
+                                <w:color w:val="000000"/>
+                                <w:szCs w:val="22"/>
+                                <w:lang w:eastAsia="zh-CN"/>
+                              </w:rPr>
+                              <w:t>默认策略初始化，并支持管理员归还与报失处置，保证借阅页面、历史与副本状态使用同一份服务端事实。随后补充了罚金与借阅结束的对接。我编写了图书模块</w:t>
                             </w:r>
                             <w:r>
                               <w:rPr>
@@ -8761,7 +10067,73 @@
                                 <w:szCs w:val="22"/>
                                 <w:lang w:eastAsia="zh-CN"/>
                               </w:rPr>
-                              <w:t>本次项目让我更深入地理解了图书借阅业务从需求分析、数据模型设计、服务端规则实现到客户端交互和跨模块集成的全过程。借阅看似只是借和还，实际涉及书目与副本的区分、副本状态机、借阅上限、逾期判定、续借规则及丢失损坏处理等约束。通过这个模块我意识到，业务规则必须由服务端统一校验，借阅记录与副本状态必须在同一事务中修改，并配合请求去重与乐观锁，才能在网络重发和并发情况下保证数据正确。</w:t>
+                              <w:t>本次项目让我更深入地理解了图书借阅业务从需求分析、数据模型设计、服务端规则实现到客户端</w:t>
+                            </w:r>
+                            <w:proofErr w:type="gramStart"/>
+                            <w:r>
+                              <w:rPr>
+                                <w:rFonts w:eastAsia="宋体" w:hint="eastAsia"/>
+                                <w:bCs/>
+                                <w:color w:val="000000"/>
+                                <w:szCs w:val="22"/>
+                                <w:lang w:eastAsia="zh-CN"/>
+                              </w:rPr>
+                              <w:t>交互和</w:t>
+                            </w:r>
+                            <w:proofErr w:type="gramEnd"/>
+                            <w:r>
+                              <w:rPr>
+                                <w:rFonts w:eastAsia="宋体" w:hint="eastAsia"/>
+                                <w:bCs/>
+                                <w:color w:val="000000"/>
+                                <w:szCs w:val="22"/>
+                                <w:lang w:eastAsia="zh-CN"/>
+                              </w:rPr>
+                              <w:t>跨模块集成的全过程。借阅看似</w:t>
+                            </w:r>
+                            <w:proofErr w:type="gramStart"/>
+                            <w:r>
+                              <w:rPr>
+                                <w:rFonts w:eastAsia="宋体" w:hint="eastAsia"/>
+                                <w:bCs/>
+                                <w:color w:val="000000"/>
+                                <w:szCs w:val="22"/>
+                                <w:lang w:eastAsia="zh-CN"/>
+                              </w:rPr>
+                              <w:t>只是借和还</w:t>
+                            </w:r>
+                            <w:proofErr w:type="gramEnd"/>
+                            <w:r>
+                              <w:rPr>
+                                <w:rFonts w:eastAsia="宋体" w:hint="eastAsia"/>
+                                <w:bCs/>
+                                <w:color w:val="000000"/>
+                                <w:szCs w:val="22"/>
+                                <w:lang w:eastAsia="zh-CN"/>
+                              </w:rPr>
+                              <w:t>，实际涉及书目与副本的区分、副本状态机、借阅上限、逾期判定、续借规则及丢失损坏处理等约束。通过这个模块我意识到，业务规则必须由服务</w:t>
+                            </w:r>
+                            <w:proofErr w:type="gramStart"/>
+                            <w:r>
+                              <w:rPr>
+                                <w:rFonts w:eastAsia="宋体" w:hint="eastAsia"/>
+                                <w:bCs/>
+                                <w:color w:val="000000"/>
+                                <w:szCs w:val="22"/>
+                                <w:lang w:eastAsia="zh-CN"/>
+                              </w:rPr>
+                              <w:t>端统一</w:t>
+                            </w:r>
+                            <w:proofErr w:type="gramEnd"/>
+                            <w:r>
+                              <w:rPr>
+                                <w:rFonts w:eastAsia="宋体" w:hint="eastAsia"/>
+                                <w:bCs/>
+                                <w:color w:val="000000"/>
+                                <w:szCs w:val="22"/>
+                                <w:lang w:eastAsia="zh-CN"/>
+                              </w:rPr>
+                              <w:t>校验，借阅记录与副本状态必须在同一事务中修改，并配合请求去重与乐观锁，才能在网络重发和并发情况下保证数据正确。</w:t>
                             </w:r>
                           </w:p>
                           <w:p>
